--- a/docs/Contract-and-Legal-Intelligence-Agent-Lab-Guide.docx
+++ b/docs/Contract-and-Legal-Intelligence-Agent-Lab-Guide.docx
@@ -524,7 +524,7 @@
                 <w:sz w:val="19"/>
                 <w:szCs w:val="19"/>
               </w:rPr>
-              <w:t>2-2.5 hours, plus indexing wait (shorter with the 90-minute demo's 6-document corpus)</w:t>
+              <w:t>2-2.5 hours, plus indexing wait (shorter with the 90-minute lab's 6-document corpus)</w:t>
             </w:r>
           </w:p>
         </w:tc>
@@ -638,7 +638,7 @@
           <w:r>
             <w:fldChar w:fldCharType="separate"/>
           </w:r>
-          <w:hyperlink w:anchor="_Toc239879672" w:history="1">
+          <w:hyperlink w:anchor="_Toc239882220" w:history="1">
             <w:r>
               <w:rPr>
                 <w:rStyle w:val="Hyperlink"/>
@@ -646,7 +646,7 @@
                 <w:bCs/>
                 <w:noProof/>
               </w:rPr>
-              <w:t>What This Demo Is For</w:t>
+              <w:t>What This Lab Is For</w:t>
             </w:r>
             <w:r>
               <w:rPr>
@@ -664,7 +664,7 @@
               <w:rPr>
                 <w:noProof/>
               </w:rPr>
-              <w:instrText xml:space="preserve"> PAGEREF _Toc239879672 \h </w:instrText>
+              <w:instrText xml:space="preserve"> PAGEREF _Toc239882220 \h </w:instrText>
             </w:r>
             <w:r>
               <w:rPr>
@@ -706,7 +706,7 @@
               <w14:ligatures w14:val="standardContextual"/>
             </w:rPr>
           </w:pPr>
-          <w:hyperlink w:anchor="_Toc239879673" w:history="1">
+          <w:hyperlink w:anchor="_Toc239882221" w:history="1">
             <w:r>
               <w:rPr>
                 <w:rStyle w:val="Hyperlink"/>
@@ -732,7 +732,7 @@
               <w:rPr>
                 <w:noProof/>
               </w:rPr>
-              <w:instrText xml:space="preserve"> PAGEREF _Toc239879673 \h </w:instrText>
+              <w:instrText xml:space="preserve"> PAGEREF _Toc239882221 \h </w:instrText>
             </w:r>
             <w:r>
               <w:rPr>
@@ -774,7 +774,7 @@
               <w14:ligatures w14:val="standardContextual"/>
             </w:rPr>
           </w:pPr>
-          <w:hyperlink w:anchor="_Toc239879674" w:history="1">
+          <w:hyperlink w:anchor="_Toc239882222" w:history="1">
             <w:r>
               <w:rPr>
                 <w:rStyle w:val="Hyperlink"/>
@@ -800,7 +800,7 @@
               <w:rPr>
                 <w:noProof/>
               </w:rPr>
-              <w:instrText xml:space="preserve"> PAGEREF _Toc239879674 \h </w:instrText>
+              <w:instrText xml:space="preserve"> PAGEREF _Toc239882222 \h </w:instrText>
             </w:r>
             <w:r>
               <w:rPr>
@@ -842,7 +842,7 @@
               <w14:ligatures w14:val="standardContextual"/>
             </w:rPr>
           </w:pPr>
-          <w:hyperlink w:anchor="_Toc239879675" w:history="1">
+          <w:hyperlink w:anchor="_Toc239882223" w:history="1">
             <w:r>
               <w:rPr>
                 <w:rStyle w:val="Hyperlink"/>
@@ -868,7 +868,7 @@
               <w:rPr>
                 <w:noProof/>
               </w:rPr>
-              <w:instrText xml:space="preserve"> PAGEREF _Toc239879675 \h </w:instrText>
+              <w:instrText xml:space="preserve"> PAGEREF _Toc239882223 \h </w:instrText>
             </w:r>
             <w:r>
               <w:rPr>
@@ -910,7 +910,7 @@
               <w14:ligatures w14:val="standardContextual"/>
             </w:rPr>
           </w:pPr>
-          <w:hyperlink w:anchor="_Toc239879676" w:history="1">
+          <w:hyperlink w:anchor="_Toc239882224" w:history="1">
             <w:r>
               <w:rPr>
                 <w:rStyle w:val="Hyperlink"/>
@@ -936,7 +936,7 @@
               <w:rPr>
                 <w:noProof/>
               </w:rPr>
-              <w:instrText xml:space="preserve"> PAGEREF _Toc239879676 \h </w:instrText>
+              <w:instrText xml:space="preserve"> PAGEREF _Toc239882224 \h </w:instrText>
             </w:r>
             <w:r>
               <w:rPr>
@@ -978,7 +978,7 @@
               <w14:ligatures w14:val="standardContextual"/>
             </w:rPr>
           </w:pPr>
-          <w:hyperlink w:anchor="_Toc239879677" w:history="1">
+          <w:hyperlink w:anchor="_Toc239882225" w:history="1">
             <w:r>
               <w:rPr>
                 <w:rStyle w:val="Hyperlink"/>
@@ -1004,7 +1004,7 @@
               <w:rPr>
                 <w:noProof/>
               </w:rPr>
-              <w:instrText xml:space="preserve"> PAGEREF _Toc239879677 \h </w:instrText>
+              <w:instrText xml:space="preserve"> PAGEREF _Toc239882225 \h </w:instrText>
             </w:r>
             <w:r>
               <w:rPr>
@@ -1046,7 +1046,7 @@
               <w14:ligatures w14:val="standardContextual"/>
             </w:rPr>
           </w:pPr>
-          <w:hyperlink w:anchor="_Toc239879678" w:history="1">
+          <w:hyperlink w:anchor="_Toc239882226" w:history="1">
             <w:r>
               <w:rPr>
                 <w:rStyle w:val="Hyperlink"/>
@@ -1072,7 +1072,7 @@
               <w:rPr>
                 <w:noProof/>
               </w:rPr>
-              <w:instrText xml:space="preserve"> PAGEREF _Toc239879678 \h </w:instrText>
+              <w:instrText xml:space="preserve"> PAGEREF _Toc239882226 \h </w:instrText>
             </w:r>
             <w:r>
               <w:rPr>
@@ -1114,7 +1114,7 @@
               <w14:ligatures w14:val="standardContextual"/>
             </w:rPr>
           </w:pPr>
-          <w:hyperlink w:anchor="_Toc239879679" w:history="1">
+          <w:hyperlink w:anchor="_Toc239882227" w:history="1">
             <w:r>
               <w:rPr>
                 <w:rStyle w:val="Hyperlink"/>
@@ -1140,7 +1140,7 @@
               <w:rPr>
                 <w:noProof/>
               </w:rPr>
-              <w:instrText xml:space="preserve"> PAGEREF _Toc239879679 \h </w:instrText>
+              <w:instrText xml:space="preserve"> PAGEREF _Toc239882227 \h </w:instrText>
             </w:r>
             <w:r>
               <w:rPr>
@@ -1182,7 +1182,7 @@
               <w14:ligatures w14:val="standardContextual"/>
             </w:rPr>
           </w:pPr>
-          <w:hyperlink w:anchor="_Toc239879680" w:history="1">
+          <w:hyperlink w:anchor="_Toc239882228" w:history="1">
             <w:r>
               <w:rPr>
                 <w:rStyle w:val="Hyperlink"/>
@@ -1208,7 +1208,7 @@
               <w:rPr>
                 <w:noProof/>
               </w:rPr>
-              <w:instrText xml:space="preserve"> PAGEREF _Toc239879680 \h </w:instrText>
+              <w:instrText xml:space="preserve"> PAGEREF _Toc239882228 \h </w:instrText>
             </w:r>
             <w:r>
               <w:rPr>
@@ -1250,7 +1250,7 @@
               <w14:ligatures w14:val="standardContextual"/>
             </w:rPr>
           </w:pPr>
-          <w:hyperlink w:anchor="_Toc239879681" w:history="1">
+          <w:hyperlink w:anchor="_Toc239882229" w:history="1">
             <w:r>
               <w:rPr>
                 <w:rStyle w:val="Hyperlink"/>
@@ -1276,7 +1276,7 @@
               <w:rPr>
                 <w:noProof/>
               </w:rPr>
-              <w:instrText xml:space="preserve"> PAGEREF _Toc239879681 \h </w:instrText>
+              <w:instrText xml:space="preserve"> PAGEREF _Toc239882229 \h </w:instrText>
             </w:r>
             <w:r>
               <w:rPr>
@@ -1318,7 +1318,7 @@
               <w14:ligatures w14:val="standardContextual"/>
             </w:rPr>
           </w:pPr>
-          <w:hyperlink w:anchor="_Toc239879682" w:history="1">
+          <w:hyperlink w:anchor="_Toc239882230" w:history="1">
             <w:r>
               <w:rPr>
                 <w:rStyle w:val="Hyperlink"/>
@@ -1344,7 +1344,7 @@
               <w:rPr>
                 <w:noProof/>
               </w:rPr>
-              <w:instrText xml:space="preserve"> PAGEREF _Toc239879682 \h </w:instrText>
+              <w:instrText xml:space="preserve"> PAGEREF _Toc239882230 \h </w:instrText>
             </w:r>
             <w:r>
               <w:rPr>
@@ -1386,7 +1386,7 @@
               <w14:ligatures w14:val="standardContextual"/>
             </w:rPr>
           </w:pPr>
-          <w:hyperlink w:anchor="_Toc239879683" w:history="1">
+          <w:hyperlink w:anchor="_Toc239882231" w:history="1">
             <w:r>
               <w:rPr>
                 <w:rStyle w:val="Hyperlink"/>
@@ -1412,7 +1412,7 @@
               <w:rPr>
                 <w:noProof/>
               </w:rPr>
-              <w:instrText xml:space="preserve"> PAGEREF _Toc239879683 \h </w:instrText>
+              <w:instrText xml:space="preserve"> PAGEREF _Toc239882231 \h </w:instrText>
             </w:r>
             <w:r>
               <w:rPr>
@@ -1454,7 +1454,7 @@
               <w14:ligatures w14:val="standardContextual"/>
             </w:rPr>
           </w:pPr>
-          <w:hyperlink w:anchor="_Toc239879684" w:history="1">
+          <w:hyperlink w:anchor="_Toc239882232" w:history="1">
             <w:r>
               <w:rPr>
                 <w:rStyle w:val="Hyperlink"/>
@@ -1480,7 +1480,7 @@
               <w:rPr>
                 <w:noProof/>
               </w:rPr>
-              <w:instrText xml:space="preserve"> PAGEREF _Toc239879684 \h </w:instrText>
+              <w:instrText xml:space="preserve"> PAGEREF _Toc239882232 \h </w:instrText>
             </w:r>
             <w:r>
               <w:rPr>
@@ -1522,7 +1522,7 @@
               <w14:ligatures w14:val="standardContextual"/>
             </w:rPr>
           </w:pPr>
-          <w:hyperlink w:anchor="_Toc239879685" w:history="1">
+          <w:hyperlink w:anchor="_Toc239882233" w:history="1">
             <w:r>
               <w:rPr>
                 <w:rStyle w:val="Hyperlink"/>
@@ -1548,7 +1548,7 @@
               <w:rPr>
                 <w:noProof/>
               </w:rPr>
-              <w:instrText xml:space="preserve"> PAGEREF _Toc239879685 \h </w:instrText>
+              <w:instrText xml:space="preserve"> PAGEREF _Toc239882233 \h </w:instrText>
             </w:r>
             <w:r>
               <w:rPr>
@@ -1590,7 +1590,7 @@
               <w14:ligatures w14:val="standardContextual"/>
             </w:rPr>
           </w:pPr>
-          <w:hyperlink w:anchor="_Toc239879686" w:history="1">
+          <w:hyperlink w:anchor="_Toc239882234" w:history="1">
             <w:r>
               <w:rPr>
                 <w:rStyle w:val="Hyperlink"/>
@@ -1616,7 +1616,7 @@
               <w:rPr>
                 <w:noProof/>
               </w:rPr>
-              <w:instrText xml:space="preserve"> PAGEREF _Toc239879686 \h </w:instrText>
+              <w:instrText xml:space="preserve"> PAGEREF _Toc239882234 \h </w:instrText>
             </w:r>
             <w:r>
               <w:rPr>
@@ -1658,7 +1658,7 @@
               <w14:ligatures w14:val="standardContextual"/>
             </w:rPr>
           </w:pPr>
-          <w:hyperlink w:anchor="_Toc239879687" w:history="1">
+          <w:hyperlink w:anchor="_Toc239882235" w:history="1">
             <w:r>
               <w:rPr>
                 <w:rStyle w:val="Hyperlink"/>
@@ -1684,7 +1684,7 @@
               <w:rPr>
                 <w:noProof/>
               </w:rPr>
-              <w:instrText xml:space="preserve"> PAGEREF _Toc239879687 \h </w:instrText>
+              <w:instrText xml:space="preserve"> PAGEREF _Toc239882235 \h </w:instrText>
             </w:r>
             <w:r>
               <w:rPr>
@@ -1726,7 +1726,7 @@
               <w14:ligatures w14:val="standardContextual"/>
             </w:rPr>
           </w:pPr>
-          <w:hyperlink w:anchor="_Toc239879688" w:history="1">
+          <w:hyperlink w:anchor="_Toc239882236" w:history="1">
             <w:r>
               <w:rPr>
                 <w:rStyle w:val="Hyperlink"/>
@@ -1752,7 +1752,7 @@
               <w:rPr>
                 <w:noProof/>
               </w:rPr>
-              <w:instrText xml:space="preserve"> PAGEREF _Toc239879688 \h </w:instrText>
+              <w:instrText xml:space="preserve"> PAGEREF _Toc239882236 \h </w:instrText>
             </w:r>
             <w:r>
               <w:rPr>
@@ -1794,7 +1794,7 @@
               <w14:ligatures w14:val="standardContextual"/>
             </w:rPr>
           </w:pPr>
-          <w:hyperlink w:anchor="_Toc239879689" w:history="1">
+          <w:hyperlink w:anchor="_Toc239882237" w:history="1">
             <w:r>
               <w:rPr>
                 <w:rStyle w:val="Hyperlink"/>
@@ -1820,7 +1820,7 @@
               <w:rPr>
                 <w:noProof/>
               </w:rPr>
-              <w:instrText xml:space="preserve"> PAGEREF _Toc239879689 \h </w:instrText>
+              <w:instrText xml:space="preserve"> PAGEREF _Toc239882237 \h </w:instrText>
             </w:r>
             <w:r>
               <w:rPr>
@@ -1862,7 +1862,7 @@
               <w14:ligatures w14:val="standardContextual"/>
             </w:rPr>
           </w:pPr>
-          <w:hyperlink w:anchor="_Toc239879690" w:history="1">
+          <w:hyperlink w:anchor="_Toc239882238" w:history="1">
             <w:r>
               <w:rPr>
                 <w:rStyle w:val="Hyperlink"/>
@@ -1888,7 +1888,7 @@
               <w:rPr>
                 <w:noProof/>
               </w:rPr>
-              <w:instrText xml:space="preserve"> PAGEREF _Toc239879690 \h </w:instrText>
+              <w:instrText xml:space="preserve"> PAGEREF _Toc239882238 \h </w:instrText>
             </w:r>
             <w:r>
               <w:rPr>
@@ -1930,7 +1930,7 @@
               <w14:ligatures w14:val="standardContextual"/>
             </w:rPr>
           </w:pPr>
-          <w:hyperlink w:anchor="_Toc239879691" w:history="1">
+          <w:hyperlink w:anchor="_Toc239882239" w:history="1">
             <w:r>
               <w:rPr>
                 <w:rStyle w:val="Hyperlink"/>
@@ -1956,7 +1956,7 @@
               <w:rPr>
                 <w:noProof/>
               </w:rPr>
-              <w:instrText xml:space="preserve"> PAGEREF _Toc239879691 \h </w:instrText>
+              <w:instrText xml:space="preserve"> PAGEREF _Toc239882239 \h </w:instrText>
             </w:r>
             <w:r>
               <w:rPr>
@@ -1998,7 +1998,7 @@
               <w14:ligatures w14:val="standardContextual"/>
             </w:rPr>
           </w:pPr>
-          <w:hyperlink w:anchor="_Toc239879692" w:history="1">
+          <w:hyperlink w:anchor="_Toc239882240" w:history="1">
             <w:r>
               <w:rPr>
                 <w:rStyle w:val="Hyperlink"/>
@@ -2024,7 +2024,7 @@
               <w:rPr>
                 <w:noProof/>
               </w:rPr>
-              <w:instrText xml:space="preserve"> PAGEREF _Toc239879692 \h </w:instrText>
+              <w:instrText xml:space="preserve"> PAGEREF _Toc239882240 \h </w:instrText>
             </w:r>
             <w:r>
               <w:rPr>
@@ -2066,7 +2066,7 @@
               <w14:ligatures w14:val="standardContextual"/>
             </w:rPr>
           </w:pPr>
-          <w:hyperlink w:anchor="_Toc239879693" w:history="1">
+          <w:hyperlink w:anchor="_Toc239882241" w:history="1">
             <w:r>
               <w:rPr>
                 <w:rStyle w:val="Hyperlink"/>
@@ -2092,7 +2092,7 @@
               <w:rPr>
                 <w:noProof/>
               </w:rPr>
-              <w:instrText xml:space="preserve"> PAGEREF _Toc239879693 \h </w:instrText>
+              <w:instrText xml:space="preserve"> PAGEREF _Toc239882241 \h </w:instrText>
             </w:r>
             <w:r>
               <w:rPr>
@@ -2134,7 +2134,7 @@
               <w14:ligatures w14:val="standardContextual"/>
             </w:rPr>
           </w:pPr>
-          <w:hyperlink w:anchor="_Toc239879694" w:history="1">
+          <w:hyperlink w:anchor="_Toc239882242" w:history="1">
             <w:r>
               <w:rPr>
                 <w:rStyle w:val="Hyperlink"/>
@@ -2160,7 +2160,7 @@
               <w:rPr>
                 <w:noProof/>
               </w:rPr>
-              <w:instrText xml:space="preserve"> PAGEREF _Toc239879694 \h </w:instrText>
+              <w:instrText xml:space="preserve"> PAGEREF _Toc239882242 \h </w:instrText>
             </w:r>
             <w:r>
               <w:rPr>
@@ -2202,7 +2202,7 @@
               <w14:ligatures w14:val="standardContextual"/>
             </w:rPr>
           </w:pPr>
-          <w:hyperlink w:anchor="_Toc239879695" w:history="1">
+          <w:hyperlink w:anchor="_Toc239882243" w:history="1">
             <w:r>
               <w:rPr>
                 <w:rStyle w:val="Hyperlink"/>
@@ -2228,7 +2228,7 @@
               <w:rPr>
                 <w:noProof/>
               </w:rPr>
-              <w:instrText xml:space="preserve"> PAGEREF _Toc239879695 \h </w:instrText>
+              <w:instrText xml:space="preserve"> PAGEREF _Toc239882243 \h </w:instrText>
             </w:r>
             <w:r>
               <w:rPr>
@@ -2270,7 +2270,7 @@
               <w14:ligatures w14:val="standardContextual"/>
             </w:rPr>
           </w:pPr>
-          <w:hyperlink w:anchor="_Toc239879696" w:history="1">
+          <w:hyperlink w:anchor="_Toc239882244" w:history="1">
             <w:r>
               <w:rPr>
                 <w:rStyle w:val="Hyperlink"/>
@@ -2296,7 +2296,7 @@
               <w:rPr>
                 <w:noProof/>
               </w:rPr>
-              <w:instrText xml:space="preserve"> PAGEREF _Toc239879696 \h </w:instrText>
+              <w:instrText xml:space="preserve"> PAGEREF _Toc239882244 \h </w:instrText>
             </w:r>
             <w:r>
               <w:rPr>
@@ -2338,7 +2338,7 @@
               <w14:ligatures w14:val="standardContextual"/>
             </w:rPr>
           </w:pPr>
-          <w:hyperlink w:anchor="_Toc239879697" w:history="1">
+          <w:hyperlink w:anchor="_Toc239882245" w:history="1">
             <w:r>
               <w:rPr>
                 <w:rStyle w:val="Hyperlink"/>
@@ -2364,7 +2364,7 @@
               <w:rPr>
                 <w:noProof/>
               </w:rPr>
-              <w:instrText xml:space="preserve"> PAGEREF _Toc239879697 \h </w:instrText>
+              <w:instrText xml:space="preserve"> PAGEREF _Toc239882245 \h </w:instrText>
             </w:r>
             <w:r>
               <w:rPr>
@@ -2406,7 +2406,7 @@
               <w14:ligatures w14:val="standardContextual"/>
             </w:rPr>
           </w:pPr>
-          <w:hyperlink w:anchor="_Toc239879698" w:history="1">
+          <w:hyperlink w:anchor="_Toc239882246" w:history="1">
             <w:r>
               <w:rPr>
                 <w:rStyle w:val="Hyperlink"/>
@@ -2432,7 +2432,7 @@
               <w:rPr>
                 <w:noProof/>
               </w:rPr>
-              <w:instrText xml:space="preserve"> PAGEREF _Toc239879698 \h </w:instrText>
+              <w:instrText xml:space="preserve"> PAGEREF _Toc239882246 \h </w:instrText>
             </w:r>
             <w:r>
               <w:rPr>
@@ -2474,7 +2474,7 @@
               <w14:ligatures w14:val="standardContextual"/>
             </w:rPr>
           </w:pPr>
-          <w:hyperlink w:anchor="_Toc239879699" w:history="1">
+          <w:hyperlink w:anchor="_Toc239882247" w:history="1">
             <w:r>
               <w:rPr>
                 <w:rStyle w:val="Hyperlink"/>
@@ -2500,7 +2500,7 @@
               <w:rPr>
                 <w:noProof/>
               </w:rPr>
-              <w:instrText xml:space="preserve"> PAGEREF _Toc239879699 \h </w:instrText>
+              <w:instrText xml:space="preserve"> PAGEREF _Toc239882247 \h </w:instrText>
             </w:r>
             <w:r>
               <w:rPr>
@@ -2542,7 +2542,7 @@
               <w14:ligatures w14:val="standardContextual"/>
             </w:rPr>
           </w:pPr>
-          <w:hyperlink w:anchor="_Toc239879700" w:history="1">
+          <w:hyperlink w:anchor="_Toc239882248" w:history="1">
             <w:r>
               <w:rPr>
                 <w:rStyle w:val="Hyperlink"/>
@@ -2568,7 +2568,7 @@
               <w:rPr>
                 <w:noProof/>
               </w:rPr>
-              <w:instrText xml:space="preserve"> PAGEREF _Toc239879700 \h </w:instrText>
+              <w:instrText xml:space="preserve"> PAGEREF _Toc239882248 \h </w:instrText>
             </w:r>
             <w:r>
               <w:rPr>
@@ -2610,7 +2610,7 @@
               <w14:ligatures w14:val="standardContextual"/>
             </w:rPr>
           </w:pPr>
-          <w:hyperlink w:anchor="_Toc239879701" w:history="1">
+          <w:hyperlink w:anchor="_Toc239882249" w:history="1">
             <w:r>
               <w:rPr>
                 <w:rStyle w:val="Hyperlink"/>
@@ -2636,7 +2636,7 @@
               <w:rPr>
                 <w:noProof/>
               </w:rPr>
-              <w:instrText xml:space="preserve"> PAGEREF _Toc239879701 \h </w:instrText>
+              <w:instrText xml:space="preserve"> PAGEREF _Toc239882249 \h </w:instrText>
             </w:r>
             <w:r>
               <w:rPr>
@@ -2678,7 +2678,7 @@
               <w14:ligatures w14:val="standardContextual"/>
             </w:rPr>
           </w:pPr>
-          <w:hyperlink w:anchor="_Toc239879702" w:history="1">
+          <w:hyperlink w:anchor="_Toc239882250" w:history="1">
             <w:r>
               <w:rPr>
                 <w:rStyle w:val="Hyperlink"/>
@@ -2704,7 +2704,7 @@
               <w:rPr>
                 <w:noProof/>
               </w:rPr>
-              <w:instrText xml:space="preserve"> PAGEREF _Toc239879702 \h </w:instrText>
+              <w:instrText xml:space="preserve"> PAGEREF _Toc239882250 \h </w:instrText>
             </w:r>
             <w:r>
               <w:rPr>
@@ -2746,7 +2746,7 @@
               <w14:ligatures w14:val="standardContextual"/>
             </w:rPr>
           </w:pPr>
-          <w:hyperlink w:anchor="_Toc239879703" w:history="1">
+          <w:hyperlink w:anchor="_Toc239882251" w:history="1">
             <w:r>
               <w:rPr>
                 <w:rStyle w:val="Hyperlink"/>
@@ -2772,7 +2772,7 @@
               <w:rPr>
                 <w:noProof/>
               </w:rPr>
-              <w:instrText xml:space="preserve"> PAGEREF _Toc239879703 \h </w:instrText>
+              <w:instrText xml:space="preserve"> PAGEREF _Toc239882251 \h </w:instrText>
             </w:r>
             <w:r>
               <w:rPr>
@@ -2814,7 +2814,7 @@
               <w14:ligatures w14:val="standardContextual"/>
             </w:rPr>
           </w:pPr>
-          <w:hyperlink w:anchor="_Toc239879704" w:history="1">
+          <w:hyperlink w:anchor="_Toc239882252" w:history="1">
             <w:r>
               <w:rPr>
                 <w:rStyle w:val="Hyperlink"/>
@@ -2840,7 +2840,7 @@
               <w:rPr>
                 <w:noProof/>
               </w:rPr>
-              <w:instrText xml:space="preserve"> PAGEREF _Toc239879704 \h </w:instrText>
+              <w:instrText xml:space="preserve"> PAGEREF _Toc239882252 \h </w:instrText>
             </w:r>
             <w:r>
               <w:rPr>
@@ -2882,7 +2882,7 @@
               <w14:ligatures w14:val="standardContextual"/>
             </w:rPr>
           </w:pPr>
-          <w:hyperlink w:anchor="_Toc239879705" w:history="1">
+          <w:hyperlink w:anchor="_Toc239882253" w:history="1">
             <w:r>
               <w:rPr>
                 <w:rStyle w:val="Hyperlink"/>
@@ -2908,7 +2908,7 @@
               <w:rPr>
                 <w:noProof/>
               </w:rPr>
-              <w:instrText xml:space="preserve"> PAGEREF _Toc239879705 \h </w:instrText>
+              <w:instrText xml:space="preserve"> PAGEREF _Toc239882253 \h </w:instrText>
             </w:r>
             <w:r>
               <w:rPr>
@@ -2950,7 +2950,7 @@
               <w14:ligatures w14:val="standardContextual"/>
             </w:rPr>
           </w:pPr>
-          <w:hyperlink w:anchor="_Toc239879706" w:history="1">
+          <w:hyperlink w:anchor="_Toc239882254" w:history="1">
             <w:r>
               <w:rPr>
                 <w:rStyle w:val="Hyperlink"/>
@@ -2976,7 +2976,7 @@
               <w:rPr>
                 <w:noProof/>
               </w:rPr>
-              <w:instrText xml:space="preserve"> PAGEREF _Toc239879706 \h </w:instrText>
+              <w:instrText xml:space="preserve"> PAGEREF _Toc239882254 \h </w:instrText>
             </w:r>
             <w:r>
               <w:rPr>
@@ -3018,7 +3018,7 @@
               <w14:ligatures w14:val="standardContextual"/>
             </w:rPr>
           </w:pPr>
-          <w:hyperlink w:anchor="_Toc239879707" w:history="1">
+          <w:hyperlink w:anchor="_Toc239882255" w:history="1">
             <w:r>
               <w:rPr>
                 <w:rStyle w:val="Hyperlink"/>
@@ -3044,7 +3044,7 @@
               <w:rPr>
                 <w:noProof/>
               </w:rPr>
-              <w:instrText xml:space="preserve"> PAGEREF _Toc239879707 \h </w:instrText>
+              <w:instrText xml:space="preserve"> PAGEREF _Toc239882255 \h </w:instrText>
             </w:r>
             <w:r>
               <w:rPr>
@@ -3086,7 +3086,7 @@
               <w14:ligatures w14:val="standardContextual"/>
             </w:rPr>
           </w:pPr>
-          <w:hyperlink w:anchor="_Toc239879708" w:history="1">
+          <w:hyperlink w:anchor="_Toc239882256" w:history="1">
             <w:r>
               <w:rPr>
                 <w:rStyle w:val="Hyperlink"/>
@@ -3112,7 +3112,7 @@
               <w:rPr>
                 <w:noProof/>
               </w:rPr>
-              <w:instrText xml:space="preserve"> PAGEREF _Toc239879708 \h </w:instrText>
+              <w:instrText xml:space="preserve"> PAGEREF _Toc239882256 \h </w:instrText>
             </w:r>
             <w:r>
               <w:rPr>
@@ -3154,7 +3154,7 @@
               <w14:ligatures w14:val="standardContextual"/>
             </w:rPr>
           </w:pPr>
-          <w:hyperlink w:anchor="_Toc239879709" w:history="1">
+          <w:hyperlink w:anchor="_Toc239882257" w:history="1">
             <w:r>
               <w:rPr>
                 <w:rStyle w:val="Hyperlink"/>
@@ -3180,7 +3180,7 @@
               <w:rPr>
                 <w:noProof/>
               </w:rPr>
-              <w:instrText xml:space="preserve"> PAGEREF _Toc239879709 \h </w:instrText>
+              <w:instrText xml:space="preserve"> PAGEREF _Toc239882257 \h </w:instrText>
             </w:r>
             <w:r>
               <w:rPr>
@@ -3222,7 +3222,7 @@
               <w14:ligatures w14:val="standardContextual"/>
             </w:rPr>
           </w:pPr>
-          <w:hyperlink w:anchor="_Toc239879710" w:history="1">
+          <w:hyperlink w:anchor="_Toc239882258" w:history="1">
             <w:r>
               <w:rPr>
                 <w:rStyle w:val="Hyperlink"/>
@@ -3248,7 +3248,7 @@
               <w:rPr>
                 <w:noProof/>
               </w:rPr>
-              <w:instrText xml:space="preserve"> PAGEREF _Toc239879710 \h </w:instrText>
+              <w:instrText xml:space="preserve"> PAGEREF _Toc239882258 \h </w:instrText>
             </w:r>
             <w:r>
               <w:rPr>
@@ -3290,7 +3290,7 @@
               <w14:ligatures w14:val="standardContextual"/>
             </w:rPr>
           </w:pPr>
-          <w:hyperlink w:anchor="_Toc239879711" w:history="1">
+          <w:hyperlink w:anchor="_Toc239882259" w:history="1">
             <w:r>
               <w:rPr>
                 <w:rStyle w:val="Hyperlink"/>
@@ -3316,7 +3316,7 @@
               <w:rPr>
                 <w:noProof/>
               </w:rPr>
-              <w:instrText xml:space="preserve"> PAGEREF _Toc239879711 \h </w:instrText>
+              <w:instrText xml:space="preserve"> PAGEREF _Toc239882259 \h </w:instrText>
             </w:r>
             <w:r>
               <w:rPr>
@@ -3358,7 +3358,7 @@
               <w14:ligatures w14:val="standardContextual"/>
             </w:rPr>
           </w:pPr>
-          <w:hyperlink w:anchor="_Toc239879712" w:history="1">
+          <w:hyperlink w:anchor="_Toc239882260" w:history="1">
             <w:r>
               <w:rPr>
                 <w:rStyle w:val="Hyperlink"/>
@@ -3384,7 +3384,7 @@
               <w:rPr>
                 <w:noProof/>
               </w:rPr>
-              <w:instrText xml:space="preserve"> PAGEREF _Toc239879712 \h </w:instrText>
+              <w:instrText xml:space="preserve"> PAGEREF _Toc239882260 \h </w:instrText>
             </w:r>
             <w:r>
               <w:rPr>
@@ -3426,7 +3426,7 @@
               <w14:ligatures w14:val="standardContextual"/>
             </w:rPr>
           </w:pPr>
-          <w:hyperlink w:anchor="_Toc239879713" w:history="1">
+          <w:hyperlink w:anchor="_Toc239882261" w:history="1">
             <w:r>
               <w:rPr>
                 <w:rStyle w:val="Hyperlink"/>
@@ -3452,7 +3452,7 @@
               <w:rPr>
                 <w:noProof/>
               </w:rPr>
-              <w:instrText xml:space="preserve"> PAGEREF _Toc239879713 \h </w:instrText>
+              <w:instrText xml:space="preserve"> PAGEREF _Toc239882261 \h </w:instrText>
             </w:r>
             <w:r>
               <w:rPr>
@@ -3494,7 +3494,7 @@
               <w14:ligatures w14:val="standardContextual"/>
             </w:rPr>
           </w:pPr>
-          <w:hyperlink w:anchor="_Toc239879714" w:history="1">
+          <w:hyperlink w:anchor="_Toc239882262" w:history="1">
             <w:r>
               <w:rPr>
                 <w:rStyle w:val="Hyperlink"/>
@@ -3520,7 +3520,7 @@
               <w:rPr>
                 <w:noProof/>
               </w:rPr>
-              <w:instrText xml:space="preserve"> PAGEREF _Toc239879714 \h </w:instrText>
+              <w:instrText xml:space="preserve"> PAGEREF _Toc239882262 \h </w:instrText>
             </w:r>
             <w:r>
               <w:rPr>
@@ -3562,7 +3562,7 @@
               <w14:ligatures w14:val="standardContextual"/>
             </w:rPr>
           </w:pPr>
-          <w:hyperlink w:anchor="_Toc239879715" w:history="1">
+          <w:hyperlink w:anchor="_Toc239882263" w:history="1">
             <w:r>
               <w:rPr>
                 <w:rStyle w:val="Hyperlink"/>
@@ -3588,7 +3588,7 @@
               <w:rPr>
                 <w:noProof/>
               </w:rPr>
-              <w:instrText xml:space="preserve"> PAGEREF _Toc239879715 \h </w:instrText>
+              <w:instrText xml:space="preserve"> PAGEREF _Toc239882263 \h </w:instrText>
             </w:r>
             <w:r>
               <w:rPr>
@@ -3630,7 +3630,7 @@
               <w14:ligatures w14:val="standardContextual"/>
             </w:rPr>
           </w:pPr>
-          <w:hyperlink w:anchor="_Toc239879716" w:history="1">
+          <w:hyperlink w:anchor="_Toc239882264" w:history="1">
             <w:r>
               <w:rPr>
                 <w:rStyle w:val="Hyperlink"/>
@@ -3656,7 +3656,7 @@
               <w:rPr>
                 <w:noProof/>
               </w:rPr>
-              <w:instrText xml:space="preserve"> PAGEREF _Toc239879716 \h </w:instrText>
+              <w:instrText xml:space="preserve"> PAGEREF _Toc239882264 \h </w:instrText>
             </w:r>
             <w:r>
               <w:rPr>
@@ -3698,7 +3698,7 @@
               <w14:ligatures w14:val="standardContextual"/>
             </w:rPr>
           </w:pPr>
-          <w:hyperlink w:anchor="_Toc239879717" w:history="1">
+          <w:hyperlink w:anchor="_Toc239882265" w:history="1">
             <w:r>
               <w:rPr>
                 <w:rStyle w:val="Hyperlink"/>
@@ -3724,7 +3724,7 @@
               <w:rPr>
                 <w:noProof/>
               </w:rPr>
-              <w:instrText xml:space="preserve"> PAGEREF _Toc239879717 \h </w:instrText>
+              <w:instrText xml:space="preserve"> PAGEREF _Toc239882265 \h </w:instrText>
             </w:r>
             <w:r>
               <w:rPr>
@@ -3766,7 +3766,7 @@
               <w14:ligatures w14:val="standardContextual"/>
             </w:rPr>
           </w:pPr>
-          <w:hyperlink w:anchor="_Toc239879718" w:history="1">
+          <w:hyperlink w:anchor="_Toc239882266" w:history="1">
             <w:r>
               <w:rPr>
                 <w:rStyle w:val="Hyperlink"/>
@@ -3792,7 +3792,7 @@
               <w:rPr>
                 <w:noProof/>
               </w:rPr>
-              <w:instrText xml:space="preserve"> PAGEREF _Toc239879718 \h </w:instrText>
+              <w:instrText xml:space="preserve"> PAGEREF _Toc239882266 \h </w:instrText>
             </w:r>
             <w:r>
               <w:rPr>
@@ -3834,7 +3834,7 @@
               <w14:ligatures w14:val="standardContextual"/>
             </w:rPr>
           </w:pPr>
-          <w:hyperlink w:anchor="_Toc239879719" w:history="1">
+          <w:hyperlink w:anchor="_Toc239882267" w:history="1">
             <w:r>
               <w:rPr>
                 <w:rStyle w:val="Hyperlink"/>
@@ -3860,7 +3860,7 @@
               <w:rPr>
                 <w:noProof/>
               </w:rPr>
-              <w:instrText xml:space="preserve"> PAGEREF _Toc239879719 \h </w:instrText>
+              <w:instrText xml:space="preserve"> PAGEREF _Toc239882267 \h </w:instrText>
             </w:r>
             <w:r>
               <w:rPr>
@@ -3902,7 +3902,7 @@
               <w14:ligatures w14:val="standardContextual"/>
             </w:rPr>
           </w:pPr>
-          <w:hyperlink w:anchor="_Toc239879720" w:history="1">
+          <w:hyperlink w:anchor="_Toc239882268" w:history="1">
             <w:r>
               <w:rPr>
                 <w:rStyle w:val="Hyperlink"/>
@@ -3928,7 +3928,7 @@
               <w:rPr>
                 <w:noProof/>
               </w:rPr>
-              <w:instrText xml:space="preserve"> PAGEREF _Toc239879720 \h </w:instrText>
+              <w:instrText xml:space="preserve"> PAGEREF _Toc239882268 \h </w:instrText>
             </w:r>
             <w:r>
               <w:rPr>
@@ -3970,7 +3970,7 @@
               <w14:ligatures w14:val="standardContextual"/>
             </w:rPr>
           </w:pPr>
-          <w:hyperlink w:anchor="_Toc239879721" w:history="1">
+          <w:hyperlink w:anchor="_Toc239882269" w:history="1">
             <w:r>
               <w:rPr>
                 <w:rStyle w:val="Hyperlink"/>
@@ -3996,7 +3996,7 @@
               <w:rPr>
                 <w:noProof/>
               </w:rPr>
-              <w:instrText xml:space="preserve"> PAGEREF _Toc239879721 \h </w:instrText>
+              <w:instrText xml:space="preserve"> PAGEREF _Toc239882269 \h </w:instrText>
             </w:r>
             <w:r>
               <w:rPr>
@@ -4038,7 +4038,7 @@
               <w14:ligatures w14:val="standardContextual"/>
             </w:rPr>
           </w:pPr>
-          <w:hyperlink w:anchor="_Toc239879722" w:history="1">
+          <w:hyperlink w:anchor="_Toc239882270" w:history="1">
             <w:r>
               <w:rPr>
                 <w:rStyle w:val="Hyperlink"/>
@@ -4064,7 +4064,7 @@
               <w:rPr>
                 <w:noProof/>
               </w:rPr>
-              <w:instrText xml:space="preserve"> PAGEREF _Toc239879722 \h </w:instrText>
+              <w:instrText xml:space="preserve"> PAGEREF _Toc239882270 \h </w:instrText>
             </w:r>
             <w:r>
               <w:rPr>
@@ -4106,7 +4106,7 @@
               <w14:ligatures w14:val="standardContextual"/>
             </w:rPr>
           </w:pPr>
-          <w:hyperlink w:anchor="_Toc239879723" w:history="1">
+          <w:hyperlink w:anchor="_Toc239882271" w:history="1">
             <w:r>
               <w:rPr>
                 <w:rStyle w:val="Hyperlink"/>
@@ -4132,7 +4132,7 @@
               <w:rPr>
                 <w:noProof/>
               </w:rPr>
-              <w:instrText xml:space="preserve"> PAGEREF _Toc239879723 \h </w:instrText>
+              <w:instrText xml:space="preserve"> PAGEREF _Toc239882271 \h </w:instrText>
             </w:r>
             <w:r>
               <w:rPr>
@@ -4174,7 +4174,7 @@
               <w14:ligatures w14:val="standardContextual"/>
             </w:rPr>
           </w:pPr>
-          <w:hyperlink w:anchor="_Toc239879724" w:history="1">
+          <w:hyperlink w:anchor="_Toc239882272" w:history="1">
             <w:r>
               <w:rPr>
                 <w:rStyle w:val="Hyperlink"/>
@@ -4200,7 +4200,7 @@
               <w:rPr>
                 <w:noProof/>
               </w:rPr>
-              <w:instrText xml:space="preserve"> PAGEREF _Toc239879724 \h </w:instrText>
+              <w:instrText xml:space="preserve"> PAGEREF _Toc239882272 \h </w:instrText>
             </w:r>
             <w:r>
               <w:rPr>
@@ -4242,7 +4242,7 @@
               <w14:ligatures w14:val="standardContextual"/>
             </w:rPr>
           </w:pPr>
-          <w:hyperlink w:anchor="_Toc239879725" w:history="1">
+          <w:hyperlink w:anchor="_Toc239882273" w:history="1">
             <w:r>
               <w:rPr>
                 <w:rStyle w:val="Hyperlink"/>
@@ -4268,7 +4268,7 @@
               <w:rPr>
                 <w:noProof/>
               </w:rPr>
-              <w:instrText xml:space="preserve"> PAGEREF _Toc239879725 \h </w:instrText>
+              <w:instrText xml:space="preserve"> PAGEREF _Toc239882273 \h </w:instrText>
             </w:r>
             <w:r>
               <w:rPr>
@@ -4310,7 +4310,7 @@
               <w14:ligatures w14:val="standardContextual"/>
             </w:rPr>
           </w:pPr>
-          <w:hyperlink w:anchor="_Toc239879726" w:history="1">
+          <w:hyperlink w:anchor="_Toc239882274" w:history="1">
             <w:r>
               <w:rPr>
                 <w:rStyle w:val="Hyperlink"/>
@@ -4336,7 +4336,7 @@
               <w:rPr>
                 <w:noProof/>
               </w:rPr>
-              <w:instrText xml:space="preserve"> PAGEREF _Toc239879726 \h </w:instrText>
+              <w:instrText xml:space="preserve"> PAGEREF _Toc239882274 \h </w:instrText>
             </w:r>
             <w:r>
               <w:rPr>
@@ -4378,7 +4378,7 @@
               <w14:ligatures w14:val="standardContextual"/>
             </w:rPr>
           </w:pPr>
-          <w:hyperlink w:anchor="_Toc239879727" w:history="1">
+          <w:hyperlink w:anchor="_Toc239882275" w:history="1">
             <w:r>
               <w:rPr>
                 <w:rStyle w:val="Hyperlink"/>
@@ -4404,7 +4404,7 @@
               <w:rPr>
                 <w:noProof/>
               </w:rPr>
-              <w:instrText xml:space="preserve"> PAGEREF _Toc239879727 \h </w:instrText>
+              <w:instrText xml:space="preserve"> PAGEREF _Toc239882275 \h </w:instrText>
             </w:r>
             <w:r>
               <w:rPr>
@@ -4446,7 +4446,7 @@
               <w14:ligatures w14:val="standardContextual"/>
             </w:rPr>
           </w:pPr>
-          <w:hyperlink w:anchor="_Toc239879728" w:history="1">
+          <w:hyperlink w:anchor="_Toc239882276" w:history="1">
             <w:r>
               <w:rPr>
                 <w:rStyle w:val="Hyperlink"/>
@@ -4472,7 +4472,7 @@
               <w:rPr>
                 <w:noProof/>
               </w:rPr>
-              <w:instrText xml:space="preserve"> PAGEREF _Toc239879728 \h </w:instrText>
+              <w:instrText xml:space="preserve"> PAGEREF _Toc239882276 \h </w:instrText>
             </w:r>
             <w:r>
               <w:rPr>
@@ -4514,7 +4514,7 @@
               <w14:ligatures w14:val="standardContextual"/>
             </w:rPr>
           </w:pPr>
-          <w:hyperlink w:anchor="_Toc239879729" w:history="1">
+          <w:hyperlink w:anchor="_Toc239882277" w:history="1">
             <w:r>
               <w:rPr>
                 <w:rStyle w:val="Hyperlink"/>
@@ -4540,7 +4540,7 @@
               <w:rPr>
                 <w:noProof/>
               </w:rPr>
-              <w:instrText xml:space="preserve"> PAGEREF _Toc239879729 \h </w:instrText>
+              <w:instrText xml:space="preserve"> PAGEREF _Toc239882277 \h </w:instrText>
             </w:r>
             <w:r>
               <w:rPr>
@@ -4582,7 +4582,7 @@
               <w14:ligatures w14:val="standardContextual"/>
             </w:rPr>
           </w:pPr>
-          <w:hyperlink w:anchor="_Toc239879730" w:history="1">
+          <w:hyperlink w:anchor="_Toc239882278" w:history="1">
             <w:r>
               <w:rPr>
                 <w:rStyle w:val="Hyperlink"/>
@@ -4608,7 +4608,7 @@
               <w:rPr>
                 <w:noProof/>
               </w:rPr>
-              <w:instrText xml:space="preserve"> PAGEREF _Toc239879730 \h </w:instrText>
+              <w:instrText xml:space="preserve"> PAGEREF _Toc239882278 \h </w:instrText>
             </w:r>
             <w:r>
               <w:rPr>
@@ -4650,7 +4650,7 @@
               <w14:ligatures w14:val="standardContextual"/>
             </w:rPr>
           </w:pPr>
-          <w:hyperlink w:anchor="_Toc239879731" w:history="1">
+          <w:hyperlink w:anchor="_Toc239882279" w:history="1">
             <w:r>
               <w:rPr>
                 <w:rStyle w:val="Hyperlink"/>
@@ -4676,7 +4676,7 @@
               <w:rPr>
                 <w:noProof/>
               </w:rPr>
-              <w:instrText xml:space="preserve"> PAGEREF _Toc239879731 \h </w:instrText>
+              <w:instrText xml:space="preserve"> PAGEREF _Toc239882279 \h </w:instrText>
             </w:r>
             <w:r>
               <w:rPr>
@@ -4718,7 +4718,7 @@
               <w14:ligatures w14:val="standardContextual"/>
             </w:rPr>
           </w:pPr>
-          <w:hyperlink w:anchor="_Toc239879732" w:history="1">
+          <w:hyperlink w:anchor="_Toc239882280" w:history="1">
             <w:r>
               <w:rPr>
                 <w:rStyle w:val="Hyperlink"/>
@@ -4744,7 +4744,7 @@
               <w:rPr>
                 <w:noProof/>
               </w:rPr>
-              <w:instrText xml:space="preserve"> PAGEREF _Toc239879732 \h </w:instrText>
+              <w:instrText xml:space="preserve"> PAGEREF _Toc239882280 \h </w:instrText>
             </w:r>
             <w:r>
               <w:rPr>
@@ -4786,7 +4786,7 @@
               <w14:ligatures w14:val="standardContextual"/>
             </w:rPr>
           </w:pPr>
-          <w:hyperlink w:anchor="_Toc239879733" w:history="1">
+          <w:hyperlink w:anchor="_Toc239882281" w:history="1">
             <w:r>
               <w:rPr>
                 <w:rStyle w:val="Hyperlink"/>
@@ -4812,7 +4812,7 @@
               <w:rPr>
                 <w:noProof/>
               </w:rPr>
-              <w:instrText xml:space="preserve"> PAGEREF _Toc239879733 \h </w:instrText>
+              <w:instrText xml:space="preserve"> PAGEREF _Toc239882281 \h </w:instrText>
             </w:r>
             <w:r>
               <w:rPr>
@@ -4854,7 +4854,7 @@
               <w14:ligatures w14:val="standardContextual"/>
             </w:rPr>
           </w:pPr>
-          <w:hyperlink w:anchor="_Toc239879734" w:history="1">
+          <w:hyperlink w:anchor="_Toc239882282" w:history="1">
             <w:r>
               <w:rPr>
                 <w:rStyle w:val="Hyperlink"/>
@@ -4880,7 +4880,7 @@
               <w:rPr>
                 <w:noProof/>
               </w:rPr>
-              <w:instrText xml:space="preserve"> PAGEREF _Toc239879734 \h </w:instrText>
+              <w:instrText xml:space="preserve"> PAGEREF _Toc239882282 \h </w:instrText>
             </w:r>
             <w:r>
               <w:rPr>
@@ -4922,7 +4922,7 @@
               <w14:ligatures w14:val="standardContextual"/>
             </w:rPr>
           </w:pPr>
-          <w:hyperlink w:anchor="_Toc239879735" w:history="1">
+          <w:hyperlink w:anchor="_Toc239882283" w:history="1">
             <w:r>
               <w:rPr>
                 <w:rStyle w:val="Hyperlink"/>
@@ -4948,7 +4948,7 @@
               <w:rPr>
                 <w:noProof/>
               </w:rPr>
-              <w:instrText xml:space="preserve"> PAGEREF _Toc239879735 \h </w:instrText>
+              <w:instrText xml:space="preserve"> PAGEREF _Toc239882283 \h </w:instrText>
             </w:r>
             <w:r>
               <w:rPr>
@@ -4990,7 +4990,7 @@
               <w14:ligatures w14:val="standardContextual"/>
             </w:rPr>
           </w:pPr>
-          <w:hyperlink w:anchor="_Toc239879736" w:history="1">
+          <w:hyperlink w:anchor="_Toc239882284" w:history="1">
             <w:r>
               <w:rPr>
                 <w:rStyle w:val="Hyperlink"/>
@@ -5016,7 +5016,7 @@
               <w:rPr>
                 <w:noProof/>
               </w:rPr>
-              <w:instrText xml:space="preserve"> PAGEREF _Toc239879736 \h </w:instrText>
+              <w:instrText xml:space="preserve"> PAGEREF _Toc239882284 \h </w:instrText>
             </w:r>
             <w:r>
               <w:rPr>
@@ -5058,7 +5058,7 @@
               <w14:ligatures w14:val="standardContextual"/>
             </w:rPr>
           </w:pPr>
-          <w:hyperlink w:anchor="_Toc239879737" w:history="1">
+          <w:hyperlink w:anchor="_Toc239882285" w:history="1">
             <w:r>
               <w:rPr>
                 <w:rStyle w:val="Hyperlink"/>
@@ -5084,7 +5084,7 @@
               <w:rPr>
                 <w:noProof/>
               </w:rPr>
-              <w:instrText xml:space="preserve"> PAGEREF _Toc239879737 \h </w:instrText>
+              <w:instrText xml:space="preserve"> PAGEREF _Toc239882285 \h </w:instrText>
             </w:r>
             <w:r>
               <w:rPr>
@@ -5126,7 +5126,7 @@
               <w14:ligatures w14:val="standardContextual"/>
             </w:rPr>
           </w:pPr>
-          <w:hyperlink w:anchor="_Toc239879738" w:history="1">
+          <w:hyperlink w:anchor="_Toc239882286" w:history="1">
             <w:r>
               <w:rPr>
                 <w:rStyle w:val="Hyperlink"/>
@@ -5152,7 +5152,7 @@
               <w:rPr>
                 <w:noProof/>
               </w:rPr>
-              <w:instrText xml:space="preserve"> PAGEREF _Toc239879738 \h </w:instrText>
+              <w:instrText xml:space="preserve"> PAGEREF _Toc239882286 \h </w:instrText>
             </w:r>
             <w:r>
               <w:rPr>
@@ -5194,7 +5194,7 @@
               <w14:ligatures w14:val="standardContextual"/>
             </w:rPr>
           </w:pPr>
-          <w:hyperlink w:anchor="_Toc239879739" w:history="1">
+          <w:hyperlink w:anchor="_Toc239882287" w:history="1">
             <w:r>
               <w:rPr>
                 <w:rStyle w:val="Hyperlink"/>
@@ -5220,7 +5220,7 @@
               <w:rPr>
                 <w:noProof/>
               </w:rPr>
-              <w:instrText xml:space="preserve"> PAGEREF _Toc239879739 \h </w:instrText>
+              <w:instrText xml:space="preserve"> PAGEREF _Toc239882287 \h </w:instrText>
             </w:r>
             <w:r>
               <w:rPr>
@@ -5262,7 +5262,7 @@
               <w14:ligatures w14:val="standardContextual"/>
             </w:rPr>
           </w:pPr>
-          <w:hyperlink w:anchor="_Toc239879740" w:history="1">
+          <w:hyperlink w:anchor="_Toc239882288" w:history="1">
             <w:r>
               <w:rPr>
                 <w:rStyle w:val="Hyperlink"/>
@@ -5288,7 +5288,7 @@
               <w:rPr>
                 <w:noProof/>
               </w:rPr>
-              <w:instrText xml:space="preserve"> PAGEREF _Toc239879740 \h </w:instrText>
+              <w:instrText xml:space="preserve"> PAGEREF _Toc239882288 \h </w:instrText>
             </w:r>
             <w:r>
               <w:rPr>
@@ -5330,7 +5330,7 @@
               <w14:ligatures w14:val="standardContextual"/>
             </w:rPr>
           </w:pPr>
-          <w:hyperlink w:anchor="_Toc239879741" w:history="1">
+          <w:hyperlink w:anchor="_Toc239882289" w:history="1">
             <w:r>
               <w:rPr>
                 <w:rStyle w:val="Hyperlink"/>
@@ -5356,7 +5356,7 @@
               <w:rPr>
                 <w:noProof/>
               </w:rPr>
-              <w:instrText xml:space="preserve"> PAGEREF _Toc239879741 \h </w:instrText>
+              <w:instrText xml:space="preserve"> PAGEREF _Toc239882289 \h </w:instrText>
             </w:r>
             <w:r>
               <w:rPr>
@@ -5398,7 +5398,7 @@
               <w14:ligatures w14:val="standardContextual"/>
             </w:rPr>
           </w:pPr>
-          <w:hyperlink w:anchor="_Toc239879742" w:history="1">
+          <w:hyperlink w:anchor="_Toc239882290" w:history="1">
             <w:r>
               <w:rPr>
                 <w:rStyle w:val="Hyperlink"/>
@@ -5424,7 +5424,7 @@
               <w:rPr>
                 <w:noProof/>
               </w:rPr>
-              <w:instrText xml:space="preserve"> PAGEREF _Toc239879742 \h </w:instrText>
+              <w:instrText xml:space="preserve"> PAGEREF _Toc239882290 \h </w:instrText>
             </w:r>
             <w:r>
               <w:rPr>
@@ -5466,7 +5466,7 @@
               <w14:ligatures w14:val="standardContextual"/>
             </w:rPr>
           </w:pPr>
-          <w:hyperlink w:anchor="_Toc239879743" w:history="1">
+          <w:hyperlink w:anchor="_Toc239882291" w:history="1">
             <w:r>
               <w:rPr>
                 <w:rStyle w:val="Hyperlink"/>
@@ -5492,7 +5492,7 @@
               <w:rPr>
                 <w:noProof/>
               </w:rPr>
-              <w:instrText xml:space="preserve"> PAGEREF _Toc239879743 \h </w:instrText>
+              <w:instrText xml:space="preserve"> PAGEREF _Toc239882291 \h </w:instrText>
             </w:r>
             <w:r>
               <w:rPr>
@@ -5534,7 +5534,7 @@
               <w14:ligatures w14:val="standardContextual"/>
             </w:rPr>
           </w:pPr>
-          <w:hyperlink w:anchor="_Toc239879744" w:history="1">
+          <w:hyperlink w:anchor="_Toc239882292" w:history="1">
             <w:r>
               <w:rPr>
                 <w:rStyle w:val="Hyperlink"/>
@@ -5560,7 +5560,7 @@
               <w:rPr>
                 <w:noProof/>
               </w:rPr>
-              <w:instrText xml:space="preserve"> PAGEREF _Toc239879744 \h </w:instrText>
+              <w:instrText xml:space="preserve"> PAGEREF _Toc239882292 \h </w:instrText>
             </w:r>
             <w:r>
               <w:rPr>
@@ -5602,7 +5602,7 @@
               <w14:ligatures w14:val="standardContextual"/>
             </w:rPr>
           </w:pPr>
-          <w:hyperlink w:anchor="_Toc239879745" w:history="1">
+          <w:hyperlink w:anchor="_Toc239882293" w:history="1">
             <w:r>
               <w:rPr>
                 <w:rStyle w:val="Hyperlink"/>
@@ -5628,7 +5628,7 @@
               <w:rPr>
                 <w:noProof/>
               </w:rPr>
-              <w:instrText xml:space="preserve"> PAGEREF _Toc239879745 \h </w:instrText>
+              <w:instrText xml:space="preserve"> PAGEREF _Toc239882293 \h </w:instrText>
             </w:r>
             <w:r>
               <w:rPr>
@@ -5670,7 +5670,7 @@
               <w14:ligatures w14:val="standardContextual"/>
             </w:rPr>
           </w:pPr>
-          <w:hyperlink w:anchor="_Toc239879746" w:history="1">
+          <w:hyperlink w:anchor="_Toc239882294" w:history="1">
             <w:r>
               <w:rPr>
                 <w:rStyle w:val="Hyperlink"/>
@@ -5696,7 +5696,7 @@
               <w:rPr>
                 <w:noProof/>
               </w:rPr>
-              <w:instrText xml:space="preserve"> PAGEREF _Toc239879746 \h </w:instrText>
+              <w:instrText xml:space="preserve"> PAGEREF _Toc239882294 \h </w:instrText>
             </w:r>
             <w:r>
               <w:rPr>
@@ -5738,7 +5738,7 @@
               <w14:ligatures w14:val="standardContextual"/>
             </w:rPr>
           </w:pPr>
-          <w:hyperlink w:anchor="_Toc239879747" w:history="1">
+          <w:hyperlink w:anchor="_Toc239882295" w:history="1">
             <w:r>
               <w:rPr>
                 <w:rStyle w:val="Hyperlink"/>
@@ -5764,7 +5764,7 @@
               <w:rPr>
                 <w:noProof/>
               </w:rPr>
-              <w:instrText xml:space="preserve"> PAGEREF _Toc239879747 \h </w:instrText>
+              <w:instrText xml:space="preserve"> PAGEREF _Toc239882295 \h </w:instrText>
             </w:r>
             <w:r>
               <w:rPr>
@@ -5806,7 +5806,7 @@
               <w14:ligatures w14:val="standardContextual"/>
             </w:rPr>
           </w:pPr>
-          <w:hyperlink w:anchor="_Toc239879748" w:history="1">
+          <w:hyperlink w:anchor="_Toc239882296" w:history="1">
             <w:r>
               <w:rPr>
                 <w:rStyle w:val="Hyperlink"/>
@@ -5832,7 +5832,7 @@
               <w:rPr>
                 <w:noProof/>
               </w:rPr>
-              <w:instrText xml:space="preserve"> PAGEREF _Toc239879748 \h </w:instrText>
+              <w:instrText xml:space="preserve"> PAGEREF _Toc239882296 \h </w:instrText>
             </w:r>
             <w:r>
               <w:rPr>
@@ -5874,7 +5874,7 @@
               <w14:ligatures w14:val="standardContextual"/>
             </w:rPr>
           </w:pPr>
-          <w:hyperlink w:anchor="_Toc239879749" w:history="1">
+          <w:hyperlink w:anchor="_Toc239882297" w:history="1">
             <w:r>
               <w:rPr>
                 <w:rStyle w:val="Hyperlink"/>
@@ -5900,7 +5900,7 @@
               <w:rPr>
                 <w:noProof/>
               </w:rPr>
-              <w:instrText xml:space="preserve"> PAGEREF _Toc239879749 \h </w:instrText>
+              <w:instrText xml:space="preserve"> PAGEREF _Toc239882297 \h </w:instrText>
             </w:r>
             <w:r>
               <w:rPr>
@@ -5942,7 +5942,7 @@
               <w14:ligatures w14:val="standardContextual"/>
             </w:rPr>
           </w:pPr>
-          <w:hyperlink w:anchor="_Toc239879750" w:history="1">
+          <w:hyperlink w:anchor="_Toc239882298" w:history="1">
             <w:r>
               <w:rPr>
                 <w:rStyle w:val="Hyperlink"/>
@@ -5968,7 +5968,7 @@
               <w:rPr>
                 <w:noProof/>
               </w:rPr>
-              <w:instrText xml:space="preserve"> PAGEREF _Toc239879750 \h </w:instrText>
+              <w:instrText xml:space="preserve"> PAGEREF _Toc239882298 \h </w:instrText>
             </w:r>
             <w:r>
               <w:rPr>
@@ -6010,7 +6010,7 @@
               <w14:ligatures w14:val="standardContextual"/>
             </w:rPr>
           </w:pPr>
-          <w:hyperlink w:anchor="_Toc239879751" w:history="1">
+          <w:hyperlink w:anchor="_Toc239882299" w:history="1">
             <w:r>
               <w:rPr>
                 <w:rStyle w:val="Hyperlink"/>
@@ -6036,7 +6036,7 @@
               <w:rPr>
                 <w:noProof/>
               </w:rPr>
-              <w:instrText xml:space="preserve"> PAGEREF _Toc239879751 \h </w:instrText>
+              <w:instrText xml:space="preserve"> PAGEREF _Toc239882299 \h </w:instrText>
             </w:r>
             <w:r>
               <w:rPr>
@@ -6078,7 +6078,7 @@
               <w14:ligatures w14:val="standardContextual"/>
             </w:rPr>
           </w:pPr>
-          <w:hyperlink w:anchor="_Toc239879752" w:history="1">
+          <w:hyperlink w:anchor="_Toc239882300" w:history="1">
             <w:r>
               <w:rPr>
                 <w:rStyle w:val="Hyperlink"/>
@@ -6104,7 +6104,7 @@
               <w:rPr>
                 <w:noProof/>
               </w:rPr>
-              <w:instrText xml:space="preserve"> PAGEREF _Toc239879752 \h </w:instrText>
+              <w:instrText xml:space="preserve"> PAGEREF _Toc239882300 \h </w:instrText>
             </w:r>
             <w:r>
               <w:rPr>
@@ -6146,7 +6146,7 @@
               <w14:ligatures w14:val="standardContextual"/>
             </w:rPr>
           </w:pPr>
-          <w:hyperlink w:anchor="_Toc239879753" w:history="1">
+          <w:hyperlink w:anchor="_Toc239882301" w:history="1">
             <w:r>
               <w:rPr>
                 <w:rStyle w:val="Hyperlink"/>
@@ -6172,7 +6172,7 @@
               <w:rPr>
                 <w:noProof/>
               </w:rPr>
-              <w:instrText xml:space="preserve"> PAGEREF _Toc239879753 \h </w:instrText>
+              <w:instrText xml:space="preserve"> PAGEREF _Toc239882301 \h </w:instrText>
             </w:r>
             <w:r>
               <w:rPr>
@@ -6214,7 +6214,7 @@
               <w14:ligatures w14:val="standardContextual"/>
             </w:rPr>
           </w:pPr>
-          <w:hyperlink w:anchor="_Toc239879754" w:history="1">
+          <w:hyperlink w:anchor="_Toc239882302" w:history="1">
             <w:r>
               <w:rPr>
                 <w:rStyle w:val="Hyperlink"/>
@@ -6240,7 +6240,7 @@
               <w:rPr>
                 <w:noProof/>
               </w:rPr>
-              <w:instrText xml:space="preserve"> PAGEREF _Toc239879754 \h </w:instrText>
+              <w:instrText xml:space="preserve"> PAGEREF _Toc239882302 \h </w:instrText>
             </w:r>
             <w:r>
               <w:rPr>
@@ -6282,7 +6282,7 @@
               <w14:ligatures w14:val="standardContextual"/>
             </w:rPr>
           </w:pPr>
-          <w:hyperlink w:anchor="_Toc239879755" w:history="1">
+          <w:hyperlink w:anchor="_Toc239882303" w:history="1">
             <w:r>
               <w:rPr>
                 <w:rStyle w:val="Hyperlink"/>
@@ -6308,7 +6308,7 @@
               <w:rPr>
                 <w:noProof/>
               </w:rPr>
-              <w:instrText xml:space="preserve"> PAGEREF _Toc239879755 \h </w:instrText>
+              <w:instrText xml:space="preserve"> PAGEREF _Toc239882303 \h </w:instrText>
             </w:r>
             <w:r>
               <w:rPr>
@@ -6350,7 +6350,7 @@
               <w14:ligatures w14:val="standardContextual"/>
             </w:rPr>
           </w:pPr>
-          <w:hyperlink w:anchor="_Toc239879756" w:history="1">
+          <w:hyperlink w:anchor="_Toc239882304" w:history="1">
             <w:r>
               <w:rPr>
                 <w:rStyle w:val="Hyperlink"/>
@@ -6376,7 +6376,7 @@
               <w:rPr>
                 <w:noProof/>
               </w:rPr>
-              <w:instrText xml:space="preserve"> PAGEREF _Toc239879756 \h </w:instrText>
+              <w:instrText xml:space="preserve"> PAGEREF _Toc239882304 \h </w:instrText>
             </w:r>
             <w:r>
               <w:rPr>
@@ -6418,7 +6418,7 @@
               <w14:ligatures w14:val="standardContextual"/>
             </w:rPr>
           </w:pPr>
-          <w:hyperlink w:anchor="_Toc239879757" w:history="1">
+          <w:hyperlink w:anchor="_Toc239882305" w:history="1">
             <w:r>
               <w:rPr>
                 <w:rStyle w:val="Hyperlink"/>
@@ -6444,7 +6444,7 @@
               <w:rPr>
                 <w:noProof/>
               </w:rPr>
-              <w:instrText xml:space="preserve"> PAGEREF _Toc239879757 \h </w:instrText>
+              <w:instrText xml:space="preserve"> PAGEREF _Toc239882305 \h </w:instrText>
             </w:r>
             <w:r>
               <w:rPr>
@@ -6486,7 +6486,7 @@
               <w14:ligatures w14:val="standardContextual"/>
             </w:rPr>
           </w:pPr>
-          <w:hyperlink w:anchor="_Toc239879758" w:history="1">
+          <w:hyperlink w:anchor="_Toc239882306" w:history="1">
             <w:r>
               <w:rPr>
                 <w:rStyle w:val="Hyperlink"/>
@@ -6512,7 +6512,7 @@
               <w:rPr>
                 <w:noProof/>
               </w:rPr>
-              <w:instrText xml:space="preserve"> PAGEREF _Toc239879758 \h </w:instrText>
+              <w:instrText xml:space="preserve"> PAGEREF _Toc239882306 \h </w:instrText>
             </w:r>
             <w:r>
               <w:rPr>
@@ -6554,7 +6554,7 @@
               <w14:ligatures w14:val="standardContextual"/>
             </w:rPr>
           </w:pPr>
-          <w:hyperlink w:anchor="_Toc239879759" w:history="1">
+          <w:hyperlink w:anchor="_Toc239882307" w:history="1">
             <w:r>
               <w:rPr>
                 <w:rStyle w:val="Hyperlink"/>
@@ -6580,7 +6580,7 @@
               <w:rPr>
                 <w:noProof/>
               </w:rPr>
-              <w:instrText xml:space="preserve"> PAGEREF _Toc239879759 \h </w:instrText>
+              <w:instrText xml:space="preserve"> PAGEREF _Toc239882307 \h </w:instrText>
             </w:r>
             <w:r>
               <w:rPr>
@@ -6622,7 +6622,7 @@
               <w14:ligatures w14:val="standardContextual"/>
             </w:rPr>
           </w:pPr>
-          <w:hyperlink w:anchor="_Toc239879760" w:history="1">
+          <w:hyperlink w:anchor="_Toc239882308" w:history="1">
             <w:r>
               <w:rPr>
                 <w:rStyle w:val="Hyperlink"/>
@@ -6648,7 +6648,7 @@
               <w:rPr>
                 <w:noProof/>
               </w:rPr>
-              <w:instrText xml:space="preserve"> PAGEREF _Toc239879760 \h </w:instrText>
+              <w:instrText xml:space="preserve"> PAGEREF _Toc239882308 \h </w:instrText>
             </w:r>
             <w:r>
               <w:rPr>
@@ -6690,7 +6690,7 @@
               <w14:ligatures w14:val="standardContextual"/>
             </w:rPr>
           </w:pPr>
-          <w:hyperlink w:anchor="_Toc239879761" w:history="1">
+          <w:hyperlink w:anchor="_Toc239882309" w:history="1">
             <w:r>
               <w:rPr>
                 <w:rStyle w:val="Hyperlink"/>
@@ -6716,7 +6716,7 @@
               <w:rPr>
                 <w:noProof/>
               </w:rPr>
-              <w:instrText xml:space="preserve"> PAGEREF _Toc239879761 \h </w:instrText>
+              <w:instrText xml:space="preserve"> PAGEREF _Toc239882309 \h </w:instrText>
             </w:r>
             <w:r>
               <w:rPr>
@@ -6758,7 +6758,7 @@
               <w14:ligatures w14:val="standardContextual"/>
             </w:rPr>
           </w:pPr>
-          <w:hyperlink w:anchor="_Toc239879762" w:history="1">
+          <w:hyperlink w:anchor="_Toc239882310" w:history="1">
             <w:r>
               <w:rPr>
                 <w:rStyle w:val="Hyperlink"/>
@@ -6784,7 +6784,7 @@
               <w:rPr>
                 <w:noProof/>
               </w:rPr>
-              <w:instrText xml:space="preserve"> PAGEREF _Toc239879762 \h </w:instrText>
+              <w:instrText xml:space="preserve"> PAGEREF _Toc239882310 \h </w:instrText>
             </w:r>
             <w:r>
               <w:rPr>
@@ -6826,7 +6826,7 @@
               <w14:ligatures w14:val="standardContextual"/>
             </w:rPr>
           </w:pPr>
-          <w:hyperlink w:anchor="_Toc239879763" w:history="1">
+          <w:hyperlink w:anchor="_Toc239882311" w:history="1">
             <w:r>
               <w:rPr>
                 <w:rStyle w:val="Hyperlink"/>
@@ -6852,7 +6852,7 @@
               <w:rPr>
                 <w:noProof/>
               </w:rPr>
-              <w:instrText xml:space="preserve"> PAGEREF _Toc239879763 \h </w:instrText>
+              <w:instrText xml:space="preserve"> PAGEREF _Toc239882311 \h </w:instrText>
             </w:r>
             <w:r>
               <w:rPr>
@@ -6894,7 +6894,7 @@
               <w14:ligatures w14:val="standardContextual"/>
             </w:rPr>
           </w:pPr>
-          <w:hyperlink w:anchor="_Toc239879764" w:history="1">
+          <w:hyperlink w:anchor="_Toc239882312" w:history="1">
             <w:r>
               <w:rPr>
                 <w:rStyle w:val="Hyperlink"/>
@@ -6920,7 +6920,7 @@
               <w:rPr>
                 <w:noProof/>
               </w:rPr>
-              <w:instrText xml:space="preserve"> PAGEREF _Toc239879764 \h </w:instrText>
+              <w:instrText xml:space="preserve"> PAGEREF _Toc239882312 \h </w:instrText>
             </w:r>
             <w:r>
               <w:rPr>
@@ -6962,7 +6962,7 @@
               <w14:ligatures w14:val="standardContextual"/>
             </w:rPr>
           </w:pPr>
-          <w:hyperlink w:anchor="_Toc239879765" w:history="1">
+          <w:hyperlink w:anchor="_Toc239882313" w:history="1">
             <w:r>
               <w:rPr>
                 <w:rStyle w:val="Hyperlink"/>
@@ -6988,7 +6988,7 @@
               <w:rPr>
                 <w:noProof/>
               </w:rPr>
-              <w:instrText xml:space="preserve"> PAGEREF _Toc239879765 \h </w:instrText>
+              <w:instrText xml:space="preserve"> PAGEREF _Toc239882313 \h </w:instrText>
             </w:r>
             <w:r>
               <w:rPr>
@@ -7030,7 +7030,7 @@
               <w14:ligatures w14:val="standardContextual"/>
             </w:rPr>
           </w:pPr>
-          <w:hyperlink w:anchor="_Toc239879766" w:history="1">
+          <w:hyperlink w:anchor="_Toc239882314" w:history="1">
             <w:r>
               <w:rPr>
                 <w:rStyle w:val="Hyperlink"/>
@@ -7056,7 +7056,7 @@
               <w:rPr>
                 <w:noProof/>
               </w:rPr>
-              <w:instrText xml:space="preserve"> PAGEREF _Toc239879766 \h </w:instrText>
+              <w:instrText xml:space="preserve"> PAGEREF _Toc239882314 \h </w:instrText>
             </w:r>
             <w:r>
               <w:rPr>
@@ -7098,7 +7098,7 @@
               <w14:ligatures w14:val="standardContextual"/>
             </w:rPr>
           </w:pPr>
-          <w:hyperlink w:anchor="_Toc239879767" w:history="1">
+          <w:hyperlink w:anchor="_Toc239882315" w:history="1">
             <w:r>
               <w:rPr>
                 <w:rStyle w:val="Hyperlink"/>
@@ -7124,7 +7124,7 @@
               <w:rPr>
                 <w:noProof/>
               </w:rPr>
-              <w:instrText xml:space="preserve"> PAGEREF _Toc239879767 \h </w:instrText>
+              <w:instrText xml:space="preserve"> PAGEREF _Toc239882315 \h </w:instrText>
             </w:r>
             <w:r>
               <w:rPr>
@@ -7166,7 +7166,7 @@
               <w14:ligatures w14:val="standardContextual"/>
             </w:rPr>
           </w:pPr>
-          <w:hyperlink w:anchor="_Toc239879768" w:history="1">
+          <w:hyperlink w:anchor="_Toc239882316" w:history="1">
             <w:r>
               <w:rPr>
                 <w:rStyle w:val="Hyperlink"/>
@@ -7192,7 +7192,7 @@
               <w:rPr>
                 <w:noProof/>
               </w:rPr>
-              <w:instrText xml:space="preserve"> PAGEREF _Toc239879768 \h </w:instrText>
+              <w:instrText xml:space="preserve"> PAGEREF _Toc239882316 \h </w:instrText>
             </w:r>
             <w:r>
               <w:rPr>
@@ -7234,7 +7234,7 @@
               <w14:ligatures w14:val="standardContextual"/>
             </w:rPr>
           </w:pPr>
-          <w:hyperlink w:anchor="_Toc239879769" w:history="1">
+          <w:hyperlink w:anchor="_Toc239882317" w:history="1">
             <w:r>
               <w:rPr>
                 <w:rStyle w:val="Hyperlink"/>
@@ -7260,7 +7260,7 @@
               <w:rPr>
                 <w:noProof/>
               </w:rPr>
-              <w:instrText xml:space="preserve"> PAGEREF _Toc239879769 \h </w:instrText>
+              <w:instrText xml:space="preserve"> PAGEREF _Toc239882317 \h </w:instrText>
             </w:r>
             <w:r>
               <w:rPr>
@@ -7302,7 +7302,7 @@
               <w14:ligatures w14:val="standardContextual"/>
             </w:rPr>
           </w:pPr>
-          <w:hyperlink w:anchor="_Toc239879770" w:history="1">
+          <w:hyperlink w:anchor="_Toc239882318" w:history="1">
             <w:r>
               <w:rPr>
                 <w:rStyle w:val="Hyperlink"/>
@@ -7328,7 +7328,7 @@
               <w:rPr>
                 <w:noProof/>
               </w:rPr>
-              <w:instrText xml:space="preserve"> PAGEREF _Toc239879770 \h </w:instrText>
+              <w:instrText xml:space="preserve"> PAGEREF _Toc239882318 \h </w:instrText>
             </w:r>
             <w:r>
               <w:rPr>
@@ -7370,7 +7370,7 @@
               <w14:ligatures w14:val="standardContextual"/>
             </w:rPr>
           </w:pPr>
-          <w:hyperlink w:anchor="_Toc239879771" w:history="1">
+          <w:hyperlink w:anchor="_Toc239882319" w:history="1">
             <w:r>
               <w:rPr>
                 <w:rStyle w:val="Hyperlink"/>
@@ -7396,7 +7396,7 @@
               <w:rPr>
                 <w:noProof/>
               </w:rPr>
-              <w:instrText xml:space="preserve"> PAGEREF _Toc239879771 \h </w:instrText>
+              <w:instrText xml:space="preserve"> PAGEREF _Toc239882319 \h </w:instrText>
             </w:r>
             <w:r>
               <w:rPr>
@@ -7438,7 +7438,7 @@
               <w14:ligatures w14:val="standardContextual"/>
             </w:rPr>
           </w:pPr>
-          <w:hyperlink w:anchor="_Toc239879772" w:history="1">
+          <w:hyperlink w:anchor="_Toc239882320" w:history="1">
             <w:r>
               <w:rPr>
                 <w:rStyle w:val="Hyperlink"/>
@@ -7464,7 +7464,7 @@
               <w:rPr>
                 <w:noProof/>
               </w:rPr>
-              <w:instrText xml:space="preserve"> PAGEREF _Toc239879772 \h </w:instrText>
+              <w:instrText xml:space="preserve"> PAGEREF _Toc239882320 \h </w:instrText>
             </w:r>
             <w:r>
               <w:rPr>
@@ -7506,7 +7506,7 @@
               <w14:ligatures w14:val="standardContextual"/>
             </w:rPr>
           </w:pPr>
-          <w:hyperlink w:anchor="_Toc239879773" w:history="1">
+          <w:hyperlink w:anchor="_Toc239882321" w:history="1">
             <w:r>
               <w:rPr>
                 <w:rStyle w:val="Hyperlink"/>
@@ -7532,7 +7532,7 @@
               <w:rPr>
                 <w:noProof/>
               </w:rPr>
-              <w:instrText xml:space="preserve"> PAGEREF _Toc239879773 \h </w:instrText>
+              <w:instrText xml:space="preserve"> PAGEREF _Toc239882321 \h </w:instrText>
             </w:r>
             <w:r>
               <w:rPr>
@@ -7574,7 +7574,7 @@
               <w14:ligatures w14:val="standardContextual"/>
             </w:rPr>
           </w:pPr>
-          <w:hyperlink w:anchor="_Toc239879774" w:history="1">
+          <w:hyperlink w:anchor="_Toc239882322" w:history="1">
             <w:r>
               <w:rPr>
                 <w:rStyle w:val="Hyperlink"/>
@@ -7600,7 +7600,7 @@
               <w:rPr>
                 <w:noProof/>
               </w:rPr>
-              <w:instrText xml:space="preserve"> PAGEREF _Toc239879774 \h </w:instrText>
+              <w:instrText xml:space="preserve"> PAGEREF _Toc239882322 \h </w:instrText>
             </w:r>
             <w:r>
               <w:rPr>
@@ -7642,7 +7642,7 @@
               <w14:ligatures w14:val="standardContextual"/>
             </w:rPr>
           </w:pPr>
-          <w:hyperlink w:anchor="_Toc239879775" w:history="1">
+          <w:hyperlink w:anchor="_Toc239882323" w:history="1">
             <w:r>
               <w:rPr>
                 <w:rStyle w:val="Hyperlink"/>
@@ -7668,7 +7668,7 @@
               <w:rPr>
                 <w:noProof/>
               </w:rPr>
-              <w:instrText xml:space="preserve"> PAGEREF _Toc239879775 \h </w:instrText>
+              <w:instrText xml:space="preserve"> PAGEREF _Toc239882323 \h </w:instrText>
             </w:r>
             <w:r>
               <w:rPr>
@@ -7710,7 +7710,7 @@
               <w14:ligatures w14:val="standardContextual"/>
             </w:rPr>
           </w:pPr>
-          <w:hyperlink w:anchor="_Toc239879776" w:history="1">
+          <w:hyperlink w:anchor="_Toc239882324" w:history="1">
             <w:r>
               <w:rPr>
                 <w:rStyle w:val="Hyperlink"/>
@@ -7736,7 +7736,7 @@
               <w:rPr>
                 <w:noProof/>
               </w:rPr>
-              <w:instrText xml:space="preserve"> PAGEREF _Toc239879776 \h </w:instrText>
+              <w:instrText xml:space="preserve"> PAGEREF _Toc239882324 \h </w:instrText>
             </w:r>
             <w:r>
               <w:rPr>
@@ -7778,7 +7778,7 @@
               <w14:ligatures w14:val="standardContextual"/>
             </w:rPr>
           </w:pPr>
-          <w:hyperlink w:anchor="_Toc239879777" w:history="1">
+          <w:hyperlink w:anchor="_Toc239882325" w:history="1">
             <w:r>
               <w:rPr>
                 <w:rStyle w:val="Hyperlink"/>
@@ -7804,7 +7804,7 @@
               <w:rPr>
                 <w:noProof/>
               </w:rPr>
-              <w:instrText xml:space="preserve"> PAGEREF _Toc239879777 \h </w:instrText>
+              <w:instrText xml:space="preserve"> PAGEREF _Toc239882325 \h </w:instrText>
             </w:r>
             <w:r>
               <w:rPr>
@@ -7846,7 +7846,7 @@
               <w14:ligatures w14:val="standardContextual"/>
             </w:rPr>
           </w:pPr>
-          <w:hyperlink w:anchor="_Toc239879778" w:history="1">
+          <w:hyperlink w:anchor="_Toc239882326" w:history="1">
             <w:r>
               <w:rPr>
                 <w:rStyle w:val="Hyperlink"/>
@@ -7872,7 +7872,7 @@
               <w:rPr>
                 <w:noProof/>
               </w:rPr>
-              <w:instrText xml:space="preserve"> PAGEREF _Toc239879778 \h </w:instrText>
+              <w:instrText xml:space="preserve"> PAGEREF _Toc239882326 \h </w:instrText>
             </w:r>
             <w:r>
               <w:rPr>
@@ -7914,7 +7914,7 @@
               <w14:ligatures w14:val="standardContextual"/>
             </w:rPr>
           </w:pPr>
-          <w:hyperlink w:anchor="_Toc239879779" w:history="1">
+          <w:hyperlink w:anchor="_Toc239882327" w:history="1">
             <w:r>
               <w:rPr>
                 <w:rStyle w:val="Hyperlink"/>
@@ -7940,7 +7940,7 @@
               <w:rPr>
                 <w:noProof/>
               </w:rPr>
-              <w:instrText xml:space="preserve"> PAGEREF _Toc239879779 \h </w:instrText>
+              <w:instrText xml:space="preserve"> PAGEREF _Toc239882327 \h </w:instrText>
             </w:r>
             <w:r>
               <w:rPr>
@@ -7982,7 +7982,7 @@
               <w14:ligatures w14:val="standardContextual"/>
             </w:rPr>
           </w:pPr>
-          <w:hyperlink w:anchor="_Toc239879780" w:history="1">
+          <w:hyperlink w:anchor="_Toc239882328" w:history="1">
             <w:r>
               <w:rPr>
                 <w:rStyle w:val="Hyperlink"/>
@@ -8008,7 +8008,7 @@
               <w:rPr>
                 <w:noProof/>
               </w:rPr>
-              <w:instrText xml:space="preserve"> PAGEREF _Toc239879780 \h </w:instrText>
+              <w:instrText xml:space="preserve"> PAGEREF _Toc239882328 \h </w:instrText>
             </w:r>
             <w:r>
               <w:rPr>
@@ -8050,7 +8050,7 @@
               <w14:ligatures w14:val="standardContextual"/>
             </w:rPr>
           </w:pPr>
-          <w:hyperlink w:anchor="_Toc239879781" w:history="1">
+          <w:hyperlink w:anchor="_Toc239882329" w:history="1">
             <w:r>
               <w:rPr>
                 <w:rStyle w:val="Hyperlink"/>
@@ -8076,7 +8076,7 @@
               <w:rPr>
                 <w:noProof/>
               </w:rPr>
-              <w:instrText xml:space="preserve"> PAGEREF _Toc239879781 \h </w:instrText>
+              <w:instrText xml:space="preserve"> PAGEREF _Toc239882329 \h </w:instrText>
             </w:r>
             <w:r>
               <w:rPr>
@@ -8118,7 +8118,7 @@
               <w14:ligatures w14:val="standardContextual"/>
             </w:rPr>
           </w:pPr>
-          <w:hyperlink w:anchor="_Toc239879782" w:history="1">
+          <w:hyperlink w:anchor="_Toc239882330" w:history="1">
             <w:r>
               <w:rPr>
                 <w:rStyle w:val="Hyperlink"/>
@@ -8144,7 +8144,7 @@
               <w:rPr>
                 <w:noProof/>
               </w:rPr>
-              <w:instrText xml:space="preserve"> PAGEREF _Toc239879782 \h </w:instrText>
+              <w:instrText xml:space="preserve"> PAGEREF _Toc239882330 \h </w:instrText>
             </w:r>
             <w:r>
               <w:rPr>
@@ -8186,7 +8186,7 @@
               <w14:ligatures w14:val="standardContextual"/>
             </w:rPr>
           </w:pPr>
-          <w:hyperlink w:anchor="_Toc239879783" w:history="1">
+          <w:hyperlink w:anchor="_Toc239882331" w:history="1">
             <w:r>
               <w:rPr>
                 <w:rStyle w:val="Hyperlink"/>
@@ -8212,7 +8212,7 @@
               <w:rPr>
                 <w:noProof/>
               </w:rPr>
-              <w:instrText xml:space="preserve"> PAGEREF _Toc239879783 \h </w:instrText>
+              <w:instrText xml:space="preserve"> PAGEREF _Toc239882331 \h </w:instrText>
             </w:r>
             <w:r>
               <w:rPr>
@@ -8254,7 +8254,7 @@
               <w14:ligatures w14:val="standardContextual"/>
             </w:rPr>
           </w:pPr>
-          <w:hyperlink w:anchor="_Toc239879784" w:history="1">
+          <w:hyperlink w:anchor="_Toc239882332" w:history="1">
             <w:r>
               <w:rPr>
                 <w:rStyle w:val="Hyperlink"/>
@@ -8280,7 +8280,7 @@
               <w:rPr>
                 <w:noProof/>
               </w:rPr>
-              <w:instrText xml:space="preserve"> PAGEREF _Toc239879784 \h </w:instrText>
+              <w:instrText xml:space="preserve"> PAGEREF _Toc239882332 \h </w:instrText>
             </w:r>
             <w:r>
               <w:rPr>
@@ -8322,7 +8322,7 @@
               <w14:ligatures w14:val="standardContextual"/>
             </w:rPr>
           </w:pPr>
-          <w:hyperlink w:anchor="_Toc239879785" w:history="1">
+          <w:hyperlink w:anchor="_Toc239882333" w:history="1">
             <w:r>
               <w:rPr>
                 <w:rStyle w:val="Hyperlink"/>
@@ -8348,7 +8348,7 @@
               <w:rPr>
                 <w:noProof/>
               </w:rPr>
-              <w:instrText xml:space="preserve"> PAGEREF _Toc239879785 \h </w:instrText>
+              <w:instrText xml:space="preserve"> PAGEREF _Toc239882333 \h </w:instrText>
             </w:r>
             <w:r>
               <w:rPr>
@@ -8390,7 +8390,7 @@
               <w14:ligatures w14:val="standardContextual"/>
             </w:rPr>
           </w:pPr>
-          <w:hyperlink w:anchor="_Toc239879786" w:history="1">
+          <w:hyperlink w:anchor="_Toc239882334" w:history="1">
             <w:r>
               <w:rPr>
                 <w:rStyle w:val="Hyperlink"/>
@@ -8416,7 +8416,7 @@
               <w:rPr>
                 <w:noProof/>
               </w:rPr>
-              <w:instrText xml:space="preserve"> PAGEREF _Toc239879786 \h </w:instrText>
+              <w:instrText xml:space="preserve"> PAGEREF _Toc239882334 \h </w:instrText>
             </w:r>
             <w:r>
               <w:rPr>
@@ -8458,7 +8458,7 @@
               <w14:ligatures w14:val="standardContextual"/>
             </w:rPr>
           </w:pPr>
-          <w:hyperlink w:anchor="_Toc239879787" w:history="1">
+          <w:hyperlink w:anchor="_Toc239882335" w:history="1">
             <w:r>
               <w:rPr>
                 <w:rStyle w:val="Hyperlink"/>
@@ -8484,7 +8484,7 @@
               <w:rPr>
                 <w:noProof/>
               </w:rPr>
-              <w:instrText xml:space="preserve"> PAGEREF _Toc239879787 \h </w:instrText>
+              <w:instrText xml:space="preserve"> PAGEREF _Toc239882335 \h </w:instrText>
             </w:r>
             <w:r>
               <w:rPr>
@@ -8526,7 +8526,7 @@
               <w14:ligatures w14:val="standardContextual"/>
             </w:rPr>
           </w:pPr>
-          <w:hyperlink w:anchor="_Toc239879788" w:history="1">
+          <w:hyperlink w:anchor="_Toc239882336" w:history="1">
             <w:r>
               <w:rPr>
                 <w:rStyle w:val="Hyperlink"/>
@@ -8552,7 +8552,7 @@
               <w:rPr>
                 <w:noProof/>
               </w:rPr>
-              <w:instrText xml:space="preserve"> PAGEREF _Toc239879788 \h </w:instrText>
+              <w:instrText xml:space="preserve"> PAGEREF _Toc239882336 \h </w:instrText>
             </w:r>
             <w:r>
               <w:rPr>
@@ -8594,7 +8594,7 @@
               <w14:ligatures w14:val="standardContextual"/>
             </w:rPr>
           </w:pPr>
-          <w:hyperlink w:anchor="_Toc239879789" w:history="1">
+          <w:hyperlink w:anchor="_Toc239882337" w:history="1">
             <w:r>
               <w:rPr>
                 <w:rStyle w:val="Hyperlink"/>
@@ -8620,7 +8620,7 @@
               <w:rPr>
                 <w:noProof/>
               </w:rPr>
-              <w:instrText xml:space="preserve"> PAGEREF _Toc239879789 \h </w:instrText>
+              <w:instrText xml:space="preserve"> PAGEREF _Toc239882337 \h </w:instrText>
             </w:r>
             <w:r>
               <w:rPr>
@@ -8662,7 +8662,7 @@
               <w14:ligatures w14:val="standardContextual"/>
             </w:rPr>
           </w:pPr>
-          <w:hyperlink w:anchor="_Toc239879790" w:history="1">
+          <w:hyperlink w:anchor="_Toc239882338" w:history="1">
             <w:r>
               <w:rPr>
                 <w:rStyle w:val="Hyperlink"/>
@@ -8688,7 +8688,7 @@
               <w:rPr>
                 <w:noProof/>
               </w:rPr>
-              <w:instrText xml:space="preserve"> PAGEREF _Toc239879790 \h </w:instrText>
+              <w:instrText xml:space="preserve"> PAGEREF _Toc239882338 \h </w:instrText>
             </w:r>
             <w:r>
               <w:rPr>
@@ -8730,7 +8730,7 @@
               <w14:ligatures w14:val="standardContextual"/>
             </w:rPr>
           </w:pPr>
-          <w:hyperlink w:anchor="_Toc239879791" w:history="1">
+          <w:hyperlink w:anchor="_Toc239882339" w:history="1">
             <w:r>
               <w:rPr>
                 <w:rStyle w:val="Hyperlink"/>
@@ -8756,7 +8756,7 @@
               <w:rPr>
                 <w:noProof/>
               </w:rPr>
-              <w:instrText xml:space="preserve"> PAGEREF _Toc239879791 \h </w:instrText>
+              <w:instrText xml:space="preserve"> PAGEREF _Toc239882339 \h </w:instrText>
             </w:r>
             <w:r>
               <w:rPr>
@@ -8798,7 +8798,7 @@
               <w14:ligatures w14:val="standardContextual"/>
             </w:rPr>
           </w:pPr>
-          <w:hyperlink w:anchor="_Toc239879792" w:history="1">
+          <w:hyperlink w:anchor="_Toc239882340" w:history="1">
             <w:r>
               <w:rPr>
                 <w:rStyle w:val="Hyperlink"/>
@@ -8824,7 +8824,7 @@
               <w:rPr>
                 <w:noProof/>
               </w:rPr>
-              <w:instrText xml:space="preserve"> PAGEREF _Toc239879792 \h </w:instrText>
+              <w:instrText xml:space="preserve"> PAGEREF _Toc239882340 \h </w:instrText>
             </w:r>
             <w:r>
               <w:rPr>
@@ -8866,7 +8866,7 @@
               <w14:ligatures w14:val="standardContextual"/>
             </w:rPr>
           </w:pPr>
-          <w:hyperlink w:anchor="_Toc239879793" w:history="1">
+          <w:hyperlink w:anchor="_Toc239882341" w:history="1">
             <w:r>
               <w:rPr>
                 <w:rStyle w:val="Hyperlink"/>
@@ -8892,7 +8892,7 @@
               <w:rPr>
                 <w:noProof/>
               </w:rPr>
-              <w:instrText xml:space="preserve"> PAGEREF _Toc239879793 \h </w:instrText>
+              <w:instrText xml:space="preserve"> PAGEREF _Toc239882341 \h </w:instrText>
             </w:r>
             <w:r>
               <w:rPr>
@@ -8934,7 +8934,7 @@
               <w14:ligatures w14:val="standardContextual"/>
             </w:rPr>
           </w:pPr>
-          <w:hyperlink w:anchor="_Toc239879794" w:history="1">
+          <w:hyperlink w:anchor="_Toc239882342" w:history="1">
             <w:r>
               <w:rPr>
                 <w:rStyle w:val="Hyperlink"/>
@@ -8960,7 +8960,7 @@
               <w:rPr>
                 <w:noProof/>
               </w:rPr>
-              <w:instrText xml:space="preserve"> PAGEREF _Toc239879794 \h </w:instrText>
+              <w:instrText xml:space="preserve"> PAGEREF _Toc239882342 \h </w:instrText>
             </w:r>
             <w:r>
               <w:rPr>
@@ -9005,7 +9005,7 @@
         <w:spacing w:before="480" w:after="240"/>
       </w:pPr>
       <w:bookmarkStart w:id="0" w:name="_Toc239402900"/>
-      <w:bookmarkStart w:id="1" w:name="_Toc239879672"/>
+      <w:bookmarkStart w:id="1" w:name="_Toc239882220"/>
       <w:r>
         <w:rPr>
           <w:b/>
@@ -9013,7 +9013,7 @@
           <w:color w:val="0B3D24"/>
         </w:rPr>
         <w:lastRenderedPageBreak/>
-        <w:t>What This Demo Is For</w:t>
+        <w:t>What This Lab Is For</w:t>
       </w:r>
       <w:bookmarkEnd w:id="0"/>
       <w:bookmarkEnd w:id="1"/>
@@ -9096,7 +9096,7 @@
         <w:pStyle w:val="Heading1"/>
         <w:spacing w:before="480" w:after="240"/>
       </w:pPr>
-      <w:bookmarkStart w:id="2" w:name="_Toc239879673"/>
+      <w:bookmarkStart w:id="2" w:name="_Toc239882221"/>
       <w:r>
         <w:rPr>
           <w:b/>
@@ -9130,7 +9130,7 @@
         <w:pStyle w:val="Heading2"/>
         <w:spacing w:before="360" w:after="180"/>
       </w:pPr>
-      <w:bookmarkStart w:id="3" w:name="_Toc239879674"/>
+      <w:bookmarkStart w:id="3" w:name="_Toc239882222"/>
       <w:r>
         <w:rPr>
           <w:b/>
@@ -9479,7 +9479,7 @@
         <w:pStyle w:val="Heading2"/>
         <w:spacing w:before="360" w:after="180"/>
       </w:pPr>
-      <w:bookmarkStart w:id="4" w:name="_Toc239879675"/>
+      <w:bookmarkStart w:id="4" w:name="_Toc239882223"/>
       <w:r>
         <w:rPr>
           <w:b/>
@@ -9503,7 +9503,7 @@
         <w:pStyle w:val="Heading4"/>
         <w:spacing w:before="220" w:after="120"/>
       </w:pPr>
-      <w:bookmarkStart w:id="5" w:name="_Toc239879676"/>
+      <w:bookmarkStart w:id="5" w:name="_Toc239882224"/>
       <w:r>
         <w:rPr>
           <w:b/>
@@ -9527,7 +9527,7 @@
         <w:pStyle w:val="Heading4"/>
         <w:spacing w:before="220" w:after="120"/>
       </w:pPr>
-      <w:bookmarkStart w:id="6" w:name="_Toc239879677"/>
+      <w:bookmarkStart w:id="6" w:name="_Toc239882225"/>
       <w:r>
         <w:rPr>
           <w:b/>
@@ -9550,7 +9550,7 @@
         <w:pStyle w:val="Heading4"/>
         <w:spacing w:before="220" w:after="120"/>
       </w:pPr>
-      <w:bookmarkStart w:id="7" w:name="_Toc239879678"/>
+      <w:bookmarkStart w:id="7" w:name="_Toc239882226"/>
       <w:r>
         <w:rPr>
           <w:b/>
@@ -9573,7 +9573,7 @@
         <w:pStyle w:val="Heading4"/>
         <w:spacing w:before="220" w:after="120"/>
       </w:pPr>
-      <w:bookmarkStart w:id="8" w:name="_Toc239879679"/>
+      <w:bookmarkStart w:id="8" w:name="_Toc239882227"/>
       <w:r>
         <w:rPr>
           <w:b/>
@@ -9596,7 +9596,7 @@
         <w:pStyle w:val="Heading2"/>
         <w:spacing w:before="360" w:after="180"/>
       </w:pPr>
-      <w:bookmarkStart w:id="9" w:name="_Toc239879680"/>
+      <w:bookmarkStart w:id="9" w:name="_Toc239882228"/>
       <w:r>
         <w:rPr>
           <w:b/>
@@ -10125,7 +10125,7 @@
         <w:pStyle w:val="Heading2"/>
         <w:spacing w:before="360" w:after="180"/>
       </w:pPr>
-      <w:bookmarkStart w:id="10" w:name="_Toc239879681"/>
+      <w:bookmarkStart w:id="10" w:name="_Toc239882229"/>
       <w:r>
         <w:rPr>
           <w:b/>
@@ -10467,7 +10467,7 @@
         <w:pStyle w:val="Heading2"/>
         <w:spacing w:before="360" w:after="180"/>
       </w:pPr>
-      <w:bookmarkStart w:id="11" w:name="_Toc239879682"/>
+      <w:bookmarkStart w:id="11" w:name="_Toc239882230"/>
       <w:r>
         <w:rPr>
           <w:b/>
@@ -10905,7 +10905,7 @@
         <w:pStyle w:val="Heading4"/>
         <w:spacing w:before="220" w:after="120"/>
       </w:pPr>
-      <w:bookmarkStart w:id="12" w:name="_Toc239879683"/>
+      <w:bookmarkStart w:id="12" w:name="_Toc239882231"/>
       <w:r>
         <w:rPr>
           <w:b/>
@@ -10928,7 +10928,7 @@
         <w:pStyle w:val="Heading2"/>
         <w:spacing w:before="360" w:after="180"/>
       </w:pPr>
-      <w:bookmarkStart w:id="13" w:name="_Toc239879684"/>
+      <w:bookmarkStart w:id="13" w:name="_Toc239882232"/>
       <w:r>
         <w:rPr>
           <w:b/>
@@ -11029,7 +11029,7 @@
         <w:pStyle w:val="Heading2"/>
         <w:spacing w:before="360" w:after="180"/>
       </w:pPr>
-      <w:bookmarkStart w:id="14" w:name="_Toc239879685"/>
+      <w:bookmarkStart w:id="14" w:name="_Toc239882233"/>
       <w:r>
         <w:rPr>
           <w:b/>
@@ -11370,7 +11370,7 @@
         <w:pStyle w:val="Heading2"/>
         <w:spacing w:before="360" w:after="180"/>
       </w:pPr>
-      <w:bookmarkStart w:id="15" w:name="_Toc239879686"/>
+      <w:bookmarkStart w:id="15" w:name="_Toc239882234"/>
       <w:r>
         <w:rPr>
           <w:b/>
@@ -11394,7 +11394,7 @@
         <w:pStyle w:val="Heading4"/>
         <w:spacing w:before="220" w:after="120"/>
       </w:pPr>
-      <w:bookmarkStart w:id="16" w:name="_Toc239879687"/>
+      <w:bookmarkStart w:id="16" w:name="_Toc239882235"/>
       <w:r>
         <w:rPr>
           <w:b/>
@@ -11461,7 +11461,7 @@
         <w:pStyle w:val="Heading4"/>
         <w:spacing w:before="220" w:after="120"/>
       </w:pPr>
-      <w:bookmarkStart w:id="17" w:name="_Toc239879688"/>
+      <w:bookmarkStart w:id="17" w:name="_Toc239882236"/>
       <w:r>
         <w:rPr>
           <w:b/>
@@ -11529,7 +11529,7 @@
         <w:pStyle w:val="Heading4"/>
         <w:spacing w:before="220" w:after="120"/>
       </w:pPr>
-      <w:bookmarkStart w:id="18" w:name="_Toc239879689"/>
+      <w:bookmarkStart w:id="18" w:name="_Toc239882237"/>
       <w:r>
         <w:rPr>
           <w:b/>
@@ -11607,7 +11607,7 @@
         <w:pStyle w:val="Heading2"/>
         <w:spacing w:before="360" w:after="180"/>
       </w:pPr>
-      <w:bookmarkStart w:id="19" w:name="_Toc239879690"/>
+      <w:bookmarkStart w:id="19" w:name="_Toc239882238"/>
       <w:r>
         <w:rPr>
           <w:b/>
@@ -11992,7 +11992,7 @@
         <w:pStyle w:val="Heading2"/>
         <w:spacing w:before="360" w:after="180"/>
       </w:pPr>
-      <w:bookmarkStart w:id="20" w:name="_Toc239879691"/>
+      <w:bookmarkStart w:id="20" w:name="_Toc239882239"/>
       <w:r>
         <w:rPr>
           <w:b/>
@@ -12008,7 +12008,7 @@
         <w:pStyle w:val="Heading4"/>
         <w:spacing w:before="220" w:after="120"/>
       </w:pPr>
-      <w:bookmarkStart w:id="21" w:name="_Toc239879692"/>
+      <w:bookmarkStart w:id="21" w:name="_Toc239882240"/>
       <w:r>
         <w:rPr>
           <w:b/>
@@ -12031,7 +12031,7 @@
         <w:pStyle w:val="Heading4"/>
         <w:spacing w:before="220" w:after="120"/>
       </w:pPr>
-      <w:bookmarkStart w:id="22" w:name="_Toc239879693"/>
+      <w:bookmarkStart w:id="22" w:name="_Toc239882241"/>
       <w:r>
         <w:rPr>
           <w:b/>
@@ -12054,7 +12054,7 @@
         <w:pStyle w:val="Heading4"/>
         <w:spacing w:before="220" w:after="120"/>
       </w:pPr>
-      <w:bookmarkStart w:id="23" w:name="_Toc239879694"/>
+      <w:bookmarkStart w:id="23" w:name="_Toc239882242"/>
       <w:r>
         <w:rPr>
           <w:b/>
@@ -12113,7 +12113,7 @@
         <w:pStyle w:val="Heading1"/>
         <w:spacing w:before="480" w:after="240"/>
       </w:pPr>
-      <w:bookmarkStart w:id="24" w:name="_Toc239879695"/>
+      <w:bookmarkStart w:id="24" w:name="_Toc239882243"/>
       <w:r>
         <w:rPr>
           <w:b/>
@@ -12914,7 +12914,7 @@
         <w:pStyle w:val="Heading1"/>
         <w:spacing w:before="480" w:after="240"/>
       </w:pPr>
-      <w:bookmarkStart w:id="25" w:name="_Toc239879696"/>
+      <w:bookmarkStart w:id="25" w:name="_Toc239882244"/>
       <w:r>
         <w:rPr>
           <w:b/>
@@ -13782,7 +13782,7 @@
         <w:pStyle w:val="Heading2"/>
         <w:spacing w:before="360" w:after="180"/>
       </w:pPr>
-      <w:bookmarkStart w:id="26" w:name="_Toc239879697"/>
+      <w:bookmarkStart w:id="26" w:name="_Toc239882245"/>
       <w:r>
         <w:rPr>
           <w:b/>
@@ -14238,7 +14238,7 @@
         <w:pStyle w:val="Heading2"/>
         <w:spacing w:before="360" w:after="180"/>
       </w:pPr>
-      <w:bookmarkStart w:id="27" w:name="_Toc239879698"/>
+      <w:bookmarkStart w:id="27" w:name="_Toc239882246"/>
       <w:r>
         <w:rPr>
           <w:b/>
@@ -14501,7 +14501,7 @@
         <w:pStyle w:val="Heading1"/>
         <w:spacing w:before="480" w:after="240"/>
       </w:pPr>
-      <w:bookmarkStart w:id="28" w:name="_Toc239879699"/>
+      <w:bookmarkStart w:id="28" w:name="_Toc239882247"/>
       <w:r>
         <w:rPr>
           <w:b/>
@@ -14779,7 +14779,7 @@
         <w:pStyle w:val="Heading1"/>
         <w:spacing w:before="480" w:after="240"/>
       </w:pPr>
-      <w:bookmarkStart w:id="29" w:name="_Toc239879700"/>
+      <w:bookmarkStart w:id="29" w:name="_Toc239882248"/>
       <w:r>
         <w:rPr>
           <w:b/>
@@ -15029,7 +15029,7 @@
         <w:pStyle w:val="Heading2"/>
         <w:spacing w:before="360" w:after="180"/>
       </w:pPr>
-      <w:bookmarkStart w:id="30" w:name="_Toc239879701"/>
+      <w:bookmarkStart w:id="30" w:name="_Toc239882249"/>
       <w:r>
         <w:rPr>
           <w:b/>
@@ -15535,7 +15535,7 @@
         <w:pStyle w:val="Heading2"/>
         <w:spacing w:before="360" w:after="180"/>
       </w:pPr>
-      <w:bookmarkStart w:id="31" w:name="_Toc239879702"/>
+      <w:bookmarkStart w:id="31" w:name="_Toc239882250"/>
       <w:r>
         <w:rPr>
           <w:b/>
@@ -16187,7 +16187,7 @@
         <w:pStyle w:val="Heading4"/>
         <w:spacing w:before="220" w:after="120"/>
       </w:pPr>
-      <w:bookmarkStart w:id="32" w:name="_Toc239879703"/>
+      <w:bookmarkStart w:id="32" w:name="_Toc239882251"/>
       <w:r>
         <w:rPr>
           <w:b/>
@@ -16317,7 +16317,7 @@
         <w:pStyle w:val="Heading2"/>
         <w:spacing w:before="360" w:after="180"/>
       </w:pPr>
-      <w:bookmarkStart w:id="33" w:name="_Toc239879704"/>
+      <w:bookmarkStart w:id="33" w:name="_Toc239882252"/>
       <w:r>
         <w:rPr>
           <w:b/>
@@ -16808,7 +16808,7 @@
         <w:pStyle w:val="Heading2"/>
         <w:spacing w:before="360" w:after="180"/>
       </w:pPr>
-      <w:bookmarkStart w:id="34" w:name="_Toc239879705"/>
+      <w:bookmarkStart w:id="34" w:name="_Toc239882253"/>
       <w:r>
         <w:rPr>
           <w:b/>
@@ -17301,7 +17301,7 @@
         <w:pStyle w:val="Heading2"/>
         <w:spacing w:before="360" w:after="180"/>
       </w:pPr>
-      <w:bookmarkStart w:id="35" w:name="_Toc239879706"/>
+      <w:bookmarkStart w:id="35" w:name="_Toc239882254"/>
       <w:r>
         <w:rPr>
           <w:b/>
@@ -17317,7 +17317,7 @@
         <w:pStyle w:val="Heading4"/>
         <w:spacing w:before="220" w:after="120"/>
       </w:pPr>
-      <w:bookmarkStart w:id="36" w:name="_Toc239879707"/>
+      <w:bookmarkStart w:id="36" w:name="_Toc239882255"/>
       <w:r>
         <w:rPr>
           <w:b/>
@@ -17340,7 +17340,7 @@
         <w:pStyle w:val="Heading4"/>
         <w:spacing w:before="220" w:after="120"/>
       </w:pPr>
-      <w:bookmarkStart w:id="37" w:name="_Toc239879708"/>
+      <w:bookmarkStart w:id="37" w:name="_Toc239882256"/>
       <w:r>
         <w:rPr>
           <w:b/>
@@ -17387,7 +17387,7 @@
         <w:pStyle w:val="Heading2"/>
         <w:spacing w:before="360" w:after="180"/>
       </w:pPr>
-      <w:bookmarkStart w:id="38" w:name="_Toc239879709"/>
+      <w:bookmarkStart w:id="38" w:name="_Toc239882257"/>
       <w:r>
         <w:rPr>
           <w:b/>
@@ -17546,7 +17546,7 @@
         <w:pStyle w:val="Heading2"/>
         <w:spacing w:before="360" w:after="180"/>
       </w:pPr>
-      <w:bookmarkStart w:id="39" w:name="_Toc239879710"/>
+      <w:bookmarkStart w:id="39" w:name="_Toc239882258"/>
       <w:r>
         <w:rPr>
           <w:b/>
@@ -17682,7 +17682,7 @@
         <w:pStyle w:val="Heading2"/>
         <w:spacing w:before="360" w:after="180"/>
       </w:pPr>
-      <w:bookmarkStart w:id="40" w:name="_Toc239879711"/>
+      <w:bookmarkStart w:id="40" w:name="_Toc239882259"/>
       <w:r>
         <w:rPr>
           <w:b/>
@@ -17760,7 +17760,7 @@
         <w:pStyle w:val="Heading2"/>
         <w:spacing w:before="360" w:after="180"/>
       </w:pPr>
-      <w:bookmarkStart w:id="41" w:name="_Toc239879712"/>
+      <w:bookmarkStart w:id="41" w:name="_Toc239882260"/>
       <w:r>
         <w:rPr>
           <w:b/>
@@ -17776,7 +17776,7 @@
         <w:pStyle w:val="Heading4"/>
         <w:spacing w:before="220" w:after="120"/>
       </w:pPr>
-      <w:bookmarkStart w:id="42" w:name="_Toc239879713"/>
+      <w:bookmarkStart w:id="42" w:name="_Toc239882261"/>
       <w:r>
         <w:rPr>
           <w:b/>
@@ -17843,7 +17843,7 @@
         <w:pStyle w:val="Heading4"/>
         <w:spacing w:before="220" w:after="120"/>
       </w:pPr>
-      <w:bookmarkStart w:id="43" w:name="_Toc239879714"/>
+      <w:bookmarkStart w:id="43" w:name="_Toc239882262"/>
       <w:r>
         <w:rPr>
           <w:b/>
@@ -17938,7 +17938,7 @@
         <w:pStyle w:val="Heading4"/>
         <w:spacing w:before="220" w:after="120"/>
       </w:pPr>
-      <w:bookmarkStart w:id="44" w:name="_Toc239879715"/>
+      <w:bookmarkStart w:id="44" w:name="_Toc239882263"/>
       <w:r>
         <w:rPr>
           <w:b/>
@@ -18248,7 +18248,7 @@
         <w:pStyle w:val="Heading1"/>
         <w:spacing w:before="480" w:after="240"/>
       </w:pPr>
-      <w:bookmarkStart w:id="45" w:name="_Toc239879716"/>
+      <w:bookmarkStart w:id="45" w:name="_Toc239882264"/>
       <w:r>
         <w:rPr>
           <w:b/>
@@ -18480,7 +18480,7 @@
         <w:pStyle w:val="Heading2"/>
         <w:spacing w:before="360" w:after="180"/>
       </w:pPr>
-      <w:bookmarkStart w:id="46" w:name="_Toc239879717"/>
+      <w:bookmarkStart w:id="46" w:name="_Toc239882265"/>
       <w:r>
         <w:rPr>
           <w:b/>
@@ -18547,7 +18547,7 @@
         <w:pStyle w:val="Heading2"/>
         <w:spacing w:before="360" w:after="180"/>
       </w:pPr>
-      <w:bookmarkStart w:id="47" w:name="_Toc239879718"/>
+      <w:bookmarkStart w:id="47" w:name="_Toc239882266"/>
       <w:r>
         <w:rPr>
           <w:b/>
@@ -18586,7 +18586,7 @@
         <w:pStyle w:val="Heading2"/>
         <w:spacing w:before="360" w:after="180"/>
       </w:pPr>
-      <w:bookmarkStart w:id="48" w:name="_Toc239879719"/>
+      <w:bookmarkStart w:id="48" w:name="_Toc239882267"/>
       <w:r>
         <w:rPr>
           <w:b/>
@@ -18672,7 +18672,7 @@
         <w:pStyle w:val="Heading2"/>
         <w:spacing w:before="360" w:after="180"/>
       </w:pPr>
-      <w:bookmarkStart w:id="49" w:name="_Toc239879720"/>
+      <w:bookmarkStart w:id="49" w:name="_Toc239882268"/>
       <w:r>
         <w:rPr>
           <w:b/>
@@ -18786,7 +18786,7 @@
         <w:pStyle w:val="Heading1"/>
         <w:spacing w:before="480" w:after="240"/>
       </w:pPr>
-      <w:bookmarkStart w:id="50" w:name="_Toc239879721"/>
+      <w:bookmarkStart w:id="50" w:name="_Toc239882269"/>
       <w:r>
         <w:rPr>
           <w:b/>
@@ -19018,7 +19018,7 @@
         <w:pStyle w:val="Heading2"/>
         <w:spacing w:before="360" w:after="180"/>
       </w:pPr>
-      <w:bookmarkStart w:id="51" w:name="_Toc239879722"/>
+      <w:bookmarkStart w:id="51" w:name="_Toc239882270"/>
       <w:r>
         <w:rPr>
           <w:b/>
@@ -19040,7 +19040,7 @@
         <w:t>data\document-index-legal-compliance-90min.csv</w:t>
       </w:r>
       <w:r>
-        <w:t xml:space="preserve"> is the source-of-truth list for this lab's public corpus - six renewable-energy contracting, financing, interconnection, permitting, and compliance documents from the U.S. EPA, IREC, and SolSmart, curated to fit a 90-minute session. Each row records the file name, category, technology, publishing source, the public URL it was sourced from, and the lab role it plays in the demo.</w:t>
+        <w:t xml:space="preserve"> is the source-of-truth list for this lab's public corpus - six renewable-energy contracting, financing, interconnection, permitting, and compliance documents from the U.S. EPA, IREC, and SolSmart, curated to fit a 90-minute session. Each row records the file name, category, technology, publishing source, the public URL it was sourced from, and the lab role it plays.</w:t>
       </w:r>
     </w:p>
     <w:p>
@@ -19048,7 +19048,7 @@
         <w:pStyle w:val="Heading2"/>
         <w:spacing w:before="360" w:after="180"/>
       </w:pPr>
-      <w:bookmarkStart w:id="52" w:name="_Toc239879723"/>
+      <w:bookmarkStart w:id="52" w:name="_Toc239882271"/>
       <w:r>
         <w:rPr>
           <w:b/>
@@ -19090,7 +19090,7 @@
         <w:pStyle w:val="Heading2"/>
         <w:spacing w:before="360" w:after="180"/>
       </w:pPr>
-      <w:bookmarkStart w:id="53" w:name="_Toc239879724"/>
+      <w:bookmarkStart w:id="53" w:name="_Toc239882272"/>
       <w:r>
         <w:rPr>
           <w:b/>
@@ -19255,7 +19255,7 @@
         <w:pStyle w:val="Heading2"/>
         <w:spacing w:before="360" w:after="180"/>
       </w:pPr>
-      <w:bookmarkStart w:id="54" w:name="_Toc239879725"/>
+      <w:bookmarkStart w:id="54" w:name="_Toc239882273"/>
       <w:r>
         <w:rPr>
           <w:b/>
@@ -19321,7 +19321,7 @@
         <w:pStyle w:val="Heading2"/>
         <w:spacing w:before="360" w:after="180"/>
       </w:pPr>
-      <w:bookmarkStart w:id="55" w:name="_Toc239879726"/>
+      <w:bookmarkStart w:id="55" w:name="_Toc239882274"/>
       <w:r>
         <w:rPr>
           <w:b/>
@@ -19426,7 +19426,7 @@
         <w:pStyle w:val="Heading1"/>
         <w:spacing w:before="480" w:after="240"/>
       </w:pPr>
-      <w:bookmarkStart w:id="56" w:name="_Toc239879727"/>
+      <w:bookmarkStart w:id="56" w:name="_Toc239882275"/>
       <w:r>
         <w:rPr>
           <w:b/>
@@ -19658,7 +19658,7 @@
         <w:pStyle w:val="Heading2"/>
         <w:spacing w:before="360" w:after="180"/>
       </w:pPr>
-      <w:bookmarkStart w:id="57" w:name="_Toc239879728"/>
+      <w:bookmarkStart w:id="57" w:name="_Toc239882276"/>
       <w:r>
         <w:rPr>
           <w:b/>
@@ -19706,7 +19706,7 @@
         <w:pStyle w:val="Heading2"/>
         <w:spacing w:before="360" w:after="180"/>
       </w:pPr>
-      <w:bookmarkStart w:id="58" w:name="_Toc239879729"/>
+      <w:bookmarkStart w:id="58" w:name="_Toc239882277"/>
       <w:r>
         <w:rPr>
           <w:b/>
@@ -19811,7 +19811,7 @@
         <w:rPr>
           <w:color w:val="222222"/>
         </w:rPr>
-        <w:t>Document Intelligence layout extraction runs one document at a time and can take several minutes per large PDF. Budget wait time proportional to your corpus size - the 90-minute demo's 6-document corpus takes only a few minutes end to end, which is what keeps this lab inside a 90-minute session.</w:t>
+        <w:t>Document Intelligence layout extraction runs one document at a time and can take several minutes per large PDF. Budget wait time proportional to your corpus size - the 90-minute lab's 6-document corpus takes only a few minutes end to end, which is what keeps this lab inside a 90-minute session.</w:t>
       </w:r>
     </w:p>
     <w:p>
@@ -19819,7 +19819,7 @@
         <w:pStyle w:val="Heading2"/>
         <w:spacing w:before="360" w:after="180"/>
       </w:pPr>
-      <w:bookmarkStart w:id="59" w:name="_Toc239879730"/>
+      <w:bookmarkStart w:id="59" w:name="_Toc239882278"/>
       <w:r>
         <w:rPr>
           <w:b/>
@@ -19970,7 +19970,7 @@
         <w:pStyle w:val="Heading1"/>
         <w:spacing w:before="480" w:after="240"/>
       </w:pPr>
-      <w:bookmarkStart w:id="60" w:name="_Toc239879731"/>
+      <w:bookmarkStart w:id="60" w:name="_Toc239882279"/>
       <w:r>
         <w:rPr>
           <w:b/>
@@ -20202,7 +20202,7 @@
         <w:pStyle w:val="Heading2"/>
         <w:spacing w:before="360" w:after="180"/>
       </w:pPr>
-      <w:bookmarkStart w:id="61" w:name="_Toc239879732"/>
+      <w:bookmarkStart w:id="61" w:name="_Toc239882280"/>
       <w:r>
         <w:rPr>
           <w:b/>
@@ -20250,7 +20250,7 @@
         <w:pStyle w:val="Heading2"/>
         <w:spacing w:before="360" w:after="180"/>
       </w:pPr>
-      <w:bookmarkStart w:id="62" w:name="_Toc239879733"/>
+      <w:bookmarkStart w:id="62" w:name="_Toc239882281"/>
       <w:r>
         <w:rPr>
           <w:b/>
@@ -20411,7 +20411,7 @@
         <w:rPr>
           <w:color w:val="222222"/>
         </w:rPr>
-        <w:t xml:space="preserve">) from Microsoft Graph over a multi-hour run. The 90-minute demo's 6-document corpus is far smaller and unlikely to hit this, but always include </w:t>
+        <w:t xml:space="preserve">) from Microsoft Graph over a multi-hour run. The 90-minute lab's 6-document corpus is far smaller and unlikely to hit this, but always include </w:t>
       </w:r>
       <w:r>
         <w:rPr>
@@ -20432,7 +20432,7 @@
         <w:pStyle w:val="Heading2"/>
         <w:spacing w:before="360" w:after="180"/>
       </w:pPr>
-      <w:bookmarkStart w:id="63" w:name="_Toc239879734"/>
+      <w:bookmarkStart w:id="63" w:name="_Toc239882282"/>
       <w:r>
         <w:rPr>
           <w:b/>
@@ -20485,7 +20485,7 @@
         <w:pStyle w:val="Heading2"/>
         <w:spacing w:before="360" w:after="180"/>
       </w:pPr>
-      <w:bookmarkStart w:id="64" w:name="_Toc239879735"/>
+      <w:bookmarkStart w:id="64" w:name="_Toc239882283"/>
       <w:r>
         <w:rPr>
           <w:b/>
@@ -20615,7 +20615,7 @@
         <w:rPr>
           <w:color w:val="222222"/>
         </w:rPr>
-        <w:t>The 90-minute demo's 6-document corpus produces a much smaller set of indexed visual records than the original 15-document reference run - confirm your actual count and Vision success rate directly in Search explorer rather than relying on a fixed number.</w:t>
+        <w:t>The 90-minute lab's 6-document corpus produces a much smaller set of indexed visual records than the original 15-document reference run - confirm your actual count and Vision success rate directly in Search explorer rather than relying on a fixed number.</w:t>
       </w:r>
     </w:p>
     <w:p>
@@ -20677,7 +20677,7 @@
         <w:pStyle w:val="Heading1"/>
         <w:spacing w:before="480" w:after="240"/>
       </w:pPr>
-      <w:bookmarkStart w:id="65" w:name="_Toc239879736"/>
+      <w:bookmarkStart w:id="65" w:name="_Toc239882284"/>
       <w:r>
         <w:rPr>
           <w:b/>
@@ -20909,7 +20909,7 @@
         <w:pStyle w:val="Heading2"/>
         <w:spacing w:before="360" w:after="180"/>
       </w:pPr>
-      <w:bookmarkStart w:id="66" w:name="_Toc239879737"/>
+      <w:bookmarkStart w:id="66" w:name="_Toc239882285"/>
       <w:r>
         <w:rPr>
           <w:b/>
@@ -21212,7 +21212,7 @@
         <w:pStyle w:val="Heading2"/>
         <w:spacing w:before="360" w:after="180"/>
       </w:pPr>
-      <w:bookmarkStart w:id="67" w:name="_Toc239879738"/>
+      <w:bookmarkStart w:id="67" w:name="_Toc239882286"/>
       <w:r>
         <w:rPr>
           <w:b/>
@@ -21331,7 +21331,7 @@
         <w:pStyle w:val="Heading2"/>
         <w:spacing w:before="360" w:after="180"/>
       </w:pPr>
-      <w:bookmarkStart w:id="68" w:name="_Toc239879739"/>
+      <w:bookmarkStart w:id="68" w:name="_Toc239882287"/>
       <w:r>
         <w:rPr>
           <w:b/>
@@ -21451,7 +21451,7 @@
         <w:pStyle w:val="Heading2"/>
         <w:spacing w:before="360" w:after="180"/>
       </w:pPr>
-      <w:bookmarkStart w:id="69" w:name="_Toc239879740"/>
+      <w:bookmarkStart w:id="69" w:name="_Toc239882288"/>
       <w:r>
         <w:rPr>
           <w:b/>
@@ -21714,7 +21714,7 @@
         <w:pStyle w:val="Heading2"/>
         <w:spacing w:before="360" w:after="180"/>
       </w:pPr>
-      <w:bookmarkStart w:id="70" w:name="_Toc239879741"/>
+      <w:bookmarkStart w:id="70" w:name="_Toc239882289"/>
       <w:r>
         <w:rPr>
           <w:b/>
@@ -21885,7 +21885,7 @@
         <w:pStyle w:val="Heading1"/>
         <w:spacing w:before="480" w:after="240"/>
       </w:pPr>
-      <w:bookmarkStart w:id="71" w:name="_Toc239879742"/>
+      <w:bookmarkStart w:id="71" w:name="_Toc239882290"/>
       <w:r>
         <w:rPr>
           <w:b/>
@@ -22117,7 +22117,7 @@
         <w:pStyle w:val="Heading2"/>
         <w:spacing w:before="360" w:after="180"/>
       </w:pPr>
-      <w:bookmarkStart w:id="72" w:name="_Toc239879743"/>
+      <w:bookmarkStart w:id="72" w:name="_Toc239882291"/>
       <w:r>
         <w:rPr>
           <w:b/>
@@ -22216,7 +22216,7 @@
         <w:pStyle w:val="Heading2"/>
         <w:spacing w:before="360" w:after="180"/>
       </w:pPr>
-      <w:bookmarkStart w:id="73" w:name="_Toc239879744"/>
+      <w:bookmarkStart w:id="73" w:name="_Toc239882292"/>
       <w:r>
         <w:rPr>
           <w:b/>
@@ -22496,7 +22496,7 @@
         <w:pStyle w:val="Heading2"/>
         <w:spacing w:before="360" w:after="180"/>
       </w:pPr>
-      <w:bookmarkStart w:id="74" w:name="_Toc239879745"/>
+      <w:bookmarkStart w:id="74" w:name="_Toc239882293"/>
       <w:r>
         <w:rPr>
           <w:b/>
@@ -22674,7 +22674,7 @@
         <w:pStyle w:val="Heading1"/>
         <w:spacing w:before="480" w:after="240"/>
       </w:pPr>
-      <w:bookmarkStart w:id="75" w:name="_Toc239879746"/>
+      <w:bookmarkStart w:id="75" w:name="_Toc239882294"/>
       <w:r>
         <w:rPr>
           <w:b/>
@@ -22906,7 +22906,7 @@
         <w:pStyle w:val="Heading2"/>
         <w:spacing w:before="360" w:after="180"/>
       </w:pPr>
-      <w:bookmarkStart w:id="76" w:name="_Toc239879747"/>
+      <w:bookmarkStart w:id="76" w:name="_Toc239882295"/>
       <w:r>
         <w:rPr>
           <w:b/>
@@ -23073,7 +23073,7 @@
         <w:pStyle w:val="Heading2"/>
         <w:spacing w:before="360" w:after="180"/>
       </w:pPr>
-      <w:bookmarkStart w:id="77" w:name="_Toc239879748"/>
+      <w:bookmarkStart w:id="77" w:name="_Toc239882296"/>
       <w:r>
         <w:rPr>
           <w:b/>
@@ -23280,7 +23280,7 @@
         <w:pStyle w:val="Heading2"/>
         <w:spacing w:before="360" w:after="180"/>
       </w:pPr>
-      <w:bookmarkStart w:id="78" w:name="_Toc239879749"/>
+      <w:bookmarkStart w:id="78" w:name="_Toc239882297"/>
       <w:r>
         <w:rPr>
           <w:b/>
@@ -23349,7 +23349,7 @@
         <w:pStyle w:val="Heading2"/>
         <w:spacing w:before="360" w:after="180"/>
       </w:pPr>
-      <w:bookmarkStart w:id="79" w:name="_Toc239879750"/>
+      <w:bookmarkStart w:id="79" w:name="_Toc239882298"/>
       <w:r>
         <w:rPr>
           <w:b/>
@@ -23415,7 +23415,7 @@
         <w:pStyle w:val="Heading2"/>
         <w:spacing w:before="360" w:after="180"/>
       </w:pPr>
-      <w:bookmarkStart w:id="80" w:name="_Toc239879751"/>
+      <w:bookmarkStart w:id="80" w:name="_Toc239882299"/>
       <w:r>
         <w:rPr>
           <w:b/>
@@ -23689,7 +23689,7 @@
         <w:pStyle w:val="Heading2"/>
         <w:spacing w:before="360" w:after="180"/>
       </w:pPr>
-      <w:bookmarkStart w:id="81" w:name="_Toc239879752"/>
+      <w:bookmarkStart w:id="81" w:name="_Toc239882300"/>
       <w:r>
         <w:rPr>
           <w:b/>
@@ -23878,7 +23878,7 @@
         <w:pStyle w:val="Heading2"/>
         <w:spacing w:before="360" w:after="180"/>
       </w:pPr>
-      <w:bookmarkStart w:id="82" w:name="_Toc239879753"/>
+      <w:bookmarkStart w:id="82" w:name="_Toc239882301"/>
       <w:r>
         <w:rPr>
           <w:b/>
@@ -24002,7 +24002,7 @@
         <w:pStyle w:val="Heading1"/>
         <w:spacing w:before="480" w:after="240"/>
       </w:pPr>
-      <w:bookmarkStart w:id="83" w:name="_Toc239879754"/>
+      <w:bookmarkStart w:id="83" w:name="_Toc239882302"/>
       <w:r>
         <w:rPr>
           <w:b/>
@@ -24234,7 +24234,7 @@
         <w:pStyle w:val="Heading2"/>
         <w:spacing w:before="360" w:after="180"/>
       </w:pPr>
-      <w:bookmarkStart w:id="84" w:name="_Toc239879755"/>
+      <w:bookmarkStart w:id="84" w:name="_Toc239882303"/>
       <w:r>
         <w:rPr>
           <w:b/>
@@ -24299,7 +24299,7 @@
         <w:pStyle w:val="Heading2"/>
         <w:spacing w:before="360" w:after="180"/>
       </w:pPr>
-      <w:bookmarkStart w:id="85" w:name="_Toc239879756"/>
+      <w:bookmarkStart w:id="85" w:name="_Toc239882304"/>
       <w:r>
         <w:rPr>
           <w:b/>
@@ -24482,7 +24482,7 @@
         <w:pStyle w:val="Heading2"/>
         <w:spacing w:before="360" w:after="180"/>
       </w:pPr>
-      <w:bookmarkStart w:id="86" w:name="_Toc239879757"/>
+      <w:bookmarkStart w:id="86" w:name="_Toc239882305"/>
       <w:r>
         <w:rPr>
           <w:b/>
@@ -24665,7 +24665,7 @@
         <w:pStyle w:val="Heading2"/>
         <w:spacing w:before="360" w:after="180"/>
       </w:pPr>
-      <w:bookmarkStart w:id="87" w:name="_Toc239879758"/>
+      <w:bookmarkStart w:id="87" w:name="_Toc239882306"/>
       <w:r>
         <w:rPr>
           <w:b/>
@@ -24802,7 +24802,7 @@
         <w:pStyle w:val="Heading2"/>
         <w:spacing w:before="360" w:after="180"/>
       </w:pPr>
-      <w:bookmarkStart w:id="88" w:name="_Toc239879759"/>
+      <w:bookmarkStart w:id="88" w:name="_Toc239882307"/>
       <w:r>
         <w:rPr>
           <w:b/>
@@ -25030,7 +25030,7 @@
         <w:pStyle w:val="Heading2"/>
         <w:spacing w:before="360" w:after="180"/>
       </w:pPr>
-      <w:bookmarkStart w:id="89" w:name="_Toc239879760"/>
+      <w:bookmarkStart w:id="89" w:name="_Toc239882308"/>
       <w:r>
         <w:rPr>
           <w:b/>
@@ -25332,7 +25332,7 @@
         <w:pStyle w:val="Heading1"/>
         <w:spacing w:before="480" w:after="240"/>
       </w:pPr>
-      <w:bookmarkStart w:id="90" w:name="_Toc239879761"/>
+      <w:bookmarkStart w:id="90" w:name="_Toc239882309"/>
       <w:r>
         <w:rPr>
           <w:b/>
@@ -25357,7 +25357,7 @@
         <w:pStyle w:val="Heading3"/>
         <w:spacing w:before="280" w:after="140"/>
       </w:pPr>
-      <w:bookmarkStart w:id="91" w:name="_Toc239879762"/>
+      <w:bookmarkStart w:id="91" w:name="_Toc239882310"/>
       <w:r>
         <w:rPr>
           <w:b/>
@@ -26063,7 +26063,7 @@
         <w:pStyle w:val="Heading3"/>
         <w:spacing w:before="280" w:after="140"/>
       </w:pPr>
-      <w:bookmarkStart w:id="92" w:name="_Toc239879763"/>
+      <w:bookmarkStart w:id="92" w:name="_Toc239882311"/>
       <w:r>
         <w:rPr>
           <w:b/>
@@ -26418,7 +26418,7 @@
         <w:pStyle w:val="Heading3"/>
         <w:spacing w:before="280" w:after="140"/>
       </w:pPr>
-      <w:bookmarkStart w:id="93" w:name="_Toc239879764"/>
+      <w:bookmarkStart w:id="93" w:name="_Toc239882312"/>
       <w:r>
         <w:rPr>
           <w:b/>
@@ -26846,7 +26846,7 @@
         <w:pStyle w:val="Heading3"/>
         <w:spacing w:before="280" w:after="140"/>
       </w:pPr>
-      <w:bookmarkStart w:id="94" w:name="_Toc239879765"/>
+      <w:bookmarkStart w:id="94" w:name="_Toc239882313"/>
       <w:r>
         <w:rPr>
           <w:b/>
@@ -27259,7 +27259,7 @@
         <w:pStyle w:val="Heading3"/>
         <w:spacing w:before="280" w:after="140"/>
       </w:pPr>
-      <w:bookmarkStart w:id="95" w:name="_Toc239879766"/>
+      <w:bookmarkStart w:id="95" w:name="_Toc239882314"/>
       <w:r>
         <w:rPr>
           <w:b/>
@@ -27589,7 +27589,7 @@
         <w:pStyle w:val="Heading1"/>
         <w:spacing w:before="480" w:after="240"/>
       </w:pPr>
-      <w:bookmarkStart w:id="96" w:name="_Toc239879767"/>
+      <w:bookmarkStart w:id="96" w:name="_Toc239882315"/>
       <w:r>
         <w:rPr>
           <w:b/>
@@ -27606,7 +27606,7 @@
         <w:spacing w:after="160"/>
       </w:pPr>
       <w:r>
-        <w:t>Use these to build the evaluation set in Module 8.1 and to script a demo.</w:t>
+        <w:t>Use these to build the evaluation set in Module 8.1 and to script a walkthrough.</w:t>
       </w:r>
     </w:p>
     <w:p>
@@ -27614,7 +27614,7 @@
         <w:pStyle w:val="Heading3"/>
         <w:spacing w:before="280" w:after="140"/>
       </w:pPr>
-      <w:bookmarkStart w:id="97" w:name="_Toc239879768"/>
+      <w:bookmarkStart w:id="97" w:name="_Toc239882316"/>
       <w:r>
         <w:rPr>
           <w:b/>
@@ -27799,7 +27799,7 @@
         <w:pStyle w:val="Heading3"/>
         <w:spacing w:before="280" w:after="140"/>
       </w:pPr>
-      <w:bookmarkStart w:id="98" w:name="_Toc239879769"/>
+      <w:bookmarkStart w:id="98" w:name="_Toc239882317"/>
       <w:r>
         <w:rPr>
           <w:b/>
@@ -27984,7 +27984,7 @@
         <w:pStyle w:val="Heading3"/>
         <w:spacing w:before="280" w:after="140"/>
       </w:pPr>
-      <w:bookmarkStart w:id="99" w:name="_Toc239879770"/>
+      <w:bookmarkStart w:id="99" w:name="_Toc239882318"/>
       <w:r>
         <w:rPr>
           <w:b/>
@@ -28123,7 +28123,7 @@
         <w:pStyle w:val="Heading3"/>
         <w:spacing w:before="280" w:after="140"/>
       </w:pPr>
-      <w:bookmarkStart w:id="100" w:name="_Toc239879771"/>
+      <w:bookmarkStart w:id="100" w:name="_Toc239882319"/>
       <w:r>
         <w:rPr>
           <w:b/>
@@ -28313,7 +28313,7 @@
         <w:pStyle w:val="Heading1"/>
         <w:spacing w:before="480" w:after="240"/>
       </w:pPr>
-      <w:bookmarkStart w:id="101" w:name="_Toc239879772"/>
+      <w:bookmarkStart w:id="101" w:name="_Toc239882320"/>
       <w:r>
         <w:rPr>
           <w:b/>
@@ -28338,7 +28338,7 @@
         <w:pStyle w:val="Heading3"/>
         <w:spacing w:before="280" w:after="140"/>
       </w:pPr>
-      <w:bookmarkStart w:id="102" w:name="_Toc239879773"/>
+      <w:bookmarkStart w:id="102" w:name="_Toc239882321"/>
       <w:r>
         <w:rPr>
           <w:b/>
@@ -28757,7 +28757,7 @@
         <w:pStyle w:val="Heading3"/>
         <w:spacing w:before="280" w:after="140"/>
       </w:pPr>
-      <w:bookmarkStart w:id="103" w:name="_Toc239879774"/>
+      <w:bookmarkStart w:id="103" w:name="_Toc239882322"/>
       <w:r>
         <w:rPr>
           <w:b/>
@@ -29209,7 +29209,7 @@
         <w:pStyle w:val="Heading3"/>
         <w:spacing w:before="280" w:after="140"/>
       </w:pPr>
-      <w:bookmarkStart w:id="104" w:name="_Toc239879775"/>
+      <w:bookmarkStart w:id="104" w:name="_Toc239882323"/>
       <w:r>
         <w:rPr>
           <w:b/>
@@ -29605,7 +29605,7 @@
         <w:pStyle w:val="Heading3"/>
         <w:spacing w:before="280" w:after="140"/>
       </w:pPr>
-      <w:bookmarkStart w:id="105" w:name="_Toc239879776"/>
+      <w:bookmarkStart w:id="105" w:name="_Toc239882324"/>
       <w:r>
         <w:rPr>
           <w:b/>
@@ -29929,7 +29929,7 @@
         <w:pStyle w:val="Heading1"/>
         <w:spacing w:before="480" w:after="240"/>
       </w:pPr>
-      <w:bookmarkStart w:id="106" w:name="_Toc239879777"/>
+      <w:bookmarkStart w:id="106" w:name="_Toc239882325"/>
       <w:r>
         <w:rPr>
           <w:b/>
@@ -29946,7 +29946,7 @@
         <w:pStyle w:val="Heading3"/>
         <w:spacing w:before="280" w:after="140"/>
       </w:pPr>
-      <w:bookmarkStart w:id="107" w:name="_Toc239879778"/>
+      <w:bookmarkStart w:id="107" w:name="_Toc239882326"/>
       <w:r>
         <w:rPr>
           <w:b/>
@@ -31291,7 +31291,7 @@
         <w:pStyle w:val="Heading3"/>
         <w:spacing w:before="280" w:after="140"/>
       </w:pPr>
-      <w:bookmarkStart w:id="108" w:name="_Toc239879779"/>
+      <w:bookmarkStart w:id="108" w:name="_Toc239882327"/>
       <w:r>
         <w:rPr>
           <w:b/>
@@ -31633,7 +31633,7 @@
         <w:pStyle w:val="Heading1"/>
         <w:spacing w:before="480" w:after="240"/>
       </w:pPr>
-      <w:bookmarkStart w:id="109" w:name="_Toc239879780"/>
+      <w:bookmarkStart w:id="109" w:name="_Toc239882328"/>
       <w:r>
         <w:rPr>
           <w:b/>
@@ -31650,7 +31650,7 @@
         <w:pStyle w:val="Heading3"/>
         <w:spacing w:before="280" w:after="140"/>
       </w:pPr>
-      <w:bookmarkStart w:id="110" w:name="_Toc239879781"/>
+      <w:bookmarkStart w:id="110" w:name="_Toc239882329"/>
       <w:r>
         <w:rPr>
           <w:b/>
@@ -31681,7 +31681,7 @@
         <w:pStyle w:val="Heading3"/>
         <w:spacing w:before="280" w:after="140"/>
       </w:pPr>
-      <w:bookmarkStart w:id="111" w:name="_Toc239879782"/>
+      <w:bookmarkStart w:id="111" w:name="_Toc239882330"/>
       <w:r>
         <w:rPr>
           <w:b/>
@@ -31725,7 +31725,7 @@
         <w:pStyle w:val="Heading3"/>
         <w:spacing w:before="280" w:after="140"/>
       </w:pPr>
-      <w:bookmarkStart w:id="112" w:name="_Toc239879783"/>
+      <w:bookmarkStart w:id="112" w:name="_Toc239882331"/>
       <w:r>
         <w:rPr>
           <w:b/>
@@ -31769,7 +31769,7 @@
         <w:pStyle w:val="Heading3"/>
         <w:spacing w:before="280" w:after="140"/>
       </w:pPr>
-      <w:bookmarkStart w:id="113" w:name="_Toc239879784"/>
+      <w:bookmarkStart w:id="113" w:name="_Toc239882332"/>
       <w:r>
         <w:rPr>
           <w:b/>
@@ -31813,7 +31813,7 @@
         <w:pStyle w:val="Heading3"/>
         <w:spacing w:before="280" w:after="140"/>
       </w:pPr>
-      <w:bookmarkStart w:id="114" w:name="_Toc239879785"/>
+      <w:bookmarkStart w:id="114" w:name="_Toc239882333"/>
       <w:r>
         <w:rPr>
           <w:b/>
@@ -31875,7 +31875,7 @@
         <w:pStyle w:val="Heading1"/>
         <w:spacing w:before="480" w:after="240"/>
       </w:pPr>
-      <w:bookmarkStart w:id="115" w:name="_Toc239879786"/>
+      <w:bookmarkStart w:id="115" w:name="_Toc239882334"/>
       <w:r>
         <w:rPr>
           <w:b/>
@@ -31892,7 +31892,7 @@
         <w:pStyle w:val="Heading3"/>
         <w:spacing w:before="280" w:after="140"/>
       </w:pPr>
-      <w:bookmarkStart w:id="116" w:name="_Toc239879787"/>
+      <w:bookmarkStart w:id="116" w:name="_Toc239882335"/>
       <w:r>
         <w:rPr>
           <w:b/>
@@ -31936,7 +31936,7 @@
         <w:pStyle w:val="Heading3"/>
         <w:spacing w:before="280" w:after="140"/>
       </w:pPr>
-      <w:bookmarkStart w:id="117" w:name="_Toc239879788"/>
+      <w:bookmarkStart w:id="117" w:name="_Toc239882336"/>
       <w:r>
         <w:rPr>
           <w:b/>
@@ -31954,7 +31954,7 @@
         <w:pStyle w:val="Heading4"/>
         <w:spacing w:before="220" w:after="120"/>
       </w:pPr>
-      <w:bookmarkStart w:id="118" w:name="_Toc239879789"/>
+      <w:bookmarkStart w:id="118" w:name="_Toc239882337"/>
       <w:r>
         <w:rPr>
           <w:b/>
@@ -31977,7 +31977,7 @@
         <w:pStyle w:val="Heading4"/>
         <w:spacing w:before="220" w:after="120"/>
       </w:pPr>
-      <w:bookmarkStart w:id="119" w:name="_Toc239879790"/>
+      <w:bookmarkStart w:id="119" w:name="_Toc239882338"/>
       <w:r>
         <w:rPr>
           <w:b/>
@@ -32018,7 +32018,7 @@
         <w:pStyle w:val="Heading4"/>
         <w:spacing w:before="220" w:after="120"/>
       </w:pPr>
-      <w:bookmarkStart w:id="120" w:name="_Toc239879791"/>
+      <w:bookmarkStart w:id="120" w:name="_Toc239882339"/>
       <w:r>
         <w:rPr>
           <w:b/>
@@ -32041,7 +32041,7 @@
         <w:pStyle w:val="Heading3"/>
         <w:spacing w:before="280" w:after="140"/>
       </w:pPr>
-      <w:bookmarkStart w:id="121" w:name="_Toc239879792"/>
+      <w:bookmarkStart w:id="121" w:name="_Toc239882340"/>
       <w:r>
         <w:rPr>
           <w:b/>
@@ -32493,7 +32493,7 @@
         <w:pStyle w:val="Heading3"/>
         <w:spacing w:before="280" w:after="140"/>
       </w:pPr>
-      <w:bookmarkStart w:id="122" w:name="_Toc239879793"/>
+      <w:bookmarkStart w:id="122" w:name="_Toc239882341"/>
       <w:r>
         <w:rPr>
           <w:b/>
@@ -32563,7 +32563,7 @@
         <w:pStyle w:val="Heading3"/>
         <w:spacing w:before="280" w:after="140"/>
       </w:pPr>
-      <w:bookmarkStart w:id="123" w:name="_Toc239879794"/>
+      <w:bookmarkStart w:id="123" w:name="_Toc239882342"/>
       <w:r>
         <w:rPr>
           <w:b/>

--- a/docs/Contract-and-Legal-Intelligence-Agent-Lab-Guide.docx
+++ b/docs/Contract-and-Legal-Intelligence-Agent-Lab-Guide.docx
@@ -298,7 +298,7 @@
                 <w:sz w:val="19"/>
                 <w:szCs w:val="19"/>
               </w:rPr>
-              <w:t>github.com/spetren/renewable-energy-compliance-lab</w:t>
+              <w:t>github.com/spetren/contract-legal-intelligence-agent-lab</w:t>
             </w:r>
           </w:p>
         </w:tc>
@@ -638,7 +638,7 @@
           <w:r>
             <w:fldChar w:fldCharType="separate"/>
           </w:r>
-          <w:hyperlink w:anchor="_Toc239882220" w:history="1">
+          <w:hyperlink w:anchor="_Toc240268385" w:history="1">
             <w:r>
               <w:rPr>
                 <w:rStyle w:val="Hyperlink"/>
@@ -664,7 +664,7 @@
               <w:rPr>
                 <w:noProof/>
               </w:rPr>
-              <w:instrText xml:space="preserve"> PAGEREF _Toc239882220 \h </w:instrText>
+              <w:instrText xml:space="preserve"> PAGEREF _Toc240268385 \h </w:instrText>
             </w:r>
             <w:r>
               <w:rPr>
@@ -706,7 +706,7 @@
               <w14:ligatures w14:val="standardContextual"/>
             </w:rPr>
           </w:pPr>
-          <w:hyperlink w:anchor="_Toc239882221" w:history="1">
+          <w:hyperlink w:anchor="_Toc240268386" w:history="1">
             <w:r>
               <w:rPr>
                 <w:rStyle w:val="Hyperlink"/>
@@ -732,7 +732,7 @@
               <w:rPr>
                 <w:noProof/>
               </w:rPr>
-              <w:instrText xml:space="preserve"> PAGEREF _Toc239882221 \h </w:instrText>
+              <w:instrText xml:space="preserve"> PAGEREF _Toc240268386 \h </w:instrText>
             </w:r>
             <w:r>
               <w:rPr>
@@ -774,7 +774,7 @@
               <w14:ligatures w14:val="standardContextual"/>
             </w:rPr>
           </w:pPr>
-          <w:hyperlink w:anchor="_Toc239882222" w:history="1">
+          <w:hyperlink w:anchor="_Toc240268387" w:history="1">
             <w:r>
               <w:rPr>
                 <w:rStyle w:val="Hyperlink"/>
@@ -800,7 +800,7 @@
               <w:rPr>
                 <w:noProof/>
               </w:rPr>
-              <w:instrText xml:space="preserve"> PAGEREF _Toc239882222 \h </w:instrText>
+              <w:instrText xml:space="preserve"> PAGEREF _Toc240268387 \h </w:instrText>
             </w:r>
             <w:r>
               <w:rPr>
@@ -842,7 +842,7 @@
               <w14:ligatures w14:val="standardContextual"/>
             </w:rPr>
           </w:pPr>
-          <w:hyperlink w:anchor="_Toc239882223" w:history="1">
+          <w:hyperlink w:anchor="_Toc240268388" w:history="1">
             <w:r>
               <w:rPr>
                 <w:rStyle w:val="Hyperlink"/>
@@ -868,7 +868,7 @@
               <w:rPr>
                 <w:noProof/>
               </w:rPr>
-              <w:instrText xml:space="preserve"> PAGEREF _Toc239882223 \h </w:instrText>
+              <w:instrText xml:space="preserve"> PAGEREF _Toc240268388 \h </w:instrText>
             </w:r>
             <w:r>
               <w:rPr>
@@ -910,7 +910,7 @@
               <w14:ligatures w14:val="standardContextual"/>
             </w:rPr>
           </w:pPr>
-          <w:hyperlink w:anchor="_Toc239882224" w:history="1">
+          <w:hyperlink w:anchor="_Toc240268389" w:history="1">
             <w:r>
               <w:rPr>
                 <w:rStyle w:val="Hyperlink"/>
@@ -936,7 +936,7 @@
               <w:rPr>
                 <w:noProof/>
               </w:rPr>
-              <w:instrText xml:space="preserve"> PAGEREF _Toc239882224 \h </w:instrText>
+              <w:instrText xml:space="preserve"> PAGEREF _Toc240268389 \h </w:instrText>
             </w:r>
             <w:r>
               <w:rPr>
@@ -978,7 +978,7 @@
               <w14:ligatures w14:val="standardContextual"/>
             </w:rPr>
           </w:pPr>
-          <w:hyperlink w:anchor="_Toc239882225" w:history="1">
+          <w:hyperlink w:anchor="_Toc240268390" w:history="1">
             <w:r>
               <w:rPr>
                 <w:rStyle w:val="Hyperlink"/>
@@ -1004,7 +1004,7 @@
               <w:rPr>
                 <w:noProof/>
               </w:rPr>
-              <w:instrText xml:space="preserve"> PAGEREF _Toc239882225 \h </w:instrText>
+              <w:instrText xml:space="preserve"> PAGEREF _Toc240268390 \h </w:instrText>
             </w:r>
             <w:r>
               <w:rPr>
@@ -1046,7 +1046,7 @@
               <w14:ligatures w14:val="standardContextual"/>
             </w:rPr>
           </w:pPr>
-          <w:hyperlink w:anchor="_Toc239882226" w:history="1">
+          <w:hyperlink w:anchor="_Toc240268391" w:history="1">
             <w:r>
               <w:rPr>
                 <w:rStyle w:val="Hyperlink"/>
@@ -1072,7 +1072,7 @@
               <w:rPr>
                 <w:noProof/>
               </w:rPr>
-              <w:instrText xml:space="preserve"> PAGEREF _Toc239882226 \h </w:instrText>
+              <w:instrText xml:space="preserve"> PAGEREF _Toc240268391 \h </w:instrText>
             </w:r>
             <w:r>
               <w:rPr>
@@ -1114,7 +1114,7 @@
               <w14:ligatures w14:val="standardContextual"/>
             </w:rPr>
           </w:pPr>
-          <w:hyperlink w:anchor="_Toc239882227" w:history="1">
+          <w:hyperlink w:anchor="_Toc240268392" w:history="1">
             <w:r>
               <w:rPr>
                 <w:rStyle w:val="Hyperlink"/>
@@ -1140,7 +1140,7 @@
               <w:rPr>
                 <w:noProof/>
               </w:rPr>
-              <w:instrText xml:space="preserve"> PAGEREF _Toc239882227 \h </w:instrText>
+              <w:instrText xml:space="preserve"> PAGEREF _Toc240268392 \h </w:instrText>
             </w:r>
             <w:r>
               <w:rPr>
@@ -1182,7 +1182,7 @@
               <w14:ligatures w14:val="standardContextual"/>
             </w:rPr>
           </w:pPr>
-          <w:hyperlink w:anchor="_Toc239882228" w:history="1">
+          <w:hyperlink w:anchor="_Toc240268393" w:history="1">
             <w:r>
               <w:rPr>
                 <w:rStyle w:val="Hyperlink"/>
@@ -1208,7 +1208,7 @@
               <w:rPr>
                 <w:noProof/>
               </w:rPr>
-              <w:instrText xml:space="preserve"> PAGEREF _Toc239882228 \h </w:instrText>
+              <w:instrText xml:space="preserve"> PAGEREF _Toc240268393 \h </w:instrText>
             </w:r>
             <w:r>
               <w:rPr>
@@ -1250,7 +1250,7 @@
               <w14:ligatures w14:val="standardContextual"/>
             </w:rPr>
           </w:pPr>
-          <w:hyperlink w:anchor="_Toc239882229" w:history="1">
+          <w:hyperlink w:anchor="_Toc240268394" w:history="1">
             <w:r>
               <w:rPr>
                 <w:rStyle w:val="Hyperlink"/>
@@ -1276,7 +1276,7 @@
               <w:rPr>
                 <w:noProof/>
               </w:rPr>
-              <w:instrText xml:space="preserve"> PAGEREF _Toc239882229 \h </w:instrText>
+              <w:instrText xml:space="preserve"> PAGEREF _Toc240268394 \h </w:instrText>
             </w:r>
             <w:r>
               <w:rPr>
@@ -1318,7 +1318,7 @@
               <w14:ligatures w14:val="standardContextual"/>
             </w:rPr>
           </w:pPr>
-          <w:hyperlink w:anchor="_Toc239882230" w:history="1">
+          <w:hyperlink w:anchor="_Toc240268395" w:history="1">
             <w:r>
               <w:rPr>
                 <w:rStyle w:val="Hyperlink"/>
@@ -1344,7 +1344,7 @@
               <w:rPr>
                 <w:noProof/>
               </w:rPr>
-              <w:instrText xml:space="preserve"> PAGEREF _Toc239882230 \h </w:instrText>
+              <w:instrText xml:space="preserve"> PAGEREF _Toc240268395 \h </w:instrText>
             </w:r>
             <w:r>
               <w:rPr>
@@ -1386,7 +1386,7 @@
               <w14:ligatures w14:val="standardContextual"/>
             </w:rPr>
           </w:pPr>
-          <w:hyperlink w:anchor="_Toc239882231" w:history="1">
+          <w:hyperlink w:anchor="_Toc240268396" w:history="1">
             <w:r>
               <w:rPr>
                 <w:rStyle w:val="Hyperlink"/>
@@ -1412,7 +1412,7 @@
               <w:rPr>
                 <w:noProof/>
               </w:rPr>
-              <w:instrText xml:space="preserve"> PAGEREF _Toc239882231 \h </w:instrText>
+              <w:instrText xml:space="preserve"> PAGEREF _Toc240268396 \h </w:instrText>
             </w:r>
             <w:r>
               <w:rPr>
@@ -1454,7 +1454,7 @@
               <w14:ligatures w14:val="standardContextual"/>
             </w:rPr>
           </w:pPr>
-          <w:hyperlink w:anchor="_Toc239882232" w:history="1">
+          <w:hyperlink w:anchor="_Toc240268397" w:history="1">
             <w:r>
               <w:rPr>
                 <w:rStyle w:val="Hyperlink"/>
@@ -1480,7 +1480,7 @@
               <w:rPr>
                 <w:noProof/>
               </w:rPr>
-              <w:instrText xml:space="preserve"> PAGEREF _Toc239882232 \h </w:instrText>
+              <w:instrText xml:space="preserve"> PAGEREF _Toc240268397 \h </w:instrText>
             </w:r>
             <w:r>
               <w:rPr>
@@ -1522,7 +1522,7 @@
               <w14:ligatures w14:val="standardContextual"/>
             </w:rPr>
           </w:pPr>
-          <w:hyperlink w:anchor="_Toc239882233" w:history="1">
+          <w:hyperlink w:anchor="_Toc240268398" w:history="1">
             <w:r>
               <w:rPr>
                 <w:rStyle w:val="Hyperlink"/>
@@ -1548,7 +1548,7 @@
               <w:rPr>
                 <w:noProof/>
               </w:rPr>
-              <w:instrText xml:space="preserve"> PAGEREF _Toc239882233 \h </w:instrText>
+              <w:instrText xml:space="preserve"> PAGEREF _Toc240268398 \h </w:instrText>
             </w:r>
             <w:r>
               <w:rPr>
@@ -1590,7 +1590,7 @@
               <w14:ligatures w14:val="standardContextual"/>
             </w:rPr>
           </w:pPr>
-          <w:hyperlink w:anchor="_Toc239882234" w:history="1">
+          <w:hyperlink w:anchor="_Toc240268399" w:history="1">
             <w:r>
               <w:rPr>
                 <w:rStyle w:val="Hyperlink"/>
@@ -1616,7 +1616,7 @@
               <w:rPr>
                 <w:noProof/>
               </w:rPr>
-              <w:instrText xml:space="preserve"> PAGEREF _Toc239882234 \h </w:instrText>
+              <w:instrText xml:space="preserve"> PAGEREF _Toc240268399 \h </w:instrText>
             </w:r>
             <w:r>
               <w:rPr>
@@ -1658,7 +1658,7 @@
               <w14:ligatures w14:val="standardContextual"/>
             </w:rPr>
           </w:pPr>
-          <w:hyperlink w:anchor="_Toc239882235" w:history="1">
+          <w:hyperlink w:anchor="_Toc240268400" w:history="1">
             <w:r>
               <w:rPr>
                 <w:rStyle w:val="Hyperlink"/>
@@ -1684,7 +1684,7 @@
               <w:rPr>
                 <w:noProof/>
               </w:rPr>
-              <w:instrText xml:space="preserve"> PAGEREF _Toc239882235 \h </w:instrText>
+              <w:instrText xml:space="preserve"> PAGEREF _Toc240268400 \h </w:instrText>
             </w:r>
             <w:r>
               <w:rPr>
@@ -1726,7 +1726,7 @@
               <w14:ligatures w14:val="standardContextual"/>
             </w:rPr>
           </w:pPr>
-          <w:hyperlink w:anchor="_Toc239882236" w:history="1">
+          <w:hyperlink w:anchor="_Toc240268401" w:history="1">
             <w:r>
               <w:rPr>
                 <w:rStyle w:val="Hyperlink"/>
@@ -1752,7 +1752,7 @@
               <w:rPr>
                 <w:noProof/>
               </w:rPr>
-              <w:instrText xml:space="preserve"> PAGEREF _Toc239882236 \h </w:instrText>
+              <w:instrText xml:space="preserve"> PAGEREF _Toc240268401 \h </w:instrText>
             </w:r>
             <w:r>
               <w:rPr>
@@ -1794,7 +1794,7 @@
               <w14:ligatures w14:val="standardContextual"/>
             </w:rPr>
           </w:pPr>
-          <w:hyperlink w:anchor="_Toc239882237" w:history="1">
+          <w:hyperlink w:anchor="_Toc240268402" w:history="1">
             <w:r>
               <w:rPr>
                 <w:rStyle w:val="Hyperlink"/>
@@ -1820,7 +1820,7 @@
               <w:rPr>
                 <w:noProof/>
               </w:rPr>
-              <w:instrText xml:space="preserve"> PAGEREF _Toc239882237 \h </w:instrText>
+              <w:instrText xml:space="preserve"> PAGEREF _Toc240268402 \h </w:instrText>
             </w:r>
             <w:r>
               <w:rPr>
@@ -1862,7 +1862,7 @@
               <w14:ligatures w14:val="standardContextual"/>
             </w:rPr>
           </w:pPr>
-          <w:hyperlink w:anchor="_Toc239882238" w:history="1">
+          <w:hyperlink w:anchor="_Toc240268403" w:history="1">
             <w:r>
               <w:rPr>
                 <w:rStyle w:val="Hyperlink"/>
@@ -1888,7 +1888,7 @@
               <w:rPr>
                 <w:noProof/>
               </w:rPr>
-              <w:instrText xml:space="preserve"> PAGEREF _Toc239882238 \h </w:instrText>
+              <w:instrText xml:space="preserve"> PAGEREF _Toc240268403 \h </w:instrText>
             </w:r>
             <w:r>
               <w:rPr>
@@ -1930,7 +1930,7 @@
               <w14:ligatures w14:val="standardContextual"/>
             </w:rPr>
           </w:pPr>
-          <w:hyperlink w:anchor="_Toc239882239" w:history="1">
+          <w:hyperlink w:anchor="_Toc240268404" w:history="1">
             <w:r>
               <w:rPr>
                 <w:rStyle w:val="Hyperlink"/>
@@ -1956,7 +1956,7 @@
               <w:rPr>
                 <w:noProof/>
               </w:rPr>
-              <w:instrText xml:space="preserve"> PAGEREF _Toc239882239 \h </w:instrText>
+              <w:instrText xml:space="preserve"> PAGEREF _Toc240268404 \h </w:instrText>
             </w:r>
             <w:r>
               <w:rPr>
@@ -1998,7 +1998,7 @@
               <w14:ligatures w14:val="standardContextual"/>
             </w:rPr>
           </w:pPr>
-          <w:hyperlink w:anchor="_Toc239882240" w:history="1">
+          <w:hyperlink w:anchor="_Toc240268405" w:history="1">
             <w:r>
               <w:rPr>
                 <w:rStyle w:val="Hyperlink"/>
@@ -2024,7 +2024,7 @@
               <w:rPr>
                 <w:noProof/>
               </w:rPr>
-              <w:instrText xml:space="preserve"> PAGEREF _Toc239882240 \h </w:instrText>
+              <w:instrText xml:space="preserve"> PAGEREF _Toc240268405 \h </w:instrText>
             </w:r>
             <w:r>
               <w:rPr>
@@ -2066,7 +2066,7 @@
               <w14:ligatures w14:val="standardContextual"/>
             </w:rPr>
           </w:pPr>
-          <w:hyperlink w:anchor="_Toc239882241" w:history="1">
+          <w:hyperlink w:anchor="_Toc240268406" w:history="1">
             <w:r>
               <w:rPr>
                 <w:rStyle w:val="Hyperlink"/>
@@ -2092,7 +2092,7 @@
               <w:rPr>
                 <w:noProof/>
               </w:rPr>
-              <w:instrText xml:space="preserve"> PAGEREF _Toc239882241 \h </w:instrText>
+              <w:instrText xml:space="preserve"> PAGEREF _Toc240268406 \h </w:instrText>
             </w:r>
             <w:r>
               <w:rPr>
@@ -2134,7 +2134,7 @@
               <w14:ligatures w14:val="standardContextual"/>
             </w:rPr>
           </w:pPr>
-          <w:hyperlink w:anchor="_Toc239882242" w:history="1">
+          <w:hyperlink w:anchor="_Toc240268407" w:history="1">
             <w:r>
               <w:rPr>
                 <w:rStyle w:val="Hyperlink"/>
@@ -2160,7 +2160,7 @@
               <w:rPr>
                 <w:noProof/>
               </w:rPr>
-              <w:instrText xml:space="preserve"> PAGEREF _Toc239882242 \h </w:instrText>
+              <w:instrText xml:space="preserve"> PAGEREF _Toc240268407 \h </w:instrText>
             </w:r>
             <w:r>
               <w:rPr>
@@ -2202,7 +2202,7 @@
               <w14:ligatures w14:val="standardContextual"/>
             </w:rPr>
           </w:pPr>
-          <w:hyperlink w:anchor="_Toc239882243" w:history="1">
+          <w:hyperlink w:anchor="_Toc240268408" w:history="1">
             <w:r>
               <w:rPr>
                 <w:rStyle w:val="Hyperlink"/>
@@ -2228,7 +2228,7 @@
               <w:rPr>
                 <w:noProof/>
               </w:rPr>
-              <w:instrText xml:space="preserve"> PAGEREF _Toc239882243 \h </w:instrText>
+              <w:instrText xml:space="preserve"> PAGEREF _Toc240268408 \h </w:instrText>
             </w:r>
             <w:r>
               <w:rPr>
@@ -2270,7 +2270,7 @@
               <w14:ligatures w14:val="standardContextual"/>
             </w:rPr>
           </w:pPr>
-          <w:hyperlink w:anchor="_Toc239882244" w:history="1">
+          <w:hyperlink w:anchor="_Toc240268409" w:history="1">
             <w:r>
               <w:rPr>
                 <w:rStyle w:val="Hyperlink"/>
@@ -2296,7 +2296,7 @@
               <w:rPr>
                 <w:noProof/>
               </w:rPr>
-              <w:instrText xml:space="preserve"> PAGEREF _Toc239882244 \h </w:instrText>
+              <w:instrText xml:space="preserve"> PAGEREF _Toc240268409 \h </w:instrText>
             </w:r>
             <w:r>
               <w:rPr>
@@ -2338,7 +2338,7 @@
               <w14:ligatures w14:val="standardContextual"/>
             </w:rPr>
           </w:pPr>
-          <w:hyperlink w:anchor="_Toc239882245" w:history="1">
+          <w:hyperlink w:anchor="_Toc240268410" w:history="1">
             <w:r>
               <w:rPr>
                 <w:rStyle w:val="Hyperlink"/>
@@ -2364,7 +2364,7 @@
               <w:rPr>
                 <w:noProof/>
               </w:rPr>
-              <w:instrText xml:space="preserve"> PAGEREF _Toc239882245 \h </w:instrText>
+              <w:instrText xml:space="preserve"> PAGEREF _Toc240268410 \h </w:instrText>
             </w:r>
             <w:r>
               <w:rPr>
@@ -2406,7 +2406,7 @@
               <w14:ligatures w14:val="standardContextual"/>
             </w:rPr>
           </w:pPr>
-          <w:hyperlink w:anchor="_Toc239882246" w:history="1">
+          <w:hyperlink w:anchor="_Toc240268411" w:history="1">
             <w:r>
               <w:rPr>
                 <w:rStyle w:val="Hyperlink"/>
@@ -2432,7 +2432,7 @@
               <w:rPr>
                 <w:noProof/>
               </w:rPr>
-              <w:instrText xml:space="preserve"> PAGEREF _Toc239882246 \h </w:instrText>
+              <w:instrText xml:space="preserve"> PAGEREF _Toc240268411 \h </w:instrText>
             </w:r>
             <w:r>
               <w:rPr>
@@ -2474,7 +2474,7 @@
               <w14:ligatures w14:val="standardContextual"/>
             </w:rPr>
           </w:pPr>
-          <w:hyperlink w:anchor="_Toc239882247" w:history="1">
+          <w:hyperlink w:anchor="_Toc240268412" w:history="1">
             <w:r>
               <w:rPr>
                 <w:rStyle w:val="Hyperlink"/>
@@ -2500,7 +2500,7 @@
               <w:rPr>
                 <w:noProof/>
               </w:rPr>
-              <w:instrText xml:space="preserve"> PAGEREF _Toc239882247 \h </w:instrText>
+              <w:instrText xml:space="preserve"> PAGEREF _Toc240268412 \h </w:instrText>
             </w:r>
             <w:r>
               <w:rPr>
@@ -2542,7 +2542,7 @@
               <w14:ligatures w14:val="standardContextual"/>
             </w:rPr>
           </w:pPr>
-          <w:hyperlink w:anchor="_Toc239882248" w:history="1">
+          <w:hyperlink w:anchor="_Toc240268413" w:history="1">
             <w:r>
               <w:rPr>
                 <w:rStyle w:val="Hyperlink"/>
@@ -2568,7 +2568,7 @@
               <w:rPr>
                 <w:noProof/>
               </w:rPr>
-              <w:instrText xml:space="preserve"> PAGEREF _Toc239882248 \h </w:instrText>
+              <w:instrText xml:space="preserve"> PAGEREF _Toc240268413 \h </w:instrText>
             </w:r>
             <w:r>
               <w:rPr>
@@ -2610,7 +2610,7 @@
               <w14:ligatures w14:val="standardContextual"/>
             </w:rPr>
           </w:pPr>
-          <w:hyperlink w:anchor="_Toc239882249" w:history="1">
+          <w:hyperlink w:anchor="_Toc240268414" w:history="1">
             <w:r>
               <w:rPr>
                 <w:rStyle w:val="Hyperlink"/>
@@ -2636,7 +2636,7 @@
               <w:rPr>
                 <w:noProof/>
               </w:rPr>
-              <w:instrText xml:space="preserve"> PAGEREF _Toc239882249 \h </w:instrText>
+              <w:instrText xml:space="preserve"> PAGEREF _Toc240268414 \h </w:instrText>
             </w:r>
             <w:r>
               <w:rPr>
@@ -2678,7 +2678,7 @@
               <w14:ligatures w14:val="standardContextual"/>
             </w:rPr>
           </w:pPr>
-          <w:hyperlink w:anchor="_Toc239882250" w:history="1">
+          <w:hyperlink w:anchor="_Toc240268415" w:history="1">
             <w:r>
               <w:rPr>
                 <w:rStyle w:val="Hyperlink"/>
@@ -2704,7 +2704,7 @@
               <w:rPr>
                 <w:noProof/>
               </w:rPr>
-              <w:instrText xml:space="preserve"> PAGEREF _Toc239882250 \h </w:instrText>
+              <w:instrText xml:space="preserve"> PAGEREF _Toc240268415 \h </w:instrText>
             </w:r>
             <w:r>
               <w:rPr>
@@ -2746,7 +2746,7 @@
               <w14:ligatures w14:val="standardContextual"/>
             </w:rPr>
           </w:pPr>
-          <w:hyperlink w:anchor="_Toc239882251" w:history="1">
+          <w:hyperlink w:anchor="_Toc240268416" w:history="1">
             <w:r>
               <w:rPr>
                 <w:rStyle w:val="Hyperlink"/>
@@ -2772,7 +2772,7 @@
               <w:rPr>
                 <w:noProof/>
               </w:rPr>
-              <w:instrText xml:space="preserve"> PAGEREF _Toc239882251 \h </w:instrText>
+              <w:instrText xml:space="preserve"> PAGEREF _Toc240268416 \h </w:instrText>
             </w:r>
             <w:r>
               <w:rPr>
@@ -2814,7 +2814,7 @@
               <w14:ligatures w14:val="standardContextual"/>
             </w:rPr>
           </w:pPr>
-          <w:hyperlink w:anchor="_Toc239882252" w:history="1">
+          <w:hyperlink w:anchor="_Toc240268417" w:history="1">
             <w:r>
               <w:rPr>
                 <w:rStyle w:val="Hyperlink"/>
@@ -2840,7 +2840,7 @@
               <w:rPr>
                 <w:noProof/>
               </w:rPr>
-              <w:instrText xml:space="preserve"> PAGEREF _Toc239882252 \h </w:instrText>
+              <w:instrText xml:space="preserve"> PAGEREF _Toc240268417 \h </w:instrText>
             </w:r>
             <w:r>
               <w:rPr>
@@ -2882,7 +2882,7 @@
               <w14:ligatures w14:val="standardContextual"/>
             </w:rPr>
           </w:pPr>
-          <w:hyperlink w:anchor="_Toc239882253" w:history="1">
+          <w:hyperlink w:anchor="_Toc240268418" w:history="1">
             <w:r>
               <w:rPr>
                 <w:rStyle w:val="Hyperlink"/>
@@ -2908,7 +2908,7 @@
               <w:rPr>
                 <w:noProof/>
               </w:rPr>
-              <w:instrText xml:space="preserve"> PAGEREF _Toc239882253 \h </w:instrText>
+              <w:instrText xml:space="preserve"> PAGEREF _Toc240268418 \h </w:instrText>
             </w:r>
             <w:r>
               <w:rPr>
@@ -2950,7 +2950,7 @@
               <w14:ligatures w14:val="standardContextual"/>
             </w:rPr>
           </w:pPr>
-          <w:hyperlink w:anchor="_Toc239882254" w:history="1">
+          <w:hyperlink w:anchor="_Toc240268419" w:history="1">
             <w:r>
               <w:rPr>
                 <w:rStyle w:val="Hyperlink"/>
@@ -2976,7 +2976,7 @@
               <w:rPr>
                 <w:noProof/>
               </w:rPr>
-              <w:instrText xml:space="preserve"> PAGEREF _Toc239882254 \h </w:instrText>
+              <w:instrText xml:space="preserve"> PAGEREF _Toc240268419 \h </w:instrText>
             </w:r>
             <w:r>
               <w:rPr>
@@ -3018,7 +3018,7 @@
               <w14:ligatures w14:val="standardContextual"/>
             </w:rPr>
           </w:pPr>
-          <w:hyperlink w:anchor="_Toc239882255" w:history="1">
+          <w:hyperlink w:anchor="_Toc240268420" w:history="1">
             <w:r>
               <w:rPr>
                 <w:rStyle w:val="Hyperlink"/>
@@ -3044,7 +3044,7 @@
               <w:rPr>
                 <w:noProof/>
               </w:rPr>
-              <w:instrText xml:space="preserve"> PAGEREF _Toc239882255 \h </w:instrText>
+              <w:instrText xml:space="preserve"> PAGEREF _Toc240268420 \h </w:instrText>
             </w:r>
             <w:r>
               <w:rPr>
@@ -3086,7 +3086,7 @@
               <w14:ligatures w14:val="standardContextual"/>
             </w:rPr>
           </w:pPr>
-          <w:hyperlink w:anchor="_Toc239882256" w:history="1">
+          <w:hyperlink w:anchor="_Toc240268421" w:history="1">
             <w:r>
               <w:rPr>
                 <w:rStyle w:val="Hyperlink"/>
@@ -3112,7 +3112,7 @@
               <w:rPr>
                 <w:noProof/>
               </w:rPr>
-              <w:instrText xml:space="preserve"> PAGEREF _Toc239882256 \h </w:instrText>
+              <w:instrText xml:space="preserve"> PAGEREF _Toc240268421 \h </w:instrText>
             </w:r>
             <w:r>
               <w:rPr>
@@ -3154,7 +3154,7 @@
               <w14:ligatures w14:val="standardContextual"/>
             </w:rPr>
           </w:pPr>
-          <w:hyperlink w:anchor="_Toc239882257" w:history="1">
+          <w:hyperlink w:anchor="_Toc240268422" w:history="1">
             <w:r>
               <w:rPr>
                 <w:rStyle w:val="Hyperlink"/>
@@ -3180,7 +3180,7 @@
               <w:rPr>
                 <w:noProof/>
               </w:rPr>
-              <w:instrText xml:space="preserve"> PAGEREF _Toc239882257 \h </w:instrText>
+              <w:instrText xml:space="preserve"> PAGEREF _Toc240268422 \h </w:instrText>
             </w:r>
             <w:r>
               <w:rPr>
@@ -3222,7 +3222,7 @@
               <w14:ligatures w14:val="standardContextual"/>
             </w:rPr>
           </w:pPr>
-          <w:hyperlink w:anchor="_Toc239882258" w:history="1">
+          <w:hyperlink w:anchor="_Toc240268423" w:history="1">
             <w:r>
               <w:rPr>
                 <w:rStyle w:val="Hyperlink"/>
@@ -3248,7 +3248,7 @@
               <w:rPr>
                 <w:noProof/>
               </w:rPr>
-              <w:instrText xml:space="preserve"> PAGEREF _Toc239882258 \h </w:instrText>
+              <w:instrText xml:space="preserve"> PAGEREF _Toc240268423 \h </w:instrText>
             </w:r>
             <w:r>
               <w:rPr>
@@ -3290,7 +3290,7 @@
               <w14:ligatures w14:val="standardContextual"/>
             </w:rPr>
           </w:pPr>
-          <w:hyperlink w:anchor="_Toc239882259" w:history="1">
+          <w:hyperlink w:anchor="_Toc240268424" w:history="1">
             <w:r>
               <w:rPr>
                 <w:rStyle w:val="Hyperlink"/>
@@ -3316,7 +3316,7 @@
               <w:rPr>
                 <w:noProof/>
               </w:rPr>
-              <w:instrText xml:space="preserve"> PAGEREF _Toc239882259 \h </w:instrText>
+              <w:instrText xml:space="preserve"> PAGEREF _Toc240268424 \h </w:instrText>
             </w:r>
             <w:r>
               <w:rPr>
@@ -3358,7 +3358,7 @@
               <w14:ligatures w14:val="standardContextual"/>
             </w:rPr>
           </w:pPr>
-          <w:hyperlink w:anchor="_Toc239882260" w:history="1">
+          <w:hyperlink w:anchor="_Toc240268425" w:history="1">
             <w:r>
               <w:rPr>
                 <w:rStyle w:val="Hyperlink"/>
@@ -3384,7 +3384,7 @@
               <w:rPr>
                 <w:noProof/>
               </w:rPr>
-              <w:instrText xml:space="preserve"> PAGEREF _Toc239882260 \h </w:instrText>
+              <w:instrText xml:space="preserve"> PAGEREF _Toc240268425 \h </w:instrText>
             </w:r>
             <w:r>
               <w:rPr>
@@ -3426,7 +3426,7 @@
               <w14:ligatures w14:val="standardContextual"/>
             </w:rPr>
           </w:pPr>
-          <w:hyperlink w:anchor="_Toc239882261" w:history="1">
+          <w:hyperlink w:anchor="_Toc240268426" w:history="1">
             <w:r>
               <w:rPr>
                 <w:rStyle w:val="Hyperlink"/>
@@ -3452,7 +3452,7 @@
               <w:rPr>
                 <w:noProof/>
               </w:rPr>
-              <w:instrText xml:space="preserve"> PAGEREF _Toc239882261 \h </w:instrText>
+              <w:instrText xml:space="preserve"> PAGEREF _Toc240268426 \h </w:instrText>
             </w:r>
             <w:r>
               <w:rPr>
@@ -3494,7 +3494,7 @@
               <w14:ligatures w14:val="standardContextual"/>
             </w:rPr>
           </w:pPr>
-          <w:hyperlink w:anchor="_Toc239882262" w:history="1">
+          <w:hyperlink w:anchor="_Toc240268427" w:history="1">
             <w:r>
               <w:rPr>
                 <w:rStyle w:val="Hyperlink"/>
@@ -3520,7 +3520,7 @@
               <w:rPr>
                 <w:noProof/>
               </w:rPr>
-              <w:instrText xml:space="preserve"> PAGEREF _Toc239882262 \h </w:instrText>
+              <w:instrText xml:space="preserve"> PAGEREF _Toc240268427 \h </w:instrText>
             </w:r>
             <w:r>
               <w:rPr>
@@ -3562,7 +3562,7 @@
               <w14:ligatures w14:val="standardContextual"/>
             </w:rPr>
           </w:pPr>
-          <w:hyperlink w:anchor="_Toc239882263" w:history="1">
+          <w:hyperlink w:anchor="_Toc240268428" w:history="1">
             <w:r>
               <w:rPr>
                 <w:rStyle w:val="Hyperlink"/>
@@ -3588,7 +3588,7 @@
               <w:rPr>
                 <w:noProof/>
               </w:rPr>
-              <w:instrText xml:space="preserve"> PAGEREF _Toc239882263 \h </w:instrText>
+              <w:instrText xml:space="preserve"> PAGEREF _Toc240268428 \h </w:instrText>
             </w:r>
             <w:r>
               <w:rPr>
@@ -3630,7 +3630,7 @@
               <w14:ligatures w14:val="standardContextual"/>
             </w:rPr>
           </w:pPr>
-          <w:hyperlink w:anchor="_Toc239882264" w:history="1">
+          <w:hyperlink w:anchor="_Toc240268429" w:history="1">
             <w:r>
               <w:rPr>
                 <w:rStyle w:val="Hyperlink"/>
@@ -3656,7 +3656,7 @@
               <w:rPr>
                 <w:noProof/>
               </w:rPr>
-              <w:instrText xml:space="preserve"> PAGEREF _Toc239882264 \h </w:instrText>
+              <w:instrText xml:space="preserve"> PAGEREF _Toc240268429 \h </w:instrText>
             </w:r>
             <w:r>
               <w:rPr>
@@ -3698,7 +3698,7 @@
               <w14:ligatures w14:val="standardContextual"/>
             </w:rPr>
           </w:pPr>
-          <w:hyperlink w:anchor="_Toc239882265" w:history="1">
+          <w:hyperlink w:anchor="_Toc240268430" w:history="1">
             <w:r>
               <w:rPr>
                 <w:rStyle w:val="Hyperlink"/>
@@ -3724,7 +3724,7 @@
               <w:rPr>
                 <w:noProof/>
               </w:rPr>
-              <w:instrText xml:space="preserve"> PAGEREF _Toc239882265 \h </w:instrText>
+              <w:instrText xml:space="preserve"> PAGEREF _Toc240268430 \h </w:instrText>
             </w:r>
             <w:r>
               <w:rPr>
@@ -3766,7 +3766,7 @@
               <w14:ligatures w14:val="standardContextual"/>
             </w:rPr>
           </w:pPr>
-          <w:hyperlink w:anchor="_Toc239882266" w:history="1">
+          <w:hyperlink w:anchor="_Toc240268431" w:history="1">
             <w:r>
               <w:rPr>
                 <w:rStyle w:val="Hyperlink"/>
@@ -3792,7 +3792,7 @@
               <w:rPr>
                 <w:noProof/>
               </w:rPr>
-              <w:instrText xml:space="preserve"> PAGEREF _Toc239882266 \h </w:instrText>
+              <w:instrText xml:space="preserve"> PAGEREF _Toc240268431 \h </w:instrText>
             </w:r>
             <w:r>
               <w:rPr>
@@ -3834,7 +3834,7 @@
               <w14:ligatures w14:val="standardContextual"/>
             </w:rPr>
           </w:pPr>
-          <w:hyperlink w:anchor="_Toc239882267" w:history="1">
+          <w:hyperlink w:anchor="_Toc240268432" w:history="1">
             <w:r>
               <w:rPr>
                 <w:rStyle w:val="Hyperlink"/>
@@ -3860,7 +3860,7 @@
               <w:rPr>
                 <w:noProof/>
               </w:rPr>
-              <w:instrText xml:space="preserve"> PAGEREF _Toc239882267 \h </w:instrText>
+              <w:instrText xml:space="preserve"> PAGEREF _Toc240268432 \h </w:instrText>
             </w:r>
             <w:r>
               <w:rPr>
@@ -3902,7 +3902,7 @@
               <w14:ligatures w14:val="standardContextual"/>
             </w:rPr>
           </w:pPr>
-          <w:hyperlink w:anchor="_Toc239882268" w:history="1">
+          <w:hyperlink w:anchor="_Toc240268433" w:history="1">
             <w:r>
               <w:rPr>
                 <w:rStyle w:val="Hyperlink"/>
@@ -3928,7 +3928,7 @@
               <w:rPr>
                 <w:noProof/>
               </w:rPr>
-              <w:instrText xml:space="preserve"> PAGEREF _Toc239882268 \h </w:instrText>
+              <w:instrText xml:space="preserve"> PAGEREF _Toc240268433 \h </w:instrText>
             </w:r>
             <w:r>
               <w:rPr>
@@ -3970,7 +3970,7 @@
               <w14:ligatures w14:val="standardContextual"/>
             </w:rPr>
           </w:pPr>
-          <w:hyperlink w:anchor="_Toc239882269" w:history="1">
+          <w:hyperlink w:anchor="_Toc240268434" w:history="1">
             <w:r>
               <w:rPr>
                 <w:rStyle w:val="Hyperlink"/>
@@ -3996,7 +3996,7 @@
               <w:rPr>
                 <w:noProof/>
               </w:rPr>
-              <w:instrText xml:space="preserve"> PAGEREF _Toc239882269 \h </w:instrText>
+              <w:instrText xml:space="preserve"> PAGEREF _Toc240268434 \h </w:instrText>
             </w:r>
             <w:r>
               <w:rPr>
@@ -4013,7 +4013,7 @@
               <w:rPr>
                 <w:noProof/>
               </w:rPr>
-              <w:t>22</w:t>
+              <w:t>23</w:t>
             </w:r>
             <w:r>
               <w:rPr>
@@ -4038,7 +4038,7 @@
               <w14:ligatures w14:val="standardContextual"/>
             </w:rPr>
           </w:pPr>
-          <w:hyperlink w:anchor="_Toc239882270" w:history="1">
+          <w:hyperlink w:anchor="_Toc240268435" w:history="1">
             <w:r>
               <w:rPr>
                 <w:rStyle w:val="Hyperlink"/>
@@ -4064,7 +4064,7 @@
               <w:rPr>
                 <w:noProof/>
               </w:rPr>
-              <w:instrText xml:space="preserve"> PAGEREF _Toc239882270 \h </w:instrText>
+              <w:instrText xml:space="preserve"> PAGEREF _Toc240268435 \h </w:instrText>
             </w:r>
             <w:r>
               <w:rPr>
@@ -4081,7 +4081,7 @@
               <w:rPr>
                 <w:noProof/>
               </w:rPr>
-              <w:t>22</w:t>
+              <w:t>23</w:t>
             </w:r>
             <w:r>
               <w:rPr>
@@ -4106,7 +4106,7 @@
               <w14:ligatures w14:val="standardContextual"/>
             </w:rPr>
           </w:pPr>
-          <w:hyperlink w:anchor="_Toc239882271" w:history="1">
+          <w:hyperlink w:anchor="_Toc240268436" w:history="1">
             <w:r>
               <w:rPr>
                 <w:rStyle w:val="Hyperlink"/>
@@ -4132,7 +4132,7 @@
               <w:rPr>
                 <w:noProof/>
               </w:rPr>
-              <w:instrText xml:space="preserve"> PAGEREF _Toc239882271 \h </w:instrText>
+              <w:instrText xml:space="preserve"> PAGEREF _Toc240268436 \h </w:instrText>
             </w:r>
             <w:r>
               <w:rPr>
@@ -4149,7 +4149,7 @@
               <w:rPr>
                 <w:noProof/>
               </w:rPr>
-              <w:t>22</w:t>
+              <w:t>23</w:t>
             </w:r>
             <w:r>
               <w:rPr>
@@ -4174,7 +4174,7 @@
               <w14:ligatures w14:val="standardContextual"/>
             </w:rPr>
           </w:pPr>
-          <w:hyperlink w:anchor="_Toc239882272" w:history="1">
+          <w:hyperlink w:anchor="_Toc240268437" w:history="1">
             <w:r>
               <w:rPr>
                 <w:rStyle w:val="Hyperlink"/>
@@ -4200,7 +4200,7 @@
               <w:rPr>
                 <w:noProof/>
               </w:rPr>
-              <w:instrText xml:space="preserve"> PAGEREF _Toc239882272 \h </w:instrText>
+              <w:instrText xml:space="preserve"> PAGEREF _Toc240268437 \h </w:instrText>
             </w:r>
             <w:r>
               <w:rPr>
@@ -4217,7 +4217,7 @@
               <w:rPr>
                 <w:noProof/>
               </w:rPr>
-              <w:t>22</w:t>
+              <w:t>23</w:t>
             </w:r>
             <w:r>
               <w:rPr>
@@ -4242,7 +4242,7 @@
               <w14:ligatures w14:val="standardContextual"/>
             </w:rPr>
           </w:pPr>
-          <w:hyperlink w:anchor="_Toc239882273" w:history="1">
+          <w:hyperlink w:anchor="_Toc240268438" w:history="1">
             <w:r>
               <w:rPr>
                 <w:rStyle w:val="Hyperlink"/>
@@ -4268,7 +4268,7 @@
               <w:rPr>
                 <w:noProof/>
               </w:rPr>
-              <w:instrText xml:space="preserve"> PAGEREF _Toc239882273 \h </w:instrText>
+              <w:instrText xml:space="preserve"> PAGEREF _Toc240268438 \h </w:instrText>
             </w:r>
             <w:r>
               <w:rPr>
@@ -4285,7 +4285,7 @@
               <w:rPr>
                 <w:noProof/>
               </w:rPr>
-              <w:t>22</w:t>
+              <w:t>23</w:t>
             </w:r>
             <w:r>
               <w:rPr>
@@ -4310,7 +4310,7 @@
               <w14:ligatures w14:val="standardContextual"/>
             </w:rPr>
           </w:pPr>
-          <w:hyperlink w:anchor="_Toc239882274" w:history="1">
+          <w:hyperlink w:anchor="_Toc240268439" w:history="1">
             <w:r>
               <w:rPr>
                 <w:rStyle w:val="Hyperlink"/>
@@ -4336,7 +4336,7 @@
               <w:rPr>
                 <w:noProof/>
               </w:rPr>
-              <w:instrText xml:space="preserve"> PAGEREF _Toc239882274 \h </w:instrText>
+              <w:instrText xml:space="preserve"> PAGEREF _Toc240268439 \h </w:instrText>
             </w:r>
             <w:r>
               <w:rPr>
@@ -4353,7 +4353,7 @@
               <w:rPr>
                 <w:noProof/>
               </w:rPr>
-              <w:t>22</w:t>
+              <w:t>23</w:t>
             </w:r>
             <w:r>
               <w:rPr>
@@ -4378,7 +4378,7 @@
               <w14:ligatures w14:val="standardContextual"/>
             </w:rPr>
           </w:pPr>
-          <w:hyperlink w:anchor="_Toc239882275" w:history="1">
+          <w:hyperlink w:anchor="_Toc240268440" w:history="1">
             <w:r>
               <w:rPr>
                 <w:rStyle w:val="Hyperlink"/>
@@ -4404,7 +4404,7 @@
               <w:rPr>
                 <w:noProof/>
               </w:rPr>
-              <w:instrText xml:space="preserve"> PAGEREF _Toc239882275 \h </w:instrText>
+              <w:instrText xml:space="preserve"> PAGEREF _Toc240268440 \h </w:instrText>
             </w:r>
             <w:r>
               <w:rPr>
@@ -4446,7 +4446,7 @@
               <w14:ligatures w14:val="standardContextual"/>
             </w:rPr>
           </w:pPr>
-          <w:hyperlink w:anchor="_Toc239882276" w:history="1">
+          <w:hyperlink w:anchor="_Toc240268441" w:history="1">
             <w:r>
               <w:rPr>
                 <w:rStyle w:val="Hyperlink"/>
@@ -4472,7 +4472,7 @@
               <w:rPr>
                 <w:noProof/>
               </w:rPr>
-              <w:instrText xml:space="preserve"> PAGEREF _Toc239882276 \h </w:instrText>
+              <w:instrText xml:space="preserve"> PAGEREF _Toc240268441 \h </w:instrText>
             </w:r>
             <w:r>
               <w:rPr>
@@ -4514,7 +4514,7 @@
               <w14:ligatures w14:val="standardContextual"/>
             </w:rPr>
           </w:pPr>
-          <w:hyperlink w:anchor="_Toc239882277" w:history="1">
+          <w:hyperlink w:anchor="_Toc240268442" w:history="1">
             <w:r>
               <w:rPr>
                 <w:rStyle w:val="Hyperlink"/>
@@ -4540,7 +4540,7 @@
               <w:rPr>
                 <w:noProof/>
               </w:rPr>
-              <w:instrText xml:space="preserve"> PAGEREF _Toc239882277 \h </w:instrText>
+              <w:instrText xml:space="preserve"> PAGEREF _Toc240268442 \h </w:instrText>
             </w:r>
             <w:r>
               <w:rPr>
@@ -4582,7 +4582,7 @@
               <w14:ligatures w14:val="standardContextual"/>
             </w:rPr>
           </w:pPr>
-          <w:hyperlink w:anchor="_Toc239882278" w:history="1">
+          <w:hyperlink w:anchor="_Toc240268443" w:history="1">
             <w:r>
               <w:rPr>
                 <w:rStyle w:val="Hyperlink"/>
@@ -4608,7 +4608,7 @@
               <w:rPr>
                 <w:noProof/>
               </w:rPr>
-              <w:instrText xml:space="preserve"> PAGEREF _Toc239882278 \h </w:instrText>
+              <w:instrText xml:space="preserve"> PAGEREF _Toc240268443 \h </w:instrText>
             </w:r>
             <w:r>
               <w:rPr>
@@ -4650,7 +4650,7 @@
               <w14:ligatures w14:val="standardContextual"/>
             </w:rPr>
           </w:pPr>
-          <w:hyperlink w:anchor="_Toc239882279" w:history="1">
+          <w:hyperlink w:anchor="_Toc240268444" w:history="1">
             <w:r>
               <w:rPr>
                 <w:rStyle w:val="Hyperlink"/>
@@ -4676,7 +4676,7 @@
               <w:rPr>
                 <w:noProof/>
               </w:rPr>
-              <w:instrText xml:space="preserve"> PAGEREF _Toc239882279 \h </w:instrText>
+              <w:instrText xml:space="preserve"> PAGEREF _Toc240268444 \h </w:instrText>
             </w:r>
             <w:r>
               <w:rPr>
@@ -4718,7 +4718,7 @@
               <w14:ligatures w14:val="standardContextual"/>
             </w:rPr>
           </w:pPr>
-          <w:hyperlink w:anchor="_Toc239882280" w:history="1">
+          <w:hyperlink w:anchor="_Toc240268445" w:history="1">
             <w:r>
               <w:rPr>
                 <w:rStyle w:val="Hyperlink"/>
@@ -4744,7 +4744,7 @@
               <w:rPr>
                 <w:noProof/>
               </w:rPr>
-              <w:instrText xml:space="preserve"> PAGEREF _Toc239882280 \h </w:instrText>
+              <w:instrText xml:space="preserve"> PAGEREF _Toc240268445 \h </w:instrText>
             </w:r>
             <w:r>
               <w:rPr>
@@ -4786,7 +4786,7 @@
               <w14:ligatures w14:val="standardContextual"/>
             </w:rPr>
           </w:pPr>
-          <w:hyperlink w:anchor="_Toc239882281" w:history="1">
+          <w:hyperlink w:anchor="_Toc240268446" w:history="1">
             <w:r>
               <w:rPr>
                 <w:rStyle w:val="Hyperlink"/>
@@ -4812,7 +4812,7 @@
               <w:rPr>
                 <w:noProof/>
               </w:rPr>
-              <w:instrText xml:space="preserve"> PAGEREF _Toc239882281 \h </w:instrText>
+              <w:instrText xml:space="preserve"> PAGEREF _Toc240268446 \h </w:instrText>
             </w:r>
             <w:r>
               <w:rPr>
@@ -4854,7 +4854,7 @@
               <w14:ligatures w14:val="standardContextual"/>
             </w:rPr>
           </w:pPr>
-          <w:hyperlink w:anchor="_Toc239882282" w:history="1">
+          <w:hyperlink w:anchor="_Toc240268447" w:history="1">
             <w:r>
               <w:rPr>
                 <w:rStyle w:val="Hyperlink"/>
@@ -4880,7 +4880,7 @@
               <w:rPr>
                 <w:noProof/>
               </w:rPr>
-              <w:instrText xml:space="preserve"> PAGEREF _Toc239882282 \h </w:instrText>
+              <w:instrText xml:space="preserve"> PAGEREF _Toc240268447 \h </w:instrText>
             </w:r>
             <w:r>
               <w:rPr>
@@ -4922,7 +4922,7 @@
               <w14:ligatures w14:val="standardContextual"/>
             </w:rPr>
           </w:pPr>
-          <w:hyperlink w:anchor="_Toc239882283" w:history="1">
+          <w:hyperlink w:anchor="_Toc240268448" w:history="1">
             <w:r>
               <w:rPr>
                 <w:rStyle w:val="Hyperlink"/>
@@ -4948,7 +4948,7 @@
               <w:rPr>
                 <w:noProof/>
               </w:rPr>
-              <w:instrText xml:space="preserve"> PAGEREF _Toc239882283 \h </w:instrText>
+              <w:instrText xml:space="preserve"> PAGEREF _Toc240268448 \h </w:instrText>
             </w:r>
             <w:r>
               <w:rPr>
@@ -4990,7 +4990,7 @@
               <w14:ligatures w14:val="standardContextual"/>
             </w:rPr>
           </w:pPr>
-          <w:hyperlink w:anchor="_Toc239882284" w:history="1">
+          <w:hyperlink w:anchor="_Toc240268449" w:history="1">
             <w:r>
               <w:rPr>
                 <w:rStyle w:val="Hyperlink"/>
@@ -5016,7 +5016,7 @@
               <w:rPr>
                 <w:noProof/>
               </w:rPr>
-              <w:instrText xml:space="preserve"> PAGEREF _Toc239882284 \h </w:instrText>
+              <w:instrText xml:space="preserve"> PAGEREF _Toc240268449 \h </w:instrText>
             </w:r>
             <w:r>
               <w:rPr>
@@ -5058,7 +5058,7 @@
               <w14:ligatures w14:val="standardContextual"/>
             </w:rPr>
           </w:pPr>
-          <w:hyperlink w:anchor="_Toc239882285" w:history="1">
+          <w:hyperlink w:anchor="_Toc240268450" w:history="1">
             <w:r>
               <w:rPr>
                 <w:rStyle w:val="Hyperlink"/>
@@ -5084,7 +5084,7 @@
               <w:rPr>
                 <w:noProof/>
               </w:rPr>
-              <w:instrText xml:space="preserve"> PAGEREF _Toc239882285 \h </w:instrText>
+              <w:instrText xml:space="preserve"> PAGEREF _Toc240268450 \h </w:instrText>
             </w:r>
             <w:r>
               <w:rPr>
@@ -5126,7 +5126,7 @@
               <w14:ligatures w14:val="standardContextual"/>
             </w:rPr>
           </w:pPr>
-          <w:hyperlink w:anchor="_Toc239882286" w:history="1">
+          <w:hyperlink w:anchor="_Toc240268451" w:history="1">
             <w:r>
               <w:rPr>
                 <w:rStyle w:val="Hyperlink"/>
@@ -5152,7 +5152,7 @@
               <w:rPr>
                 <w:noProof/>
               </w:rPr>
-              <w:instrText xml:space="preserve"> PAGEREF _Toc239882286 \h </w:instrText>
+              <w:instrText xml:space="preserve"> PAGEREF _Toc240268451 \h </w:instrText>
             </w:r>
             <w:r>
               <w:rPr>
@@ -5194,7 +5194,7 @@
               <w14:ligatures w14:val="standardContextual"/>
             </w:rPr>
           </w:pPr>
-          <w:hyperlink w:anchor="_Toc239882287" w:history="1">
+          <w:hyperlink w:anchor="_Toc240268452" w:history="1">
             <w:r>
               <w:rPr>
                 <w:rStyle w:val="Hyperlink"/>
@@ -5220,7 +5220,7 @@
               <w:rPr>
                 <w:noProof/>
               </w:rPr>
-              <w:instrText xml:space="preserve"> PAGEREF _Toc239882287 \h </w:instrText>
+              <w:instrText xml:space="preserve"> PAGEREF _Toc240268452 \h </w:instrText>
             </w:r>
             <w:r>
               <w:rPr>
@@ -5262,7 +5262,7 @@
               <w14:ligatures w14:val="standardContextual"/>
             </w:rPr>
           </w:pPr>
-          <w:hyperlink w:anchor="_Toc239882288" w:history="1">
+          <w:hyperlink w:anchor="_Toc240268453" w:history="1">
             <w:r>
               <w:rPr>
                 <w:rStyle w:val="Hyperlink"/>
@@ -5288,7 +5288,7 @@
               <w:rPr>
                 <w:noProof/>
               </w:rPr>
-              <w:instrText xml:space="preserve"> PAGEREF _Toc239882288 \h </w:instrText>
+              <w:instrText xml:space="preserve"> PAGEREF _Toc240268453 \h </w:instrText>
             </w:r>
             <w:r>
               <w:rPr>
@@ -5330,7 +5330,7 @@
               <w14:ligatures w14:val="standardContextual"/>
             </w:rPr>
           </w:pPr>
-          <w:hyperlink w:anchor="_Toc239882289" w:history="1">
+          <w:hyperlink w:anchor="_Toc240268454" w:history="1">
             <w:r>
               <w:rPr>
                 <w:rStyle w:val="Hyperlink"/>
@@ -5356,7 +5356,7 @@
               <w:rPr>
                 <w:noProof/>
               </w:rPr>
-              <w:instrText xml:space="preserve"> PAGEREF _Toc239882289 \h </w:instrText>
+              <w:instrText xml:space="preserve"> PAGEREF _Toc240268454 \h </w:instrText>
             </w:r>
             <w:r>
               <w:rPr>
@@ -5398,7 +5398,7 @@
               <w14:ligatures w14:val="standardContextual"/>
             </w:rPr>
           </w:pPr>
-          <w:hyperlink w:anchor="_Toc239882290" w:history="1">
+          <w:hyperlink w:anchor="_Toc240268455" w:history="1">
             <w:r>
               <w:rPr>
                 <w:rStyle w:val="Hyperlink"/>
@@ -5424,7 +5424,7 @@
               <w:rPr>
                 <w:noProof/>
               </w:rPr>
-              <w:instrText xml:space="preserve"> PAGEREF _Toc239882290 \h </w:instrText>
+              <w:instrText xml:space="preserve"> PAGEREF _Toc240268455 \h </w:instrText>
             </w:r>
             <w:r>
               <w:rPr>
@@ -5466,7 +5466,7 @@
               <w14:ligatures w14:val="standardContextual"/>
             </w:rPr>
           </w:pPr>
-          <w:hyperlink w:anchor="_Toc239882291" w:history="1">
+          <w:hyperlink w:anchor="_Toc240268456" w:history="1">
             <w:r>
               <w:rPr>
                 <w:rStyle w:val="Hyperlink"/>
@@ -5492,7 +5492,7 @@
               <w:rPr>
                 <w:noProof/>
               </w:rPr>
-              <w:instrText xml:space="preserve"> PAGEREF _Toc239882291 \h </w:instrText>
+              <w:instrText xml:space="preserve"> PAGEREF _Toc240268456 \h </w:instrText>
             </w:r>
             <w:r>
               <w:rPr>
@@ -5534,7 +5534,7 @@
               <w14:ligatures w14:val="standardContextual"/>
             </w:rPr>
           </w:pPr>
-          <w:hyperlink w:anchor="_Toc239882292" w:history="1">
+          <w:hyperlink w:anchor="_Toc240268457" w:history="1">
             <w:r>
               <w:rPr>
                 <w:rStyle w:val="Hyperlink"/>
@@ -5560,7 +5560,7 @@
               <w:rPr>
                 <w:noProof/>
               </w:rPr>
-              <w:instrText xml:space="preserve"> PAGEREF _Toc239882292 \h </w:instrText>
+              <w:instrText xml:space="preserve"> PAGEREF _Toc240268457 \h </w:instrText>
             </w:r>
             <w:r>
               <w:rPr>
@@ -5602,7 +5602,7 @@
               <w14:ligatures w14:val="standardContextual"/>
             </w:rPr>
           </w:pPr>
-          <w:hyperlink w:anchor="_Toc239882293" w:history="1">
+          <w:hyperlink w:anchor="_Toc240268458" w:history="1">
             <w:r>
               <w:rPr>
                 <w:rStyle w:val="Hyperlink"/>
@@ -5628,7 +5628,7 @@
               <w:rPr>
                 <w:noProof/>
               </w:rPr>
-              <w:instrText xml:space="preserve"> PAGEREF _Toc239882293 \h </w:instrText>
+              <w:instrText xml:space="preserve"> PAGEREF _Toc240268458 \h </w:instrText>
             </w:r>
             <w:r>
               <w:rPr>
@@ -5670,7 +5670,7 @@
               <w14:ligatures w14:val="standardContextual"/>
             </w:rPr>
           </w:pPr>
-          <w:hyperlink w:anchor="_Toc239882294" w:history="1">
+          <w:hyperlink w:anchor="_Toc240268459" w:history="1">
             <w:r>
               <w:rPr>
                 <w:rStyle w:val="Hyperlink"/>
@@ -5696,7 +5696,7 @@
               <w:rPr>
                 <w:noProof/>
               </w:rPr>
-              <w:instrText xml:space="preserve"> PAGEREF _Toc239882294 \h </w:instrText>
+              <w:instrText xml:space="preserve"> PAGEREF _Toc240268459 \h </w:instrText>
             </w:r>
             <w:r>
               <w:rPr>
@@ -5738,7 +5738,7 @@
               <w14:ligatures w14:val="standardContextual"/>
             </w:rPr>
           </w:pPr>
-          <w:hyperlink w:anchor="_Toc239882295" w:history="1">
+          <w:hyperlink w:anchor="_Toc240268460" w:history="1">
             <w:r>
               <w:rPr>
                 <w:rStyle w:val="Hyperlink"/>
@@ -5764,7 +5764,7 @@
               <w:rPr>
                 <w:noProof/>
               </w:rPr>
-              <w:instrText xml:space="preserve"> PAGEREF _Toc239882295 \h </w:instrText>
+              <w:instrText xml:space="preserve"> PAGEREF _Toc240268460 \h </w:instrText>
             </w:r>
             <w:r>
               <w:rPr>
@@ -5806,7 +5806,7 @@
               <w14:ligatures w14:val="standardContextual"/>
             </w:rPr>
           </w:pPr>
-          <w:hyperlink w:anchor="_Toc239882296" w:history="1">
+          <w:hyperlink w:anchor="_Toc240268461" w:history="1">
             <w:r>
               <w:rPr>
                 <w:rStyle w:val="Hyperlink"/>
@@ -5832,7 +5832,7 @@
               <w:rPr>
                 <w:noProof/>
               </w:rPr>
-              <w:instrText xml:space="preserve"> PAGEREF _Toc239882296 \h </w:instrText>
+              <w:instrText xml:space="preserve"> PAGEREF _Toc240268461 \h </w:instrText>
             </w:r>
             <w:r>
               <w:rPr>
@@ -5874,7 +5874,7 @@
               <w14:ligatures w14:val="standardContextual"/>
             </w:rPr>
           </w:pPr>
-          <w:hyperlink w:anchor="_Toc239882297" w:history="1">
+          <w:hyperlink w:anchor="_Toc240268462" w:history="1">
             <w:r>
               <w:rPr>
                 <w:rStyle w:val="Hyperlink"/>
@@ -5900,7 +5900,7 @@
               <w:rPr>
                 <w:noProof/>
               </w:rPr>
-              <w:instrText xml:space="preserve"> PAGEREF _Toc239882297 \h </w:instrText>
+              <w:instrText xml:space="preserve"> PAGEREF _Toc240268462 \h </w:instrText>
             </w:r>
             <w:r>
               <w:rPr>
@@ -5942,7 +5942,7 @@
               <w14:ligatures w14:val="standardContextual"/>
             </w:rPr>
           </w:pPr>
-          <w:hyperlink w:anchor="_Toc239882298" w:history="1">
+          <w:hyperlink w:anchor="_Toc240268463" w:history="1">
             <w:r>
               <w:rPr>
                 <w:rStyle w:val="Hyperlink"/>
@@ -5968,7 +5968,7 @@
               <w:rPr>
                 <w:noProof/>
               </w:rPr>
-              <w:instrText xml:space="preserve"> PAGEREF _Toc239882298 \h </w:instrText>
+              <w:instrText xml:space="preserve"> PAGEREF _Toc240268463 \h </w:instrText>
             </w:r>
             <w:r>
               <w:rPr>
@@ -6010,7 +6010,7 @@
               <w14:ligatures w14:val="standardContextual"/>
             </w:rPr>
           </w:pPr>
-          <w:hyperlink w:anchor="_Toc239882299" w:history="1">
+          <w:hyperlink w:anchor="_Toc240268464" w:history="1">
             <w:r>
               <w:rPr>
                 <w:rStyle w:val="Hyperlink"/>
@@ -6036,7 +6036,7 @@
               <w:rPr>
                 <w:noProof/>
               </w:rPr>
-              <w:instrText xml:space="preserve"> PAGEREF _Toc239882299 \h </w:instrText>
+              <w:instrText xml:space="preserve"> PAGEREF _Toc240268464 \h </w:instrText>
             </w:r>
             <w:r>
               <w:rPr>
@@ -6078,7 +6078,7 @@
               <w14:ligatures w14:val="standardContextual"/>
             </w:rPr>
           </w:pPr>
-          <w:hyperlink w:anchor="_Toc239882300" w:history="1">
+          <w:hyperlink w:anchor="_Toc240268465" w:history="1">
             <w:r>
               <w:rPr>
                 <w:rStyle w:val="Hyperlink"/>
@@ -6104,7 +6104,7 @@
               <w:rPr>
                 <w:noProof/>
               </w:rPr>
-              <w:instrText xml:space="preserve"> PAGEREF _Toc239882300 \h </w:instrText>
+              <w:instrText xml:space="preserve"> PAGEREF _Toc240268465 \h </w:instrText>
             </w:r>
             <w:r>
               <w:rPr>
@@ -6146,7 +6146,7 @@
               <w14:ligatures w14:val="standardContextual"/>
             </w:rPr>
           </w:pPr>
-          <w:hyperlink w:anchor="_Toc239882301" w:history="1">
+          <w:hyperlink w:anchor="_Toc240268466" w:history="1">
             <w:r>
               <w:rPr>
                 <w:rStyle w:val="Hyperlink"/>
@@ -6172,7 +6172,7 @@
               <w:rPr>
                 <w:noProof/>
               </w:rPr>
-              <w:instrText xml:space="preserve"> PAGEREF _Toc239882301 \h </w:instrText>
+              <w:instrText xml:space="preserve"> PAGEREF _Toc240268466 \h </w:instrText>
             </w:r>
             <w:r>
               <w:rPr>
@@ -6214,7 +6214,7 @@
               <w14:ligatures w14:val="standardContextual"/>
             </w:rPr>
           </w:pPr>
-          <w:hyperlink w:anchor="_Toc239882302" w:history="1">
+          <w:hyperlink w:anchor="_Toc240268467" w:history="1">
             <w:r>
               <w:rPr>
                 <w:rStyle w:val="Hyperlink"/>
@@ -6240,7 +6240,7 @@
               <w:rPr>
                 <w:noProof/>
               </w:rPr>
-              <w:instrText xml:space="preserve"> PAGEREF _Toc239882302 \h </w:instrText>
+              <w:instrText xml:space="preserve"> PAGEREF _Toc240268467 \h </w:instrText>
             </w:r>
             <w:r>
               <w:rPr>
@@ -6282,7 +6282,7 @@
               <w14:ligatures w14:val="standardContextual"/>
             </w:rPr>
           </w:pPr>
-          <w:hyperlink w:anchor="_Toc239882303" w:history="1">
+          <w:hyperlink w:anchor="_Toc240268468" w:history="1">
             <w:r>
               <w:rPr>
                 <w:rStyle w:val="Hyperlink"/>
@@ -6308,7 +6308,7 @@
               <w:rPr>
                 <w:noProof/>
               </w:rPr>
-              <w:instrText xml:space="preserve"> PAGEREF _Toc239882303 \h </w:instrText>
+              <w:instrText xml:space="preserve"> PAGEREF _Toc240268468 \h </w:instrText>
             </w:r>
             <w:r>
               <w:rPr>
@@ -6350,7 +6350,7 @@
               <w14:ligatures w14:val="standardContextual"/>
             </w:rPr>
           </w:pPr>
-          <w:hyperlink w:anchor="_Toc239882304" w:history="1">
+          <w:hyperlink w:anchor="_Toc240268469" w:history="1">
             <w:r>
               <w:rPr>
                 <w:rStyle w:val="Hyperlink"/>
@@ -6376,7 +6376,7 @@
               <w:rPr>
                 <w:noProof/>
               </w:rPr>
-              <w:instrText xml:space="preserve"> PAGEREF _Toc239882304 \h </w:instrText>
+              <w:instrText xml:space="preserve"> PAGEREF _Toc240268469 \h </w:instrText>
             </w:r>
             <w:r>
               <w:rPr>
@@ -6418,7 +6418,7 @@
               <w14:ligatures w14:val="standardContextual"/>
             </w:rPr>
           </w:pPr>
-          <w:hyperlink w:anchor="_Toc239882305" w:history="1">
+          <w:hyperlink w:anchor="_Toc240268470" w:history="1">
             <w:r>
               <w:rPr>
                 <w:rStyle w:val="Hyperlink"/>
@@ -6444,7 +6444,7 @@
               <w:rPr>
                 <w:noProof/>
               </w:rPr>
-              <w:instrText xml:space="preserve"> PAGEREF _Toc239882305 \h </w:instrText>
+              <w:instrText xml:space="preserve"> PAGEREF _Toc240268470 \h </w:instrText>
             </w:r>
             <w:r>
               <w:rPr>
@@ -6486,7 +6486,7 @@
               <w14:ligatures w14:val="standardContextual"/>
             </w:rPr>
           </w:pPr>
-          <w:hyperlink w:anchor="_Toc239882306" w:history="1">
+          <w:hyperlink w:anchor="_Toc240268471" w:history="1">
             <w:r>
               <w:rPr>
                 <w:rStyle w:val="Hyperlink"/>
@@ -6512,7 +6512,7 @@
               <w:rPr>
                 <w:noProof/>
               </w:rPr>
-              <w:instrText xml:space="preserve"> PAGEREF _Toc239882306 \h </w:instrText>
+              <w:instrText xml:space="preserve"> PAGEREF _Toc240268471 \h </w:instrText>
             </w:r>
             <w:r>
               <w:rPr>
@@ -6554,7 +6554,7 @@
               <w14:ligatures w14:val="standardContextual"/>
             </w:rPr>
           </w:pPr>
-          <w:hyperlink w:anchor="_Toc239882307" w:history="1">
+          <w:hyperlink w:anchor="_Toc240268472" w:history="1">
             <w:r>
               <w:rPr>
                 <w:rStyle w:val="Hyperlink"/>
@@ -6580,7 +6580,7 @@
               <w:rPr>
                 <w:noProof/>
               </w:rPr>
-              <w:instrText xml:space="preserve"> PAGEREF _Toc239882307 \h </w:instrText>
+              <w:instrText xml:space="preserve"> PAGEREF _Toc240268472 \h </w:instrText>
             </w:r>
             <w:r>
               <w:rPr>
@@ -6622,7 +6622,7 @@
               <w14:ligatures w14:val="standardContextual"/>
             </w:rPr>
           </w:pPr>
-          <w:hyperlink w:anchor="_Toc239882308" w:history="1">
+          <w:hyperlink w:anchor="_Toc240268473" w:history="1">
             <w:r>
               <w:rPr>
                 <w:rStyle w:val="Hyperlink"/>
@@ -6648,7 +6648,7 @@
               <w:rPr>
                 <w:noProof/>
               </w:rPr>
-              <w:instrText xml:space="preserve"> PAGEREF _Toc239882308 \h </w:instrText>
+              <w:instrText xml:space="preserve"> PAGEREF _Toc240268473 \h </w:instrText>
             </w:r>
             <w:r>
               <w:rPr>
@@ -6690,7 +6690,7 @@
               <w14:ligatures w14:val="standardContextual"/>
             </w:rPr>
           </w:pPr>
-          <w:hyperlink w:anchor="_Toc239882309" w:history="1">
+          <w:hyperlink w:anchor="_Toc240268474" w:history="1">
             <w:r>
               <w:rPr>
                 <w:rStyle w:val="Hyperlink"/>
@@ -6716,7 +6716,7 @@
               <w:rPr>
                 <w:noProof/>
               </w:rPr>
-              <w:instrText xml:space="preserve"> PAGEREF _Toc239882309 \h </w:instrText>
+              <w:instrText xml:space="preserve"> PAGEREF _Toc240268474 \h </w:instrText>
             </w:r>
             <w:r>
               <w:rPr>
@@ -6758,7 +6758,7 @@
               <w14:ligatures w14:val="standardContextual"/>
             </w:rPr>
           </w:pPr>
-          <w:hyperlink w:anchor="_Toc239882310" w:history="1">
+          <w:hyperlink w:anchor="_Toc240268475" w:history="1">
             <w:r>
               <w:rPr>
                 <w:rStyle w:val="Hyperlink"/>
@@ -6784,7 +6784,7 @@
               <w:rPr>
                 <w:noProof/>
               </w:rPr>
-              <w:instrText xml:space="preserve"> PAGEREF _Toc239882310 \h </w:instrText>
+              <w:instrText xml:space="preserve"> PAGEREF _Toc240268475 \h </w:instrText>
             </w:r>
             <w:r>
               <w:rPr>
@@ -6826,7 +6826,7 @@
               <w14:ligatures w14:val="standardContextual"/>
             </w:rPr>
           </w:pPr>
-          <w:hyperlink w:anchor="_Toc239882311" w:history="1">
+          <w:hyperlink w:anchor="_Toc240268476" w:history="1">
             <w:r>
               <w:rPr>
                 <w:rStyle w:val="Hyperlink"/>
@@ -6852,7 +6852,7 @@
               <w:rPr>
                 <w:noProof/>
               </w:rPr>
-              <w:instrText xml:space="preserve"> PAGEREF _Toc239882311 \h </w:instrText>
+              <w:instrText xml:space="preserve"> PAGEREF _Toc240268476 \h </w:instrText>
             </w:r>
             <w:r>
               <w:rPr>
@@ -6894,7 +6894,7 @@
               <w14:ligatures w14:val="standardContextual"/>
             </w:rPr>
           </w:pPr>
-          <w:hyperlink w:anchor="_Toc239882312" w:history="1">
+          <w:hyperlink w:anchor="_Toc240268477" w:history="1">
             <w:r>
               <w:rPr>
                 <w:rStyle w:val="Hyperlink"/>
@@ -6920,7 +6920,7 @@
               <w:rPr>
                 <w:noProof/>
               </w:rPr>
-              <w:instrText xml:space="preserve"> PAGEREF _Toc239882312 \h </w:instrText>
+              <w:instrText xml:space="preserve"> PAGEREF _Toc240268477 \h </w:instrText>
             </w:r>
             <w:r>
               <w:rPr>
@@ -6962,7 +6962,7 @@
               <w14:ligatures w14:val="standardContextual"/>
             </w:rPr>
           </w:pPr>
-          <w:hyperlink w:anchor="_Toc239882313" w:history="1">
+          <w:hyperlink w:anchor="_Toc240268478" w:history="1">
             <w:r>
               <w:rPr>
                 <w:rStyle w:val="Hyperlink"/>
@@ -6988,7 +6988,7 @@
               <w:rPr>
                 <w:noProof/>
               </w:rPr>
-              <w:instrText xml:space="preserve"> PAGEREF _Toc239882313 \h </w:instrText>
+              <w:instrText xml:space="preserve"> PAGEREF _Toc240268478 \h </w:instrText>
             </w:r>
             <w:r>
               <w:rPr>
@@ -7030,7 +7030,7 @@
               <w14:ligatures w14:val="standardContextual"/>
             </w:rPr>
           </w:pPr>
-          <w:hyperlink w:anchor="_Toc239882314" w:history="1">
+          <w:hyperlink w:anchor="_Toc240268479" w:history="1">
             <w:r>
               <w:rPr>
                 <w:rStyle w:val="Hyperlink"/>
@@ -7056,7 +7056,7 @@
               <w:rPr>
                 <w:noProof/>
               </w:rPr>
-              <w:instrText xml:space="preserve"> PAGEREF _Toc239882314 \h </w:instrText>
+              <w:instrText xml:space="preserve"> PAGEREF _Toc240268479 \h </w:instrText>
             </w:r>
             <w:r>
               <w:rPr>
@@ -7098,7 +7098,7 @@
               <w14:ligatures w14:val="standardContextual"/>
             </w:rPr>
           </w:pPr>
-          <w:hyperlink w:anchor="_Toc239882315" w:history="1">
+          <w:hyperlink w:anchor="_Toc240268480" w:history="1">
             <w:r>
               <w:rPr>
                 <w:rStyle w:val="Hyperlink"/>
@@ -7124,7 +7124,7 @@
               <w:rPr>
                 <w:noProof/>
               </w:rPr>
-              <w:instrText xml:space="preserve"> PAGEREF _Toc239882315 \h </w:instrText>
+              <w:instrText xml:space="preserve"> PAGEREF _Toc240268480 \h </w:instrText>
             </w:r>
             <w:r>
               <w:rPr>
@@ -7166,7 +7166,7 @@
               <w14:ligatures w14:val="standardContextual"/>
             </w:rPr>
           </w:pPr>
-          <w:hyperlink w:anchor="_Toc239882316" w:history="1">
+          <w:hyperlink w:anchor="_Toc240268481" w:history="1">
             <w:r>
               <w:rPr>
                 <w:rStyle w:val="Hyperlink"/>
@@ -7192,7 +7192,7 @@
               <w:rPr>
                 <w:noProof/>
               </w:rPr>
-              <w:instrText xml:space="preserve"> PAGEREF _Toc239882316 \h </w:instrText>
+              <w:instrText xml:space="preserve"> PAGEREF _Toc240268481 \h </w:instrText>
             </w:r>
             <w:r>
               <w:rPr>
@@ -7234,7 +7234,7 @@
               <w14:ligatures w14:val="standardContextual"/>
             </w:rPr>
           </w:pPr>
-          <w:hyperlink w:anchor="_Toc239882317" w:history="1">
+          <w:hyperlink w:anchor="_Toc240268482" w:history="1">
             <w:r>
               <w:rPr>
                 <w:rStyle w:val="Hyperlink"/>
@@ -7260,7 +7260,7 @@
               <w:rPr>
                 <w:noProof/>
               </w:rPr>
-              <w:instrText xml:space="preserve"> PAGEREF _Toc239882317 \h </w:instrText>
+              <w:instrText xml:space="preserve"> PAGEREF _Toc240268482 \h </w:instrText>
             </w:r>
             <w:r>
               <w:rPr>
@@ -7302,7 +7302,7 @@
               <w14:ligatures w14:val="standardContextual"/>
             </w:rPr>
           </w:pPr>
-          <w:hyperlink w:anchor="_Toc239882318" w:history="1">
+          <w:hyperlink w:anchor="_Toc240268483" w:history="1">
             <w:r>
               <w:rPr>
                 <w:rStyle w:val="Hyperlink"/>
@@ -7328,7 +7328,7 @@
               <w:rPr>
                 <w:noProof/>
               </w:rPr>
-              <w:instrText xml:space="preserve"> PAGEREF _Toc239882318 \h </w:instrText>
+              <w:instrText xml:space="preserve"> PAGEREF _Toc240268483 \h </w:instrText>
             </w:r>
             <w:r>
               <w:rPr>
@@ -7370,7 +7370,7 @@
               <w14:ligatures w14:val="standardContextual"/>
             </w:rPr>
           </w:pPr>
-          <w:hyperlink w:anchor="_Toc239882319" w:history="1">
+          <w:hyperlink w:anchor="_Toc240268484" w:history="1">
             <w:r>
               <w:rPr>
                 <w:rStyle w:val="Hyperlink"/>
@@ -7396,7 +7396,7 @@
               <w:rPr>
                 <w:noProof/>
               </w:rPr>
-              <w:instrText xml:space="preserve"> PAGEREF _Toc239882319 \h </w:instrText>
+              <w:instrText xml:space="preserve"> PAGEREF _Toc240268484 \h </w:instrText>
             </w:r>
             <w:r>
               <w:rPr>
@@ -7438,7 +7438,7 @@
               <w14:ligatures w14:val="standardContextual"/>
             </w:rPr>
           </w:pPr>
-          <w:hyperlink w:anchor="_Toc239882320" w:history="1">
+          <w:hyperlink w:anchor="_Toc240268485" w:history="1">
             <w:r>
               <w:rPr>
                 <w:rStyle w:val="Hyperlink"/>
@@ -7464,7 +7464,7 @@
               <w:rPr>
                 <w:noProof/>
               </w:rPr>
-              <w:instrText xml:space="preserve"> PAGEREF _Toc239882320 \h </w:instrText>
+              <w:instrText xml:space="preserve"> PAGEREF _Toc240268485 \h </w:instrText>
             </w:r>
             <w:r>
               <w:rPr>
@@ -7506,7 +7506,7 @@
               <w14:ligatures w14:val="standardContextual"/>
             </w:rPr>
           </w:pPr>
-          <w:hyperlink w:anchor="_Toc239882321" w:history="1">
+          <w:hyperlink w:anchor="_Toc240268486" w:history="1">
             <w:r>
               <w:rPr>
                 <w:rStyle w:val="Hyperlink"/>
@@ -7532,7 +7532,7 @@
               <w:rPr>
                 <w:noProof/>
               </w:rPr>
-              <w:instrText xml:space="preserve"> PAGEREF _Toc239882321 \h </w:instrText>
+              <w:instrText xml:space="preserve"> PAGEREF _Toc240268486 \h </w:instrText>
             </w:r>
             <w:r>
               <w:rPr>
@@ -7574,7 +7574,7 @@
               <w14:ligatures w14:val="standardContextual"/>
             </w:rPr>
           </w:pPr>
-          <w:hyperlink w:anchor="_Toc239882322" w:history="1">
+          <w:hyperlink w:anchor="_Toc240268487" w:history="1">
             <w:r>
               <w:rPr>
                 <w:rStyle w:val="Hyperlink"/>
@@ -7600,7 +7600,7 @@
               <w:rPr>
                 <w:noProof/>
               </w:rPr>
-              <w:instrText xml:space="preserve"> PAGEREF _Toc239882322 \h </w:instrText>
+              <w:instrText xml:space="preserve"> PAGEREF _Toc240268487 \h </w:instrText>
             </w:r>
             <w:r>
               <w:rPr>
@@ -7642,7 +7642,7 @@
               <w14:ligatures w14:val="standardContextual"/>
             </w:rPr>
           </w:pPr>
-          <w:hyperlink w:anchor="_Toc239882323" w:history="1">
+          <w:hyperlink w:anchor="_Toc240268488" w:history="1">
             <w:r>
               <w:rPr>
                 <w:rStyle w:val="Hyperlink"/>
@@ -7668,7 +7668,7 @@
               <w:rPr>
                 <w:noProof/>
               </w:rPr>
-              <w:instrText xml:space="preserve"> PAGEREF _Toc239882323 \h </w:instrText>
+              <w:instrText xml:space="preserve"> PAGEREF _Toc240268488 \h </w:instrText>
             </w:r>
             <w:r>
               <w:rPr>
@@ -7710,7 +7710,7 @@
               <w14:ligatures w14:val="standardContextual"/>
             </w:rPr>
           </w:pPr>
-          <w:hyperlink w:anchor="_Toc239882324" w:history="1">
+          <w:hyperlink w:anchor="_Toc240268489" w:history="1">
             <w:r>
               <w:rPr>
                 <w:rStyle w:val="Hyperlink"/>
@@ -7736,7 +7736,7 @@
               <w:rPr>
                 <w:noProof/>
               </w:rPr>
-              <w:instrText xml:space="preserve"> PAGEREF _Toc239882324 \h </w:instrText>
+              <w:instrText xml:space="preserve"> PAGEREF _Toc240268489 \h </w:instrText>
             </w:r>
             <w:r>
               <w:rPr>
@@ -7778,7 +7778,7 @@
               <w14:ligatures w14:val="standardContextual"/>
             </w:rPr>
           </w:pPr>
-          <w:hyperlink w:anchor="_Toc239882325" w:history="1">
+          <w:hyperlink w:anchor="_Toc240268490" w:history="1">
             <w:r>
               <w:rPr>
                 <w:rStyle w:val="Hyperlink"/>
@@ -7804,7 +7804,7 @@
               <w:rPr>
                 <w:noProof/>
               </w:rPr>
-              <w:instrText xml:space="preserve"> PAGEREF _Toc239882325 \h </w:instrText>
+              <w:instrText xml:space="preserve"> PAGEREF _Toc240268490 \h </w:instrText>
             </w:r>
             <w:r>
               <w:rPr>
@@ -7846,7 +7846,7 @@
               <w14:ligatures w14:val="standardContextual"/>
             </w:rPr>
           </w:pPr>
-          <w:hyperlink w:anchor="_Toc239882326" w:history="1">
+          <w:hyperlink w:anchor="_Toc240268491" w:history="1">
             <w:r>
               <w:rPr>
                 <w:rStyle w:val="Hyperlink"/>
@@ -7872,7 +7872,7 @@
               <w:rPr>
                 <w:noProof/>
               </w:rPr>
-              <w:instrText xml:space="preserve"> PAGEREF _Toc239882326 \h </w:instrText>
+              <w:instrText xml:space="preserve"> PAGEREF _Toc240268491 \h </w:instrText>
             </w:r>
             <w:r>
               <w:rPr>
@@ -7914,7 +7914,7 @@
               <w14:ligatures w14:val="standardContextual"/>
             </w:rPr>
           </w:pPr>
-          <w:hyperlink w:anchor="_Toc239882327" w:history="1">
+          <w:hyperlink w:anchor="_Toc240268492" w:history="1">
             <w:r>
               <w:rPr>
                 <w:rStyle w:val="Hyperlink"/>
@@ -7940,7 +7940,7 @@
               <w:rPr>
                 <w:noProof/>
               </w:rPr>
-              <w:instrText xml:space="preserve"> PAGEREF _Toc239882327 \h </w:instrText>
+              <w:instrText xml:space="preserve"> PAGEREF _Toc240268492 \h </w:instrText>
             </w:r>
             <w:r>
               <w:rPr>
@@ -7982,7 +7982,7 @@
               <w14:ligatures w14:val="standardContextual"/>
             </w:rPr>
           </w:pPr>
-          <w:hyperlink w:anchor="_Toc239882328" w:history="1">
+          <w:hyperlink w:anchor="_Toc240268493" w:history="1">
             <w:r>
               <w:rPr>
                 <w:rStyle w:val="Hyperlink"/>
@@ -8008,7 +8008,7 @@
               <w:rPr>
                 <w:noProof/>
               </w:rPr>
-              <w:instrText xml:space="preserve"> PAGEREF _Toc239882328 \h </w:instrText>
+              <w:instrText xml:space="preserve"> PAGEREF _Toc240268493 \h </w:instrText>
             </w:r>
             <w:r>
               <w:rPr>
@@ -8050,7 +8050,7 @@
               <w14:ligatures w14:val="standardContextual"/>
             </w:rPr>
           </w:pPr>
-          <w:hyperlink w:anchor="_Toc239882329" w:history="1">
+          <w:hyperlink w:anchor="_Toc240268494" w:history="1">
             <w:r>
               <w:rPr>
                 <w:rStyle w:val="Hyperlink"/>
@@ -8076,7 +8076,7 @@
               <w:rPr>
                 <w:noProof/>
               </w:rPr>
-              <w:instrText xml:space="preserve"> PAGEREF _Toc239882329 \h </w:instrText>
+              <w:instrText xml:space="preserve"> PAGEREF _Toc240268494 \h </w:instrText>
             </w:r>
             <w:r>
               <w:rPr>
@@ -8118,7 +8118,7 @@
               <w14:ligatures w14:val="standardContextual"/>
             </w:rPr>
           </w:pPr>
-          <w:hyperlink w:anchor="_Toc239882330" w:history="1">
+          <w:hyperlink w:anchor="_Toc240268495" w:history="1">
             <w:r>
               <w:rPr>
                 <w:rStyle w:val="Hyperlink"/>
@@ -8144,7 +8144,7 @@
               <w:rPr>
                 <w:noProof/>
               </w:rPr>
-              <w:instrText xml:space="preserve"> PAGEREF _Toc239882330 \h </w:instrText>
+              <w:instrText xml:space="preserve"> PAGEREF _Toc240268495 \h </w:instrText>
             </w:r>
             <w:r>
               <w:rPr>
@@ -8186,7 +8186,7 @@
               <w14:ligatures w14:val="standardContextual"/>
             </w:rPr>
           </w:pPr>
-          <w:hyperlink w:anchor="_Toc239882331" w:history="1">
+          <w:hyperlink w:anchor="_Toc240268496" w:history="1">
             <w:r>
               <w:rPr>
                 <w:rStyle w:val="Hyperlink"/>
@@ -8212,7 +8212,7 @@
               <w:rPr>
                 <w:noProof/>
               </w:rPr>
-              <w:instrText xml:space="preserve"> PAGEREF _Toc239882331 \h </w:instrText>
+              <w:instrText xml:space="preserve"> PAGEREF _Toc240268496 \h </w:instrText>
             </w:r>
             <w:r>
               <w:rPr>
@@ -8254,7 +8254,7 @@
               <w14:ligatures w14:val="standardContextual"/>
             </w:rPr>
           </w:pPr>
-          <w:hyperlink w:anchor="_Toc239882332" w:history="1">
+          <w:hyperlink w:anchor="_Toc240268497" w:history="1">
             <w:r>
               <w:rPr>
                 <w:rStyle w:val="Hyperlink"/>
@@ -8280,7 +8280,7 @@
               <w:rPr>
                 <w:noProof/>
               </w:rPr>
-              <w:instrText xml:space="preserve"> PAGEREF _Toc239882332 \h </w:instrText>
+              <w:instrText xml:space="preserve"> PAGEREF _Toc240268497 \h </w:instrText>
             </w:r>
             <w:r>
               <w:rPr>
@@ -8322,7 +8322,7 @@
               <w14:ligatures w14:val="standardContextual"/>
             </w:rPr>
           </w:pPr>
-          <w:hyperlink w:anchor="_Toc239882333" w:history="1">
+          <w:hyperlink w:anchor="_Toc240268498" w:history="1">
             <w:r>
               <w:rPr>
                 <w:rStyle w:val="Hyperlink"/>
@@ -8348,7 +8348,7 @@
               <w:rPr>
                 <w:noProof/>
               </w:rPr>
-              <w:instrText xml:space="preserve"> PAGEREF _Toc239882333 \h </w:instrText>
+              <w:instrText xml:space="preserve"> PAGEREF _Toc240268498 \h </w:instrText>
             </w:r>
             <w:r>
               <w:rPr>
@@ -8390,7 +8390,7 @@
               <w14:ligatures w14:val="standardContextual"/>
             </w:rPr>
           </w:pPr>
-          <w:hyperlink w:anchor="_Toc239882334" w:history="1">
+          <w:hyperlink w:anchor="_Toc240268499" w:history="1">
             <w:r>
               <w:rPr>
                 <w:rStyle w:val="Hyperlink"/>
@@ -8416,7 +8416,7 @@
               <w:rPr>
                 <w:noProof/>
               </w:rPr>
-              <w:instrText xml:space="preserve"> PAGEREF _Toc239882334 \h </w:instrText>
+              <w:instrText xml:space="preserve"> PAGEREF _Toc240268499 \h </w:instrText>
             </w:r>
             <w:r>
               <w:rPr>
@@ -8458,7 +8458,7 @@
               <w14:ligatures w14:val="standardContextual"/>
             </w:rPr>
           </w:pPr>
-          <w:hyperlink w:anchor="_Toc239882335" w:history="1">
+          <w:hyperlink w:anchor="_Toc240268500" w:history="1">
             <w:r>
               <w:rPr>
                 <w:rStyle w:val="Hyperlink"/>
@@ -8484,7 +8484,7 @@
               <w:rPr>
                 <w:noProof/>
               </w:rPr>
-              <w:instrText xml:space="preserve"> PAGEREF _Toc239882335 \h </w:instrText>
+              <w:instrText xml:space="preserve"> PAGEREF _Toc240268500 \h </w:instrText>
             </w:r>
             <w:r>
               <w:rPr>
@@ -8526,7 +8526,7 @@
               <w14:ligatures w14:val="standardContextual"/>
             </w:rPr>
           </w:pPr>
-          <w:hyperlink w:anchor="_Toc239882336" w:history="1">
+          <w:hyperlink w:anchor="_Toc240268501" w:history="1">
             <w:r>
               <w:rPr>
                 <w:rStyle w:val="Hyperlink"/>
@@ -8552,7 +8552,7 @@
               <w:rPr>
                 <w:noProof/>
               </w:rPr>
-              <w:instrText xml:space="preserve"> PAGEREF _Toc239882336 \h </w:instrText>
+              <w:instrText xml:space="preserve"> PAGEREF _Toc240268501 \h </w:instrText>
             </w:r>
             <w:r>
               <w:rPr>
@@ -8594,7 +8594,7 @@
               <w14:ligatures w14:val="standardContextual"/>
             </w:rPr>
           </w:pPr>
-          <w:hyperlink w:anchor="_Toc239882337" w:history="1">
+          <w:hyperlink w:anchor="_Toc240268502" w:history="1">
             <w:r>
               <w:rPr>
                 <w:rStyle w:val="Hyperlink"/>
@@ -8620,7 +8620,7 @@
               <w:rPr>
                 <w:noProof/>
               </w:rPr>
-              <w:instrText xml:space="preserve"> PAGEREF _Toc239882337 \h </w:instrText>
+              <w:instrText xml:space="preserve"> PAGEREF _Toc240268502 \h </w:instrText>
             </w:r>
             <w:r>
               <w:rPr>
@@ -8662,7 +8662,7 @@
               <w14:ligatures w14:val="standardContextual"/>
             </w:rPr>
           </w:pPr>
-          <w:hyperlink w:anchor="_Toc239882338" w:history="1">
+          <w:hyperlink w:anchor="_Toc240268503" w:history="1">
             <w:r>
               <w:rPr>
                 <w:rStyle w:val="Hyperlink"/>
@@ -8688,7 +8688,7 @@
               <w:rPr>
                 <w:noProof/>
               </w:rPr>
-              <w:instrText xml:space="preserve"> PAGEREF _Toc239882338 \h </w:instrText>
+              <w:instrText xml:space="preserve"> PAGEREF _Toc240268503 \h </w:instrText>
             </w:r>
             <w:r>
               <w:rPr>
@@ -8730,7 +8730,7 @@
               <w14:ligatures w14:val="standardContextual"/>
             </w:rPr>
           </w:pPr>
-          <w:hyperlink w:anchor="_Toc239882339" w:history="1">
+          <w:hyperlink w:anchor="_Toc240268504" w:history="1">
             <w:r>
               <w:rPr>
                 <w:rStyle w:val="Hyperlink"/>
@@ -8756,7 +8756,7 @@
               <w:rPr>
                 <w:noProof/>
               </w:rPr>
-              <w:instrText xml:space="preserve"> PAGEREF _Toc239882339 \h </w:instrText>
+              <w:instrText xml:space="preserve"> PAGEREF _Toc240268504 \h </w:instrText>
             </w:r>
             <w:r>
               <w:rPr>
@@ -8798,7 +8798,7 @@
               <w14:ligatures w14:val="standardContextual"/>
             </w:rPr>
           </w:pPr>
-          <w:hyperlink w:anchor="_Toc239882340" w:history="1">
+          <w:hyperlink w:anchor="_Toc240268505" w:history="1">
             <w:r>
               <w:rPr>
                 <w:rStyle w:val="Hyperlink"/>
@@ -8824,7 +8824,7 @@
               <w:rPr>
                 <w:noProof/>
               </w:rPr>
-              <w:instrText xml:space="preserve"> PAGEREF _Toc239882340 \h </w:instrText>
+              <w:instrText xml:space="preserve"> PAGEREF _Toc240268505 \h </w:instrText>
             </w:r>
             <w:r>
               <w:rPr>
@@ -8866,7 +8866,7 @@
               <w14:ligatures w14:val="standardContextual"/>
             </w:rPr>
           </w:pPr>
-          <w:hyperlink w:anchor="_Toc239882341" w:history="1">
+          <w:hyperlink w:anchor="_Toc240268506" w:history="1">
             <w:r>
               <w:rPr>
                 <w:rStyle w:val="Hyperlink"/>
@@ -8892,7 +8892,7 @@
               <w:rPr>
                 <w:noProof/>
               </w:rPr>
-              <w:instrText xml:space="preserve"> PAGEREF _Toc239882341 \h </w:instrText>
+              <w:instrText xml:space="preserve"> PAGEREF _Toc240268506 \h </w:instrText>
             </w:r>
             <w:r>
               <w:rPr>
@@ -8934,7 +8934,7 @@
               <w14:ligatures w14:val="standardContextual"/>
             </w:rPr>
           </w:pPr>
-          <w:hyperlink w:anchor="_Toc239882342" w:history="1">
+          <w:hyperlink w:anchor="_Toc240268507" w:history="1">
             <w:r>
               <w:rPr>
                 <w:rStyle w:val="Hyperlink"/>
@@ -8960,7 +8960,7 @@
               <w:rPr>
                 <w:noProof/>
               </w:rPr>
-              <w:instrText xml:space="preserve"> PAGEREF _Toc239882342 \h </w:instrText>
+              <w:instrText xml:space="preserve"> PAGEREF _Toc240268507 \h </w:instrText>
             </w:r>
             <w:r>
               <w:rPr>
@@ -9005,7 +9005,7 @@
         <w:spacing w:before="480" w:after="240"/>
       </w:pPr>
       <w:bookmarkStart w:id="0" w:name="_Toc239402900"/>
-      <w:bookmarkStart w:id="1" w:name="_Toc239882220"/>
+      <w:bookmarkStart w:id="1" w:name="_Toc240268385"/>
       <w:r>
         <w:rPr>
           <w:b/>
@@ -9096,7 +9096,7 @@
         <w:pStyle w:val="Heading1"/>
         <w:spacing w:before="480" w:after="240"/>
       </w:pPr>
-      <w:bookmarkStart w:id="2" w:name="_Toc239882221"/>
+      <w:bookmarkStart w:id="2" w:name="_Toc240268386"/>
       <w:r>
         <w:rPr>
           <w:b/>
@@ -9130,7 +9130,7 @@
         <w:pStyle w:val="Heading2"/>
         <w:spacing w:before="360" w:after="180"/>
       </w:pPr>
-      <w:bookmarkStart w:id="3" w:name="_Toc239882222"/>
+      <w:bookmarkStart w:id="3" w:name="_Toc240268387"/>
       <w:r>
         <w:rPr>
           <w:b/>
@@ -9479,7 +9479,7 @@
         <w:pStyle w:val="Heading2"/>
         <w:spacing w:before="360" w:after="180"/>
       </w:pPr>
-      <w:bookmarkStart w:id="4" w:name="_Toc239882223"/>
+      <w:bookmarkStart w:id="4" w:name="_Toc240268388"/>
       <w:r>
         <w:rPr>
           <w:b/>
@@ -9503,7 +9503,7 @@
         <w:pStyle w:val="Heading4"/>
         <w:spacing w:before="220" w:after="120"/>
       </w:pPr>
-      <w:bookmarkStart w:id="5" w:name="_Toc239882224"/>
+      <w:bookmarkStart w:id="5" w:name="_Toc240268389"/>
       <w:r>
         <w:rPr>
           <w:b/>
@@ -9527,7 +9527,7 @@
         <w:pStyle w:val="Heading4"/>
         <w:spacing w:before="220" w:after="120"/>
       </w:pPr>
-      <w:bookmarkStart w:id="6" w:name="_Toc239882225"/>
+      <w:bookmarkStart w:id="6" w:name="_Toc240268390"/>
       <w:r>
         <w:rPr>
           <w:b/>
@@ -9550,7 +9550,7 @@
         <w:pStyle w:val="Heading4"/>
         <w:spacing w:before="220" w:after="120"/>
       </w:pPr>
-      <w:bookmarkStart w:id="7" w:name="_Toc239882226"/>
+      <w:bookmarkStart w:id="7" w:name="_Toc240268391"/>
       <w:r>
         <w:rPr>
           <w:b/>
@@ -9573,7 +9573,7 @@
         <w:pStyle w:val="Heading4"/>
         <w:spacing w:before="220" w:after="120"/>
       </w:pPr>
-      <w:bookmarkStart w:id="8" w:name="_Toc239882227"/>
+      <w:bookmarkStart w:id="8" w:name="_Toc240268392"/>
       <w:r>
         <w:rPr>
           <w:b/>
@@ -9596,7 +9596,7 @@
         <w:pStyle w:val="Heading2"/>
         <w:spacing w:before="360" w:after="180"/>
       </w:pPr>
-      <w:bookmarkStart w:id="9" w:name="_Toc239882228"/>
+      <w:bookmarkStart w:id="9" w:name="_Toc240268393"/>
       <w:r>
         <w:rPr>
           <w:b/>
@@ -10125,7 +10125,7 @@
         <w:pStyle w:val="Heading2"/>
         <w:spacing w:before="360" w:after="180"/>
       </w:pPr>
-      <w:bookmarkStart w:id="10" w:name="_Toc239882229"/>
+      <w:bookmarkStart w:id="10" w:name="_Toc240268394"/>
       <w:r>
         <w:rPr>
           <w:b/>
@@ -10467,7 +10467,7 @@
         <w:pStyle w:val="Heading2"/>
         <w:spacing w:before="360" w:after="180"/>
       </w:pPr>
-      <w:bookmarkStart w:id="11" w:name="_Toc239882230"/>
+      <w:bookmarkStart w:id="11" w:name="_Toc240268395"/>
       <w:r>
         <w:rPr>
           <w:b/>
@@ -10905,7 +10905,7 @@
         <w:pStyle w:val="Heading4"/>
         <w:spacing w:before="220" w:after="120"/>
       </w:pPr>
-      <w:bookmarkStart w:id="12" w:name="_Toc239882231"/>
+      <w:bookmarkStart w:id="12" w:name="_Toc240268396"/>
       <w:r>
         <w:rPr>
           <w:b/>
@@ -10928,7 +10928,7 @@
         <w:pStyle w:val="Heading2"/>
         <w:spacing w:before="360" w:after="180"/>
       </w:pPr>
-      <w:bookmarkStart w:id="13" w:name="_Toc239882232"/>
+      <w:bookmarkStart w:id="13" w:name="_Toc240268397"/>
       <w:r>
         <w:rPr>
           <w:b/>
@@ -11029,7 +11029,7 @@
         <w:pStyle w:val="Heading2"/>
         <w:spacing w:before="360" w:after="180"/>
       </w:pPr>
-      <w:bookmarkStart w:id="14" w:name="_Toc239882233"/>
+      <w:bookmarkStart w:id="14" w:name="_Toc240268398"/>
       <w:r>
         <w:rPr>
           <w:b/>
@@ -11370,7 +11370,7 @@
         <w:pStyle w:val="Heading2"/>
         <w:spacing w:before="360" w:after="180"/>
       </w:pPr>
-      <w:bookmarkStart w:id="15" w:name="_Toc239882234"/>
+      <w:bookmarkStart w:id="15" w:name="_Toc240268399"/>
       <w:r>
         <w:rPr>
           <w:b/>
@@ -11394,7 +11394,7 @@
         <w:pStyle w:val="Heading4"/>
         <w:spacing w:before="220" w:after="120"/>
       </w:pPr>
-      <w:bookmarkStart w:id="16" w:name="_Toc239882235"/>
+      <w:bookmarkStart w:id="16" w:name="_Toc240268400"/>
       <w:r>
         <w:rPr>
           <w:b/>
@@ -11461,7 +11461,7 @@
         <w:pStyle w:val="Heading4"/>
         <w:spacing w:before="220" w:after="120"/>
       </w:pPr>
-      <w:bookmarkStart w:id="17" w:name="_Toc239882236"/>
+      <w:bookmarkStart w:id="17" w:name="_Toc240268401"/>
       <w:r>
         <w:rPr>
           <w:b/>
@@ -11529,7 +11529,7 @@
         <w:pStyle w:val="Heading4"/>
         <w:spacing w:before="220" w:after="120"/>
       </w:pPr>
-      <w:bookmarkStart w:id="18" w:name="_Toc239882237"/>
+      <w:bookmarkStart w:id="18" w:name="_Toc240268402"/>
       <w:r>
         <w:rPr>
           <w:b/>
@@ -11607,7 +11607,7 @@
         <w:pStyle w:val="Heading2"/>
         <w:spacing w:before="360" w:after="180"/>
       </w:pPr>
-      <w:bookmarkStart w:id="19" w:name="_Toc239882238"/>
+      <w:bookmarkStart w:id="19" w:name="_Toc240268403"/>
       <w:r>
         <w:rPr>
           <w:b/>
@@ -11992,7 +11992,7 @@
         <w:pStyle w:val="Heading2"/>
         <w:spacing w:before="360" w:after="180"/>
       </w:pPr>
-      <w:bookmarkStart w:id="20" w:name="_Toc239882239"/>
+      <w:bookmarkStart w:id="20" w:name="_Toc240268404"/>
       <w:r>
         <w:rPr>
           <w:b/>
@@ -12008,7 +12008,7 @@
         <w:pStyle w:val="Heading4"/>
         <w:spacing w:before="220" w:after="120"/>
       </w:pPr>
-      <w:bookmarkStart w:id="21" w:name="_Toc239882240"/>
+      <w:bookmarkStart w:id="21" w:name="_Toc240268405"/>
       <w:r>
         <w:rPr>
           <w:b/>
@@ -12031,7 +12031,7 @@
         <w:pStyle w:val="Heading4"/>
         <w:spacing w:before="220" w:after="120"/>
       </w:pPr>
-      <w:bookmarkStart w:id="22" w:name="_Toc239882241"/>
+      <w:bookmarkStart w:id="22" w:name="_Toc240268406"/>
       <w:r>
         <w:rPr>
           <w:b/>
@@ -12054,7 +12054,7 @@
         <w:pStyle w:val="Heading4"/>
         <w:spacing w:before="220" w:after="120"/>
       </w:pPr>
-      <w:bookmarkStart w:id="23" w:name="_Toc239882242"/>
+      <w:bookmarkStart w:id="23" w:name="_Toc240268407"/>
       <w:r>
         <w:rPr>
           <w:b/>
@@ -12113,7 +12113,7 @@
         <w:pStyle w:val="Heading1"/>
         <w:spacing w:before="480" w:after="240"/>
       </w:pPr>
-      <w:bookmarkStart w:id="24" w:name="_Toc239882243"/>
+      <w:bookmarkStart w:id="24" w:name="_Toc240268408"/>
       <w:r>
         <w:rPr>
           <w:b/>
@@ -12172,7 +12172,7 @@
         <w:rPr>
           <w:rFonts w:ascii="Consolas" w:eastAsia="Consolas" w:hAnsi="Consolas" w:cs="Consolas"/>
         </w:rPr>
-        <w:t>data/document-index-legal-compliance-90min.csv</w:t>
+        <w:t>data/document-index.csv</w:t>
       </w:r>
       <w:r>
         <w:t>. You author no custom instructions from scratch - the repository ships a tested instruction block - and you create no additional users. The time saved goes into infrastructure deployment, ingestion, the connector wiring, and consistency testing.</w:t>
@@ -12383,7 +12383,7 @@
                 <w:sz w:val="19"/>
                 <w:szCs w:val="19"/>
               </w:rPr>
-              <w:t>github.com/spetren/renewable-energy-compliance-lab</w:t>
+              <w:t>github.com/spetren/contract-legal-intelligence-agent-lab</w:t>
             </w:r>
           </w:p>
         </w:tc>
@@ -12914,7 +12914,7 @@
         <w:pStyle w:val="Heading1"/>
         <w:spacing w:before="480" w:after="240"/>
       </w:pPr>
-      <w:bookmarkStart w:id="25" w:name="_Toc239882244"/>
+      <w:bookmarkStart w:id="25" w:name="_Toc240268409"/>
       <w:r>
         <w:rPr>
           <w:b/>
@@ -13782,7 +13782,7 @@
         <w:pStyle w:val="Heading2"/>
         <w:spacing w:before="360" w:after="180"/>
       </w:pPr>
-      <w:bookmarkStart w:id="26" w:name="_Toc239882245"/>
+      <w:bookmarkStart w:id="26" w:name="_Toc240268410"/>
       <w:r>
         <w:rPr>
           <w:b/>
@@ -14238,7 +14238,7 @@
         <w:pStyle w:val="Heading2"/>
         <w:spacing w:before="360" w:after="180"/>
       </w:pPr>
-      <w:bookmarkStart w:id="27" w:name="_Toc239882246"/>
+      <w:bookmarkStart w:id="27" w:name="_Toc240268411"/>
       <w:r>
         <w:rPr>
           <w:b/>
@@ -14354,7 +14354,7 @@
         <w:spacing w:after="100"/>
       </w:pPr>
       <w:r>
-        <w:t>A SharePoint site and document library you can write to, and its Microsoft Graph drive ID.</w:t>
+        <w:t>The Power Platform Tools extension for Visual Studio Code, if you prefer authoring and reviewing the generated agent workspace in VS Code alongside the pac CLI.</w:t>
       </w:r>
     </w:p>
     <w:p>
@@ -14367,7 +14367,7 @@
         <w:spacing w:after="100"/>
       </w:pPr>
       <w:r>
-        <w:t>Access to clone github.com/spetren/renewable-energy-compliance-lab.</w:t>
+        <w:t>A SharePoint site and document library you can write to, and its Microsoft Graph drive ID.</w:t>
       </w:r>
     </w:p>
     <w:p>
@@ -14380,6 +14380,32 @@
         <w:spacing w:after="100"/>
       </w:pPr>
       <w:r>
+        <w:t>Permission to create a Microsoft Entra app registration in the tenant that owns the SharePoint library, or a tenant administrator who can create and consent to one for you - required for delegated SharePoint access in Module 1.</w:t>
+      </w:r>
+    </w:p>
+    <w:p>
+      <w:pPr>
+        <w:pStyle w:val="ListParagraph"/>
+        <w:numPr>
+          <w:ilvl w:val="0"/>
+          <w:numId w:val="1"/>
+        </w:numPr>
+        <w:spacing w:after="100"/>
+      </w:pPr>
+      <w:r>
+        <w:t>Access to clone github.com/spetren/contract-legal-intelligence-agent-lab.</w:t>
+      </w:r>
+    </w:p>
+    <w:p>
+      <w:pPr>
+        <w:pStyle w:val="ListParagraph"/>
+        <w:numPr>
+          <w:ilvl w:val="0"/>
+          <w:numId w:val="1"/>
+        </w:numPr>
+        <w:spacing w:after="100"/>
+      </w:pPr>
+      <w:r>
         <w:t>Roughly 60-90 minutes of unattended wait time budgeted for text and image indexing across the full corpus.</w:t>
       </w:r>
     </w:p>
@@ -14501,7 +14527,7 @@
         <w:pStyle w:val="Heading1"/>
         <w:spacing w:before="480" w:after="240"/>
       </w:pPr>
-      <w:bookmarkStart w:id="28" w:name="_Toc239882247"/>
+      <w:bookmarkStart w:id="28" w:name="_Toc240268412"/>
       <w:r>
         <w:rPr>
           <w:b/>
@@ -14700,6 +14726,7 @@
         <w:spacing w:after="100"/>
       </w:pPr>
       <w:r>
+        <w:lastRenderedPageBreak/>
         <w:t>Appendix A - Lab tracking sheet</w:t>
       </w:r>
     </w:p>
@@ -14752,7 +14779,6 @@
         <w:spacing w:after="100"/>
       </w:pPr>
       <w:r>
-        <w:lastRenderedPageBreak/>
         <w:t>Appendix E - Reference links</w:t>
       </w:r>
     </w:p>
@@ -14779,7 +14805,7 @@
         <w:pStyle w:val="Heading1"/>
         <w:spacing w:before="480" w:after="240"/>
       </w:pPr>
-      <w:bookmarkStart w:id="29" w:name="_Toc239882248"/>
+      <w:bookmarkStart w:id="29" w:name="_Toc240268413"/>
       <w:r>
         <w:rPr>
           <w:b/>
@@ -15029,7 +15055,7 @@
         <w:pStyle w:val="Heading2"/>
         <w:spacing w:before="360" w:after="180"/>
       </w:pPr>
-      <w:bookmarkStart w:id="30" w:name="_Toc239882249"/>
+      <w:bookmarkStart w:id="30" w:name="_Toc240268414"/>
       <w:r>
         <w:rPr>
           <w:b/>
@@ -15535,7 +15561,7 @@
         <w:pStyle w:val="Heading2"/>
         <w:spacing w:before="360" w:after="180"/>
       </w:pPr>
-      <w:bookmarkStart w:id="31" w:name="_Toc239882250"/>
+      <w:bookmarkStart w:id="31" w:name="_Toc240268415"/>
       <w:r>
         <w:rPr>
           <w:b/>
@@ -16187,7 +16213,7 @@
         <w:pStyle w:val="Heading4"/>
         <w:spacing w:before="220" w:after="120"/>
       </w:pPr>
-      <w:bookmarkStart w:id="32" w:name="_Toc239882251"/>
+      <w:bookmarkStart w:id="32" w:name="_Toc240268416"/>
       <w:r>
         <w:rPr>
           <w:b/>
@@ -16317,7 +16343,7 @@
         <w:pStyle w:val="Heading2"/>
         <w:spacing w:before="360" w:after="180"/>
       </w:pPr>
-      <w:bookmarkStart w:id="33" w:name="_Toc239882252"/>
+      <w:bookmarkStart w:id="33" w:name="_Toc240268417"/>
       <w:r>
         <w:rPr>
           <w:b/>
@@ -16808,7 +16834,7 @@
         <w:pStyle w:val="Heading2"/>
         <w:spacing w:before="360" w:after="180"/>
       </w:pPr>
-      <w:bookmarkStart w:id="34" w:name="_Toc239882253"/>
+      <w:bookmarkStart w:id="34" w:name="_Toc240268418"/>
       <w:r>
         <w:rPr>
           <w:b/>
@@ -17301,7 +17327,7 @@
         <w:pStyle w:val="Heading2"/>
         <w:spacing w:before="360" w:after="180"/>
       </w:pPr>
-      <w:bookmarkStart w:id="35" w:name="_Toc239882254"/>
+      <w:bookmarkStart w:id="35" w:name="_Toc240268419"/>
       <w:r>
         <w:rPr>
           <w:b/>
@@ -17317,7 +17343,7 @@
         <w:pStyle w:val="Heading4"/>
         <w:spacing w:before="220" w:after="120"/>
       </w:pPr>
-      <w:bookmarkStart w:id="36" w:name="_Toc239882255"/>
+      <w:bookmarkStart w:id="36" w:name="_Toc240268420"/>
       <w:r>
         <w:rPr>
           <w:b/>
@@ -17340,7 +17366,7 @@
         <w:pStyle w:val="Heading4"/>
         <w:spacing w:before="220" w:after="120"/>
       </w:pPr>
-      <w:bookmarkStart w:id="37" w:name="_Toc239882256"/>
+      <w:bookmarkStart w:id="37" w:name="_Toc240268421"/>
       <w:r>
         <w:rPr>
           <w:b/>
@@ -17387,7 +17413,7 @@
         <w:pStyle w:val="Heading2"/>
         <w:spacing w:before="360" w:after="180"/>
       </w:pPr>
-      <w:bookmarkStart w:id="38" w:name="_Toc239882257"/>
+      <w:bookmarkStart w:id="38" w:name="_Toc240268422"/>
       <w:r>
         <w:rPr>
           <w:b/>
@@ -17546,7 +17572,7 @@
         <w:pStyle w:val="Heading2"/>
         <w:spacing w:before="360" w:after="180"/>
       </w:pPr>
-      <w:bookmarkStart w:id="39" w:name="_Toc239882258"/>
+      <w:bookmarkStart w:id="39" w:name="_Toc240268423"/>
       <w:r>
         <w:rPr>
           <w:b/>
@@ -17682,7 +17708,7 @@
         <w:pStyle w:val="Heading2"/>
         <w:spacing w:before="360" w:after="180"/>
       </w:pPr>
-      <w:bookmarkStart w:id="40" w:name="_Toc239882259"/>
+      <w:bookmarkStart w:id="40" w:name="_Toc240268424"/>
       <w:r>
         <w:rPr>
           <w:b/>
@@ -17760,7 +17786,7 @@
         <w:pStyle w:val="Heading2"/>
         <w:spacing w:before="360" w:after="180"/>
       </w:pPr>
-      <w:bookmarkStart w:id="41" w:name="_Toc239882260"/>
+      <w:bookmarkStart w:id="41" w:name="_Toc240268425"/>
       <w:r>
         <w:rPr>
           <w:b/>
@@ -17776,7 +17802,7 @@
         <w:pStyle w:val="Heading4"/>
         <w:spacing w:before="220" w:after="120"/>
       </w:pPr>
-      <w:bookmarkStart w:id="42" w:name="_Toc239882261"/>
+      <w:bookmarkStart w:id="42" w:name="_Toc240268426"/>
       <w:r>
         <w:rPr>
           <w:b/>
@@ -17843,7 +17869,7 @@
         <w:pStyle w:val="Heading4"/>
         <w:spacing w:before="220" w:after="120"/>
       </w:pPr>
-      <w:bookmarkStart w:id="43" w:name="_Toc239882262"/>
+      <w:bookmarkStart w:id="43" w:name="_Toc240268427"/>
       <w:r>
         <w:rPr>
           <w:b/>
@@ -17938,7 +17964,7 @@
         <w:pStyle w:val="Heading4"/>
         <w:spacing w:before="220" w:after="120"/>
       </w:pPr>
-      <w:bookmarkStart w:id="44" w:name="_Toc239882263"/>
+      <w:bookmarkStart w:id="44" w:name="_Toc240268428"/>
       <w:r>
         <w:rPr>
           <w:b/>
@@ -18248,7 +18274,7 @@
         <w:pStyle w:val="Heading1"/>
         <w:spacing w:before="480" w:after="240"/>
       </w:pPr>
-      <w:bookmarkStart w:id="45" w:name="_Toc239882264"/>
+      <w:bookmarkStart w:id="45" w:name="_Toc240268429"/>
       <w:r>
         <w:rPr>
           <w:b/>
@@ -18480,7 +18506,7 @@
         <w:pStyle w:val="Heading2"/>
         <w:spacing w:before="360" w:after="180"/>
       </w:pPr>
-      <w:bookmarkStart w:id="46" w:name="_Toc239882265"/>
+      <w:bookmarkStart w:id="46" w:name="_Toc240268430"/>
       <w:r>
         <w:rPr>
           <w:b/>
@@ -18506,7 +18532,7 @@
           <w:sz w:val="19"/>
           <w:szCs w:val="19"/>
         </w:rPr>
-        <w:t>git clone https://github.com/spetren/renewable-energy-compliance-lab.git</w:t>
+        <w:t>git clone https://github.com/spetren/contract-legal-intelligence-agent-lab.git</w:t>
       </w:r>
       <w:r>
         <w:br/>
@@ -18517,7 +18543,7 @@
           <w:sz w:val="19"/>
           <w:szCs w:val="19"/>
         </w:rPr>
-        <w:t>cd renewable-energy-compliance-lab</w:t>
+        <w:t>cd contract-legal-intelligence-agent-lab</w:t>
       </w:r>
       <w:r>
         <w:br/>
@@ -18547,7 +18573,7 @@
         <w:pStyle w:val="Heading2"/>
         <w:spacing w:before="360" w:after="180"/>
       </w:pPr>
-      <w:bookmarkStart w:id="47" w:name="_Toc239882266"/>
+      <w:bookmarkStart w:id="47" w:name="_Toc240268431"/>
       <w:r>
         <w:rPr>
           <w:b/>
@@ -18569,7 +18595,7 @@
         <w:t>infra\main.bicep</w:t>
       </w:r>
       <w:r>
-        <w:t xml:space="preserve"> provisions every Azure resource this lab needs: Azure AI Search, Document Intelligence, Vision, an Azure OpenAI account with a chat model deployment, a Storage account, Application Insights, a Linux Function App, and the managed-identity role assignment the Function needs to call Azure OpenAI. Review </w:t>
+        <w:t xml:space="preserve"> provisions every Azure resource this lab needs: Azure AI Search, Document Intelligence, Vision, an Azure OpenAI account with a chat model deployment, a Storage account, Application Insights, a Linux Function App on the Flex Consumption (FC1) plan with a VNet and private endpoints for managed-identity storage access, and the managed-identity role assignment the Function needs to call Azure OpenAI. Review </w:t>
       </w:r>
       <w:r>
         <w:rPr>
@@ -18586,7 +18612,7 @@
         <w:pStyle w:val="Heading2"/>
         <w:spacing w:before="360" w:after="180"/>
       </w:pPr>
-      <w:bookmarkStart w:id="48" w:name="_Toc239882267"/>
+      <w:bookmarkStart w:id="48" w:name="_Toc240268432"/>
       <w:r>
         <w:rPr>
           <w:b/>
@@ -18612,18 +18638,42 @@
           <w:sz w:val="19"/>
           <w:szCs w:val="19"/>
         </w:rPr>
-        <w:t>.\scripts\deploy-azure-resources.ps1 `</w:t>
-      </w:r>
-      <w:r>
-        <w:br/>
-      </w:r>
+        <w:t>.\scripts\find-deployment-regions.ps1 -SubscriptionId "&lt;subscription-id&gt;"</w:t>
+      </w:r>
+    </w:p>
+    <w:p>
+      <w:pPr>
+        <w:spacing w:after="160"/>
+      </w:pPr>
+      <w:r>
+        <w:t xml:space="preserve">The script tries common US regions first and stops at the first that supports both Flex Consumption and the configured Azure OpenAI model version, then use it for </w:t>
+      </w:r>
+      <w:r>
+        <w:rPr>
+          <w:rFonts w:ascii="Consolas" w:eastAsia="Consolas" w:hAnsi="Consolas" w:cs="Consolas"/>
+        </w:rPr>
+        <w:t>-Location</w:t>
+      </w:r>
+      <w:r>
+        <w:t xml:space="preserve"> below - the model check confirms catalog availability, not deployment capacity or quota.</w:t>
+      </w:r>
+    </w:p>
+    <w:p>
+      <w:pPr>
+        <w:pBdr>
+          <w:left w:val="single" w:sz="18" w:space="0" w:color="999999"/>
+        </w:pBdr>
+        <w:shd w:val="clear" w:color="auto" w:fill="F5F5F5"/>
+        <w:spacing w:before="120" w:after="160"/>
+        <w:ind w:left="160" w:right="160"/>
+      </w:pPr>
       <w:r>
         <w:rPr>
           <w:rFonts w:ascii="Consolas" w:eastAsia="Consolas" w:hAnsi="Consolas" w:cs="Consolas"/>
           <w:sz w:val="19"/>
           <w:szCs w:val="19"/>
         </w:rPr>
-        <w:t xml:space="preserve">  -SubscriptionId "&lt;subscription-id&gt;" `</w:t>
+        <w:t>.\scripts\deploy-azure-resources.ps1 `</w:t>
       </w:r>
       <w:r>
         <w:br/>
@@ -18634,7 +18684,7 @@
           <w:sz w:val="19"/>
           <w:szCs w:val="19"/>
         </w:rPr>
-        <w:t xml:space="preserve">  -ResourceGroupName "rg-reccia-lab" `</w:t>
+        <w:t xml:space="preserve">  -SubscriptionId "&lt;subscription-id&gt;" `</w:t>
       </w:r>
       <w:r>
         <w:br/>
@@ -18645,7 +18695,7 @@
           <w:sz w:val="19"/>
           <w:szCs w:val="19"/>
         </w:rPr>
-        <w:t xml:space="preserve">  -Location "eastus" `</w:t>
+        <w:t xml:space="preserve">  -ResourceGroupName "rg-reccia-lab" `</w:t>
       </w:r>
       <w:r>
         <w:br/>
@@ -18656,6 +18706,17 @@
           <w:sz w:val="19"/>
           <w:szCs w:val="19"/>
         </w:rPr>
+        <w:t xml:space="preserve">  -Location "eastus" `</w:t>
+      </w:r>
+      <w:r>
+        <w:br/>
+      </w:r>
+      <w:r>
+        <w:rPr>
+          <w:rFonts w:ascii="Consolas" w:eastAsia="Consolas" w:hAnsi="Consolas" w:cs="Consolas"/>
+          <w:sz w:val="19"/>
+          <w:szCs w:val="19"/>
+        </w:rPr>
         <w:t xml:space="preserve">  -NamePrefix "reccia"</w:t>
       </w:r>
     </w:p>
@@ -18665,6 +18726,69 @@
       </w:pPr>
       <w:r>
         <w:t>The script creates the resource group if it does not exist, then runs the Bicep deployment. It prints the generated resource names - Search service, Document Intelligence account, Vision account, Azure OpenAI account, and Function App - which you will reuse in every later module.</w:t>
+      </w:r>
+    </w:p>
+    <w:p>
+      <w:pPr>
+        <w:pBdr>
+          <w:left w:val="single" w:sz="24" w:space="0" w:color="0B3D24"/>
+        </w:pBdr>
+        <w:shd w:val="clear" w:color="auto" w:fill="EAF3EC"/>
+        <w:spacing w:before="160" w:after="160"/>
+        <w:ind w:left="160" w:right="160"/>
+      </w:pPr>
+      <w:r>
+        <w:rPr>
+          <w:b/>
+          <w:bCs/>
+          <w:color w:val="0B3D24"/>
+        </w:rPr>
+        <w:t xml:space="preserve">NOTE </w:t>
+      </w:r>
+      <w:r>
+        <w:rPr>
+          <w:color w:val="222222"/>
+        </w:rPr>
+        <w:t xml:space="preserve">Register the Microsoft Graph public client used by Modules 3-4 before you need it: </w:t>
+      </w:r>
+      <w:r>
+        <w:rPr>
+          <w:rFonts w:ascii="Consolas" w:eastAsia="Consolas" w:hAnsi="Consolas" w:cs="Consolas"/>
+          <w:color w:val="222222"/>
+        </w:rPr>
+        <w:t>.\scripts\register-graph-client.ps1 -TenantId &lt;demo-tenant-id&gt; -SubscriptionId &lt;subscription-id&gt;</w:t>
+      </w:r>
+      <w:r>
+        <w:rPr>
+          <w:color w:val="222222"/>
+        </w:rPr>
+        <w:t xml:space="preserve"> - no client secret is created or required. Record the returned </w:t>
+      </w:r>
+      <w:r>
+        <w:rPr>
+          <w:rFonts w:ascii="Consolas" w:eastAsia="Consolas" w:hAnsi="Consolas" w:cs="Consolas"/>
+          <w:color w:val="222222"/>
+        </w:rPr>
+        <w:t>graphClientId</w:t>
+      </w:r>
+      <w:r>
+        <w:rPr>
+          <w:color w:val="222222"/>
+        </w:rPr>
+        <w:t xml:space="preserve"> for Modules 3-4. See </w:t>
+      </w:r>
+      <w:r>
+        <w:rPr>
+          <w:rFonts w:ascii="Consolas" w:eastAsia="Consolas" w:hAnsi="Consolas" w:cs="Consolas"/>
+          <w:color w:val="222222"/>
+        </w:rPr>
+        <w:t>docs\graph-app-registration.md</w:t>
+      </w:r>
+      <w:r>
+        <w:rPr>
+          <w:color w:val="222222"/>
+        </w:rPr>
+        <w:t xml:space="preserve"> for the portal alternative.</w:t>
       </w:r>
     </w:p>
     <w:p>
@@ -18672,7 +18796,7 @@
         <w:pStyle w:val="Heading2"/>
         <w:spacing w:before="360" w:after="180"/>
       </w:pPr>
-      <w:bookmarkStart w:id="49" w:name="_Toc239882268"/>
+      <w:bookmarkStart w:id="49" w:name="_Toc240268433"/>
       <w:r>
         <w:rPr>
           <w:b/>
@@ -18743,6 +18867,7 @@
           <w:bCs/>
           <w:color w:val="8A5B00"/>
         </w:rPr>
+        <w:lastRenderedPageBreak/>
         <w:t xml:space="preserve">LAB DATA </w:t>
       </w:r>
       <w:r>
@@ -18786,7 +18911,7 @@
         <w:pStyle w:val="Heading1"/>
         <w:spacing w:before="480" w:after="240"/>
       </w:pPr>
-      <w:bookmarkStart w:id="50" w:name="_Toc239882269"/>
+      <w:bookmarkStart w:id="50" w:name="_Toc240268434"/>
       <w:r>
         <w:rPr>
           <w:b/>
@@ -19018,7 +19143,7 @@
         <w:pStyle w:val="Heading2"/>
         <w:spacing w:before="360" w:after="180"/>
       </w:pPr>
-      <w:bookmarkStart w:id="51" w:name="_Toc239882270"/>
+      <w:bookmarkStart w:id="51" w:name="_Toc240268435"/>
       <w:r>
         <w:rPr>
           <w:b/>
@@ -19037,7 +19162,7 @@
         <w:rPr>
           <w:rFonts w:ascii="Consolas" w:eastAsia="Consolas" w:hAnsi="Consolas" w:cs="Consolas"/>
         </w:rPr>
-        <w:t>data\document-index-legal-compliance-90min.csv</w:t>
+        <w:t>data\document-index.csv</w:t>
       </w:r>
       <w:r>
         <w:t xml:space="preserve"> is the source-of-truth list for this lab's public corpus - six renewable-energy contracting, financing, interconnection, permitting, and compliance documents from the U.S. EPA, IREC, and SolSmart, curated to fit a 90-minute session. Each row records the file name, category, technology, publishing source, the public URL it was sourced from, and the lab role it plays.</w:t>
@@ -19048,7 +19173,7 @@
         <w:pStyle w:val="Heading2"/>
         <w:spacing w:before="360" w:after="180"/>
       </w:pPr>
-      <w:bookmarkStart w:id="52" w:name="_Toc239882271"/>
+      <w:bookmarkStart w:id="52" w:name="_Toc240268436"/>
       <w:r>
         <w:rPr>
           <w:b/>
@@ -19090,7 +19215,7 @@
         <w:pStyle w:val="Heading2"/>
         <w:spacing w:before="360" w:after="180"/>
       </w:pPr>
-      <w:bookmarkStart w:id="53" w:name="_Toc239882272"/>
+      <w:bookmarkStart w:id="53" w:name="_Toc240268437"/>
       <w:r>
         <w:rPr>
           <w:b/>
@@ -19149,7 +19274,7 @@
           <w:sz w:val="19"/>
           <w:szCs w:val="19"/>
         </w:rPr>
-        <w:t xml:space="preserve">  -DocumentIndexPath "data\document-index-legal-compliance-90min.csv" `</w:t>
+        <w:t xml:space="preserve">  -DocumentIndexPath "data\document-index.csv" `</w:t>
       </w:r>
       <w:r>
         <w:br/>
@@ -19255,7 +19380,7 @@
         <w:pStyle w:val="Heading2"/>
         <w:spacing w:before="360" w:after="180"/>
       </w:pPr>
-      <w:bookmarkStart w:id="54" w:name="_Toc239882273"/>
+      <w:bookmarkStart w:id="54" w:name="_Toc240268438"/>
       <w:r>
         <w:rPr>
           <w:b/>
@@ -19294,7 +19419,7 @@
           <w:rFonts w:ascii="Consolas" w:eastAsia="Consolas" w:hAnsi="Consolas" w:cs="Consolas"/>
           <w:color w:val="222222"/>
         </w:rPr>
-        <w:t>document-index-legal-compliance-90min.csv</w:t>
+        <w:t>document-index.csv</w:t>
       </w:r>
       <w:r>
         <w:rPr>
@@ -19321,7 +19446,7 @@
         <w:pStyle w:val="Heading2"/>
         <w:spacing w:before="360" w:after="180"/>
       </w:pPr>
-      <w:bookmarkStart w:id="55" w:name="_Toc239882274"/>
+      <w:bookmarkStart w:id="55" w:name="_Toc240268439"/>
       <w:r>
         <w:rPr>
           <w:b/>
@@ -19417,7 +19542,6 @@
     </w:p>
     <w:p>
       <w:r>
-        <w:lastRenderedPageBreak/>
         <w:br w:type="page"/>
       </w:r>
     </w:p>
@@ -19426,7 +19550,7 @@
         <w:pStyle w:val="Heading1"/>
         <w:spacing w:before="480" w:after="240"/>
       </w:pPr>
-      <w:bookmarkStart w:id="56" w:name="_Toc239882275"/>
+      <w:bookmarkStart w:id="56" w:name="_Toc240268440"/>
       <w:r>
         <w:rPr>
           <w:b/>
@@ -19658,7 +19782,7 @@
         <w:pStyle w:val="Heading2"/>
         <w:spacing w:before="360" w:after="180"/>
       </w:pPr>
-      <w:bookmarkStart w:id="57" w:name="_Toc239882276"/>
+      <w:bookmarkStart w:id="57" w:name="_Toc240268441"/>
       <w:r>
         <w:rPr>
           <w:b/>
@@ -19706,7 +19830,7 @@
         <w:pStyle w:val="Heading2"/>
         <w:spacing w:before="360" w:after="180"/>
       </w:pPr>
-      <w:bookmarkStart w:id="58" w:name="_Toc239882277"/>
+      <w:bookmarkStart w:id="58" w:name="_Toc240268442"/>
       <w:r>
         <w:rPr>
           <w:b/>
@@ -19754,6 +19878,28 @@
           <w:sz w:val="19"/>
           <w:szCs w:val="19"/>
         </w:rPr>
+        <w:t xml:space="preserve">  -TenantId "&lt;demo-tenant-id&gt;" `</w:t>
+      </w:r>
+      <w:r>
+        <w:br/>
+      </w:r>
+      <w:r>
+        <w:rPr>
+          <w:rFonts w:ascii="Consolas" w:eastAsia="Consolas" w:hAnsi="Consolas" w:cs="Consolas"/>
+          <w:sz w:val="19"/>
+          <w:szCs w:val="19"/>
+        </w:rPr>
+        <w:t xml:space="preserve">  -GraphClientId "&lt;graph-client-id&gt;" `</w:t>
+      </w:r>
+      <w:r>
+        <w:br/>
+      </w:r>
+      <w:r>
+        <w:rPr>
+          <w:rFonts w:ascii="Consolas" w:eastAsia="Consolas" w:hAnsi="Consolas" w:cs="Consolas"/>
+          <w:sz w:val="19"/>
+          <w:szCs w:val="19"/>
+        </w:rPr>
         <w:t xml:space="preserve">  -ResourceGroupName "rg-reccia-lab" `</w:t>
       </w:r>
       <w:r>
@@ -19819,7 +19965,7 @@
         <w:pStyle w:val="Heading2"/>
         <w:spacing w:before="360" w:after="180"/>
       </w:pPr>
-      <w:bookmarkStart w:id="59" w:name="_Toc239882278"/>
+      <w:bookmarkStart w:id="59" w:name="_Toc240268443"/>
       <w:r>
         <w:rPr>
           <w:b/>
@@ -19970,7 +20116,7 @@
         <w:pStyle w:val="Heading1"/>
         <w:spacing w:before="480" w:after="240"/>
       </w:pPr>
-      <w:bookmarkStart w:id="60" w:name="_Toc239882279"/>
+      <w:bookmarkStart w:id="60" w:name="_Toc240268444"/>
       <w:r>
         <w:rPr>
           <w:b/>
@@ -20202,7 +20348,7 @@
         <w:pStyle w:val="Heading2"/>
         <w:spacing w:before="360" w:after="180"/>
       </w:pPr>
-      <w:bookmarkStart w:id="61" w:name="_Toc239882280"/>
+      <w:bookmarkStart w:id="61" w:name="_Toc240268445"/>
       <w:r>
         <w:rPr>
           <w:b/>
@@ -20250,7 +20396,7 @@
         <w:pStyle w:val="Heading2"/>
         <w:spacing w:before="360" w:after="180"/>
       </w:pPr>
-      <w:bookmarkStart w:id="62" w:name="_Toc239882281"/>
+      <w:bookmarkStart w:id="62" w:name="_Toc240268446"/>
       <w:r>
         <w:rPr>
           <w:b/>
@@ -20298,6 +20444,28 @@
           <w:sz w:val="19"/>
           <w:szCs w:val="19"/>
         </w:rPr>
+        <w:t xml:space="preserve">  -TenantId "&lt;demo-tenant-id&gt;" `</w:t>
+      </w:r>
+      <w:r>
+        <w:br/>
+      </w:r>
+      <w:r>
+        <w:rPr>
+          <w:rFonts w:ascii="Consolas" w:eastAsia="Consolas" w:hAnsi="Consolas" w:cs="Consolas"/>
+          <w:sz w:val="19"/>
+          <w:szCs w:val="19"/>
+        </w:rPr>
+        <w:t xml:space="preserve">  -GraphClientId "&lt;graph-client-id&gt;" `</w:t>
+      </w:r>
+      <w:r>
+        <w:br/>
+      </w:r>
+      <w:r>
+        <w:rPr>
+          <w:rFonts w:ascii="Consolas" w:eastAsia="Consolas" w:hAnsi="Consolas" w:cs="Consolas"/>
+          <w:sz w:val="19"/>
+          <w:szCs w:val="19"/>
+        </w:rPr>
         <w:t xml:space="preserve">  -ResourceGroupName "rg-reccia-lab" `</w:t>
       </w:r>
       <w:r>
@@ -20429,10 +20597,34 @@
     </w:p>
     <w:p>
       <w:pPr>
+        <w:pBdr>
+          <w:left w:val="single" w:sz="24" w:space="0" w:color="1B4C8C"/>
+        </w:pBdr>
+        <w:shd w:val="clear" w:color="auto" w:fill="EAF1FB"/>
+        <w:spacing w:before="160" w:after="160"/>
+        <w:ind w:left="160" w:right="160"/>
+      </w:pPr>
+      <w:r>
+        <w:rPr>
+          <w:b/>
+          <w:bCs/>
+          <w:color w:val="1B4C8C"/>
+        </w:rPr>
+        <w:t xml:space="preserve">TIP </w:t>
+      </w:r>
+      <w:r>
+        <w:rPr>
+          <w:color w:val="222222"/>
+        </w:rPr>
+        <w:t>Once the corpus is bootstrapped (Module 2), text ingestion (3.2), image extraction (this module), and Function deployment (Module 5.2) have no dependency on each other - run them in separate PowerShell terminals in parallel to save time.</w:t>
+      </w:r>
+    </w:p>
+    <w:p>
+      <w:pPr>
         <w:pStyle w:val="Heading2"/>
         <w:spacing w:before="360" w:after="180"/>
       </w:pPr>
-      <w:bookmarkStart w:id="63" w:name="_Toc239882282"/>
+      <w:bookmarkStart w:id="63" w:name="_Toc240268447"/>
       <w:r>
         <w:rPr>
           <w:b/>
@@ -20485,7 +20677,7 @@
         <w:pStyle w:val="Heading2"/>
         <w:spacing w:before="360" w:after="180"/>
       </w:pPr>
-      <w:bookmarkStart w:id="64" w:name="_Toc239882283"/>
+      <w:bookmarkStart w:id="64" w:name="_Toc240268448"/>
       <w:r>
         <w:rPr>
           <w:b/>
@@ -20609,6 +20801,7 @@
           <w:bCs/>
           <w:color w:val="0B3D24"/>
         </w:rPr>
+        <w:lastRenderedPageBreak/>
         <w:t xml:space="preserve">NOTE </w:t>
       </w:r>
       <w:r>
@@ -20657,7 +20850,6 @@
           <w:bCs/>
           <w:color w:val="4B2E83"/>
         </w:rPr>
-        <w:lastRenderedPageBreak/>
         <w:t xml:space="preserve">EXIT CRITERIA </w:t>
       </w:r>
       <w:r>
@@ -20677,7 +20869,7 @@
         <w:pStyle w:val="Heading1"/>
         <w:spacing w:before="480" w:after="240"/>
       </w:pPr>
-      <w:bookmarkStart w:id="65" w:name="_Toc239882284"/>
+      <w:bookmarkStart w:id="65" w:name="_Toc240268449"/>
       <w:r>
         <w:rPr>
           <w:b/>
@@ -20909,7 +21101,7 @@
         <w:pStyle w:val="Heading2"/>
         <w:spacing w:before="360" w:after="180"/>
       </w:pPr>
-      <w:bookmarkStart w:id="66" w:name="_Toc239882285"/>
+      <w:bookmarkStart w:id="66" w:name="_Toc240268450"/>
       <w:r>
         <w:rPr>
           <w:b/>
@@ -21212,7 +21404,7 @@
         <w:pStyle w:val="Heading2"/>
         <w:spacing w:before="360" w:after="180"/>
       </w:pPr>
-      <w:bookmarkStart w:id="67" w:name="_Toc239882286"/>
+      <w:bookmarkStart w:id="67" w:name="_Toc240268451"/>
       <w:r>
         <w:rPr>
           <w:b/>
@@ -21331,7 +21523,7 @@
         <w:pStyle w:val="Heading2"/>
         <w:spacing w:before="360" w:after="180"/>
       </w:pPr>
-      <w:bookmarkStart w:id="68" w:name="_Toc239882287"/>
+      <w:bookmarkStart w:id="68" w:name="_Toc240268452"/>
       <w:r>
         <w:rPr>
           <w:b/>
@@ -21451,7 +21643,7 @@
         <w:pStyle w:val="Heading2"/>
         <w:spacing w:before="360" w:after="180"/>
       </w:pPr>
-      <w:bookmarkStart w:id="69" w:name="_Toc239882288"/>
+      <w:bookmarkStart w:id="69" w:name="_Toc240268453"/>
       <w:r>
         <w:rPr>
           <w:b/>
@@ -21525,7 +21717,7 @@
         <w:spacing w:after="160"/>
       </w:pPr>
       <w:r>
-        <w:t xml:space="preserve">If you hit this, the fix is to switch the Function to </w:t>
+        <w:t xml:space="preserve">This lab's Bicep template (Module 1) already deploys the Function on </w:t>
       </w:r>
       <w:r>
         <w:rPr>
@@ -21535,7 +21727,7 @@
         <w:t>Flex Consumption</w:t>
       </w:r>
       <w:r>
-        <w:t xml:space="preserve"> hosting with managed-identity storage access:</w:t>
+        <w:t xml:space="preserve"> hosting with managed-identity storage access from the start, specifically to avoid this failure. This is what that configuration does for you:</w:t>
       </w:r>
     </w:p>
     <w:p>
@@ -21714,7 +21906,7 @@
         <w:pStyle w:val="Heading2"/>
         <w:spacing w:before="360" w:after="180"/>
       </w:pPr>
-      <w:bookmarkStart w:id="70" w:name="_Toc239882289"/>
+      <w:bookmarkStart w:id="70" w:name="_Toc240268454"/>
       <w:r>
         <w:rPr>
           <w:b/>
@@ -21885,7 +22077,7 @@
         <w:pStyle w:val="Heading1"/>
         <w:spacing w:before="480" w:after="240"/>
       </w:pPr>
-      <w:bookmarkStart w:id="71" w:name="_Toc239882290"/>
+      <w:bookmarkStart w:id="71" w:name="_Toc240268455"/>
       <w:r>
         <w:rPr>
           <w:b/>
@@ -22117,7 +22309,7 @@
         <w:pStyle w:val="Heading2"/>
         <w:spacing w:before="360" w:after="180"/>
       </w:pPr>
-      <w:bookmarkStart w:id="72" w:name="_Toc239882291"/>
+      <w:bookmarkStart w:id="72" w:name="_Toc240268456"/>
       <w:r>
         <w:rPr>
           <w:b/>
@@ -22158,6 +22350,14 @@
       </w:r>
       <w:r>
         <w:t>, authenticated with the Function's key as an API-key connection parameter.</w:t>
+      </w:r>
+    </w:p>
+    <w:p>
+      <w:pPr>
+        <w:spacing w:after="160"/>
+      </w:pPr>
+      <w:r>
+        <w:t>Create a Power Platform authentication profile with device-code sign-in and select the target environment first:</w:t>
       </w:r>
     </w:p>
     <w:p>
@@ -22175,7 +22375,7 @@
           <w:sz w:val="19"/>
           <w:szCs w:val="19"/>
         </w:rPr>
-        <w:t>pac connector create `</w:t>
+        <w:t>pac auth create --name reccia-lab --deviceCode --tenant &lt;demo-tenant-id&gt;</w:t>
       </w:r>
       <w:r>
         <w:br/>
@@ -22186,18 +22386,25 @@
           <w:sz w:val="19"/>
           <w:szCs w:val="19"/>
         </w:rPr>
-        <w:t xml:space="preserve">  --environment &lt;environment-url&gt; `</w:t>
-      </w:r>
-      <w:r>
-        <w:br/>
-      </w:r>
+        <w:t>pac org select --environment &lt;environment-url&gt;</w:t>
+      </w:r>
+    </w:p>
+    <w:p>
+      <w:pPr>
+        <w:pBdr>
+          <w:left w:val="single" w:sz="18" w:space="0" w:color="999999"/>
+        </w:pBdr>
+        <w:shd w:val="clear" w:color="auto" w:fill="F5F5F5"/>
+        <w:spacing w:before="120" w:after="160"/>
+        <w:ind w:left="160" w:right="160"/>
+      </w:pPr>
       <w:r>
         <w:rPr>
           <w:rFonts w:ascii="Consolas" w:eastAsia="Consolas" w:hAnsi="Consolas" w:cs="Consolas"/>
           <w:sz w:val="19"/>
           <w:szCs w:val="19"/>
         </w:rPr>
-        <w:t xml:space="preserve">  --api-definition-file reccia-agent-api\connector\apiDefinition.swagger.json `</w:t>
+        <w:t>pac connector create `</w:t>
       </w:r>
       <w:r>
         <w:br/>
@@ -22208,6 +22415,28 @@
           <w:sz w:val="19"/>
           <w:szCs w:val="19"/>
         </w:rPr>
+        <w:t xml:space="preserve">  --environment &lt;environment-url&gt; `</w:t>
+      </w:r>
+      <w:r>
+        <w:br/>
+      </w:r>
+      <w:r>
+        <w:rPr>
+          <w:rFonts w:ascii="Consolas" w:eastAsia="Consolas" w:hAnsi="Consolas" w:cs="Consolas"/>
+          <w:sz w:val="19"/>
+          <w:szCs w:val="19"/>
+        </w:rPr>
+        <w:t xml:space="preserve">  --api-definition-file reccia-agent-api\connector\apiDefinition.swagger.json `</w:t>
+      </w:r>
+      <w:r>
+        <w:br/>
+      </w:r>
+      <w:r>
+        <w:rPr>
+          <w:rFonts w:ascii="Consolas" w:eastAsia="Consolas" w:hAnsi="Consolas" w:cs="Consolas"/>
+          <w:sz w:val="19"/>
+          <w:szCs w:val="19"/>
+        </w:rPr>
         <w:t xml:space="preserve">  --api-properties-file reccia-agent-api\connector\apiProperties.json</w:t>
       </w:r>
     </w:p>
@@ -22216,7 +22445,7 @@
         <w:pStyle w:val="Heading2"/>
         <w:spacing w:before="360" w:after="180"/>
       </w:pPr>
-      <w:bookmarkStart w:id="73" w:name="_Toc239882292"/>
+      <w:bookmarkStart w:id="73" w:name="_Toc240268457"/>
       <w:r>
         <w:rPr>
           <w:b/>
@@ -22496,7 +22725,7 @@
         <w:pStyle w:val="Heading2"/>
         <w:spacing w:before="360" w:after="180"/>
       </w:pPr>
-      <w:bookmarkStart w:id="74" w:name="_Toc239882293"/>
+      <w:bookmarkStart w:id="74" w:name="_Toc240268458"/>
       <w:r>
         <w:rPr>
           <w:b/>
@@ -22512,6 +22741,7 @@
         <w:spacing w:after="160"/>
       </w:pPr>
       <w:r>
+        <w:lastRenderedPageBreak/>
         <w:t xml:space="preserve">The Copilot Studio agent's action does not reference the connection directly - it references a Dataverse </w:t>
       </w:r>
       <w:r>
@@ -22566,7 +22796,6 @@
           <w:bCs/>
           <w:color w:val="9B1C1C"/>
         </w:rPr>
-        <w:lastRenderedPageBreak/>
         <w:t xml:space="preserve">WARNING </w:t>
       </w:r>
       <w:r>
@@ -22674,7 +22903,7 @@
         <w:pStyle w:val="Heading1"/>
         <w:spacing w:before="480" w:after="240"/>
       </w:pPr>
-      <w:bookmarkStart w:id="75" w:name="_Toc239882294"/>
+      <w:bookmarkStart w:id="75" w:name="_Toc240268459"/>
       <w:r>
         <w:rPr>
           <w:b/>
@@ -22906,7 +23135,7 @@
         <w:pStyle w:val="Heading2"/>
         <w:spacing w:before="360" w:after="180"/>
       </w:pPr>
-      <w:bookmarkStart w:id="76" w:name="_Toc239882295"/>
+      <w:bookmarkStart w:id="76" w:name="_Toc240268460"/>
       <w:r>
         <w:rPr>
           <w:b/>
@@ -22976,7 +23205,18 @@
           <w:sz w:val="19"/>
           <w:szCs w:val="19"/>
         </w:rPr>
-        <w:t xml:space="preserve">  --environment &lt;environment-url&gt;</w:t>
+        <w:t xml:space="preserve">  --environment &lt;environment-url&gt; `</w:t>
+      </w:r>
+      <w:r>
+        <w:br/>
+      </w:r>
+      <w:r>
+        <w:rPr>
+          <w:rFonts w:ascii="Consolas" w:eastAsia="Consolas" w:hAnsi="Consolas" w:cs="Consolas"/>
+          <w:sz w:val="19"/>
+          <w:szCs w:val="19"/>
+        </w:rPr>
+        <w:t xml:space="preserve">  --project-dir .\reccia-agent-workspace</w:t>
       </w:r>
     </w:p>
     <w:p>
@@ -23073,7 +23313,7 @@
         <w:pStyle w:val="Heading2"/>
         <w:spacing w:before="360" w:after="180"/>
       </w:pPr>
-      <w:bookmarkStart w:id="77" w:name="_Toc239882296"/>
+      <w:bookmarkStart w:id="77" w:name="_Toc240268461"/>
       <w:r>
         <w:rPr>
           <w:b/>
@@ -23280,7 +23520,7 @@
         <w:pStyle w:val="Heading2"/>
         <w:spacing w:before="360" w:after="180"/>
       </w:pPr>
-      <w:bookmarkStart w:id="78" w:name="_Toc239882297"/>
+      <w:bookmarkStart w:id="78" w:name="_Toc240268462"/>
       <w:r>
         <w:rPr>
           <w:b/>
@@ -23314,7 +23554,7 @@
         <w:t>copilot\connectionreferences.mcs.yml</w:t>
       </w:r>
       <w:r>
-        <w:t xml:space="preserve"> from the repository into the cloned agent workspace, replacing the </w:t>
+        <w:t xml:space="preserve"> from the repository into the root of that generated agent workspace - the connector action goes in its actions subfolder - replacing the </w:t>
       </w:r>
       <w:r>
         <w:rPr>
@@ -23349,7 +23589,7 @@
         <w:pStyle w:val="Heading2"/>
         <w:spacing w:before="360" w:after="180"/>
       </w:pPr>
-      <w:bookmarkStart w:id="79" w:name="_Toc239882298"/>
+      <w:bookmarkStart w:id="79" w:name="_Toc240268463"/>
       <w:r>
         <w:rPr>
           <w:b/>
@@ -23415,7 +23655,7 @@
         <w:pStyle w:val="Heading2"/>
         <w:spacing w:before="360" w:after="180"/>
       </w:pPr>
-      <w:bookmarkStart w:id="80" w:name="_Toc239882299"/>
+      <w:bookmarkStart w:id="80" w:name="_Toc240268464"/>
       <w:r>
         <w:rPr>
           <w:b/>
@@ -23565,6 +23805,7 @@
                 <w:sz w:val="19"/>
                 <w:szCs w:val="19"/>
               </w:rPr>
+              <w:lastRenderedPageBreak/>
               <w:t>2</w:t>
             </w:r>
           </w:p>
@@ -23610,7 +23851,6 @@
                 <w:sz w:val="19"/>
                 <w:szCs w:val="19"/>
               </w:rPr>
-              <w:lastRenderedPageBreak/>
               <w:t>3</w:t>
             </w:r>
           </w:p>
@@ -23689,7 +23929,7 @@
         <w:pStyle w:val="Heading2"/>
         <w:spacing w:before="360" w:after="180"/>
       </w:pPr>
-      <w:bookmarkStart w:id="81" w:name="_Toc239882300"/>
+      <w:bookmarkStart w:id="81" w:name="_Toc240268465"/>
       <w:r>
         <w:rPr>
           <w:b/>
@@ -23878,7 +24118,7 @@
         <w:pStyle w:val="Heading2"/>
         <w:spacing w:before="360" w:after="180"/>
       </w:pPr>
-      <w:bookmarkStart w:id="82" w:name="_Toc239882301"/>
+      <w:bookmarkStart w:id="82" w:name="_Toc240268466"/>
       <w:r>
         <w:rPr>
           <w:b/>
@@ -23898,6 +24138,44 @@
         <w:spacing w:before="120" w:after="160"/>
         <w:ind w:left="160" w:right="160"/>
       </w:pPr>
+    </w:p>
+    <w:p>
+      <w:pPr>
+        <w:spacing w:after="160"/>
+      </w:pPr>
+      <w:r>
+        <w:t xml:space="preserve">Pull before you push, even on a brand-new workspace - this reconciles any server-side defaults </w:t>
+      </w:r>
+      <w:r>
+        <w:rPr>
+          <w:rFonts w:ascii="Consolas" w:eastAsia="Consolas" w:hAnsi="Consolas" w:cs="Consolas"/>
+        </w:rPr>
+        <w:t>pac copilot init</w:t>
+      </w:r>
+      <w:r>
+        <w:t xml:space="preserve"> did not generate locally, so the push does not silently overwrite them.</w:t>
+      </w:r>
+    </w:p>
+    <w:p>
+      <w:pPr>
+        <w:pBdr>
+          <w:left w:val="single" w:sz="18" w:space="0" w:color="999999"/>
+        </w:pBdr>
+        <w:shd w:val="clear" w:color="auto" w:fill="F5F5F5"/>
+        <w:spacing w:before="120" w:after="160"/>
+        <w:ind w:left="160" w:right="160"/>
+      </w:pPr>
+      <w:r>
+        <w:rPr>
+          <w:rFonts w:ascii="Consolas" w:eastAsia="Consolas" w:hAnsi="Consolas" w:cs="Consolas"/>
+          <w:sz w:val="19"/>
+          <w:szCs w:val="19"/>
+        </w:rPr>
+        <w:t>pac copilot pull --project-dir &lt;agent-workspace&gt;</w:t>
+      </w:r>
+      <w:r>
+        <w:br/>
+      </w:r>
       <w:r>
         <w:rPr>
           <w:rFonts w:ascii="Consolas" w:eastAsia="Consolas" w:hAnsi="Consolas" w:cs="Consolas"/>
@@ -24002,7 +24280,7 @@
         <w:pStyle w:val="Heading1"/>
         <w:spacing w:before="480" w:after="240"/>
       </w:pPr>
-      <w:bookmarkStart w:id="83" w:name="_Toc239882302"/>
+      <w:bookmarkStart w:id="83" w:name="_Toc240268467"/>
       <w:r>
         <w:rPr>
           <w:b/>
@@ -24234,7 +24512,7 @@
         <w:pStyle w:val="Heading2"/>
         <w:spacing w:before="360" w:after="180"/>
       </w:pPr>
-      <w:bookmarkStart w:id="84" w:name="_Toc239882303"/>
+      <w:bookmarkStart w:id="84" w:name="_Toc240268468"/>
       <w:r>
         <w:rPr>
           <w:b/>
@@ -24299,7 +24577,7 @@
         <w:pStyle w:val="Heading2"/>
         <w:spacing w:before="360" w:after="180"/>
       </w:pPr>
-      <w:bookmarkStart w:id="85" w:name="_Toc239882304"/>
+      <w:bookmarkStart w:id="85" w:name="_Toc240268469"/>
       <w:r>
         <w:rPr>
           <w:b/>
@@ -24482,7 +24760,7 @@
         <w:pStyle w:val="Heading2"/>
         <w:spacing w:before="360" w:after="180"/>
       </w:pPr>
-      <w:bookmarkStart w:id="86" w:name="_Toc239882305"/>
+      <w:bookmarkStart w:id="86" w:name="_Toc240268470"/>
       <w:r>
         <w:rPr>
           <w:b/>
@@ -24665,7 +24943,7 @@
         <w:pStyle w:val="Heading2"/>
         <w:spacing w:before="360" w:after="180"/>
       </w:pPr>
-      <w:bookmarkStart w:id="87" w:name="_Toc239882306"/>
+      <w:bookmarkStart w:id="87" w:name="_Toc240268471"/>
       <w:r>
         <w:rPr>
           <w:b/>
@@ -24802,7 +25080,7 @@
         <w:pStyle w:val="Heading2"/>
         <w:spacing w:before="360" w:after="180"/>
       </w:pPr>
-      <w:bookmarkStart w:id="88" w:name="_Toc239882307"/>
+      <w:bookmarkStart w:id="88" w:name="_Toc240268472"/>
       <w:r>
         <w:rPr>
           <w:b/>
@@ -25030,7 +25308,7 @@
         <w:pStyle w:val="Heading2"/>
         <w:spacing w:before="360" w:after="180"/>
       </w:pPr>
-      <w:bookmarkStart w:id="89" w:name="_Toc239882308"/>
+      <w:bookmarkStart w:id="89" w:name="_Toc240268473"/>
       <w:r>
         <w:rPr>
           <w:b/>
@@ -25332,7 +25610,7 @@
         <w:pStyle w:val="Heading1"/>
         <w:spacing w:before="480" w:after="240"/>
       </w:pPr>
-      <w:bookmarkStart w:id="90" w:name="_Toc239882309"/>
+      <w:bookmarkStart w:id="90" w:name="_Toc240268474"/>
       <w:r>
         <w:rPr>
           <w:b/>
@@ -25357,7 +25635,7 @@
         <w:pStyle w:val="Heading3"/>
         <w:spacing w:before="280" w:after="140"/>
       </w:pPr>
-      <w:bookmarkStart w:id="91" w:name="_Toc239882310"/>
+      <w:bookmarkStart w:id="91" w:name="_Toc240268475"/>
       <w:r>
         <w:rPr>
           <w:b/>
@@ -26063,7 +26341,7 @@
         <w:pStyle w:val="Heading3"/>
         <w:spacing w:before="280" w:after="140"/>
       </w:pPr>
-      <w:bookmarkStart w:id="92" w:name="_Toc239882311"/>
+      <w:bookmarkStart w:id="92" w:name="_Toc240268476"/>
       <w:r>
         <w:rPr>
           <w:b/>
@@ -26418,7 +26696,7 @@
         <w:pStyle w:val="Heading3"/>
         <w:spacing w:before="280" w:after="140"/>
       </w:pPr>
-      <w:bookmarkStart w:id="93" w:name="_Toc239882312"/>
+      <w:bookmarkStart w:id="93" w:name="_Toc240268477"/>
       <w:r>
         <w:rPr>
           <w:b/>
@@ -26846,7 +27124,7 @@
         <w:pStyle w:val="Heading3"/>
         <w:spacing w:before="280" w:after="140"/>
       </w:pPr>
-      <w:bookmarkStart w:id="94" w:name="_Toc239882313"/>
+      <w:bookmarkStart w:id="94" w:name="_Toc240268478"/>
       <w:r>
         <w:rPr>
           <w:b/>
@@ -27259,7 +27537,7 @@
         <w:pStyle w:val="Heading3"/>
         <w:spacing w:before="280" w:after="140"/>
       </w:pPr>
-      <w:bookmarkStart w:id="95" w:name="_Toc239882314"/>
+      <w:bookmarkStart w:id="95" w:name="_Toc240268479"/>
       <w:r>
         <w:rPr>
           <w:b/>
@@ -27589,7 +27867,7 @@
         <w:pStyle w:val="Heading1"/>
         <w:spacing w:before="480" w:after="240"/>
       </w:pPr>
-      <w:bookmarkStart w:id="96" w:name="_Toc239882315"/>
+      <w:bookmarkStart w:id="96" w:name="_Toc240268480"/>
       <w:r>
         <w:rPr>
           <w:b/>
@@ -27614,7 +27892,7 @@
         <w:pStyle w:val="Heading3"/>
         <w:spacing w:before="280" w:after="140"/>
       </w:pPr>
-      <w:bookmarkStart w:id="97" w:name="_Toc239882316"/>
+      <w:bookmarkStart w:id="97" w:name="_Toc240268481"/>
       <w:r>
         <w:rPr>
           <w:b/>
@@ -27799,7 +28077,7 @@
         <w:pStyle w:val="Heading3"/>
         <w:spacing w:before="280" w:after="140"/>
       </w:pPr>
-      <w:bookmarkStart w:id="98" w:name="_Toc239882317"/>
+      <w:bookmarkStart w:id="98" w:name="_Toc240268482"/>
       <w:r>
         <w:rPr>
           <w:b/>
@@ -27984,7 +28262,7 @@
         <w:pStyle w:val="Heading3"/>
         <w:spacing w:before="280" w:after="140"/>
       </w:pPr>
-      <w:bookmarkStart w:id="99" w:name="_Toc239882318"/>
+      <w:bookmarkStart w:id="99" w:name="_Toc240268483"/>
       <w:r>
         <w:rPr>
           <w:b/>
@@ -28123,7 +28401,7 @@
         <w:pStyle w:val="Heading3"/>
         <w:spacing w:before="280" w:after="140"/>
       </w:pPr>
-      <w:bookmarkStart w:id="100" w:name="_Toc239882319"/>
+      <w:bookmarkStart w:id="100" w:name="_Toc240268484"/>
       <w:r>
         <w:rPr>
           <w:b/>
@@ -28313,7 +28591,7 @@
         <w:pStyle w:val="Heading1"/>
         <w:spacing w:before="480" w:after="240"/>
       </w:pPr>
-      <w:bookmarkStart w:id="101" w:name="_Toc239882320"/>
+      <w:bookmarkStart w:id="101" w:name="_Toc240268485"/>
       <w:r>
         <w:rPr>
           <w:b/>
@@ -28338,7 +28616,7 @@
         <w:pStyle w:val="Heading3"/>
         <w:spacing w:before="280" w:after="140"/>
       </w:pPr>
-      <w:bookmarkStart w:id="102" w:name="_Toc239882321"/>
+      <w:bookmarkStart w:id="102" w:name="_Toc240268486"/>
       <w:r>
         <w:rPr>
           <w:b/>
@@ -28757,7 +29035,7 @@
         <w:pStyle w:val="Heading3"/>
         <w:spacing w:before="280" w:after="140"/>
       </w:pPr>
-      <w:bookmarkStart w:id="103" w:name="_Toc239882322"/>
+      <w:bookmarkStart w:id="103" w:name="_Toc240268487"/>
       <w:r>
         <w:rPr>
           <w:b/>
@@ -29209,7 +29487,7 @@
         <w:pStyle w:val="Heading3"/>
         <w:spacing w:before="280" w:after="140"/>
       </w:pPr>
-      <w:bookmarkStart w:id="104" w:name="_Toc239882323"/>
+      <w:bookmarkStart w:id="104" w:name="_Toc240268488"/>
       <w:r>
         <w:rPr>
           <w:b/>
@@ -29605,7 +29883,7 @@
         <w:pStyle w:val="Heading3"/>
         <w:spacing w:before="280" w:after="140"/>
       </w:pPr>
-      <w:bookmarkStart w:id="105" w:name="_Toc239882324"/>
+      <w:bookmarkStart w:id="105" w:name="_Toc240268489"/>
       <w:r>
         <w:rPr>
           <w:b/>
@@ -29929,7 +30207,7 @@
         <w:pStyle w:val="Heading1"/>
         <w:spacing w:before="480" w:after="240"/>
       </w:pPr>
-      <w:bookmarkStart w:id="106" w:name="_Toc239882325"/>
+      <w:bookmarkStart w:id="106" w:name="_Toc240268490"/>
       <w:r>
         <w:rPr>
           <w:b/>
@@ -29946,7 +30224,7 @@
         <w:pStyle w:val="Heading3"/>
         <w:spacing w:before="280" w:after="140"/>
       </w:pPr>
-      <w:bookmarkStart w:id="107" w:name="_Toc239882326"/>
+      <w:bookmarkStart w:id="107" w:name="_Toc240268491"/>
       <w:r>
         <w:rPr>
           <w:b/>
@@ -31291,7 +31569,7 @@
         <w:pStyle w:val="Heading3"/>
         <w:spacing w:before="280" w:after="140"/>
       </w:pPr>
-      <w:bookmarkStart w:id="108" w:name="_Toc239882327"/>
+      <w:bookmarkStart w:id="108" w:name="_Toc240268492"/>
       <w:r>
         <w:rPr>
           <w:b/>
@@ -31633,7 +31911,7 @@
         <w:pStyle w:val="Heading1"/>
         <w:spacing w:before="480" w:after="240"/>
       </w:pPr>
-      <w:bookmarkStart w:id="109" w:name="_Toc239882328"/>
+      <w:bookmarkStart w:id="109" w:name="_Toc240268493"/>
       <w:r>
         <w:rPr>
           <w:b/>
@@ -31650,7 +31928,7 @@
         <w:pStyle w:val="Heading3"/>
         <w:spacing w:before="280" w:after="140"/>
       </w:pPr>
-      <w:bookmarkStart w:id="110" w:name="_Toc239882329"/>
+      <w:bookmarkStart w:id="110" w:name="_Toc240268494"/>
       <w:r>
         <w:rPr>
           <w:b/>
@@ -31681,7 +31959,7 @@
         <w:pStyle w:val="Heading3"/>
         <w:spacing w:before="280" w:after="140"/>
       </w:pPr>
-      <w:bookmarkStart w:id="111" w:name="_Toc239882330"/>
+      <w:bookmarkStart w:id="111" w:name="_Toc240268495"/>
       <w:r>
         <w:rPr>
           <w:b/>
@@ -31725,7 +32003,7 @@
         <w:pStyle w:val="Heading3"/>
         <w:spacing w:before="280" w:after="140"/>
       </w:pPr>
-      <w:bookmarkStart w:id="112" w:name="_Toc239882331"/>
+      <w:bookmarkStart w:id="112" w:name="_Toc240268496"/>
       <w:r>
         <w:rPr>
           <w:b/>
@@ -31769,7 +32047,7 @@
         <w:pStyle w:val="Heading3"/>
         <w:spacing w:before="280" w:after="140"/>
       </w:pPr>
-      <w:bookmarkStart w:id="113" w:name="_Toc239882332"/>
+      <w:bookmarkStart w:id="113" w:name="_Toc240268497"/>
       <w:r>
         <w:rPr>
           <w:b/>
@@ -31813,7 +32091,7 @@
         <w:pStyle w:val="Heading3"/>
         <w:spacing w:before="280" w:after="140"/>
       </w:pPr>
-      <w:bookmarkStart w:id="114" w:name="_Toc239882333"/>
+      <w:bookmarkStart w:id="114" w:name="_Toc240268498"/>
       <w:r>
         <w:rPr>
           <w:b/>
@@ -31875,7 +32153,7 @@
         <w:pStyle w:val="Heading1"/>
         <w:spacing w:before="480" w:after="240"/>
       </w:pPr>
-      <w:bookmarkStart w:id="115" w:name="_Toc239882334"/>
+      <w:bookmarkStart w:id="115" w:name="_Toc240268499"/>
       <w:r>
         <w:rPr>
           <w:b/>
@@ -31892,7 +32170,7 @@
         <w:pStyle w:val="Heading3"/>
         <w:spacing w:before="280" w:after="140"/>
       </w:pPr>
-      <w:bookmarkStart w:id="116" w:name="_Toc239882335"/>
+      <w:bookmarkStart w:id="116" w:name="_Toc240268500"/>
       <w:r>
         <w:rPr>
           <w:b/>
@@ -31936,7 +32214,7 @@
         <w:pStyle w:val="Heading3"/>
         <w:spacing w:before="280" w:after="140"/>
       </w:pPr>
-      <w:bookmarkStart w:id="117" w:name="_Toc239882336"/>
+      <w:bookmarkStart w:id="117" w:name="_Toc240268501"/>
       <w:r>
         <w:rPr>
           <w:b/>
@@ -31954,7 +32232,7 @@
         <w:pStyle w:val="Heading4"/>
         <w:spacing w:before="220" w:after="120"/>
       </w:pPr>
-      <w:bookmarkStart w:id="118" w:name="_Toc239882337"/>
+      <w:bookmarkStart w:id="118" w:name="_Toc240268502"/>
       <w:r>
         <w:rPr>
           <w:b/>
@@ -31977,7 +32255,7 @@
         <w:pStyle w:val="Heading4"/>
         <w:spacing w:before="220" w:after="120"/>
       </w:pPr>
-      <w:bookmarkStart w:id="119" w:name="_Toc239882338"/>
+      <w:bookmarkStart w:id="119" w:name="_Toc240268503"/>
       <w:r>
         <w:rPr>
           <w:b/>
@@ -31998,7 +32276,7 @@
         <w:rPr>
           <w:rFonts w:ascii="Consolas" w:eastAsia="Consolas" w:hAnsi="Consolas" w:cs="Consolas"/>
         </w:rPr>
-        <w:t>data\document-index-legal-compliance-90min.csv</w:t>
+        <w:t>data\document-index.csv</w:t>
       </w:r>
       <w:r>
         <w:t xml:space="preserve"> with the customer's own document list, or upload their documents directly into the SharePoint </w:t>
@@ -32018,7 +32296,7 @@
         <w:pStyle w:val="Heading4"/>
         <w:spacing w:before="220" w:after="120"/>
       </w:pPr>
-      <w:bookmarkStart w:id="120" w:name="_Toc239882339"/>
+      <w:bookmarkStart w:id="120" w:name="_Toc240268504"/>
       <w:r>
         <w:rPr>
           <w:b/>
@@ -32041,7 +32319,7 @@
         <w:pStyle w:val="Heading3"/>
         <w:spacing w:before="280" w:after="140"/>
       </w:pPr>
-      <w:bookmarkStart w:id="121" w:name="_Toc239882340"/>
+      <w:bookmarkStart w:id="121" w:name="_Toc240268505"/>
       <w:r>
         <w:rPr>
           <w:b/>
@@ -32493,7 +32771,7 @@
         <w:pStyle w:val="Heading3"/>
         <w:spacing w:before="280" w:after="140"/>
       </w:pPr>
-      <w:bookmarkStart w:id="122" w:name="_Toc239882341"/>
+      <w:bookmarkStart w:id="122" w:name="_Toc240268506"/>
       <w:r>
         <w:rPr>
           <w:b/>
@@ -32563,7 +32841,7 @@
         <w:pStyle w:val="Heading3"/>
         <w:spacing w:before="280" w:after="140"/>
       </w:pPr>
-      <w:bookmarkStart w:id="123" w:name="_Toc239882342"/>
+      <w:bookmarkStart w:id="123" w:name="_Toc240268507"/>
       <w:r>
         <w:rPr>
           <w:b/>

--- a/docs/Contract-and-Legal-Intelligence-Agent-Lab-Guide.docx
+++ b/docs/Contract-and-Legal-Intelligence-Agent-Lab-Guide.docx
@@ -293,13 +293,16 @@
             <w:vAlign w:val="center"/>
           </w:tcPr>
           <w:p>
-            <w:r>
-              <w:rPr>
-                <w:sz w:val="19"/>
-                <w:szCs w:val="19"/>
-              </w:rPr>
-              <w:t>github.com/spetren/contract-legal-intelligence-agent-lab</w:t>
-            </w:r>
+            <w:hyperlink r:id="rId5" w:history="1">
+              <w:r>
+                <w:rPr>
+                  <w:rStyle w:val="Hyperlink"/>
+                  <w:sz w:val="19"/>
+                  <w:szCs w:val="19"/>
+                </w:rPr>
+                <w:t>github.com/spetren/contract-legal-intelligence-agent-lab</w:t>
+              </w:r>
+            </w:hyperlink>
           </w:p>
         </w:tc>
       </w:tr>
@@ -638,7 +641,7 @@
           <w:r>
             <w:fldChar w:fldCharType="separate"/>
           </w:r>
-          <w:hyperlink w:anchor="_Toc240268385" w:history="1">
+          <w:hyperlink w:anchor="_Toc240277883" w:history="1">
             <w:r>
               <w:rPr>
                 <w:rStyle w:val="Hyperlink"/>
@@ -664,7 +667,7 @@
               <w:rPr>
                 <w:noProof/>
               </w:rPr>
-              <w:instrText xml:space="preserve"> PAGEREF _Toc240268385 \h </w:instrText>
+              <w:instrText xml:space="preserve"> PAGEREF _Toc240277883 \h </w:instrText>
             </w:r>
             <w:r>
               <w:rPr>
@@ -706,7 +709,7 @@
               <w14:ligatures w14:val="standardContextual"/>
             </w:rPr>
           </w:pPr>
-          <w:hyperlink w:anchor="_Toc240268386" w:history="1">
+          <w:hyperlink w:anchor="_Toc240277884" w:history="1">
             <w:r>
               <w:rPr>
                 <w:rStyle w:val="Hyperlink"/>
@@ -732,7 +735,7 @@
               <w:rPr>
                 <w:noProof/>
               </w:rPr>
-              <w:instrText xml:space="preserve"> PAGEREF _Toc240268386 \h </w:instrText>
+              <w:instrText xml:space="preserve"> PAGEREF _Toc240277884 \h </w:instrText>
             </w:r>
             <w:r>
               <w:rPr>
@@ -774,7 +777,7 @@
               <w14:ligatures w14:val="standardContextual"/>
             </w:rPr>
           </w:pPr>
-          <w:hyperlink w:anchor="_Toc240268387" w:history="1">
+          <w:hyperlink w:anchor="_Toc240277885" w:history="1">
             <w:r>
               <w:rPr>
                 <w:rStyle w:val="Hyperlink"/>
@@ -800,7 +803,7 @@
               <w:rPr>
                 <w:noProof/>
               </w:rPr>
-              <w:instrText xml:space="preserve"> PAGEREF _Toc240268387 \h </w:instrText>
+              <w:instrText xml:space="preserve"> PAGEREF _Toc240277885 \h </w:instrText>
             </w:r>
             <w:r>
               <w:rPr>
@@ -842,7 +845,7 @@
               <w14:ligatures w14:val="standardContextual"/>
             </w:rPr>
           </w:pPr>
-          <w:hyperlink w:anchor="_Toc240268388" w:history="1">
+          <w:hyperlink w:anchor="_Toc240277886" w:history="1">
             <w:r>
               <w:rPr>
                 <w:rStyle w:val="Hyperlink"/>
@@ -868,7 +871,7 @@
               <w:rPr>
                 <w:noProof/>
               </w:rPr>
-              <w:instrText xml:space="preserve"> PAGEREF _Toc240268388 \h </w:instrText>
+              <w:instrText xml:space="preserve"> PAGEREF _Toc240277886 \h </w:instrText>
             </w:r>
             <w:r>
               <w:rPr>
@@ -910,7 +913,7 @@
               <w14:ligatures w14:val="standardContextual"/>
             </w:rPr>
           </w:pPr>
-          <w:hyperlink w:anchor="_Toc240268389" w:history="1">
+          <w:hyperlink w:anchor="_Toc240277887" w:history="1">
             <w:r>
               <w:rPr>
                 <w:rStyle w:val="Hyperlink"/>
@@ -936,7 +939,7 @@
               <w:rPr>
                 <w:noProof/>
               </w:rPr>
-              <w:instrText xml:space="preserve"> PAGEREF _Toc240268389 \h </w:instrText>
+              <w:instrText xml:space="preserve"> PAGEREF _Toc240277887 \h </w:instrText>
             </w:r>
             <w:r>
               <w:rPr>
@@ -978,7 +981,7 @@
               <w14:ligatures w14:val="standardContextual"/>
             </w:rPr>
           </w:pPr>
-          <w:hyperlink w:anchor="_Toc240268390" w:history="1">
+          <w:hyperlink w:anchor="_Toc240277888" w:history="1">
             <w:r>
               <w:rPr>
                 <w:rStyle w:val="Hyperlink"/>
@@ -1004,7 +1007,7 @@
               <w:rPr>
                 <w:noProof/>
               </w:rPr>
-              <w:instrText xml:space="preserve"> PAGEREF _Toc240268390 \h </w:instrText>
+              <w:instrText xml:space="preserve"> PAGEREF _Toc240277888 \h </w:instrText>
             </w:r>
             <w:r>
               <w:rPr>
@@ -1046,7 +1049,7 @@
               <w14:ligatures w14:val="standardContextual"/>
             </w:rPr>
           </w:pPr>
-          <w:hyperlink w:anchor="_Toc240268391" w:history="1">
+          <w:hyperlink w:anchor="_Toc240277889" w:history="1">
             <w:r>
               <w:rPr>
                 <w:rStyle w:val="Hyperlink"/>
@@ -1072,7 +1075,7 @@
               <w:rPr>
                 <w:noProof/>
               </w:rPr>
-              <w:instrText xml:space="preserve"> PAGEREF _Toc240268391 \h </w:instrText>
+              <w:instrText xml:space="preserve"> PAGEREF _Toc240277889 \h </w:instrText>
             </w:r>
             <w:r>
               <w:rPr>
@@ -1114,7 +1117,7 @@
               <w14:ligatures w14:val="standardContextual"/>
             </w:rPr>
           </w:pPr>
-          <w:hyperlink w:anchor="_Toc240268392" w:history="1">
+          <w:hyperlink w:anchor="_Toc240277890" w:history="1">
             <w:r>
               <w:rPr>
                 <w:rStyle w:val="Hyperlink"/>
@@ -1140,7 +1143,7 @@
               <w:rPr>
                 <w:noProof/>
               </w:rPr>
-              <w:instrText xml:space="preserve"> PAGEREF _Toc240268392 \h </w:instrText>
+              <w:instrText xml:space="preserve"> PAGEREF _Toc240277890 \h </w:instrText>
             </w:r>
             <w:r>
               <w:rPr>
@@ -1182,7 +1185,7 @@
               <w14:ligatures w14:val="standardContextual"/>
             </w:rPr>
           </w:pPr>
-          <w:hyperlink w:anchor="_Toc240268393" w:history="1">
+          <w:hyperlink w:anchor="_Toc240277891" w:history="1">
             <w:r>
               <w:rPr>
                 <w:rStyle w:val="Hyperlink"/>
@@ -1208,7 +1211,7 @@
               <w:rPr>
                 <w:noProof/>
               </w:rPr>
-              <w:instrText xml:space="preserve"> PAGEREF _Toc240268393 \h </w:instrText>
+              <w:instrText xml:space="preserve"> PAGEREF _Toc240277891 \h </w:instrText>
             </w:r>
             <w:r>
               <w:rPr>
@@ -1250,7 +1253,7 @@
               <w14:ligatures w14:val="standardContextual"/>
             </w:rPr>
           </w:pPr>
-          <w:hyperlink w:anchor="_Toc240268394" w:history="1">
+          <w:hyperlink w:anchor="_Toc240277892" w:history="1">
             <w:r>
               <w:rPr>
                 <w:rStyle w:val="Hyperlink"/>
@@ -1276,7 +1279,7 @@
               <w:rPr>
                 <w:noProof/>
               </w:rPr>
-              <w:instrText xml:space="preserve"> PAGEREF _Toc240268394 \h </w:instrText>
+              <w:instrText xml:space="preserve"> PAGEREF _Toc240277892 \h </w:instrText>
             </w:r>
             <w:r>
               <w:rPr>
@@ -1318,7 +1321,7 @@
               <w14:ligatures w14:val="standardContextual"/>
             </w:rPr>
           </w:pPr>
-          <w:hyperlink w:anchor="_Toc240268395" w:history="1">
+          <w:hyperlink w:anchor="_Toc240277893" w:history="1">
             <w:r>
               <w:rPr>
                 <w:rStyle w:val="Hyperlink"/>
@@ -1344,7 +1347,7 @@
               <w:rPr>
                 <w:noProof/>
               </w:rPr>
-              <w:instrText xml:space="preserve"> PAGEREF _Toc240268395 \h </w:instrText>
+              <w:instrText xml:space="preserve"> PAGEREF _Toc240277893 \h </w:instrText>
             </w:r>
             <w:r>
               <w:rPr>
@@ -1386,7 +1389,7 @@
               <w14:ligatures w14:val="standardContextual"/>
             </w:rPr>
           </w:pPr>
-          <w:hyperlink w:anchor="_Toc240268396" w:history="1">
+          <w:hyperlink w:anchor="_Toc240277894" w:history="1">
             <w:r>
               <w:rPr>
                 <w:rStyle w:val="Hyperlink"/>
@@ -1412,7 +1415,7 @@
               <w:rPr>
                 <w:noProof/>
               </w:rPr>
-              <w:instrText xml:space="preserve"> PAGEREF _Toc240268396 \h </w:instrText>
+              <w:instrText xml:space="preserve"> PAGEREF _Toc240277894 \h </w:instrText>
             </w:r>
             <w:r>
               <w:rPr>
@@ -1454,7 +1457,7 @@
               <w14:ligatures w14:val="standardContextual"/>
             </w:rPr>
           </w:pPr>
-          <w:hyperlink w:anchor="_Toc240268397" w:history="1">
+          <w:hyperlink w:anchor="_Toc240277895" w:history="1">
             <w:r>
               <w:rPr>
                 <w:rStyle w:val="Hyperlink"/>
@@ -1480,7 +1483,7 @@
               <w:rPr>
                 <w:noProof/>
               </w:rPr>
-              <w:instrText xml:space="preserve"> PAGEREF _Toc240268397 \h </w:instrText>
+              <w:instrText xml:space="preserve"> PAGEREF _Toc240277895 \h </w:instrText>
             </w:r>
             <w:r>
               <w:rPr>
@@ -1522,7 +1525,7 @@
               <w14:ligatures w14:val="standardContextual"/>
             </w:rPr>
           </w:pPr>
-          <w:hyperlink w:anchor="_Toc240268398" w:history="1">
+          <w:hyperlink w:anchor="_Toc240277896" w:history="1">
             <w:r>
               <w:rPr>
                 <w:rStyle w:val="Hyperlink"/>
@@ -1548,7 +1551,7 @@
               <w:rPr>
                 <w:noProof/>
               </w:rPr>
-              <w:instrText xml:space="preserve"> PAGEREF _Toc240268398 \h </w:instrText>
+              <w:instrText xml:space="preserve"> PAGEREF _Toc240277896 \h </w:instrText>
             </w:r>
             <w:r>
               <w:rPr>
@@ -1590,7 +1593,7 @@
               <w14:ligatures w14:val="standardContextual"/>
             </w:rPr>
           </w:pPr>
-          <w:hyperlink w:anchor="_Toc240268399" w:history="1">
+          <w:hyperlink w:anchor="_Toc240277897" w:history="1">
             <w:r>
               <w:rPr>
                 <w:rStyle w:val="Hyperlink"/>
@@ -1616,7 +1619,7 @@
               <w:rPr>
                 <w:noProof/>
               </w:rPr>
-              <w:instrText xml:space="preserve"> PAGEREF _Toc240268399 \h </w:instrText>
+              <w:instrText xml:space="preserve"> PAGEREF _Toc240277897 \h </w:instrText>
             </w:r>
             <w:r>
               <w:rPr>
@@ -1658,7 +1661,7 @@
               <w14:ligatures w14:val="standardContextual"/>
             </w:rPr>
           </w:pPr>
-          <w:hyperlink w:anchor="_Toc240268400" w:history="1">
+          <w:hyperlink w:anchor="_Toc240277898" w:history="1">
             <w:r>
               <w:rPr>
                 <w:rStyle w:val="Hyperlink"/>
@@ -1684,7 +1687,7 @@
               <w:rPr>
                 <w:noProof/>
               </w:rPr>
-              <w:instrText xml:space="preserve"> PAGEREF _Toc240268400 \h </w:instrText>
+              <w:instrText xml:space="preserve"> PAGEREF _Toc240277898 \h </w:instrText>
             </w:r>
             <w:r>
               <w:rPr>
@@ -1726,7 +1729,7 @@
               <w14:ligatures w14:val="standardContextual"/>
             </w:rPr>
           </w:pPr>
-          <w:hyperlink w:anchor="_Toc240268401" w:history="1">
+          <w:hyperlink w:anchor="_Toc240277899" w:history="1">
             <w:r>
               <w:rPr>
                 <w:rStyle w:val="Hyperlink"/>
@@ -1752,7 +1755,7 @@
               <w:rPr>
                 <w:noProof/>
               </w:rPr>
-              <w:instrText xml:space="preserve"> PAGEREF _Toc240268401 \h </w:instrText>
+              <w:instrText xml:space="preserve"> PAGEREF _Toc240277899 \h </w:instrText>
             </w:r>
             <w:r>
               <w:rPr>
@@ -1794,7 +1797,7 @@
               <w14:ligatures w14:val="standardContextual"/>
             </w:rPr>
           </w:pPr>
-          <w:hyperlink w:anchor="_Toc240268402" w:history="1">
+          <w:hyperlink w:anchor="_Toc240277900" w:history="1">
             <w:r>
               <w:rPr>
                 <w:rStyle w:val="Hyperlink"/>
@@ -1820,7 +1823,7 @@
               <w:rPr>
                 <w:noProof/>
               </w:rPr>
-              <w:instrText xml:space="preserve"> PAGEREF _Toc240268402 \h </w:instrText>
+              <w:instrText xml:space="preserve"> PAGEREF _Toc240277900 \h </w:instrText>
             </w:r>
             <w:r>
               <w:rPr>
@@ -1862,7 +1865,7 @@
               <w14:ligatures w14:val="standardContextual"/>
             </w:rPr>
           </w:pPr>
-          <w:hyperlink w:anchor="_Toc240268403" w:history="1">
+          <w:hyperlink w:anchor="_Toc240277901" w:history="1">
             <w:r>
               <w:rPr>
                 <w:rStyle w:val="Hyperlink"/>
@@ -1888,7 +1891,7 @@
               <w:rPr>
                 <w:noProof/>
               </w:rPr>
-              <w:instrText xml:space="preserve"> PAGEREF _Toc240268403 \h </w:instrText>
+              <w:instrText xml:space="preserve"> PAGEREF _Toc240277901 \h </w:instrText>
             </w:r>
             <w:r>
               <w:rPr>
@@ -1930,7 +1933,7 @@
               <w14:ligatures w14:val="standardContextual"/>
             </w:rPr>
           </w:pPr>
-          <w:hyperlink w:anchor="_Toc240268404" w:history="1">
+          <w:hyperlink w:anchor="_Toc240277902" w:history="1">
             <w:r>
               <w:rPr>
                 <w:rStyle w:val="Hyperlink"/>
@@ -1956,7 +1959,7 @@
               <w:rPr>
                 <w:noProof/>
               </w:rPr>
-              <w:instrText xml:space="preserve"> PAGEREF _Toc240268404 \h </w:instrText>
+              <w:instrText xml:space="preserve"> PAGEREF _Toc240277902 \h </w:instrText>
             </w:r>
             <w:r>
               <w:rPr>
@@ -1998,7 +2001,7 @@
               <w14:ligatures w14:val="standardContextual"/>
             </w:rPr>
           </w:pPr>
-          <w:hyperlink w:anchor="_Toc240268405" w:history="1">
+          <w:hyperlink w:anchor="_Toc240277903" w:history="1">
             <w:r>
               <w:rPr>
                 <w:rStyle w:val="Hyperlink"/>
@@ -2024,7 +2027,7 @@
               <w:rPr>
                 <w:noProof/>
               </w:rPr>
-              <w:instrText xml:space="preserve"> PAGEREF _Toc240268405 \h </w:instrText>
+              <w:instrText xml:space="preserve"> PAGEREF _Toc240277903 \h </w:instrText>
             </w:r>
             <w:r>
               <w:rPr>
@@ -2066,7 +2069,7 @@
               <w14:ligatures w14:val="standardContextual"/>
             </w:rPr>
           </w:pPr>
-          <w:hyperlink w:anchor="_Toc240268406" w:history="1">
+          <w:hyperlink w:anchor="_Toc240277904" w:history="1">
             <w:r>
               <w:rPr>
                 <w:rStyle w:val="Hyperlink"/>
@@ -2092,7 +2095,7 @@
               <w:rPr>
                 <w:noProof/>
               </w:rPr>
-              <w:instrText xml:space="preserve"> PAGEREF _Toc240268406 \h </w:instrText>
+              <w:instrText xml:space="preserve"> PAGEREF _Toc240277904 \h </w:instrText>
             </w:r>
             <w:r>
               <w:rPr>
@@ -2134,7 +2137,7 @@
               <w14:ligatures w14:val="standardContextual"/>
             </w:rPr>
           </w:pPr>
-          <w:hyperlink w:anchor="_Toc240268407" w:history="1">
+          <w:hyperlink w:anchor="_Toc240277905" w:history="1">
             <w:r>
               <w:rPr>
                 <w:rStyle w:val="Hyperlink"/>
@@ -2160,7 +2163,7 @@
               <w:rPr>
                 <w:noProof/>
               </w:rPr>
-              <w:instrText xml:space="preserve"> PAGEREF _Toc240268407 \h </w:instrText>
+              <w:instrText xml:space="preserve"> PAGEREF _Toc240277905 \h </w:instrText>
             </w:r>
             <w:r>
               <w:rPr>
@@ -2202,7 +2205,7 @@
               <w14:ligatures w14:val="standardContextual"/>
             </w:rPr>
           </w:pPr>
-          <w:hyperlink w:anchor="_Toc240268408" w:history="1">
+          <w:hyperlink w:anchor="_Toc240277906" w:history="1">
             <w:r>
               <w:rPr>
                 <w:rStyle w:val="Hyperlink"/>
@@ -2228,7 +2231,7 @@
               <w:rPr>
                 <w:noProof/>
               </w:rPr>
-              <w:instrText xml:space="preserve"> PAGEREF _Toc240268408 \h </w:instrText>
+              <w:instrText xml:space="preserve"> PAGEREF _Toc240277906 \h </w:instrText>
             </w:r>
             <w:r>
               <w:rPr>
@@ -2270,7 +2273,7 @@
               <w14:ligatures w14:val="standardContextual"/>
             </w:rPr>
           </w:pPr>
-          <w:hyperlink w:anchor="_Toc240268409" w:history="1">
+          <w:hyperlink w:anchor="_Toc240277907" w:history="1">
             <w:r>
               <w:rPr>
                 <w:rStyle w:val="Hyperlink"/>
@@ -2296,7 +2299,7 @@
               <w:rPr>
                 <w:noProof/>
               </w:rPr>
-              <w:instrText xml:space="preserve"> PAGEREF _Toc240268409 \h </w:instrText>
+              <w:instrText xml:space="preserve"> PAGEREF _Toc240277907 \h </w:instrText>
             </w:r>
             <w:r>
               <w:rPr>
@@ -2338,7 +2341,7 @@
               <w14:ligatures w14:val="standardContextual"/>
             </w:rPr>
           </w:pPr>
-          <w:hyperlink w:anchor="_Toc240268410" w:history="1">
+          <w:hyperlink w:anchor="_Toc240277908" w:history="1">
             <w:r>
               <w:rPr>
                 <w:rStyle w:val="Hyperlink"/>
@@ -2364,7 +2367,7 @@
               <w:rPr>
                 <w:noProof/>
               </w:rPr>
-              <w:instrText xml:space="preserve"> PAGEREF _Toc240268410 \h </w:instrText>
+              <w:instrText xml:space="preserve"> PAGEREF _Toc240277908 \h </w:instrText>
             </w:r>
             <w:r>
               <w:rPr>
@@ -2406,7 +2409,7 @@
               <w14:ligatures w14:val="standardContextual"/>
             </w:rPr>
           </w:pPr>
-          <w:hyperlink w:anchor="_Toc240268411" w:history="1">
+          <w:hyperlink w:anchor="_Toc240277909" w:history="1">
             <w:r>
               <w:rPr>
                 <w:rStyle w:val="Hyperlink"/>
@@ -2432,7 +2435,7 @@
               <w:rPr>
                 <w:noProof/>
               </w:rPr>
-              <w:instrText xml:space="preserve"> PAGEREF _Toc240268411 \h </w:instrText>
+              <w:instrText xml:space="preserve"> PAGEREF _Toc240277909 \h </w:instrText>
             </w:r>
             <w:r>
               <w:rPr>
@@ -2474,7 +2477,7 @@
               <w14:ligatures w14:val="standardContextual"/>
             </w:rPr>
           </w:pPr>
-          <w:hyperlink w:anchor="_Toc240268412" w:history="1">
+          <w:hyperlink w:anchor="_Toc240277910" w:history="1">
             <w:r>
               <w:rPr>
                 <w:rStyle w:val="Hyperlink"/>
@@ -2500,7 +2503,7 @@
               <w:rPr>
                 <w:noProof/>
               </w:rPr>
-              <w:instrText xml:space="preserve"> PAGEREF _Toc240268412 \h </w:instrText>
+              <w:instrText xml:space="preserve"> PAGEREF _Toc240277910 \h </w:instrText>
             </w:r>
             <w:r>
               <w:rPr>
@@ -2542,7 +2545,7 @@
               <w14:ligatures w14:val="standardContextual"/>
             </w:rPr>
           </w:pPr>
-          <w:hyperlink w:anchor="_Toc240268413" w:history="1">
+          <w:hyperlink w:anchor="_Toc240277911" w:history="1">
             <w:r>
               <w:rPr>
                 <w:rStyle w:val="Hyperlink"/>
@@ -2568,7 +2571,7 @@
               <w:rPr>
                 <w:noProof/>
               </w:rPr>
-              <w:instrText xml:space="preserve"> PAGEREF _Toc240268413 \h </w:instrText>
+              <w:instrText xml:space="preserve"> PAGEREF _Toc240277911 \h </w:instrText>
             </w:r>
             <w:r>
               <w:rPr>
@@ -2610,7 +2613,7 @@
               <w14:ligatures w14:val="standardContextual"/>
             </w:rPr>
           </w:pPr>
-          <w:hyperlink w:anchor="_Toc240268414" w:history="1">
+          <w:hyperlink w:anchor="_Toc240277912" w:history="1">
             <w:r>
               <w:rPr>
                 <w:rStyle w:val="Hyperlink"/>
@@ -2636,7 +2639,7 @@
               <w:rPr>
                 <w:noProof/>
               </w:rPr>
-              <w:instrText xml:space="preserve"> PAGEREF _Toc240268414 \h </w:instrText>
+              <w:instrText xml:space="preserve"> PAGEREF _Toc240277912 \h </w:instrText>
             </w:r>
             <w:r>
               <w:rPr>
@@ -2678,7 +2681,7 @@
               <w14:ligatures w14:val="standardContextual"/>
             </w:rPr>
           </w:pPr>
-          <w:hyperlink w:anchor="_Toc240268415" w:history="1">
+          <w:hyperlink w:anchor="_Toc240277913" w:history="1">
             <w:r>
               <w:rPr>
                 <w:rStyle w:val="Hyperlink"/>
@@ -2704,7 +2707,7 @@
               <w:rPr>
                 <w:noProof/>
               </w:rPr>
-              <w:instrText xml:space="preserve"> PAGEREF _Toc240268415 \h </w:instrText>
+              <w:instrText xml:space="preserve"> PAGEREF _Toc240277913 \h </w:instrText>
             </w:r>
             <w:r>
               <w:rPr>
@@ -2746,7 +2749,7 @@
               <w14:ligatures w14:val="standardContextual"/>
             </w:rPr>
           </w:pPr>
-          <w:hyperlink w:anchor="_Toc240268416" w:history="1">
+          <w:hyperlink w:anchor="_Toc240277914" w:history="1">
             <w:r>
               <w:rPr>
                 <w:rStyle w:val="Hyperlink"/>
@@ -2772,7 +2775,7 @@
               <w:rPr>
                 <w:noProof/>
               </w:rPr>
-              <w:instrText xml:space="preserve"> PAGEREF _Toc240268416 \h </w:instrText>
+              <w:instrText xml:space="preserve"> PAGEREF _Toc240277914 \h </w:instrText>
             </w:r>
             <w:r>
               <w:rPr>
@@ -2814,7 +2817,7 @@
               <w14:ligatures w14:val="standardContextual"/>
             </w:rPr>
           </w:pPr>
-          <w:hyperlink w:anchor="_Toc240268417" w:history="1">
+          <w:hyperlink w:anchor="_Toc240277915" w:history="1">
             <w:r>
               <w:rPr>
                 <w:rStyle w:val="Hyperlink"/>
@@ -2840,7 +2843,7 @@
               <w:rPr>
                 <w:noProof/>
               </w:rPr>
-              <w:instrText xml:space="preserve"> PAGEREF _Toc240268417 \h </w:instrText>
+              <w:instrText xml:space="preserve"> PAGEREF _Toc240277915 \h </w:instrText>
             </w:r>
             <w:r>
               <w:rPr>
@@ -2882,7 +2885,7 @@
               <w14:ligatures w14:val="standardContextual"/>
             </w:rPr>
           </w:pPr>
-          <w:hyperlink w:anchor="_Toc240268418" w:history="1">
+          <w:hyperlink w:anchor="_Toc240277916" w:history="1">
             <w:r>
               <w:rPr>
                 <w:rStyle w:val="Hyperlink"/>
@@ -2908,7 +2911,7 @@
               <w:rPr>
                 <w:noProof/>
               </w:rPr>
-              <w:instrText xml:space="preserve"> PAGEREF _Toc240268418 \h </w:instrText>
+              <w:instrText xml:space="preserve"> PAGEREF _Toc240277916 \h </w:instrText>
             </w:r>
             <w:r>
               <w:rPr>
@@ -2950,7 +2953,7 @@
               <w14:ligatures w14:val="standardContextual"/>
             </w:rPr>
           </w:pPr>
-          <w:hyperlink w:anchor="_Toc240268419" w:history="1">
+          <w:hyperlink w:anchor="_Toc240277917" w:history="1">
             <w:r>
               <w:rPr>
                 <w:rStyle w:val="Hyperlink"/>
@@ -2976,7 +2979,7 @@
               <w:rPr>
                 <w:noProof/>
               </w:rPr>
-              <w:instrText xml:space="preserve"> PAGEREF _Toc240268419 \h </w:instrText>
+              <w:instrText xml:space="preserve"> PAGEREF _Toc240277917 \h </w:instrText>
             </w:r>
             <w:r>
               <w:rPr>
@@ -3018,7 +3021,7 @@
               <w14:ligatures w14:val="standardContextual"/>
             </w:rPr>
           </w:pPr>
-          <w:hyperlink w:anchor="_Toc240268420" w:history="1">
+          <w:hyperlink w:anchor="_Toc240277918" w:history="1">
             <w:r>
               <w:rPr>
                 <w:rStyle w:val="Hyperlink"/>
@@ -3044,7 +3047,7 @@
               <w:rPr>
                 <w:noProof/>
               </w:rPr>
-              <w:instrText xml:space="preserve"> PAGEREF _Toc240268420 \h </w:instrText>
+              <w:instrText xml:space="preserve"> PAGEREF _Toc240277918 \h </w:instrText>
             </w:r>
             <w:r>
               <w:rPr>
@@ -3086,7 +3089,7 @@
               <w14:ligatures w14:val="standardContextual"/>
             </w:rPr>
           </w:pPr>
-          <w:hyperlink w:anchor="_Toc240268421" w:history="1">
+          <w:hyperlink w:anchor="_Toc240277919" w:history="1">
             <w:r>
               <w:rPr>
                 <w:rStyle w:val="Hyperlink"/>
@@ -3112,7 +3115,7 @@
               <w:rPr>
                 <w:noProof/>
               </w:rPr>
-              <w:instrText xml:space="preserve"> PAGEREF _Toc240268421 \h </w:instrText>
+              <w:instrText xml:space="preserve"> PAGEREF _Toc240277919 \h </w:instrText>
             </w:r>
             <w:r>
               <w:rPr>
@@ -3154,7 +3157,7 @@
               <w14:ligatures w14:val="standardContextual"/>
             </w:rPr>
           </w:pPr>
-          <w:hyperlink w:anchor="_Toc240268422" w:history="1">
+          <w:hyperlink w:anchor="_Toc240277920" w:history="1">
             <w:r>
               <w:rPr>
                 <w:rStyle w:val="Hyperlink"/>
@@ -3180,7 +3183,7 @@
               <w:rPr>
                 <w:noProof/>
               </w:rPr>
-              <w:instrText xml:space="preserve"> PAGEREF _Toc240268422 \h </w:instrText>
+              <w:instrText xml:space="preserve"> PAGEREF _Toc240277920 \h </w:instrText>
             </w:r>
             <w:r>
               <w:rPr>
@@ -3222,7 +3225,7 @@
               <w14:ligatures w14:val="standardContextual"/>
             </w:rPr>
           </w:pPr>
-          <w:hyperlink w:anchor="_Toc240268423" w:history="1">
+          <w:hyperlink w:anchor="_Toc240277921" w:history="1">
             <w:r>
               <w:rPr>
                 <w:rStyle w:val="Hyperlink"/>
@@ -3248,7 +3251,7 @@
               <w:rPr>
                 <w:noProof/>
               </w:rPr>
-              <w:instrText xml:space="preserve"> PAGEREF _Toc240268423 \h </w:instrText>
+              <w:instrText xml:space="preserve"> PAGEREF _Toc240277921 \h </w:instrText>
             </w:r>
             <w:r>
               <w:rPr>
@@ -3290,7 +3293,7 @@
               <w14:ligatures w14:val="standardContextual"/>
             </w:rPr>
           </w:pPr>
-          <w:hyperlink w:anchor="_Toc240268424" w:history="1">
+          <w:hyperlink w:anchor="_Toc240277922" w:history="1">
             <w:r>
               <w:rPr>
                 <w:rStyle w:val="Hyperlink"/>
@@ -3316,7 +3319,7 @@
               <w:rPr>
                 <w:noProof/>
               </w:rPr>
-              <w:instrText xml:space="preserve"> PAGEREF _Toc240268424 \h </w:instrText>
+              <w:instrText xml:space="preserve"> PAGEREF _Toc240277922 \h </w:instrText>
             </w:r>
             <w:r>
               <w:rPr>
@@ -3358,7 +3361,7 @@
               <w14:ligatures w14:val="standardContextual"/>
             </w:rPr>
           </w:pPr>
-          <w:hyperlink w:anchor="_Toc240268425" w:history="1">
+          <w:hyperlink w:anchor="_Toc240277923" w:history="1">
             <w:r>
               <w:rPr>
                 <w:rStyle w:val="Hyperlink"/>
@@ -3384,7 +3387,7 @@
               <w:rPr>
                 <w:noProof/>
               </w:rPr>
-              <w:instrText xml:space="preserve"> PAGEREF _Toc240268425 \h </w:instrText>
+              <w:instrText xml:space="preserve"> PAGEREF _Toc240277923 \h </w:instrText>
             </w:r>
             <w:r>
               <w:rPr>
@@ -3426,7 +3429,7 @@
               <w14:ligatures w14:val="standardContextual"/>
             </w:rPr>
           </w:pPr>
-          <w:hyperlink w:anchor="_Toc240268426" w:history="1">
+          <w:hyperlink w:anchor="_Toc240277924" w:history="1">
             <w:r>
               <w:rPr>
                 <w:rStyle w:val="Hyperlink"/>
@@ -3452,7 +3455,7 @@
               <w:rPr>
                 <w:noProof/>
               </w:rPr>
-              <w:instrText xml:space="preserve"> PAGEREF _Toc240268426 \h </w:instrText>
+              <w:instrText xml:space="preserve"> PAGEREF _Toc240277924 \h </w:instrText>
             </w:r>
             <w:r>
               <w:rPr>
@@ -3494,7 +3497,7 @@
               <w14:ligatures w14:val="standardContextual"/>
             </w:rPr>
           </w:pPr>
-          <w:hyperlink w:anchor="_Toc240268427" w:history="1">
+          <w:hyperlink w:anchor="_Toc240277925" w:history="1">
             <w:r>
               <w:rPr>
                 <w:rStyle w:val="Hyperlink"/>
@@ -3520,7 +3523,7 @@
               <w:rPr>
                 <w:noProof/>
               </w:rPr>
-              <w:instrText xml:space="preserve"> PAGEREF _Toc240268427 \h </w:instrText>
+              <w:instrText xml:space="preserve"> PAGEREF _Toc240277925 \h </w:instrText>
             </w:r>
             <w:r>
               <w:rPr>
@@ -3562,7 +3565,7 @@
               <w14:ligatures w14:val="standardContextual"/>
             </w:rPr>
           </w:pPr>
-          <w:hyperlink w:anchor="_Toc240268428" w:history="1">
+          <w:hyperlink w:anchor="_Toc240277926" w:history="1">
             <w:r>
               <w:rPr>
                 <w:rStyle w:val="Hyperlink"/>
@@ -3588,7 +3591,7 @@
               <w:rPr>
                 <w:noProof/>
               </w:rPr>
-              <w:instrText xml:space="preserve"> PAGEREF _Toc240268428 \h </w:instrText>
+              <w:instrText xml:space="preserve"> PAGEREF _Toc240277926 \h </w:instrText>
             </w:r>
             <w:r>
               <w:rPr>
@@ -3630,7 +3633,7 @@
               <w14:ligatures w14:val="standardContextual"/>
             </w:rPr>
           </w:pPr>
-          <w:hyperlink w:anchor="_Toc240268429" w:history="1">
+          <w:hyperlink w:anchor="_Toc240277927" w:history="1">
             <w:r>
               <w:rPr>
                 <w:rStyle w:val="Hyperlink"/>
@@ -3656,7 +3659,7 @@
               <w:rPr>
                 <w:noProof/>
               </w:rPr>
-              <w:instrText xml:space="preserve"> PAGEREF _Toc240268429 \h </w:instrText>
+              <w:instrText xml:space="preserve"> PAGEREF _Toc240277927 \h </w:instrText>
             </w:r>
             <w:r>
               <w:rPr>
@@ -3698,7 +3701,7 @@
               <w14:ligatures w14:val="standardContextual"/>
             </w:rPr>
           </w:pPr>
-          <w:hyperlink w:anchor="_Toc240268430" w:history="1">
+          <w:hyperlink w:anchor="_Toc240277928" w:history="1">
             <w:r>
               <w:rPr>
                 <w:rStyle w:val="Hyperlink"/>
@@ -3724,7 +3727,7 @@
               <w:rPr>
                 <w:noProof/>
               </w:rPr>
-              <w:instrText xml:space="preserve"> PAGEREF _Toc240268430 \h </w:instrText>
+              <w:instrText xml:space="preserve"> PAGEREF _Toc240277928 \h </w:instrText>
             </w:r>
             <w:r>
               <w:rPr>
@@ -3766,7 +3769,7 @@
               <w14:ligatures w14:val="standardContextual"/>
             </w:rPr>
           </w:pPr>
-          <w:hyperlink w:anchor="_Toc240268431" w:history="1">
+          <w:hyperlink w:anchor="_Toc240277929" w:history="1">
             <w:r>
               <w:rPr>
                 <w:rStyle w:val="Hyperlink"/>
@@ -3792,7 +3795,7 @@
               <w:rPr>
                 <w:noProof/>
               </w:rPr>
-              <w:instrText xml:space="preserve"> PAGEREF _Toc240268431 \h </w:instrText>
+              <w:instrText xml:space="preserve"> PAGEREF _Toc240277929 \h </w:instrText>
             </w:r>
             <w:r>
               <w:rPr>
@@ -3834,7 +3837,7 @@
               <w14:ligatures w14:val="standardContextual"/>
             </w:rPr>
           </w:pPr>
-          <w:hyperlink w:anchor="_Toc240268432" w:history="1">
+          <w:hyperlink w:anchor="_Toc240277930" w:history="1">
             <w:r>
               <w:rPr>
                 <w:rStyle w:val="Hyperlink"/>
@@ -3860,7 +3863,7 @@
               <w:rPr>
                 <w:noProof/>
               </w:rPr>
-              <w:instrText xml:space="preserve"> PAGEREF _Toc240268432 \h </w:instrText>
+              <w:instrText xml:space="preserve"> PAGEREF _Toc240277930 \h </w:instrText>
             </w:r>
             <w:r>
               <w:rPr>
@@ -3902,7 +3905,7 @@
               <w14:ligatures w14:val="standardContextual"/>
             </w:rPr>
           </w:pPr>
-          <w:hyperlink w:anchor="_Toc240268433" w:history="1">
+          <w:hyperlink w:anchor="_Toc240277931" w:history="1">
             <w:r>
               <w:rPr>
                 <w:rStyle w:val="Hyperlink"/>
@@ -3928,7 +3931,7 @@
               <w:rPr>
                 <w:noProof/>
               </w:rPr>
-              <w:instrText xml:space="preserve"> PAGEREF _Toc240268433 \h </w:instrText>
+              <w:instrText xml:space="preserve"> PAGEREF _Toc240277931 \h </w:instrText>
             </w:r>
             <w:r>
               <w:rPr>
@@ -3970,7 +3973,7 @@
               <w14:ligatures w14:val="standardContextual"/>
             </w:rPr>
           </w:pPr>
-          <w:hyperlink w:anchor="_Toc240268434" w:history="1">
+          <w:hyperlink w:anchor="_Toc240277932" w:history="1">
             <w:r>
               <w:rPr>
                 <w:rStyle w:val="Hyperlink"/>
@@ -3996,7 +3999,7 @@
               <w:rPr>
                 <w:noProof/>
               </w:rPr>
-              <w:instrText xml:space="preserve"> PAGEREF _Toc240268434 \h </w:instrText>
+              <w:instrText xml:space="preserve"> PAGEREF _Toc240277932 \h </w:instrText>
             </w:r>
             <w:r>
               <w:rPr>
@@ -4038,7 +4041,7 @@
               <w14:ligatures w14:val="standardContextual"/>
             </w:rPr>
           </w:pPr>
-          <w:hyperlink w:anchor="_Toc240268435" w:history="1">
+          <w:hyperlink w:anchor="_Toc240277933" w:history="1">
             <w:r>
               <w:rPr>
                 <w:rStyle w:val="Hyperlink"/>
@@ -4064,7 +4067,7 @@
               <w:rPr>
                 <w:noProof/>
               </w:rPr>
-              <w:instrText xml:space="preserve"> PAGEREF _Toc240268435 \h </w:instrText>
+              <w:instrText xml:space="preserve"> PAGEREF _Toc240277933 \h </w:instrText>
             </w:r>
             <w:r>
               <w:rPr>
@@ -4106,7 +4109,7 @@
               <w14:ligatures w14:val="standardContextual"/>
             </w:rPr>
           </w:pPr>
-          <w:hyperlink w:anchor="_Toc240268436" w:history="1">
+          <w:hyperlink w:anchor="_Toc240277934" w:history="1">
             <w:r>
               <w:rPr>
                 <w:rStyle w:val="Hyperlink"/>
@@ -4132,7 +4135,7 @@
               <w:rPr>
                 <w:noProof/>
               </w:rPr>
-              <w:instrText xml:space="preserve"> PAGEREF _Toc240268436 \h </w:instrText>
+              <w:instrText xml:space="preserve"> PAGEREF _Toc240277934 \h </w:instrText>
             </w:r>
             <w:r>
               <w:rPr>
@@ -4174,7 +4177,7 @@
               <w14:ligatures w14:val="standardContextual"/>
             </w:rPr>
           </w:pPr>
-          <w:hyperlink w:anchor="_Toc240268437" w:history="1">
+          <w:hyperlink w:anchor="_Toc240277935" w:history="1">
             <w:r>
               <w:rPr>
                 <w:rStyle w:val="Hyperlink"/>
@@ -4200,7 +4203,7 @@
               <w:rPr>
                 <w:noProof/>
               </w:rPr>
-              <w:instrText xml:space="preserve"> PAGEREF _Toc240268437 \h </w:instrText>
+              <w:instrText xml:space="preserve"> PAGEREF _Toc240277935 \h </w:instrText>
             </w:r>
             <w:r>
               <w:rPr>
@@ -4242,7 +4245,7 @@
               <w14:ligatures w14:val="standardContextual"/>
             </w:rPr>
           </w:pPr>
-          <w:hyperlink w:anchor="_Toc240268438" w:history="1">
+          <w:hyperlink w:anchor="_Toc240277936" w:history="1">
             <w:r>
               <w:rPr>
                 <w:rStyle w:val="Hyperlink"/>
@@ -4268,7 +4271,7 @@
               <w:rPr>
                 <w:noProof/>
               </w:rPr>
-              <w:instrText xml:space="preserve"> PAGEREF _Toc240268438 \h </w:instrText>
+              <w:instrText xml:space="preserve"> PAGEREF _Toc240277936 \h </w:instrText>
             </w:r>
             <w:r>
               <w:rPr>
@@ -4310,7 +4313,7 @@
               <w14:ligatures w14:val="standardContextual"/>
             </w:rPr>
           </w:pPr>
-          <w:hyperlink w:anchor="_Toc240268439" w:history="1">
+          <w:hyperlink w:anchor="_Toc240277937" w:history="1">
             <w:r>
               <w:rPr>
                 <w:rStyle w:val="Hyperlink"/>
@@ -4336,7 +4339,7 @@
               <w:rPr>
                 <w:noProof/>
               </w:rPr>
-              <w:instrText xml:space="preserve"> PAGEREF _Toc240268439 \h </w:instrText>
+              <w:instrText xml:space="preserve"> PAGEREF _Toc240277937 \h </w:instrText>
             </w:r>
             <w:r>
               <w:rPr>
@@ -4378,7 +4381,7 @@
               <w14:ligatures w14:val="standardContextual"/>
             </w:rPr>
           </w:pPr>
-          <w:hyperlink w:anchor="_Toc240268440" w:history="1">
+          <w:hyperlink w:anchor="_Toc240277938" w:history="1">
             <w:r>
               <w:rPr>
                 <w:rStyle w:val="Hyperlink"/>
@@ -4404,7 +4407,7 @@
               <w:rPr>
                 <w:noProof/>
               </w:rPr>
-              <w:instrText xml:space="preserve"> PAGEREF _Toc240268440 \h </w:instrText>
+              <w:instrText xml:space="preserve"> PAGEREF _Toc240277938 \h </w:instrText>
             </w:r>
             <w:r>
               <w:rPr>
@@ -4446,7 +4449,7 @@
               <w14:ligatures w14:val="standardContextual"/>
             </w:rPr>
           </w:pPr>
-          <w:hyperlink w:anchor="_Toc240268441" w:history="1">
+          <w:hyperlink w:anchor="_Toc240277939" w:history="1">
             <w:r>
               <w:rPr>
                 <w:rStyle w:val="Hyperlink"/>
@@ -4472,7 +4475,7 @@
               <w:rPr>
                 <w:noProof/>
               </w:rPr>
-              <w:instrText xml:space="preserve"> PAGEREF _Toc240268441 \h </w:instrText>
+              <w:instrText xml:space="preserve"> PAGEREF _Toc240277939 \h </w:instrText>
             </w:r>
             <w:r>
               <w:rPr>
@@ -4514,7 +4517,7 @@
               <w14:ligatures w14:val="standardContextual"/>
             </w:rPr>
           </w:pPr>
-          <w:hyperlink w:anchor="_Toc240268442" w:history="1">
+          <w:hyperlink w:anchor="_Toc240277940" w:history="1">
             <w:r>
               <w:rPr>
                 <w:rStyle w:val="Hyperlink"/>
@@ -4540,7 +4543,7 @@
               <w:rPr>
                 <w:noProof/>
               </w:rPr>
-              <w:instrText xml:space="preserve"> PAGEREF _Toc240268442 \h </w:instrText>
+              <w:instrText xml:space="preserve"> PAGEREF _Toc240277940 \h </w:instrText>
             </w:r>
             <w:r>
               <w:rPr>
@@ -4582,7 +4585,7 @@
               <w14:ligatures w14:val="standardContextual"/>
             </w:rPr>
           </w:pPr>
-          <w:hyperlink w:anchor="_Toc240268443" w:history="1">
+          <w:hyperlink w:anchor="_Toc240277941" w:history="1">
             <w:r>
               <w:rPr>
                 <w:rStyle w:val="Hyperlink"/>
@@ -4608,7 +4611,7 @@
               <w:rPr>
                 <w:noProof/>
               </w:rPr>
-              <w:instrText xml:space="preserve"> PAGEREF _Toc240268443 \h </w:instrText>
+              <w:instrText xml:space="preserve"> PAGEREF _Toc240277941 \h </w:instrText>
             </w:r>
             <w:r>
               <w:rPr>
@@ -4650,7 +4653,7 @@
               <w14:ligatures w14:val="standardContextual"/>
             </w:rPr>
           </w:pPr>
-          <w:hyperlink w:anchor="_Toc240268444" w:history="1">
+          <w:hyperlink w:anchor="_Toc240277942" w:history="1">
             <w:r>
               <w:rPr>
                 <w:rStyle w:val="Hyperlink"/>
@@ -4676,7 +4679,7 @@
               <w:rPr>
                 <w:noProof/>
               </w:rPr>
-              <w:instrText xml:space="preserve"> PAGEREF _Toc240268444 \h </w:instrText>
+              <w:instrText xml:space="preserve"> PAGEREF _Toc240277942 \h </w:instrText>
             </w:r>
             <w:r>
               <w:rPr>
@@ -4718,7 +4721,7 @@
               <w14:ligatures w14:val="standardContextual"/>
             </w:rPr>
           </w:pPr>
-          <w:hyperlink w:anchor="_Toc240268445" w:history="1">
+          <w:hyperlink w:anchor="_Toc240277943" w:history="1">
             <w:r>
               <w:rPr>
                 <w:rStyle w:val="Hyperlink"/>
@@ -4744,7 +4747,7 @@
               <w:rPr>
                 <w:noProof/>
               </w:rPr>
-              <w:instrText xml:space="preserve"> PAGEREF _Toc240268445 \h </w:instrText>
+              <w:instrText xml:space="preserve"> PAGEREF _Toc240277943 \h </w:instrText>
             </w:r>
             <w:r>
               <w:rPr>
@@ -4786,7 +4789,7 @@
               <w14:ligatures w14:val="standardContextual"/>
             </w:rPr>
           </w:pPr>
-          <w:hyperlink w:anchor="_Toc240268446" w:history="1">
+          <w:hyperlink w:anchor="_Toc240277944" w:history="1">
             <w:r>
               <w:rPr>
                 <w:rStyle w:val="Hyperlink"/>
@@ -4812,7 +4815,7 @@
               <w:rPr>
                 <w:noProof/>
               </w:rPr>
-              <w:instrText xml:space="preserve"> PAGEREF _Toc240268446 \h </w:instrText>
+              <w:instrText xml:space="preserve"> PAGEREF _Toc240277944 \h </w:instrText>
             </w:r>
             <w:r>
               <w:rPr>
@@ -4854,7 +4857,7 @@
               <w14:ligatures w14:val="standardContextual"/>
             </w:rPr>
           </w:pPr>
-          <w:hyperlink w:anchor="_Toc240268447" w:history="1">
+          <w:hyperlink w:anchor="_Toc240277945" w:history="1">
             <w:r>
               <w:rPr>
                 <w:rStyle w:val="Hyperlink"/>
@@ -4880,7 +4883,7 @@
               <w:rPr>
                 <w:noProof/>
               </w:rPr>
-              <w:instrText xml:space="preserve"> PAGEREF _Toc240268447 \h </w:instrText>
+              <w:instrText xml:space="preserve"> PAGEREF _Toc240277945 \h </w:instrText>
             </w:r>
             <w:r>
               <w:rPr>
@@ -4922,7 +4925,7 @@
               <w14:ligatures w14:val="standardContextual"/>
             </w:rPr>
           </w:pPr>
-          <w:hyperlink w:anchor="_Toc240268448" w:history="1">
+          <w:hyperlink w:anchor="_Toc240277946" w:history="1">
             <w:r>
               <w:rPr>
                 <w:rStyle w:val="Hyperlink"/>
@@ -4948,7 +4951,7 @@
               <w:rPr>
                 <w:noProof/>
               </w:rPr>
-              <w:instrText xml:space="preserve"> PAGEREF _Toc240268448 \h </w:instrText>
+              <w:instrText xml:space="preserve"> PAGEREF _Toc240277946 \h </w:instrText>
             </w:r>
             <w:r>
               <w:rPr>
@@ -4990,7 +4993,7 @@
               <w14:ligatures w14:val="standardContextual"/>
             </w:rPr>
           </w:pPr>
-          <w:hyperlink w:anchor="_Toc240268449" w:history="1">
+          <w:hyperlink w:anchor="_Toc240277947" w:history="1">
             <w:r>
               <w:rPr>
                 <w:rStyle w:val="Hyperlink"/>
@@ -5016,7 +5019,7 @@
               <w:rPr>
                 <w:noProof/>
               </w:rPr>
-              <w:instrText xml:space="preserve"> PAGEREF _Toc240268449 \h </w:instrText>
+              <w:instrText xml:space="preserve"> PAGEREF _Toc240277947 \h </w:instrText>
             </w:r>
             <w:r>
               <w:rPr>
@@ -5058,7 +5061,7 @@
               <w14:ligatures w14:val="standardContextual"/>
             </w:rPr>
           </w:pPr>
-          <w:hyperlink w:anchor="_Toc240268450" w:history="1">
+          <w:hyperlink w:anchor="_Toc240277948" w:history="1">
             <w:r>
               <w:rPr>
                 <w:rStyle w:val="Hyperlink"/>
@@ -5084,7 +5087,7 @@
               <w:rPr>
                 <w:noProof/>
               </w:rPr>
-              <w:instrText xml:space="preserve"> PAGEREF _Toc240268450 \h </w:instrText>
+              <w:instrText xml:space="preserve"> PAGEREF _Toc240277948 \h </w:instrText>
             </w:r>
             <w:r>
               <w:rPr>
@@ -5126,7 +5129,7 @@
               <w14:ligatures w14:val="standardContextual"/>
             </w:rPr>
           </w:pPr>
-          <w:hyperlink w:anchor="_Toc240268451" w:history="1">
+          <w:hyperlink w:anchor="_Toc240277949" w:history="1">
             <w:r>
               <w:rPr>
                 <w:rStyle w:val="Hyperlink"/>
@@ -5152,7 +5155,7 @@
               <w:rPr>
                 <w:noProof/>
               </w:rPr>
-              <w:instrText xml:space="preserve"> PAGEREF _Toc240268451 \h </w:instrText>
+              <w:instrText xml:space="preserve"> PAGEREF _Toc240277949 \h </w:instrText>
             </w:r>
             <w:r>
               <w:rPr>
@@ -5194,7 +5197,7 @@
               <w14:ligatures w14:val="standardContextual"/>
             </w:rPr>
           </w:pPr>
-          <w:hyperlink w:anchor="_Toc240268452" w:history="1">
+          <w:hyperlink w:anchor="_Toc240277950" w:history="1">
             <w:r>
               <w:rPr>
                 <w:rStyle w:val="Hyperlink"/>
@@ -5220,7 +5223,7 @@
               <w:rPr>
                 <w:noProof/>
               </w:rPr>
-              <w:instrText xml:space="preserve"> PAGEREF _Toc240268452 \h </w:instrText>
+              <w:instrText xml:space="preserve"> PAGEREF _Toc240277950 \h </w:instrText>
             </w:r>
             <w:r>
               <w:rPr>
@@ -5262,7 +5265,7 @@
               <w14:ligatures w14:val="standardContextual"/>
             </w:rPr>
           </w:pPr>
-          <w:hyperlink w:anchor="_Toc240268453" w:history="1">
+          <w:hyperlink w:anchor="_Toc240277951" w:history="1">
             <w:r>
               <w:rPr>
                 <w:rStyle w:val="Hyperlink"/>
@@ -5288,7 +5291,7 @@
               <w:rPr>
                 <w:noProof/>
               </w:rPr>
-              <w:instrText xml:space="preserve"> PAGEREF _Toc240268453 \h </w:instrText>
+              <w:instrText xml:space="preserve"> PAGEREF _Toc240277951 \h </w:instrText>
             </w:r>
             <w:r>
               <w:rPr>
@@ -5330,7 +5333,7 @@
               <w14:ligatures w14:val="standardContextual"/>
             </w:rPr>
           </w:pPr>
-          <w:hyperlink w:anchor="_Toc240268454" w:history="1">
+          <w:hyperlink w:anchor="_Toc240277952" w:history="1">
             <w:r>
               <w:rPr>
                 <w:rStyle w:val="Hyperlink"/>
@@ -5356,7 +5359,7 @@
               <w:rPr>
                 <w:noProof/>
               </w:rPr>
-              <w:instrText xml:space="preserve"> PAGEREF _Toc240268454 \h </w:instrText>
+              <w:instrText xml:space="preserve"> PAGEREF _Toc240277952 \h </w:instrText>
             </w:r>
             <w:r>
               <w:rPr>
@@ -5398,7 +5401,7 @@
               <w14:ligatures w14:val="standardContextual"/>
             </w:rPr>
           </w:pPr>
-          <w:hyperlink w:anchor="_Toc240268455" w:history="1">
+          <w:hyperlink w:anchor="_Toc240277953" w:history="1">
             <w:r>
               <w:rPr>
                 <w:rStyle w:val="Hyperlink"/>
@@ -5424,7 +5427,7 @@
               <w:rPr>
                 <w:noProof/>
               </w:rPr>
-              <w:instrText xml:space="preserve"> PAGEREF _Toc240268455 \h </w:instrText>
+              <w:instrText xml:space="preserve"> PAGEREF _Toc240277953 \h </w:instrText>
             </w:r>
             <w:r>
               <w:rPr>
@@ -5466,7 +5469,7 @@
               <w14:ligatures w14:val="standardContextual"/>
             </w:rPr>
           </w:pPr>
-          <w:hyperlink w:anchor="_Toc240268456" w:history="1">
+          <w:hyperlink w:anchor="_Toc240277954" w:history="1">
             <w:r>
               <w:rPr>
                 <w:rStyle w:val="Hyperlink"/>
@@ -5492,7 +5495,7 @@
               <w:rPr>
                 <w:noProof/>
               </w:rPr>
-              <w:instrText xml:space="preserve"> PAGEREF _Toc240268456 \h </w:instrText>
+              <w:instrText xml:space="preserve"> PAGEREF _Toc240277954 \h </w:instrText>
             </w:r>
             <w:r>
               <w:rPr>
@@ -5534,7 +5537,7 @@
               <w14:ligatures w14:val="standardContextual"/>
             </w:rPr>
           </w:pPr>
-          <w:hyperlink w:anchor="_Toc240268457" w:history="1">
+          <w:hyperlink w:anchor="_Toc240277955" w:history="1">
             <w:r>
               <w:rPr>
                 <w:rStyle w:val="Hyperlink"/>
@@ -5560,7 +5563,7 @@
               <w:rPr>
                 <w:noProof/>
               </w:rPr>
-              <w:instrText xml:space="preserve"> PAGEREF _Toc240268457 \h </w:instrText>
+              <w:instrText xml:space="preserve"> PAGEREF _Toc240277955 \h </w:instrText>
             </w:r>
             <w:r>
               <w:rPr>
@@ -5602,7 +5605,7 @@
               <w14:ligatures w14:val="standardContextual"/>
             </w:rPr>
           </w:pPr>
-          <w:hyperlink w:anchor="_Toc240268458" w:history="1">
+          <w:hyperlink w:anchor="_Toc240277956" w:history="1">
             <w:r>
               <w:rPr>
                 <w:rStyle w:val="Hyperlink"/>
@@ -5628,7 +5631,7 @@
               <w:rPr>
                 <w:noProof/>
               </w:rPr>
-              <w:instrText xml:space="preserve"> PAGEREF _Toc240268458 \h </w:instrText>
+              <w:instrText xml:space="preserve"> PAGEREF _Toc240277956 \h </w:instrText>
             </w:r>
             <w:r>
               <w:rPr>
@@ -5670,7 +5673,7 @@
               <w14:ligatures w14:val="standardContextual"/>
             </w:rPr>
           </w:pPr>
-          <w:hyperlink w:anchor="_Toc240268459" w:history="1">
+          <w:hyperlink w:anchor="_Toc240277957" w:history="1">
             <w:r>
               <w:rPr>
                 <w:rStyle w:val="Hyperlink"/>
@@ -5696,7 +5699,7 @@
               <w:rPr>
                 <w:noProof/>
               </w:rPr>
-              <w:instrText xml:space="preserve"> PAGEREF _Toc240268459 \h </w:instrText>
+              <w:instrText xml:space="preserve"> PAGEREF _Toc240277957 \h </w:instrText>
             </w:r>
             <w:r>
               <w:rPr>
@@ -5738,7 +5741,7 @@
               <w14:ligatures w14:val="standardContextual"/>
             </w:rPr>
           </w:pPr>
-          <w:hyperlink w:anchor="_Toc240268460" w:history="1">
+          <w:hyperlink w:anchor="_Toc240277958" w:history="1">
             <w:r>
               <w:rPr>
                 <w:rStyle w:val="Hyperlink"/>
@@ -5764,7 +5767,7 @@
               <w:rPr>
                 <w:noProof/>
               </w:rPr>
-              <w:instrText xml:space="preserve"> PAGEREF _Toc240268460 \h </w:instrText>
+              <w:instrText xml:space="preserve"> PAGEREF _Toc240277958 \h </w:instrText>
             </w:r>
             <w:r>
               <w:rPr>
@@ -5806,7 +5809,7 @@
               <w14:ligatures w14:val="standardContextual"/>
             </w:rPr>
           </w:pPr>
-          <w:hyperlink w:anchor="_Toc240268461" w:history="1">
+          <w:hyperlink w:anchor="_Toc240277959" w:history="1">
             <w:r>
               <w:rPr>
                 <w:rStyle w:val="Hyperlink"/>
@@ -5832,7 +5835,7 @@
               <w:rPr>
                 <w:noProof/>
               </w:rPr>
-              <w:instrText xml:space="preserve"> PAGEREF _Toc240268461 \h </w:instrText>
+              <w:instrText xml:space="preserve"> PAGEREF _Toc240277959 \h </w:instrText>
             </w:r>
             <w:r>
               <w:rPr>
@@ -5874,7 +5877,7 @@
               <w14:ligatures w14:val="standardContextual"/>
             </w:rPr>
           </w:pPr>
-          <w:hyperlink w:anchor="_Toc240268462" w:history="1">
+          <w:hyperlink w:anchor="_Toc240277960" w:history="1">
             <w:r>
               <w:rPr>
                 <w:rStyle w:val="Hyperlink"/>
@@ -5900,7 +5903,7 @@
               <w:rPr>
                 <w:noProof/>
               </w:rPr>
-              <w:instrText xml:space="preserve"> PAGEREF _Toc240268462 \h </w:instrText>
+              <w:instrText xml:space="preserve"> PAGEREF _Toc240277960 \h </w:instrText>
             </w:r>
             <w:r>
               <w:rPr>
@@ -5942,7 +5945,7 @@
               <w14:ligatures w14:val="standardContextual"/>
             </w:rPr>
           </w:pPr>
-          <w:hyperlink w:anchor="_Toc240268463" w:history="1">
+          <w:hyperlink w:anchor="_Toc240277961" w:history="1">
             <w:r>
               <w:rPr>
                 <w:rStyle w:val="Hyperlink"/>
@@ -5968,7 +5971,7 @@
               <w:rPr>
                 <w:noProof/>
               </w:rPr>
-              <w:instrText xml:space="preserve"> PAGEREF _Toc240268463 \h </w:instrText>
+              <w:instrText xml:space="preserve"> PAGEREF _Toc240277961 \h </w:instrText>
             </w:r>
             <w:r>
               <w:rPr>
@@ -6010,7 +6013,7 @@
               <w14:ligatures w14:val="standardContextual"/>
             </w:rPr>
           </w:pPr>
-          <w:hyperlink w:anchor="_Toc240268464" w:history="1">
+          <w:hyperlink w:anchor="_Toc240277962" w:history="1">
             <w:r>
               <w:rPr>
                 <w:rStyle w:val="Hyperlink"/>
@@ -6036,7 +6039,7 @@
               <w:rPr>
                 <w:noProof/>
               </w:rPr>
-              <w:instrText xml:space="preserve"> PAGEREF _Toc240268464 \h </w:instrText>
+              <w:instrText xml:space="preserve"> PAGEREF _Toc240277962 \h </w:instrText>
             </w:r>
             <w:r>
               <w:rPr>
@@ -6078,7 +6081,7 @@
               <w14:ligatures w14:val="standardContextual"/>
             </w:rPr>
           </w:pPr>
-          <w:hyperlink w:anchor="_Toc240268465" w:history="1">
+          <w:hyperlink w:anchor="_Toc240277963" w:history="1">
             <w:r>
               <w:rPr>
                 <w:rStyle w:val="Hyperlink"/>
@@ -6104,7 +6107,7 @@
               <w:rPr>
                 <w:noProof/>
               </w:rPr>
-              <w:instrText xml:space="preserve"> PAGEREF _Toc240268465 \h </w:instrText>
+              <w:instrText xml:space="preserve"> PAGEREF _Toc240277963 \h </w:instrText>
             </w:r>
             <w:r>
               <w:rPr>
@@ -6146,7 +6149,7 @@
               <w14:ligatures w14:val="standardContextual"/>
             </w:rPr>
           </w:pPr>
-          <w:hyperlink w:anchor="_Toc240268466" w:history="1">
+          <w:hyperlink w:anchor="_Toc240277964" w:history="1">
             <w:r>
               <w:rPr>
                 <w:rStyle w:val="Hyperlink"/>
@@ -6172,7 +6175,7 @@
               <w:rPr>
                 <w:noProof/>
               </w:rPr>
-              <w:instrText xml:space="preserve"> PAGEREF _Toc240268466 \h </w:instrText>
+              <w:instrText xml:space="preserve"> PAGEREF _Toc240277964 \h </w:instrText>
             </w:r>
             <w:r>
               <w:rPr>
@@ -6214,7 +6217,7 @@
               <w14:ligatures w14:val="standardContextual"/>
             </w:rPr>
           </w:pPr>
-          <w:hyperlink w:anchor="_Toc240268467" w:history="1">
+          <w:hyperlink w:anchor="_Toc240277965" w:history="1">
             <w:r>
               <w:rPr>
                 <w:rStyle w:val="Hyperlink"/>
@@ -6240,7 +6243,7 @@
               <w:rPr>
                 <w:noProof/>
               </w:rPr>
-              <w:instrText xml:space="preserve"> PAGEREF _Toc240268467 \h </w:instrText>
+              <w:instrText xml:space="preserve"> PAGEREF _Toc240277965 \h </w:instrText>
             </w:r>
             <w:r>
               <w:rPr>
@@ -6282,7 +6285,7 @@
               <w14:ligatures w14:val="standardContextual"/>
             </w:rPr>
           </w:pPr>
-          <w:hyperlink w:anchor="_Toc240268468" w:history="1">
+          <w:hyperlink w:anchor="_Toc240277966" w:history="1">
             <w:r>
               <w:rPr>
                 <w:rStyle w:val="Hyperlink"/>
@@ -6308,7 +6311,7 @@
               <w:rPr>
                 <w:noProof/>
               </w:rPr>
-              <w:instrText xml:space="preserve"> PAGEREF _Toc240268468 \h </w:instrText>
+              <w:instrText xml:space="preserve"> PAGEREF _Toc240277966 \h </w:instrText>
             </w:r>
             <w:r>
               <w:rPr>
@@ -6350,7 +6353,7 @@
               <w14:ligatures w14:val="standardContextual"/>
             </w:rPr>
           </w:pPr>
-          <w:hyperlink w:anchor="_Toc240268469" w:history="1">
+          <w:hyperlink w:anchor="_Toc240277967" w:history="1">
             <w:r>
               <w:rPr>
                 <w:rStyle w:val="Hyperlink"/>
@@ -6376,7 +6379,7 @@
               <w:rPr>
                 <w:noProof/>
               </w:rPr>
-              <w:instrText xml:space="preserve"> PAGEREF _Toc240268469 \h </w:instrText>
+              <w:instrText xml:space="preserve"> PAGEREF _Toc240277967 \h </w:instrText>
             </w:r>
             <w:r>
               <w:rPr>
@@ -6418,7 +6421,7 @@
               <w14:ligatures w14:val="standardContextual"/>
             </w:rPr>
           </w:pPr>
-          <w:hyperlink w:anchor="_Toc240268470" w:history="1">
+          <w:hyperlink w:anchor="_Toc240277968" w:history="1">
             <w:r>
               <w:rPr>
                 <w:rStyle w:val="Hyperlink"/>
@@ -6444,7 +6447,7 @@
               <w:rPr>
                 <w:noProof/>
               </w:rPr>
-              <w:instrText xml:space="preserve"> PAGEREF _Toc240268470 \h </w:instrText>
+              <w:instrText xml:space="preserve"> PAGEREF _Toc240277968 \h </w:instrText>
             </w:r>
             <w:r>
               <w:rPr>
@@ -6486,7 +6489,7 @@
               <w14:ligatures w14:val="standardContextual"/>
             </w:rPr>
           </w:pPr>
-          <w:hyperlink w:anchor="_Toc240268471" w:history="1">
+          <w:hyperlink w:anchor="_Toc240277969" w:history="1">
             <w:r>
               <w:rPr>
                 <w:rStyle w:val="Hyperlink"/>
@@ -6512,7 +6515,7 @@
               <w:rPr>
                 <w:noProof/>
               </w:rPr>
-              <w:instrText xml:space="preserve"> PAGEREF _Toc240268471 \h </w:instrText>
+              <w:instrText xml:space="preserve"> PAGEREF _Toc240277969 \h </w:instrText>
             </w:r>
             <w:r>
               <w:rPr>
@@ -6554,7 +6557,7 @@
               <w14:ligatures w14:val="standardContextual"/>
             </w:rPr>
           </w:pPr>
-          <w:hyperlink w:anchor="_Toc240268472" w:history="1">
+          <w:hyperlink w:anchor="_Toc240277970" w:history="1">
             <w:r>
               <w:rPr>
                 <w:rStyle w:val="Hyperlink"/>
@@ -6580,7 +6583,7 @@
               <w:rPr>
                 <w:noProof/>
               </w:rPr>
-              <w:instrText xml:space="preserve"> PAGEREF _Toc240268472 \h </w:instrText>
+              <w:instrText xml:space="preserve"> PAGEREF _Toc240277970 \h </w:instrText>
             </w:r>
             <w:r>
               <w:rPr>
@@ -6622,7 +6625,7 @@
               <w14:ligatures w14:val="standardContextual"/>
             </w:rPr>
           </w:pPr>
-          <w:hyperlink w:anchor="_Toc240268473" w:history="1">
+          <w:hyperlink w:anchor="_Toc240277971" w:history="1">
             <w:r>
               <w:rPr>
                 <w:rStyle w:val="Hyperlink"/>
@@ -6648,7 +6651,7 @@
               <w:rPr>
                 <w:noProof/>
               </w:rPr>
-              <w:instrText xml:space="preserve"> PAGEREF _Toc240268473 \h </w:instrText>
+              <w:instrText xml:space="preserve"> PAGEREF _Toc240277971 \h </w:instrText>
             </w:r>
             <w:r>
               <w:rPr>
@@ -6690,7 +6693,7 @@
               <w14:ligatures w14:val="standardContextual"/>
             </w:rPr>
           </w:pPr>
-          <w:hyperlink w:anchor="_Toc240268474" w:history="1">
+          <w:hyperlink w:anchor="_Toc240277972" w:history="1">
             <w:r>
               <w:rPr>
                 <w:rStyle w:val="Hyperlink"/>
@@ -6716,7 +6719,7 @@
               <w:rPr>
                 <w:noProof/>
               </w:rPr>
-              <w:instrText xml:space="preserve"> PAGEREF _Toc240268474 \h </w:instrText>
+              <w:instrText xml:space="preserve"> PAGEREF _Toc240277972 \h </w:instrText>
             </w:r>
             <w:r>
               <w:rPr>
@@ -6758,7 +6761,7 @@
               <w14:ligatures w14:val="standardContextual"/>
             </w:rPr>
           </w:pPr>
-          <w:hyperlink w:anchor="_Toc240268475" w:history="1">
+          <w:hyperlink w:anchor="_Toc240277973" w:history="1">
             <w:r>
               <w:rPr>
                 <w:rStyle w:val="Hyperlink"/>
@@ -6784,7 +6787,7 @@
               <w:rPr>
                 <w:noProof/>
               </w:rPr>
-              <w:instrText xml:space="preserve"> PAGEREF _Toc240268475 \h </w:instrText>
+              <w:instrText xml:space="preserve"> PAGEREF _Toc240277973 \h </w:instrText>
             </w:r>
             <w:r>
               <w:rPr>
@@ -6826,7 +6829,7 @@
               <w14:ligatures w14:val="standardContextual"/>
             </w:rPr>
           </w:pPr>
-          <w:hyperlink w:anchor="_Toc240268476" w:history="1">
+          <w:hyperlink w:anchor="_Toc240277974" w:history="1">
             <w:r>
               <w:rPr>
                 <w:rStyle w:val="Hyperlink"/>
@@ -6852,7 +6855,7 @@
               <w:rPr>
                 <w:noProof/>
               </w:rPr>
-              <w:instrText xml:space="preserve"> PAGEREF _Toc240268476 \h </w:instrText>
+              <w:instrText xml:space="preserve"> PAGEREF _Toc240277974 \h </w:instrText>
             </w:r>
             <w:r>
               <w:rPr>
@@ -6894,7 +6897,7 @@
               <w14:ligatures w14:val="standardContextual"/>
             </w:rPr>
           </w:pPr>
-          <w:hyperlink w:anchor="_Toc240268477" w:history="1">
+          <w:hyperlink w:anchor="_Toc240277975" w:history="1">
             <w:r>
               <w:rPr>
                 <w:rStyle w:val="Hyperlink"/>
@@ -6920,7 +6923,7 @@
               <w:rPr>
                 <w:noProof/>
               </w:rPr>
-              <w:instrText xml:space="preserve"> PAGEREF _Toc240268477 \h </w:instrText>
+              <w:instrText xml:space="preserve"> PAGEREF _Toc240277975 \h </w:instrText>
             </w:r>
             <w:r>
               <w:rPr>
@@ -6962,7 +6965,7 @@
               <w14:ligatures w14:val="standardContextual"/>
             </w:rPr>
           </w:pPr>
-          <w:hyperlink w:anchor="_Toc240268478" w:history="1">
+          <w:hyperlink w:anchor="_Toc240277976" w:history="1">
             <w:r>
               <w:rPr>
                 <w:rStyle w:val="Hyperlink"/>
@@ -6988,7 +6991,7 @@
               <w:rPr>
                 <w:noProof/>
               </w:rPr>
-              <w:instrText xml:space="preserve"> PAGEREF _Toc240268478 \h </w:instrText>
+              <w:instrText xml:space="preserve"> PAGEREF _Toc240277976 \h </w:instrText>
             </w:r>
             <w:r>
               <w:rPr>
@@ -7030,7 +7033,7 @@
               <w14:ligatures w14:val="standardContextual"/>
             </w:rPr>
           </w:pPr>
-          <w:hyperlink w:anchor="_Toc240268479" w:history="1">
+          <w:hyperlink w:anchor="_Toc240277977" w:history="1">
             <w:r>
               <w:rPr>
                 <w:rStyle w:val="Hyperlink"/>
@@ -7056,7 +7059,7 @@
               <w:rPr>
                 <w:noProof/>
               </w:rPr>
-              <w:instrText xml:space="preserve"> PAGEREF _Toc240268479 \h </w:instrText>
+              <w:instrText xml:space="preserve"> PAGEREF _Toc240277977 \h </w:instrText>
             </w:r>
             <w:r>
               <w:rPr>
@@ -7098,7 +7101,7 @@
               <w14:ligatures w14:val="standardContextual"/>
             </w:rPr>
           </w:pPr>
-          <w:hyperlink w:anchor="_Toc240268480" w:history="1">
+          <w:hyperlink w:anchor="_Toc240277978" w:history="1">
             <w:r>
               <w:rPr>
                 <w:rStyle w:val="Hyperlink"/>
@@ -7124,7 +7127,7 @@
               <w:rPr>
                 <w:noProof/>
               </w:rPr>
-              <w:instrText xml:space="preserve"> PAGEREF _Toc240268480 \h </w:instrText>
+              <w:instrText xml:space="preserve"> PAGEREF _Toc240277978 \h </w:instrText>
             </w:r>
             <w:r>
               <w:rPr>
@@ -7166,7 +7169,7 @@
               <w14:ligatures w14:val="standardContextual"/>
             </w:rPr>
           </w:pPr>
-          <w:hyperlink w:anchor="_Toc240268481" w:history="1">
+          <w:hyperlink w:anchor="_Toc240277979" w:history="1">
             <w:r>
               <w:rPr>
                 <w:rStyle w:val="Hyperlink"/>
@@ -7192,7 +7195,7 @@
               <w:rPr>
                 <w:noProof/>
               </w:rPr>
-              <w:instrText xml:space="preserve"> PAGEREF _Toc240268481 \h </w:instrText>
+              <w:instrText xml:space="preserve"> PAGEREF _Toc240277979 \h </w:instrText>
             </w:r>
             <w:r>
               <w:rPr>
@@ -7234,7 +7237,7 @@
               <w14:ligatures w14:val="standardContextual"/>
             </w:rPr>
           </w:pPr>
-          <w:hyperlink w:anchor="_Toc240268482" w:history="1">
+          <w:hyperlink w:anchor="_Toc240277980" w:history="1">
             <w:r>
               <w:rPr>
                 <w:rStyle w:val="Hyperlink"/>
@@ -7260,7 +7263,7 @@
               <w:rPr>
                 <w:noProof/>
               </w:rPr>
-              <w:instrText xml:space="preserve"> PAGEREF _Toc240268482 \h </w:instrText>
+              <w:instrText xml:space="preserve"> PAGEREF _Toc240277980 \h </w:instrText>
             </w:r>
             <w:r>
               <w:rPr>
@@ -7302,7 +7305,7 @@
               <w14:ligatures w14:val="standardContextual"/>
             </w:rPr>
           </w:pPr>
-          <w:hyperlink w:anchor="_Toc240268483" w:history="1">
+          <w:hyperlink w:anchor="_Toc240277981" w:history="1">
             <w:r>
               <w:rPr>
                 <w:rStyle w:val="Hyperlink"/>
@@ -7328,7 +7331,7 @@
               <w:rPr>
                 <w:noProof/>
               </w:rPr>
-              <w:instrText xml:space="preserve"> PAGEREF _Toc240268483 \h </w:instrText>
+              <w:instrText xml:space="preserve"> PAGEREF _Toc240277981 \h </w:instrText>
             </w:r>
             <w:r>
               <w:rPr>
@@ -7370,7 +7373,7 @@
               <w14:ligatures w14:val="standardContextual"/>
             </w:rPr>
           </w:pPr>
-          <w:hyperlink w:anchor="_Toc240268484" w:history="1">
+          <w:hyperlink w:anchor="_Toc240277982" w:history="1">
             <w:r>
               <w:rPr>
                 <w:rStyle w:val="Hyperlink"/>
@@ -7396,7 +7399,7 @@
               <w:rPr>
                 <w:noProof/>
               </w:rPr>
-              <w:instrText xml:space="preserve"> PAGEREF _Toc240268484 \h </w:instrText>
+              <w:instrText xml:space="preserve"> PAGEREF _Toc240277982 \h </w:instrText>
             </w:r>
             <w:r>
               <w:rPr>
@@ -7438,7 +7441,7 @@
               <w14:ligatures w14:val="standardContextual"/>
             </w:rPr>
           </w:pPr>
-          <w:hyperlink w:anchor="_Toc240268485" w:history="1">
+          <w:hyperlink w:anchor="_Toc240277983" w:history="1">
             <w:r>
               <w:rPr>
                 <w:rStyle w:val="Hyperlink"/>
@@ -7464,7 +7467,7 @@
               <w:rPr>
                 <w:noProof/>
               </w:rPr>
-              <w:instrText xml:space="preserve"> PAGEREF _Toc240268485 \h </w:instrText>
+              <w:instrText xml:space="preserve"> PAGEREF _Toc240277983 \h </w:instrText>
             </w:r>
             <w:r>
               <w:rPr>
@@ -7506,7 +7509,7 @@
               <w14:ligatures w14:val="standardContextual"/>
             </w:rPr>
           </w:pPr>
-          <w:hyperlink w:anchor="_Toc240268486" w:history="1">
+          <w:hyperlink w:anchor="_Toc240277984" w:history="1">
             <w:r>
               <w:rPr>
                 <w:rStyle w:val="Hyperlink"/>
@@ -7532,7 +7535,7 @@
               <w:rPr>
                 <w:noProof/>
               </w:rPr>
-              <w:instrText xml:space="preserve"> PAGEREF _Toc240268486 \h </w:instrText>
+              <w:instrText xml:space="preserve"> PAGEREF _Toc240277984 \h </w:instrText>
             </w:r>
             <w:r>
               <w:rPr>
@@ -7574,7 +7577,7 @@
               <w14:ligatures w14:val="standardContextual"/>
             </w:rPr>
           </w:pPr>
-          <w:hyperlink w:anchor="_Toc240268487" w:history="1">
+          <w:hyperlink w:anchor="_Toc240277985" w:history="1">
             <w:r>
               <w:rPr>
                 <w:rStyle w:val="Hyperlink"/>
@@ -7600,7 +7603,7 @@
               <w:rPr>
                 <w:noProof/>
               </w:rPr>
-              <w:instrText xml:space="preserve"> PAGEREF _Toc240268487 \h </w:instrText>
+              <w:instrText xml:space="preserve"> PAGEREF _Toc240277985 \h </w:instrText>
             </w:r>
             <w:r>
               <w:rPr>
@@ -7642,7 +7645,7 @@
               <w14:ligatures w14:val="standardContextual"/>
             </w:rPr>
           </w:pPr>
-          <w:hyperlink w:anchor="_Toc240268488" w:history="1">
+          <w:hyperlink w:anchor="_Toc240277986" w:history="1">
             <w:r>
               <w:rPr>
                 <w:rStyle w:val="Hyperlink"/>
@@ -7668,7 +7671,7 @@
               <w:rPr>
                 <w:noProof/>
               </w:rPr>
-              <w:instrText xml:space="preserve"> PAGEREF _Toc240268488 \h </w:instrText>
+              <w:instrText xml:space="preserve"> PAGEREF _Toc240277986 \h </w:instrText>
             </w:r>
             <w:r>
               <w:rPr>
@@ -7710,7 +7713,7 @@
               <w14:ligatures w14:val="standardContextual"/>
             </w:rPr>
           </w:pPr>
-          <w:hyperlink w:anchor="_Toc240268489" w:history="1">
+          <w:hyperlink w:anchor="_Toc240277987" w:history="1">
             <w:r>
               <w:rPr>
                 <w:rStyle w:val="Hyperlink"/>
@@ -7736,7 +7739,7 @@
               <w:rPr>
                 <w:noProof/>
               </w:rPr>
-              <w:instrText xml:space="preserve"> PAGEREF _Toc240268489 \h </w:instrText>
+              <w:instrText xml:space="preserve"> PAGEREF _Toc240277987 \h </w:instrText>
             </w:r>
             <w:r>
               <w:rPr>
@@ -7778,7 +7781,7 @@
               <w14:ligatures w14:val="standardContextual"/>
             </w:rPr>
           </w:pPr>
-          <w:hyperlink w:anchor="_Toc240268490" w:history="1">
+          <w:hyperlink w:anchor="_Toc240277988" w:history="1">
             <w:r>
               <w:rPr>
                 <w:rStyle w:val="Hyperlink"/>
@@ -7804,7 +7807,7 @@
               <w:rPr>
                 <w:noProof/>
               </w:rPr>
-              <w:instrText xml:space="preserve"> PAGEREF _Toc240268490 \h </w:instrText>
+              <w:instrText xml:space="preserve"> PAGEREF _Toc240277988 \h </w:instrText>
             </w:r>
             <w:r>
               <w:rPr>
@@ -7846,7 +7849,7 @@
               <w14:ligatures w14:val="standardContextual"/>
             </w:rPr>
           </w:pPr>
-          <w:hyperlink w:anchor="_Toc240268491" w:history="1">
+          <w:hyperlink w:anchor="_Toc240277989" w:history="1">
             <w:r>
               <w:rPr>
                 <w:rStyle w:val="Hyperlink"/>
@@ -7872,7 +7875,7 @@
               <w:rPr>
                 <w:noProof/>
               </w:rPr>
-              <w:instrText xml:space="preserve"> PAGEREF _Toc240268491 \h </w:instrText>
+              <w:instrText xml:space="preserve"> PAGEREF _Toc240277989 \h </w:instrText>
             </w:r>
             <w:r>
               <w:rPr>
@@ -7914,7 +7917,7 @@
               <w14:ligatures w14:val="standardContextual"/>
             </w:rPr>
           </w:pPr>
-          <w:hyperlink w:anchor="_Toc240268492" w:history="1">
+          <w:hyperlink w:anchor="_Toc240277990" w:history="1">
             <w:r>
               <w:rPr>
                 <w:rStyle w:val="Hyperlink"/>
@@ -7940,7 +7943,7 @@
               <w:rPr>
                 <w:noProof/>
               </w:rPr>
-              <w:instrText xml:space="preserve"> PAGEREF _Toc240268492 \h </w:instrText>
+              <w:instrText xml:space="preserve"> PAGEREF _Toc240277990 \h </w:instrText>
             </w:r>
             <w:r>
               <w:rPr>
@@ -7982,7 +7985,7 @@
               <w14:ligatures w14:val="standardContextual"/>
             </w:rPr>
           </w:pPr>
-          <w:hyperlink w:anchor="_Toc240268493" w:history="1">
+          <w:hyperlink w:anchor="_Toc240277991" w:history="1">
             <w:r>
               <w:rPr>
                 <w:rStyle w:val="Hyperlink"/>
@@ -8008,7 +8011,7 @@
               <w:rPr>
                 <w:noProof/>
               </w:rPr>
-              <w:instrText xml:space="preserve"> PAGEREF _Toc240268493 \h </w:instrText>
+              <w:instrText xml:space="preserve"> PAGEREF _Toc240277991 \h </w:instrText>
             </w:r>
             <w:r>
               <w:rPr>
@@ -8050,7 +8053,7 @@
               <w14:ligatures w14:val="standardContextual"/>
             </w:rPr>
           </w:pPr>
-          <w:hyperlink w:anchor="_Toc240268494" w:history="1">
+          <w:hyperlink w:anchor="_Toc240277992" w:history="1">
             <w:r>
               <w:rPr>
                 <w:rStyle w:val="Hyperlink"/>
@@ -8076,7 +8079,7 @@
               <w:rPr>
                 <w:noProof/>
               </w:rPr>
-              <w:instrText xml:space="preserve"> PAGEREF _Toc240268494 \h </w:instrText>
+              <w:instrText xml:space="preserve"> PAGEREF _Toc240277992 \h </w:instrText>
             </w:r>
             <w:r>
               <w:rPr>
@@ -8118,7 +8121,7 @@
               <w14:ligatures w14:val="standardContextual"/>
             </w:rPr>
           </w:pPr>
-          <w:hyperlink w:anchor="_Toc240268495" w:history="1">
+          <w:hyperlink w:anchor="_Toc240277993" w:history="1">
             <w:r>
               <w:rPr>
                 <w:rStyle w:val="Hyperlink"/>
@@ -8144,7 +8147,7 @@
               <w:rPr>
                 <w:noProof/>
               </w:rPr>
-              <w:instrText xml:space="preserve"> PAGEREF _Toc240268495 \h </w:instrText>
+              <w:instrText xml:space="preserve"> PAGEREF _Toc240277993 \h </w:instrText>
             </w:r>
             <w:r>
               <w:rPr>
@@ -8186,7 +8189,7 @@
               <w14:ligatures w14:val="standardContextual"/>
             </w:rPr>
           </w:pPr>
-          <w:hyperlink w:anchor="_Toc240268496" w:history="1">
+          <w:hyperlink w:anchor="_Toc240277994" w:history="1">
             <w:r>
               <w:rPr>
                 <w:rStyle w:val="Hyperlink"/>
@@ -8212,7 +8215,7 @@
               <w:rPr>
                 <w:noProof/>
               </w:rPr>
-              <w:instrText xml:space="preserve"> PAGEREF _Toc240268496 \h </w:instrText>
+              <w:instrText xml:space="preserve"> PAGEREF _Toc240277994 \h </w:instrText>
             </w:r>
             <w:r>
               <w:rPr>
@@ -8254,7 +8257,7 @@
               <w14:ligatures w14:val="standardContextual"/>
             </w:rPr>
           </w:pPr>
-          <w:hyperlink w:anchor="_Toc240268497" w:history="1">
+          <w:hyperlink w:anchor="_Toc240277995" w:history="1">
             <w:r>
               <w:rPr>
                 <w:rStyle w:val="Hyperlink"/>
@@ -8280,7 +8283,7 @@
               <w:rPr>
                 <w:noProof/>
               </w:rPr>
-              <w:instrText xml:space="preserve"> PAGEREF _Toc240268497 \h </w:instrText>
+              <w:instrText xml:space="preserve"> PAGEREF _Toc240277995 \h </w:instrText>
             </w:r>
             <w:r>
               <w:rPr>
@@ -8322,7 +8325,7 @@
               <w14:ligatures w14:val="standardContextual"/>
             </w:rPr>
           </w:pPr>
-          <w:hyperlink w:anchor="_Toc240268498" w:history="1">
+          <w:hyperlink w:anchor="_Toc240277996" w:history="1">
             <w:r>
               <w:rPr>
                 <w:rStyle w:val="Hyperlink"/>
@@ -8348,7 +8351,7 @@
               <w:rPr>
                 <w:noProof/>
               </w:rPr>
-              <w:instrText xml:space="preserve"> PAGEREF _Toc240268498 \h </w:instrText>
+              <w:instrText xml:space="preserve"> PAGEREF _Toc240277996 \h </w:instrText>
             </w:r>
             <w:r>
               <w:rPr>
@@ -8390,7 +8393,7 @@
               <w14:ligatures w14:val="standardContextual"/>
             </w:rPr>
           </w:pPr>
-          <w:hyperlink w:anchor="_Toc240268499" w:history="1">
+          <w:hyperlink w:anchor="_Toc240277997" w:history="1">
             <w:r>
               <w:rPr>
                 <w:rStyle w:val="Hyperlink"/>
@@ -8416,7 +8419,7 @@
               <w:rPr>
                 <w:noProof/>
               </w:rPr>
-              <w:instrText xml:space="preserve"> PAGEREF _Toc240268499 \h </w:instrText>
+              <w:instrText xml:space="preserve"> PAGEREF _Toc240277997 \h </w:instrText>
             </w:r>
             <w:r>
               <w:rPr>
@@ -8458,7 +8461,7 @@
               <w14:ligatures w14:val="standardContextual"/>
             </w:rPr>
           </w:pPr>
-          <w:hyperlink w:anchor="_Toc240268500" w:history="1">
+          <w:hyperlink w:anchor="_Toc240277998" w:history="1">
             <w:r>
               <w:rPr>
                 <w:rStyle w:val="Hyperlink"/>
@@ -8484,7 +8487,7 @@
               <w:rPr>
                 <w:noProof/>
               </w:rPr>
-              <w:instrText xml:space="preserve"> PAGEREF _Toc240268500 \h </w:instrText>
+              <w:instrText xml:space="preserve"> PAGEREF _Toc240277998 \h </w:instrText>
             </w:r>
             <w:r>
               <w:rPr>
@@ -8526,7 +8529,7 @@
               <w14:ligatures w14:val="standardContextual"/>
             </w:rPr>
           </w:pPr>
-          <w:hyperlink w:anchor="_Toc240268501" w:history="1">
+          <w:hyperlink w:anchor="_Toc240277999" w:history="1">
             <w:r>
               <w:rPr>
                 <w:rStyle w:val="Hyperlink"/>
@@ -8552,7 +8555,7 @@
               <w:rPr>
                 <w:noProof/>
               </w:rPr>
-              <w:instrText xml:space="preserve"> PAGEREF _Toc240268501 \h </w:instrText>
+              <w:instrText xml:space="preserve"> PAGEREF _Toc240277999 \h </w:instrText>
             </w:r>
             <w:r>
               <w:rPr>
@@ -8594,7 +8597,7 @@
               <w14:ligatures w14:val="standardContextual"/>
             </w:rPr>
           </w:pPr>
-          <w:hyperlink w:anchor="_Toc240268502" w:history="1">
+          <w:hyperlink w:anchor="_Toc240278000" w:history="1">
             <w:r>
               <w:rPr>
                 <w:rStyle w:val="Hyperlink"/>
@@ -8620,7 +8623,7 @@
               <w:rPr>
                 <w:noProof/>
               </w:rPr>
-              <w:instrText xml:space="preserve"> PAGEREF _Toc240268502 \h </w:instrText>
+              <w:instrText xml:space="preserve"> PAGEREF _Toc240278000 \h </w:instrText>
             </w:r>
             <w:r>
               <w:rPr>
@@ -8662,7 +8665,7 @@
               <w14:ligatures w14:val="standardContextual"/>
             </w:rPr>
           </w:pPr>
-          <w:hyperlink w:anchor="_Toc240268503" w:history="1">
+          <w:hyperlink w:anchor="_Toc240278001" w:history="1">
             <w:r>
               <w:rPr>
                 <w:rStyle w:val="Hyperlink"/>
@@ -8688,7 +8691,7 @@
               <w:rPr>
                 <w:noProof/>
               </w:rPr>
-              <w:instrText xml:space="preserve"> PAGEREF _Toc240268503 \h </w:instrText>
+              <w:instrText xml:space="preserve"> PAGEREF _Toc240278001 \h </w:instrText>
             </w:r>
             <w:r>
               <w:rPr>
@@ -8730,7 +8733,7 @@
               <w14:ligatures w14:val="standardContextual"/>
             </w:rPr>
           </w:pPr>
-          <w:hyperlink w:anchor="_Toc240268504" w:history="1">
+          <w:hyperlink w:anchor="_Toc240278002" w:history="1">
             <w:r>
               <w:rPr>
                 <w:rStyle w:val="Hyperlink"/>
@@ -8756,7 +8759,7 @@
               <w:rPr>
                 <w:noProof/>
               </w:rPr>
-              <w:instrText xml:space="preserve"> PAGEREF _Toc240268504 \h </w:instrText>
+              <w:instrText xml:space="preserve"> PAGEREF _Toc240278002 \h </w:instrText>
             </w:r>
             <w:r>
               <w:rPr>
@@ -8798,7 +8801,7 @@
               <w14:ligatures w14:val="standardContextual"/>
             </w:rPr>
           </w:pPr>
-          <w:hyperlink w:anchor="_Toc240268505" w:history="1">
+          <w:hyperlink w:anchor="_Toc240278003" w:history="1">
             <w:r>
               <w:rPr>
                 <w:rStyle w:val="Hyperlink"/>
@@ -8824,7 +8827,7 @@
               <w:rPr>
                 <w:noProof/>
               </w:rPr>
-              <w:instrText xml:space="preserve"> PAGEREF _Toc240268505 \h </w:instrText>
+              <w:instrText xml:space="preserve"> PAGEREF _Toc240278003 \h </w:instrText>
             </w:r>
             <w:r>
               <w:rPr>
@@ -8866,7 +8869,7 @@
               <w14:ligatures w14:val="standardContextual"/>
             </w:rPr>
           </w:pPr>
-          <w:hyperlink w:anchor="_Toc240268506" w:history="1">
+          <w:hyperlink w:anchor="_Toc240278004" w:history="1">
             <w:r>
               <w:rPr>
                 <w:rStyle w:val="Hyperlink"/>
@@ -8892,7 +8895,7 @@
               <w:rPr>
                 <w:noProof/>
               </w:rPr>
-              <w:instrText xml:space="preserve"> PAGEREF _Toc240268506 \h </w:instrText>
+              <w:instrText xml:space="preserve"> PAGEREF _Toc240278004 \h </w:instrText>
             </w:r>
             <w:r>
               <w:rPr>
@@ -8934,7 +8937,7 @@
               <w14:ligatures w14:val="standardContextual"/>
             </w:rPr>
           </w:pPr>
-          <w:hyperlink w:anchor="_Toc240268507" w:history="1">
+          <w:hyperlink w:anchor="_Toc240278005" w:history="1">
             <w:r>
               <w:rPr>
                 <w:rStyle w:val="Hyperlink"/>
@@ -8960,7 +8963,7 @@
               <w:rPr>
                 <w:noProof/>
               </w:rPr>
-              <w:instrText xml:space="preserve"> PAGEREF _Toc240268507 \h </w:instrText>
+              <w:instrText xml:space="preserve"> PAGEREF _Toc240278005 \h </w:instrText>
             </w:r>
             <w:r>
               <w:rPr>
@@ -9005,7 +9008,7 @@
         <w:spacing w:before="480" w:after="240"/>
       </w:pPr>
       <w:bookmarkStart w:id="0" w:name="_Toc239402900"/>
-      <w:bookmarkStart w:id="1" w:name="_Toc240268385"/>
+      <w:bookmarkStart w:id="1" w:name="_Toc240277883"/>
       <w:r>
         <w:rPr>
           <w:b/>
@@ -9096,7 +9099,7 @@
         <w:pStyle w:val="Heading1"/>
         <w:spacing w:before="480" w:after="240"/>
       </w:pPr>
-      <w:bookmarkStart w:id="2" w:name="_Toc240268386"/>
+      <w:bookmarkStart w:id="2" w:name="_Toc240277884"/>
       <w:r>
         <w:rPr>
           <w:b/>
@@ -9130,7 +9133,7 @@
         <w:pStyle w:val="Heading2"/>
         <w:spacing w:before="360" w:after="180"/>
       </w:pPr>
-      <w:bookmarkStart w:id="3" w:name="_Toc240268387"/>
+      <w:bookmarkStart w:id="3" w:name="_Toc240277885"/>
       <w:r>
         <w:rPr>
           <w:b/>
@@ -9479,7 +9482,7 @@
         <w:pStyle w:val="Heading2"/>
         <w:spacing w:before="360" w:after="180"/>
       </w:pPr>
-      <w:bookmarkStart w:id="4" w:name="_Toc240268388"/>
+      <w:bookmarkStart w:id="4" w:name="_Toc240277886"/>
       <w:r>
         <w:rPr>
           <w:b/>
@@ -9503,7 +9506,7 @@
         <w:pStyle w:val="Heading4"/>
         <w:spacing w:before="220" w:after="120"/>
       </w:pPr>
-      <w:bookmarkStart w:id="5" w:name="_Toc240268389"/>
+      <w:bookmarkStart w:id="5" w:name="_Toc240277887"/>
       <w:r>
         <w:rPr>
           <w:b/>
@@ -9527,7 +9530,7 @@
         <w:pStyle w:val="Heading4"/>
         <w:spacing w:before="220" w:after="120"/>
       </w:pPr>
-      <w:bookmarkStart w:id="6" w:name="_Toc240268390"/>
+      <w:bookmarkStart w:id="6" w:name="_Toc240277888"/>
       <w:r>
         <w:rPr>
           <w:b/>
@@ -9550,7 +9553,7 @@
         <w:pStyle w:val="Heading4"/>
         <w:spacing w:before="220" w:after="120"/>
       </w:pPr>
-      <w:bookmarkStart w:id="7" w:name="_Toc240268391"/>
+      <w:bookmarkStart w:id="7" w:name="_Toc240277889"/>
       <w:r>
         <w:rPr>
           <w:b/>
@@ -9573,7 +9576,7 @@
         <w:pStyle w:val="Heading4"/>
         <w:spacing w:before="220" w:after="120"/>
       </w:pPr>
-      <w:bookmarkStart w:id="8" w:name="_Toc240268392"/>
+      <w:bookmarkStart w:id="8" w:name="_Toc240277890"/>
       <w:r>
         <w:rPr>
           <w:b/>
@@ -9596,7 +9599,7 @@
         <w:pStyle w:val="Heading2"/>
         <w:spacing w:before="360" w:after="180"/>
       </w:pPr>
-      <w:bookmarkStart w:id="9" w:name="_Toc240268393"/>
+      <w:bookmarkStart w:id="9" w:name="_Toc240277891"/>
       <w:r>
         <w:rPr>
           <w:b/>
@@ -10125,7 +10128,7 @@
         <w:pStyle w:val="Heading2"/>
         <w:spacing w:before="360" w:after="180"/>
       </w:pPr>
-      <w:bookmarkStart w:id="10" w:name="_Toc240268394"/>
+      <w:bookmarkStart w:id="10" w:name="_Toc240277892"/>
       <w:r>
         <w:rPr>
           <w:b/>
@@ -10467,7 +10470,7 @@
         <w:pStyle w:val="Heading2"/>
         <w:spacing w:before="360" w:after="180"/>
       </w:pPr>
-      <w:bookmarkStart w:id="11" w:name="_Toc240268395"/>
+      <w:bookmarkStart w:id="11" w:name="_Toc240277893"/>
       <w:r>
         <w:rPr>
           <w:b/>
@@ -10905,7 +10908,7 @@
         <w:pStyle w:val="Heading4"/>
         <w:spacing w:before="220" w:after="120"/>
       </w:pPr>
-      <w:bookmarkStart w:id="12" w:name="_Toc240268396"/>
+      <w:bookmarkStart w:id="12" w:name="_Toc240277894"/>
       <w:r>
         <w:rPr>
           <w:b/>
@@ -10928,7 +10931,7 @@
         <w:pStyle w:val="Heading2"/>
         <w:spacing w:before="360" w:after="180"/>
       </w:pPr>
-      <w:bookmarkStart w:id="13" w:name="_Toc240268397"/>
+      <w:bookmarkStart w:id="13" w:name="_Toc240277895"/>
       <w:r>
         <w:rPr>
           <w:b/>
@@ -11029,7 +11032,7 @@
         <w:pStyle w:val="Heading2"/>
         <w:spacing w:before="360" w:after="180"/>
       </w:pPr>
-      <w:bookmarkStart w:id="14" w:name="_Toc240268398"/>
+      <w:bookmarkStart w:id="14" w:name="_Toc240277896"/>
       <w:r>
         <w:rPr>
           <w:b/>
@@ -11370,7 +11373,7 @@
         <w:pStyle w:val="Heading2"/>
         <w:spacing w:before="360" w:after="180"/>
       </w:pPr>
-      <w:bookmarkStart w:id="15" w:name="_Toc240268399"/>
+      <w:bookmarkStart w:id="15" w:name="_Toc240277897"/>
       <w:r>
         <w:rPr>
           <w:b/>
@@ -11394,7 +11397,7 @@
         <w:pStyle w:val="Heading4"/>
         <w:spacing w:before="220" w:after="120"/>
       </w:pPr>
-      <w:bookmarkStart w:id="16" w:name="_Toc240268400"/>
+      <w:bookmarkStart w:id="16" w:name="_Toc240277898"/>
       <w:r>
         <w:rPr>
           <w:b/>
@@ -11461,7 +11464,7 @@
         <w:pStyle w:val="Heading4"/>
         <w:spacing w:before="220" w:after="120"/>
       </w:pPr>
-      <w:bookmarkStart w:id="17" w:name="_Toc240268401"/>
+      <w:bookmarkStart w:id="17" w:name="_Toc240277899"/>
       <w:r>
         <w:rPr>
           <w:b/>
@@ -11529,7 +11532,7 @@
         <w:pStyle w:val="Heading4"/>
         <w:spacing w:before="220" w:after="120"/>
       </w:pPr>
-      <w:bookmarkStart w:id="18" w:name="_Toc240268402"/>
+      <w:bookmarkStart w:id="18" w:name="_Toc240277900"/>
       <w:r>
         <w:rPr>
           <w:b/>
@@ -11607,7 +11610,7 @@
         <w:pStyle w:val="Heading2"/>
         <w:spacing w:before="360" w:after="180"/>
       </w:pPr>
-      <w:bookmarkStart w:id="19" w:name="_Toc240268403"/>
+      <w:bookmarkStart w:id="19" w:name="_Toc240277901"/>
       <w:r>
         <w:rPr>
           <w:b/>
@@ -11992,7 +11995,7 @@
         <w:pStyle w:val="Heading2"/>
         <w:spacing w:before="360" w:after="180"/>
       </w:pPr>
-      <w:bookmarkStart w:id="20" w:name="_Toc240268404"/>
+      <w:bookmarkStart w:id="20" w:name="_Toc240277902"/>
       <w:r>
         <w:rPr>
           <w:b/>
@@ -12008,7 +12011,7 @@
         <w:pStyle w:val="Heading4"/>
         <w:spacing w:before="220" w:after="120"/>
       </w:pPr>
-      <w:bookmarkStart w:id="21" w:name="_Toc240268405"/>
+      <w:bookmarkStart w:id="21" w:name="_Toc240277903"/>
       <w:r>
         <w:rPr>
           <w:b/>
@@ -12031,7 +12034,7 @@
         <w:pStyle w:val="Heading4"/>
         <w:spacing w:before="220" w:after="120"/>
       </w:pPr>
-      <w:bookmarkStart w:id="22" w:name="_Toc240268406"/>
+      <w:bookmarkStart w:id="22" w:name="_Toc240277904"/>
       <w:r>
         <w:rPr>
           <w:b/>
@@ -12054,7 +12057,7 @@
         <w:pStyle w:val="Heading4"/>
         <w:spacing w:before="220" w:after="120"/>
       </w:pPr>
-      <w:bookmarkStart w:id="23" w:name="_Toc240268407"/>
+      <w:bookmarkStart w:id="23" w:name="_Toc240277905"/>
       <w:r>
         <w:rPr>
           <w:b/>
@@ -12113,7 +12116,7 @@
         <w:pStyle w:val="Heading1"/>
         <w:spacing w:before="480" w:after="240"/>
       </w:pPr>
-      <w:bookmarkStart w:id="24" w:name="_Toc240268408"/>
+      <w:bookmarkStart w:id="24" w:name="_Toc240277906"/>
       <w:r>
         <w:rPr>
           <w:b/>
@@ -12378,13 +12381,16 @@
             <w:vAlign w:val="center"/>
           </w:tcPr>
           <w:p>
-            <w:r>
-              <w:rPr>
-                <w:sz w:val="19"/>
-                <w:szCs w:val="19"/>
-              </w:rPr>
-              <w:t>github.com/spetren/contract-legal-intelligence-agent-lab</w:t>
-            </w:r>
+            <w:hyperlink r:id="rId6" w:history="1">
+              <w:r>
+                <w:rPr>
+                  <w:rStyle w:val="Hyperlink"/>
+                  <w:sz w:val="19"/>
+                  <w:szCs w:val="19"/>
+                </w:rPr>
+                <w:t>github.com/spetren/contract-legal-intelligence-agent-lab</w:t>
+              </w:r>
+            </w:hyperlink>
           </w:p>
         </w:tc>
       </w:tr>
@@ -12914,7 +12920,7 @@
         <w:pStyle w:val="Heading1"/>
         <w:spacing w:before="480" w:after="240"/>
       </w:pPr>
-      <w:bookmarkStart w:id="25" w:name="_Toc240268409"/>
+      <w:bookmarkStart w:id="25" w:name="_Toc240277907"/>
       <w:r>
         <w:rPr>
           <w:b/>
@@ -13782,7 +13788,7 @@
         <w:pStyle w:val="Heading2"/>
         <w:spacing w:before="360" w:after="180"/>
       </w:pPr>
-      <w:bookmarkStart w:id="26" w:name="_Toc240268410"/>
+      <w:bookmarkStart w:id="26" w:name="_Toc240277908"/>
       <w:r>
         <w:rPr>
           <w:b/>
@@ -14238,7 +14244,7 @@
         <w:pStyle w:val="Heading2"/>
         <w:spacing w:before="360" w:after="180"/>
       </w:pPr>
-      <w:bookmarkStart w:id="27" w:name="_Toc240268411"/>
+      <w:bookmarkStart w:id="27" w:name="_Toc240277909"/>
       <w:r>
         <w:rPr>
           <w:b/>
@@ -14527,7 +14533,7 @@
         <w:pStyle w:val="Heading1"/>
         <w:spacing w:before="480" w:after="240"/>
       </w:pPr>
-      <w:bookmarkStart w:id="28" w:name="_Toc240268412"/>
+      <w:bookmarkStart w:id="28" w:name="_Toc240277910"/>
       <w:r>
         <w:rPr>
           <w:b/>
@@ -14805,7 +14811,7 @@
         <w:pStyle w:val="Heading1"/>
         <w:spacing w:before="480" w:after="240"/>
       </w:pPr>
-      <w:bookmarkStart w:id="29" w:name="_Toc240268413"/>
+      <w:bookmarkStart w:id="29" w:name="_Toc240277911"/>
       <w:r>
         <w:rPr>
           <w:b/>
@@ -15055,7 +15061,7 @@
         <w:pStyle w:val="Heading2"/>
         <w:spacing w:before="360" w:after="180"/>
       </w:pPr>
-      <w:bookmarkStart w:id="30" w:name="_Toc240268414"/>
+      <w:bookmarkStart w:id="30" w:name="_Toc240277912"/>
       <w:r>
         <w:rPr>
           <w:b/>
@@ -15561,7 +15567,7 @@
         <w:pStyle w:val="Heading2"/>
         <w:spacing w:before="360" w:after="180"/>
       </w:pPr>
-      <w:bookmarkStart w:id="31" w:name="_Toc240268415"/>
+      <w:bookmarkStart w:id="31" w:name="_Toc240277913"/>
       <w:r>
         <w:rPr>
           <w:b/>
@@ -16213,7 +16219,7 @@
         <w:pStyle w:val="Heading4"/>
         <w:spacing w:before="220" w:after="120"/>
       </w:pPr>
-      <w:bookmarkStart w:id="32" w:name="_Toc240268416"/>
+      <w:bookmarkStart w:id="32" w:name="_Toc240277914"/>
       <w:r>
         <w:rPr>
           <w:b/>
@@ -16343,7 +16349,7 @@
         <w:pStyle w:val="Heading2"/>
         <w:spacing w:before="360" w:after="180"/>
       </w:pPr>
-      <w:bookmarkStart w:id="33" w:name="_Toc240268417"/>
+      <w:bookmarkStart w:id="33" w:name="_Toc240277915"/>
       <w:r>
         <w:rPr>
           <w:b/>
@@ -16834,7 +16840,7 @@
         <w:pStyle w:val="Heading2"/>
         <w:spacing w:before="360" w:after="180"/>
       </w:pPr>
-      <w:bookmarkStart w:id="34" w:name="_Toc240268418"/>
+      <w:bookmarkStart w:id="34" w:name="_Toc240277916"/>
       <w:r>
         <w:rPr>
           <w:b/>
@@ -17327,7 +17333,7 @@
         <w:pStyle w:val="Heading2"/>
         <w:spacing w:before="360" w:after="180"/>
       </w:pPr>
-      <w:bookmarkStart w:id="35" w:name="_Toc240268419"/>
+      <w:bookmarkStart w:id="35" w:name="_Toc240277917"/>
       <w:r>
         <w:rPr>
           <w:b/>
@@ -17343,7 +17349,7 @@
         <w:pStyle w:val="Heading4"/>
         <w:spacing w:before="220" w:after="120"/>
       </w:pPr>
-      <w:bookmarkStart w:id="36" w:name="_Toc240268420"/>
+      <w:bookmarkStart w:id="36" w:name="_Toc240277918"/>
       <w:r>
         <w:rPr>
           <w:b/>
@@ -17366,7 +17372,7 @@
         <w:pStyle w:val="Heading4"/>
         <w:spacing w:before="220" w:after="120"/>
       </w:pPr>
-      <w:bookmarkStart w:id="37" w:name="_Toc240268421"/>
+      <w:bookmarkStart w:id="37" w:name="_Toc240277919"/>
       <w:r>
         <w:rPr>
           <w:b/>
@@ -17413,7 +17419,7 @@
         <w:pStyle w:val="Heading2"/>
         <w:spacing w:before="360" w:after="180"/>
       </w:pPr>
-      <w:bookmarkStart w:id="38" w:name="_Toc240268422"/>
+      <w:bookmarkStart w:id="38" w:name="_Toc240277920"/>
       <w:r>
         <w:rPr>
           <w:b/>
@@ -17572,7 +17578,7 @@
         <w:pStyle w:val="Heading2"/>
         <w:spacing w:before="360" w:after="180"/>
       </w:pPr>
-      <w:bookmarkStart w:id="39" w:name="_Toc240268423"/>
+      <w:bookmarkStart w:id="39" w:name="_Toc240277921"/>
       <w:r>
         <w:rPr>
           <w:b/>
@@ -17708,7 +17714,7 @@
         <w:pStyle w:val="Heading2"/>
         <w:spacing w:before="360" w:after="180"/>
       </w:pPr>
-      <w:bookmarkStart w:id="40" w:name="_Toc240268424"/>
+      <w:bookmarkStart w:id="40" w:name="_Toc240277922"/>
       <w:r>
         <w:rPr>
           <w:b/>
@@ -17786,7 +17792,7 @@
         <w:pStyle w:val="Heading2"/>
         <w:spacing w:before="360" w:after="180"/>
       </w:pPr>
-      <w:bookmarkStart w:id="41" w:name="_Toc240268425"/>
+      <w:bookmarkStart w:id="41" w:name="_Toc240277923"/>
       <w:r>
         <w:rPr>
           <w:b/>
@@ -17802,7 +17808,7 @@
         <w:pStyle w:val="Heading4"/>
         <w:spacing w:before="220" w:after="120"/>
       </w:pPr>
-      <w:bookmarkStart w:id="42" w:name="_Toc240268426"/>
+      <w:bookmarkStart w:id="42" w:name="_Toc240277924"/>
       <w:r>
         <w:rPr>
           <w:b/>
@@ -17869,7 +17875,7 @@
         <w:pStyle w:val="Heading4"/>
         <w:spacing w:before="220" w:after="120"/>
       </w:pPr>
-      <w:bookmarkStart w:id="43" w:name="_Toc240268427"/>
+      <w:bookmarkStart w:id="43" w:name="_Toc240277925"/>
       <w:r>
         <w:rPr>
           <w:b/>
@@ -17964,7 +17970,7 @@
         <w:pStyle w:val="Heading4"/>
         <w:spacing w:before="220" w:after="120"/>
       </w:pPr>
-      <w:bookmarkStart w:id="44" w:name="_Toc240268428"/>
+      <w:bookmarkStart w:id="44" w:name="_Toc240277926"/>
       <w:r>
         <w:rPr>
           <w:b/>
@@ -18274,7 +18280,7 @@
         <w:pStyle w:val="Heading1"/>
         <w:spacing w:before="480" w:after="240"/>
       </w:pPr>
-      <w:bookmarkStart w:id="45" w:name="_Toc240268429"/>
+      <w:bookmarkStart w:id="45" w:name="_Toc240277927"/>
       <w:r>
         <w:rPr>
           <w:b/>
@@ -18506,7 +18512,7 @@
         <w:pStyle w:val="Heading2"/>
         <w:spacing w:before="360" w:after="180"/>
       </w:pPr>
-      <w:bookmarkStart w:id="46" w:name="_Toc240268430"/>
+      <w:bookmarkStart w:id="46" w:name="_Toc240277928"/>
       <w:r>
         <w:rPr>
           <w:b/>
@@ -18573,7 +18579,7 @@
         <w:pStyle w:val="Heading2"/>
         <w:spacing w:before="360" w:after="180"/>
       </w:pPr>
-      <w:bookmarkStart w:id="47" w:name="_Toc240268431"/>
+      <w:bookmarkStart w:id="47" w:name="_Toc240277929"/>
       <w:r>
         <w:rPr>
           <w:b/>
@@ -18612,7 +18618,7 @@
         <w:pStyle w:val="Heading2"/>
         <w:spacing w:before="360" w:after="180"/>
       </w:pPr>
-      <w:bookmarkStart w:id="48" w:name="_Toc240268432"/>
+      <w:bookmarkStart w:id="48" w:name="_Toc240277930"/>
       <w:r>
         <w:rPr>
           <w:b/>
@@ -18796,7 +18802,7 @@
         <w:pStyle w:val="Heading2"/>
         <w:spacing w:before="360" w:after="180"/>
       </w:pPr>
-      <w:bookmarkStart w:id="49" w:name="_Toc240268433"/>
+      <w:bookmarkStart w:id="49" w:name="_Toc240277931"/>
       <w:r>
         <w:rPr>
           <w:b/>
@@ -18911,7 +18917,7 @@
         <w:pStyle w:val="Heading1"/>
         <w:spacing w:before="480" w:after="240"/>
       </w:pPr>
-      <w:bookmarkStart w:id="50" w:name="_Toc240268434"/>
+      <w:bookmarkStart w:id="50" w:name="_Toc240277932"/>
       <w:r>
         <w:rPr>
           <w:b/>
@@ -19143,7 +19149,7 @@
         <w:pStyle w:val="Heading2"/>
         <w:spacing w:before="360" w:after="180"/>
       </w:pPr>
-      <w:bookmarkStart w:id="51" w:name="_Toc240268435"/>
+      <w:bookmarkStart w:id="51" w:name="_Toc240277933"/>
       <w:r>
         <w:rPr>
           <w:b/>
@@ -19173,7 +19179,7 @@
         <w:pStyle w:val="Heading2"/>
         <w:spacing w:before="360" w:after="180"/>
       </w:pPr>
-      <w:bookmarkStart w:id="52" w:name="_Toc240268436"/>
+      <w:bookmarkStart w:id="52" w:name="_Toc240277934"/>
       <w:r>
         <w:rPr>
           <w:b/>
@@ -19215,7 +19221,7 @@
         <w:pStyle w:val="Heading2"/>
         <w:spacing w:before="360" w:after="180"/>
       </w:pPr>
-      <w:bookmarkStart w:id="53" w:name="_Toc240268437"/>
+      <w:bookmarkStart w:id="53" w:name="_Toc240277935"/>
       <w:r>
         <w:rPr>
           <w:b/>
@@ -19380,7 +19386,7 @@
         <w:pStyle w:val="Heading2"/>
         <w:spacing w:before="360" w:after="180"/>
       </w:pPr>
-      <w:bookmarkStart w:id="54" w:name="_Toc240268438"/>
+      <w:bookmarkStart w:id="54" w:name="_Toc240277936"/>
       <w:r>
         <w:rPr>
           <w:b/>
@@ -19446,7 +19452,7 @@
         <w:pStyle w:val="Heading2"/>
         <w:spacing w:before="360" w:after="180"/>
       </w:pPr>
-      <w:bookmarkStart w:id="55" w:name="_Toc240268439"/>
+      <w:bookmarkStart w:id="55" w:name="_Toc240277937"/>
       <w:r>
         <w:rPr>
           <w:b/>
@@ -19550,7 +19556,7 @@
         <w:pStyle w:val="Heading1"/>
         <w:spacing w:before="480" w:after="240"/>
       </w:pPr>
-      <w:bookmarkStart w:id="56" w:name="_Toc240268440"/>
+      <w:bookmarkStart w:id="56" w:name="_Toc240277938"/>
       <w:r>
         <w:rPr>
           <w:b/>
@@ -19782,7 +19788,7 @@
         <w:pStyle w:val="Heading2"/>
         <w:spacing w:before="360" w:after="180"/>
       </w:pPr>
-      <w:bookmarkStart w:id="57" w:name="_Toc240268441"/>
+      <w:bookmarkStart w:id="57" w:name="_Toc240277939"/>
       <w:r>
         <w:rPr>
           <w:b/>
@@ -19830,7 +19836,7 @@
         <w:pStyle w:val="Heading2"/>
         <w:spacing w:before="360" w:after="180"/>
       </w:pPr>
-      <w:bookmarkStart w:id="58" w:name="_Toc240268442"/>
+      <w:bookmarkStart w:id="58" w:name="_Toc240277940"/>
       <w:r>
         <w:rPr>
           <w:b/>
@@ -19965,7 +19971,7 @@
         <w:pStyle w:val="Heading2"/>
         <w:spacing w:before="360" w:after="180"/>
       </w:pPr>
-      <w:bookmarkStart w:id="59" w:name="_Toc240268443"/>
+      <w:bookmarkStart w:id="59" w:name="_Toc240277941"/>
       <w:r>
         <w:rPr>
           <w:b/>
@@ -20116,7 +20122,7 @@
         <w:pStyle w:val="Heading1"/>
         <w:spacing w:before="480" w:after="240"/>
       </w:pPr>
-      <w:bookmarkStart w:id="60" w:name="_Toc240268444"/>
+      <w:bookmarkStart w:id="60" w:name="_Toc240277942"/>
       <w:r>
         <w:rPr>
           <w:b/>
@@ -20348,7 +20354,7 @@
         <w:pStyle w:val="Heading2"/>
         <w:spacing w:before="360" w:after="180"/>
       </w:pPr>
-      <w:bookmarkStart w:id="61" w:name="_Toc240268445"/>
+      <w:bookmarkStart w:id="61" w:name="_Toc240277943"/>
       <w:r>
         <w:rPr>
           <w:b/>
@@ -20396,7 +20402,7 @@
         <w:pStyle w:val="Heading2"/>
         <w:spacing w:before="360" w:after="180"/>
       </w:pPr>
-      <w:bookmarkStart w:id="62" w:name="_Toc240268446"/>
+      <w:bookmarkStart w:id="62" w:name="_Toc240277944"/>
       <w:r>
         <w:rPr>
           <w:b/>
@@ -20624,7 +20630,7 @@
         <w:pStyle w:val="Heading2"/>
         <w:spacing w:before="360" w:after="180"/>
       </w:pPr>
-      <w:bookmarkStart w:id="63" w:name="_Toc240268447"/>
+      <w:bookmarkStart w:id="63" w:name="_Toc240277945"/>
       <w:r>
         <w:rPr>
           <w:b/>
@@ -20677,7 +20683,7 @@
         <w:pStyle w:val="Heading2"/>
         <w:spacing w:before="360" w:after="180"/>
       </w:pPr>
-      <w:bookmarkStart w:id="64" w:name="_Toc240268448"/>
+      <w:bookmarkStart w:id="64" w:name="_Toc240277946"/>
       <w:r>
         <w:rPr>
           <w:b/>
@@ -20869,7 +20875,7 @@
         <w:pStyle w:val="Heading1"/>
         <w:spacing w:before="480" w:after="240"/>
       </w:pPr>
-      <w:bookmarkStart w:id="65" w:name="_Toc240268449"/>
+      <w:bookmarkStart w:id="65" w:name="_Toc240277947"/>
       <w:r>
         <w:rPr>
           <w:b/>
@@ -21101,7 +21107,7 @@
         <w:pStyle w:val="Heading2"/>
         <w:spacing w:before="360" w:after="180"/>
       </w:pPr>
-      <w:bookmarkStart w:id="66" w:name="_Toc240268450"/>
+      <w:bookmarkStart w:id="66" w:name="_Toc240277948"/>
       <w:r>
         <w:rPr>
           <w:b/>
@@ -21404,7 +21410,7 @@
         <w:pStyle w:val="Heading2"/>
         <w:spacing w:before="360" w:after="180"/>
       </w:pPr>
-      <w:bookmarkStart w:id="67" w:name="_Toc240268451"/>
+      <w:bookmarkStart w:id="67" w:name="_Toc240277949"/>
       <w:r>
         <w:rPr>
           <w:b/>
@@ -21523,7 +21529,7 @@
         <w:pStyle w:val="Heading2"/>
         <w:spacing w:before="360" w:after="180"/>
       </w:pPr>
-      <w:bookmarkStart w:id="68" w:name="_Toc240268452"/>
+      <w:bookmarkStart w:id="68" w:name="_Toc240277950"/>
       <w:r>
         <w:rPr>
           <w:b/>
@@ -21643,7 +21649,7 @@
         <w:pStyle w:val="Heading2"/>
         <w:spacing w:before="360" w:after="180"/>
       </w:pPr>
-      <w:bookmarkStart w:id="69" w:name="_Toc240268453"/>
+      <w:bookmarkStart w:id="69" w:name="_Toc240277951"/>
       <w:r>
         <w:rPr>
           <w:b/>
@@ -21906,7 +21912,7 @@
         <w:pStyle w:val="Heading2"/>
         <w:spacing w:before="360" w:after="180"/>
       </w:pPr>
-      <w:bookmarkStart w:id="70" w:name="_Toc240268454"/>
+      <w:bookmarkStart w:id="70" w:name="_Toc240277952"/>
       <w:r>
         <w:rPr>
           <w:b/>
@@ -22077,7 +22083,7 @@
         <w:pStyle w:val="Heading1"/>
         <w:spacing w:before="480" w:after="240"/>
       </w:pPr>
-      <w:bookmarkStart w:id="71" w:name="_Toc240268455"/>
+      <w:bookmarkStart w:id="71" w:name="_Toc240277953"/>
       <w:r>
         <w:rPr>
           <w:b/>
@@ -22309,7 +22315,7 @@
         <w:pStyle w:val="Heading2"/>
         <w:spacing w:before="360" w:after="180"/>
       </w:pPr>
-      <w:bookmarkStart w:id="72" w:name="_Toc240268456"/>
+      <w:bookmarkStart w:id="72" w:name="_Toc240277954"/>
       <w:r>
         <w:rPr>
           <w:b/>
@@ -22445,7 +22451,7 @@
         <w:pStyle w:val="Heading2"/>
         <w:spacing w:before="360" w:after="180"/>
       </w:pPr>
-      <w:bookmarkStart w:id="73" w:name="_Toc240268457"/>
+      <w:bookmarkStart w:id="73" w:name="_Toc240277955"/>
       <w:r>
         <w:rPr>
           <w:b/>
@@ -22725,7 +22731,7 @@
         <w:pStyle w:val="Heading2"/>
         <w:spacing w:before="360" w:after="180"/>
       </w:pPr>
-      <w:bookmarkStart w:id="74" w:name="_Toc240268458"/>
+      <w:bookmarkStart w:id="74" w:name="_Toc240277956"/>
       <w:r>
         <w:rPr>
           <w:b/>
@@ -22903,7 +22909,7 @@
         <w:pStyle w:val="Heading1"/>
         <w:spacing w:before="480" w:after="240"/>
       </w:pPr>
-      <w:bookmarkStart w:id="75" w:name="_Toc240268459"/>
+      <w:bookmarkStart w:id="75" w:name="_Toc240277957"/>
       <w:r>
         <w:rPr>
           <w:b/>
@@ -23135,7 +23141,7 @@
         <w:pStyle w:val="Heading2"/>
         <w:spacing w:before="360" w:after="180"/>
       </w:pPr>
-      <w:bookmarkStart w:id="76" w:name="_Toc240268460"/>
+      <w:bookmarkStart w:id="76" w:name="_Toc240277958"/>
       <w:r>
         <w:rPr>
           <w:b/>
@@ -23313,7 +23319,7 @@
         <w:pStyle w:val="Heading2"/>
         <w:spacing w:before="360" w:after="180"/>
       </w:pPr>
-      <w:bookmarkStart w:id="77" w:name="_Toc240268461"/>
+      <w:bookmarkStart w:id="77" w:name="_Toc240277959"/>
       <w:r>
         <w:rPr>
           <w:b/>
@@ -23520,7 +23526,7 @@
         <w:pStyle w:val="Heading2"/>
         <w:spacing w:before="360" w:after="180"/>
       </w:pPr>
-      <w:bookmarkStart w:id="78" w:name="_Toc240268462"/>
+      <w:bookmarkStart w:id="78" w:name="_Toc240277960"/>
       <w:r>
         <w:rPr>
           <w:b/>
@@ -23589,7 +23595,7 @@
         <w:pStyle w:val="Heading2"/>
         <w:spacing w:before="360" w:after="180"/>
       </w:pPr>
-      <w:bookmarkStart w:id="79" w:name="_Toc240268463"/>
+      <w:bookmarkStart w:id="79" w:name="_Toc240277961"/>
       <w:r>
         <w:rPr>
           <w:b/>
@@ -23655,7 +23661,7 @@
         <w:pStyle w:val="Heading2"/>
         <w:spacing w:before="360" w:after="180"/>
       </w:pPr>
-      <w:bookmarkStart w:id="80" w:name="_Toc240268464"/>
+      <w:bookmarkStart w:id="80" w:name="_Toc240277962"/>
       <w:r>
         <w:rPr>
           <w:b/>
@@ -23929,7 +23935,7 @@
         <w:pStyle w:val="Heading2"/>
         <w:spacing w:before="360" w:after="180"/>
       </w:pPr>
-      <w:bookmarkStart w:id="81" w:name="_Toc240268465"/>
+      <w:bookmarkStart w:id="81" w:name="_Toc240277963"/>
       <w:r>
         <w:rPr>
           <w:b/>
@@ -24118,7 +24124,7 @@
         <w:pStyle w:val="Heading2"/>
         <w:spacing w:before="360" w:after="180"/>
       </w:pPr>
-      <w:bookmarkStart w:id="82" w:name="_Toc240268466"/>
+      <w:bookmarkStart w:id="82" w:name="_Toc240277964"/>
       <w:r>
         <w:rPr>
           <w:b/>
@@ -24280,7 +24286,7 @@
         <w:pStyle w:val="Heading1"/>
         <w:spacing w:before="480" w:after="240"/>
       </w:pPr>
-      <w:bookmarkStart w:id="83" w:name="_Toc240268467"/>
+      <w:bookmarkStart w:id="83" w:name="_Toc240277965"/>
       <w:r>
         <w:rPr>
           <w:b/>
@@ -24512,7 +24518,7 @@
         <w:pStyle w:val="Heading2"/>
         <w:spacing w:before="360" w:after="180"/>
       </w:pPr>
-      <w:bookmarkStart w:id="84" w:name="_Toc240268468"/>
+      <w:bookmarkStart w:id="84" w:name="_Toc240277966"/>
       <w:r>
         <w:rPr>
           <w:b/>
@@ -24577,7 +24583,7 @@
         <w:pStyle w:val="Heading2"/>
         <w:spacing w:before="360" w:after="180"/>
       </w:pPr>
-      <w:bookmarkStart w:id="85" w:name="_Toc240268469"/>
+      <w:bookmarkStart w:id="85" w:name="_Toc240277967"/>
       <w:r>
         <w:rPr>
           <w:b/>
@@ -24760,7 +24766,7 @@
         <w:pStyle w:val="Heading2"/>
         <w:spacing w:before="360" w:after="180"/>
       </w:pPr>
-      <w:bookmarkStart w:id="86" w:name="_Toc240268470"/>
+      <w:bookmarkStart w:id="86" w:name="_Toc240277968"/>
       <w:r>
         <w:rPr>
           <w:b/>
@@ -24943,7 +24949,7 @@
         <w:pStyle w:val="Heading2"/>
         <w:spacing w:before="360" w:after="180"/>
       </w:pPr>
-      <w:bookmarkStart w:id="87" w:name="_Toc240268471"/>
+      <w:bookmarkStart w:id="87" w:name="_Toc240277969"/>
       <w:r>
         <w:rPr>
           <w:b/>
@@ -25080,7 +25086,7 @@
         <w:pStyle w:val="Heading2"/>
         <w:spacing w:before="360" w:after="180"/>
       </w:pPr>
-      <w:bookmarkStart w:id="88" w:name="_Toc240268472"/>
+      <w:bookmarkStart w:id="88" w:name="_Toc240277970"/>
       <w:r>
         <w:rPr>
           <w:b/>
@@ -25308,7 +25314,7 @@
         <w:pStyle w:val="Heading2"/>
         <w:spacing w:before="360" w:after="180"/>
       </w:pPr>
-      <w:bookmarkStart w:id="89" w:name="_Toc240268473"/>
+      <w:bookmarkStart w:id="89" w:name="_Toc240277971"/>
       <w:r>
         <w:rPr>
           <w:b/>
@@ -25610,7 +25616,7 @@
         <w:pStyle w:val="Heading1"/>
         <w:spacing w:before="480" w:after="240"/>
       </w:pPr>
-      <w:bookmarkStart w:id="90" w:name="_Toc240268474"/>
+      <w:bookmarkStart w:id="90" w:name="_Toc240277972"/>
       <w:r>
         <w:rPr>
           <w:b/>
@@ -25635,7 +25641,7 @@
         <w:pStyle w:val="Heading3"/>
         <w:spacing w:before="280" w:after="140"/>
       </w:pPr>
-      <w:bookmarkStart w:id="91" w:name="_Toc240268475"/>
+      <w:bookmarkStart w:id="91" w:name="_Toc240277973"/>
       <w:r>
         <w:rPr>
           <w:b/>
@@ -26341,7 +26347,7 @@
         <w:pStyle w:val="Heading3"/>
         <w:spacing w:before="280" w:after="140"/>
       </w:pPr>
-      <w:bookmarkStart w:id="92" w:name="_Toc240268476"/>
+      <w:bookmarkStart w:id="92" w:name="_Toc240277974"/>
       <w:r>
         <w:rPr>
           <w:b/>
@@ -26696,7 +26702,7 @@
         <w:pStyle w:val="Heading3"/>
         <w:spacing w:before="280" w:after="140"/>
       </w:pPr>
-      <w:bookmarkStart w:id="93" w:name="_Toc240268477"/>
+      <w:bookmarkStart w:id="93" w:name="_Toc240277975"/>
       <w:r>
         <w:rPr>
           <w:b/>
@@ -27124,7 +27130,7 @@
         <w:pStyle w:val="Heading3"/>
         <w:spacing w:before="280" w:after="140"/>
       </w:pPr>
-      <w:bookmarkStart w:id="94" w:name="_Toc240268478"/>
+      <w:bookmarkStart w:id="94" w:name="_Toc240277976"/>
       <w:r>
         <w:rPr>
           <w:b/>
@@ -27537,7 +27543,7 @@
         <w:pStyle w:val="Heading3"/>
         <w:spacing w:before="280" w:after="140"/>
       </w:pPr>
-      <w:bookmarkStart w:id="95" w:name="_Toc240268479"/>
+      <w:bookmarkStart w:id="95" w:name="_Toc240277977"/>
       <w:r>
         <w:rPr>
           <w:b/>
@@ -27867,7 +27873,7 @@
         <w:pStyle w:val="Heading1"/>
         <w:spacing w:before="480" w:after="240"/>
       </w:pPr>
-      <w:bookmarkStart w:id="96" w:name="_Toc240268480"/>
+      <w:bookmarkStart w:id="96" w:name="_Toc240277978"/>
       <w:r>
         <w:rPr>
           <w:b/>
@@ -27892,7 +27898,7 @@
         <w:pStyle w:val="Heading3"/>
         <w:spacing w:before="280" w:after="140"/>
       </w:pPr>
-      <w:bookmarkStart w:id="97" w:name="_Toc240268481"/>
+      <w:bookmarkStart w:id="97" w:name="_Toc240277979"/>
       <w:r>
         <w:rPr>
           <w:b/>
@@ -28077,7 +28083,7 @@
         <w:pStyle w:val="Heading3"/>
         <w:spacing w:before="280" w:after="140"/>
       </w:pPr>
-      <w:bookmarkStart w:id="98" w:name="_Toc240268482"/>
+      <w:bookmarkStart w:id="98" w:name="_Toc240277980"/>
       <w:r>
         <w:rPr>
           <w:b/>
@@ -28262,7 +28268,7 @@
         <w:pStyle w:val="Heading3"/>
         <w:spacing w:before="280" w:after="140"/>
       </w:pPr>
-      <w:bookmarkStart w:id="99" w:name="_Toc240268483"/>
+      <w:bookmarkStart w:id="99" w:name="_Toc240277981"/>
       <w:r>
         <w:rPr>
           <w:b/>
@@ -28401,7 +28407,7 @@
         <w:pStyle w:val="Heading3"/>
         <w:spacing w:before="280" w:after="140"/>
       </w:pPr>
-      <w:bookmarkStart w:id="100" w:name="_Toc240268484"/>
+      <w:bookmarkStart w:id="100" w:name="_Toc240277982"/>
       <w:r>
         <w:rPr>
           <w:b/>
@@ -28591,7 +28597,7 @@
         <w:pStyle w:val="Heading1"/>
         <w:spacing w:before="480" w:after="240"/>
       </w:pPr>
-      <w:bookmarkStart w:id="101" w:name="_Toc240268485"/>
+      <w:bookmarkStart w:id="101" w:name="_Toc240277983"/>
       <w:r>
         <w:rPr>
           <w:b/>
@@ -28616,7 +28622,7 @@
         <w:pStyle w:val="Heading3"/>
         <w:spacing w:before="280" w:after="140"/>
       </w:pPr>
-      <w:bookmarkStart w:id="102" w:name="_Toc240268486"/>
+      <w:bookmarkStart w:id="102" w:name="_Toc240277984"/>
       <w:r>
         <w:rPr>
           <w:b/>
@@ -29035,7 +29041,7 @@
         <w:pStyle w:val="Heading3"/>
         <w:spacing w:before="280" w:after="140"/>
       </w:pPr>
-      <w:bookmarkStart w:id="103" w:name="_Toc240268487"/>
+      <w:bookmarkStart w:id="103" w:name="_Toc240277985"/>
       <w:r>
         <w:rPr>
           <w:b/>
@@ -29487,7 +29493,7 @@
         <w:pStyle w:val="Heading3"/>
         <w:spacing w:before="280" w:after="140"/>
       </w:pPr>
-      <w:bookmarkStart w:id="104" w:name="_Toc240268488"/>
+      <w:bookmarkStart w:id="104" w:name="_Toc240277986"/>
       <w:r>
         <w:rPr>
           <w:b/>
@@ -29883,7 +29889,7 @@
         <w:pStyle w:val="Heading3"/>
         <w:spacing w:before="280" w:after="140"/>
       </w:pPr>
-      <w:bookmarkStart w:id="105" w:name="_Toc240268489"/>
+      <w:bookmarkStart w:id="105" w:name="_Toc240277987"/>
       <w:r>
         <w:rPr>
           <w:b/>
@@ -30207,7 +30213,7 @@
         <w:pStyle w:val="Heading1"/>
         <w:spacing w:before="480" w:after="240"/>
       </w:pPr>
-      <w:bookmarkStart w:id="106" w:name="_Toc240268490"/>
+      <w:bookmarkStart w:id="106" w:name="_Toc240277988"/>
       <w:r>
         <w:rPr>
           <w:b/>
@@ -30224,7 +30230,7 @@
         <w:pStyle w:val="Heading3"/>
         <w:spacing w:before="280" w:after="140"/>
       </w:pPr>
-      <w:bookmarkStart w:id="107" w:name="_Toc240268491"/>
+      <w:bookmarkStart w:id="107" w:name="_Toc240277989"/>
       <w:r>
         <w:rPr>
           <w:b/>
@@ -31569,7 +31575,7 @@
         <w:pStyle w:val="Heading3"/>
         <w:spacing w:before="280" w:after="140"/>
       </w:pPr>
-      <w:bookmarkStart w:id="108" w:name="_Toc240268492"/>
+      <w:bookmarkStart w:id="108" w:name="_Toc240277990"/>
       <w:r>
         <w:rPr>
           <w:b/>
@@ -31911,7 +31917,7 @@
         <w:pStyle w:val="Heading1"/>
         <w:spacing w:before="480" w:after="240"/>
       </w:pPr>
-      <w:bookmarkStart w:id="109" w:name="_Toc240268493"/>
+      <w:bookmarkStart w:id="109" w:name="_Toc240277991"/>
       <w:r>
         <w:rPr>
           <w:b/>
@@ -31928,7 +31934,7 @@
         <w:pStyle w:val="Heading3"/>
         <w:spacing w:before="280" w:after="140"/>
       </w:pPr>
-      <w:bookmarkStart w:id="110" w:name="_Toc240268494"/>
+      <w:bookmarkStart w:id="110" w:name="_Toc240277992"/>
       <w:r>
         <w:rPr>
           <w:b/>
@@ -31945,7 +31951,7 @@
       <w:pPr>
         <w:spacing w:after="120"/>
       </w:pPr>
-      <w:hyperlink r:id="rId5" w:history="1">
+      <w:hyperlink r:id="rId7" w:history="1">
         <w:r>
           <w:rPr>
             <w:rStyle w:val="Hyperlink"/>
@@ -31959,7 +31965,7 @@
         <w:pStyle w:val="Heading3"/>
         <w:spacing w:before="280" w:after="140"/>
       </w:pPr>
-      <w:bookmarkStart w:id="111" w:name="_Toc240268495"/>
+      <w:bookmarkStart w:id="111" w:name="_Toc240277993"/>
       <w:r>
         <w:rPr>
           <w:b/>
@@ -31976,7 +31982,7 @@
       <w:pPr>
         <w:spacing w:after="120"/>
       </w:pPr>
-      <w:hyperlink r:id="rId6" w:history="1">
+      <w:hyperlink r:id="rId8" w:history="1">
         <w:r>
           <w:rPr>
             <w:rStyle w:val="Hyperlink"/>
@@ -31989,7 +31995,7 @@
       <w:pPr>
         <w:spacing w:after="120"/>
       </w:pPr>
-      <w:hyperlink r:id="rId7" w:history="1">
+      <w:hyperlink r:id="rId9" w:history="1">
         <w:r>
           <w:rPr>
             <w:rStyle w:val="Hyperlink"/>
@@ -32003,7 +32009,7 @@
         <w:pStyle w:val="Heading3"/>
         <w:spacing w:before="280" w:after="140"/>
       </w:pPr>
-      <w:bookmarkStart w:id="112" w:name="_Toc240268496"/>
+      <w:bookmarkStart w:id="112" w:name="_Toc240277994"/>
       <w:r>
         <w:rPr>
           <w:b/>
@@ -32020,7 +32026,7 @@
       <w:pPr>
         <w:spacing w:after="120"/>
       </w:pPr>
-      <w:hyperlink r:id="rId8" w:history="1">
+      <w:hyperlink r:id="rId10" w:history="1">
         <w:r>
           <w:rPr>
             <w:rStyle w:val="Hyperlink"/>
@@ -32033,7 +32039,7 @@
       <w:pPr>
         <w:spacing w:after="120"/>
       </w:pPr>
-      <w:hyperlink r:id="rId9" w:history="1">
+      <w:hyperlink r:id="rId11" w:history="1">
         <w:r>
           <w:rPr>
             <w:rStyle w:val="Hyperlink"/>
@@ -32047,7 +32053,7 @@
         <w:pStyle w:val="Heading3"/>
         <w:spacing w:before="280" w:after="140"/>
       </w:pPr>
-      <w:bookmarkStart w:id="113" w:name="_Toc240268497"/>
+      <w:bookmarkStart w:id="113" w:name="_Toc240277995"/>
       <w:r>
         <w:rPr>
           <w:b/>
@@ -32064,7 +32070,7 @@
       <w:pPr>
         <w:spacing w:after="120"/>
       </w:pPr>
-      <w:hyperlink r:id="rId10" w:history="1">
+      <w:hyperlink r:id="rId12" w:history="1">
         <w:r>
           <w:rPr>
             <w:rStyle w:val="Hyperlink"/>
@@ -32077,7 +32083,7 @@
       <w:pPr>
         <w:spacing w:after="120"/>
       </w:pPr>
-      <w:hyperlink r:id="rId11" w:history="1">
+      <w:hyperlink r:id="rId13" w:history="1">
         <w:r>
           <w:rPr>
             <w:rStyle w:val="Hyperlink"/>
@@ -32091,7 +32097,7 @@
         <w:pStyle w:val="Heading3"/>
         <w:spacing w:before="280" w:after="140"/>
       </w:pPr>
-      <w:bookmarkStart w:id="114" w:name="_Toc240268498"/>
+      <w:bookmarkStart w:id="114" w:name="_Toc240277996"/>
       <w:r>
         <w:rPr>
           <w:b/>
@@ -32108,7 +32114,7 @@
       <w:pPr>
         <w:spacing w:after="120"/>
       </w:pPr>
-      <w:hyperlink r:id="rId12" w:history="1">
+      <w:hyperlink r:id="rId14" w:history="1">
         <w:r>
           <w:rPr>
             <w:rStyle w:val="Hyperlink"/>
@@ -32121,7 +32127,7 @@
       <w:pPr>
         <w:spacing w:after="120"/>
       </w:pPr>
-      <w:hyperlink r:id="rId13" w:history="1">
+      <w:hyperlink r:id="rId15" w:history="1">
         <w:r>
           <w:rPr>
             <w:rStyle w:val="Hyperlink"/>
@@ -32134,7 +32140,7 @@
       <w:pPr>
         <w:spacing w:after="120"/>
       </w:pPr>
-      <w:hyperlink r:id="rId14" w:history="1">
+      <w:hyperlink r:id="rId16" w:history="1">
         <w:r>
           <w:rPr>
             <w:rStyle w:val="Hyperlink"/>
@@ -32153,7 +32159,7 @@
         <w:pStyle w:val="Heading1"/>
         <w:spacing w:before="480" w:after="240"/>
       </w:pPr>
-      <w:bookmarkStart w:id="115" w:name="_Toc240268499"/>
+      <w:bookmarkStart w:id="115" w:name="_Toc240277997"/>
       <w:r>
         <w:rPr>
           <w:b/>
@@ -32170,7 +32176,7 @@
         <w:pStyle w:val="Heading3"/>
         <w:spacing w:before="280" w:after="140"/>
       </w:pPr>
-      <w:bookmarkStart w:id="116" w:name="_Toc240268500"/>
+      <w:bookmarkStart w:id="116" w:name="_Toc240277998"/>
       <w:r>
         <w:rPr>
           <w:b/>
@@ -32214,7 +32220,7 @@
         <w:pStyle w:val="Heading3"/>
         <w:spacing w:before="280" w:after="140"/>
       </w:pPr>
-      <w:bookmarkStart w:id="117" w:name="_Toc240268501"/>
+      <w:bookmarkStart w:id="117" w:name="_Toc240277999"/>
       <w:r>
         <w:rPr>
           <w:b/>
@@ -32232,7 +32238,7 @@
         <w:pStyle w:val="Heading4"/>
         <w:spacing w:before="220" w:after="120"/>
       </w:pPr>
-      <w:bookmarkStart w:id="118" w:name="_Toc240268502"/>
+      <w:bookmarkStart w:id="118" w:name="_Toc240278000"/>
       <w:r>
         <w:rPr>
           <w:b/>
@@ -32255,7 +32261,7 @@
         <w:pStyle w:val="Heading4"/>
         <w:spacing w:before="220" w:after="120"/>
       </w:pPr>
-      <w:bookmarkStart w:id="119" w:name="_Toc240268503"/>
+      <w:bookmarkStart w:id="119" w:name="_Toc240278001"/>
       <w:r>
         <w:rPr>
           <w:b/>
@@ -32296,7 +32302,7 @@
         <w:pStyle w:val="Heading4"/>
         <w:spacing w:before="220" w:after="120"/>
       </w:pPr>
-      <w:bookmarkStart w:id="120" w:name="_Toc240268504"/>
+      <w:bookmarkStart w:id="120" w:name="_Toc240278002"/>
       <w:r>
         <w:rPr>
           <w:b/>
@@ -32319,7 +32325,7 @@
         <w:pStyle w:val="Heading3"/>
         <w:spacing w:before="280" w:after="140"/>
       </w:pPr>
-      <w:bookmarkStart w:id="121" w:name="_Toc240268505"/>
+      <w:bookmarkStart w:id="121" w:name="_Toc240278003"/>
       <w:r>
         <w:rPr>
           <w:b/>
@@ -32771,7 +32777,7 @@
         <w:pStyle w:val="Heading3"/>
         <w:spacing w:before="280" w:after="140"/>
       </w:pPr>
-      <w:bookmarkStart w:id="122" w:name="_Toc240268506"/>
+      <w:bookmarkStart w:id="122" w:name="_Toc240278004"/>
       <w:r>
         <w:rPr>
           <w:b/>
@@ -32841,7 +32847,7 @@
         <w:pStyle w:val="Heading3"/>
         <w:spacing w:before="280" w:after="140"/>
       </w:pPr>
-      <w:bookmarkStart w:id="123" w:name="_Toc240268507"/>
+      <w:bookmarkStart w:id="123" w:name="_Toc240278005"/>
       <w:r>
         <w:rPr>
           <w:b/>
